--- a/XEngine_Docment/Docment_zh.docx
+++ b/XEngine_Docment/Docment_zh.docx
@@ -11,7 +11,7 @@
           <w:szCs w:val="44"/>
         </w:rPr>
       </w:pPr>
-      <w:bookmarkStart w:id="0" w:name="_Toc217309310"/>
+      <w:bookmarkStart w:id="0" w:name="_Toc224562651"/>
       <w:r>
         <w:rPr>
           <w:rFonts w:hint="eastAsia"/>
@@ -85,7 +85,7 @@
           <w:r>
             <w:fldChar w:fldCharType="separate"/>
           </w:r>
-          <w:hyperlink w:anchor="_Toc217309310" w:history="1">
+          <w:hyperlink w:anchor="_Toc224562651" w:history="1">
             <w:r>
               <w:rPr>
                 <w:rStyle w:val="ae"/>
@@ -131,7 +131,7 @@
                 <w:noProof/>
                 <w:webHidden/>
               </w:rPr>
-              <w:instrText>PAGEREF _Toc217309310 \h</w:instrText>
+              <w:instrText>PAGEREF _Toc224562651 \h</w:instrText>
             </w:r>
             <w:r>
               <w:rPr>
@@ -187,7 +187,7 @@
               <w14:ligatures w14:val="standardContextual"/>
             </w:rPr>
           </w:pPr>
-          <w:hyperlink w:anchor="_Toc217309311" w:history="1">
+          <w:hyperlink w:anchor="_Toc224562652" w:history="1">
             <w:r>
               <w:rPr>
                 <w:rStyle w:val="ae"/>
@@ -225,7 +225,7 @@
                 <w:noProof/>
                 <w:webHidden/>
               </w:rPr>
-              <w:instrText>PAGEREF _Toc217309311 \h</w:instrText>
+              <w:instrText>PAGEREF _Toc224562652 \h</w:instrText>
             </w:r>
             <w:r>
               <w:rPr>
@@ -281,7 +281,7 @@
               <w14:ligatures w14:val="standardContextual"/>
             </w:rPr>
           </w:pPr>
-          <w:hyperlink w:anchor="_Toc217309312" w:history="1">
+          <w:hyperlink w:anchor="_Toc224562653" w:history="1">
             <w:r>
               <w:rPr>
                 <w:rStyle w:val="ae"/>
@@ -319,7 +319,7 @@
                 <w:noProof/>
                 <w:webHidden/>
               </w:rPr>
-              <w:instrText>PAGEREF _Toc217309312 \h</w:instrText>
+              <w:instrText>PAGEREF _Toc224562653 \h</w:instrText>
             </w:r>
             <w:r>
               <w:rPr>
@@ -375,7 +375,7 @@
               <w14:ligatures w14:val="standardContextual"/>
             </w:rPr>
           </w:pPr>
-          <w:hyperlink w:anchor="_Toc217309313" w:history="1">
+          <w:hyperlink w:anchor="_Toc224562654" w:history="1">
             <w:r>
               <w:rPr>
                 <w:rStyle w:val="ae"/>
@@ -413,7 +413,7 @@
                 <w:noProof/>
                 <w:webHidden/>
               </w:rPr>
-              <w:instrText>PAGEREF _Toc217309313 \h</w:instrText>
+              <w:instrText>PAGEREF _Toc224562654 \h</w:instrText>
             </w:r>
             <w:r>
               <w:rPr>
@@ -469,7 +469,7 @@
               <w14:ligatures w14:val="standardContextual"/>
             </w:rPr>
           </w:pPr>
-          <w:hyperlink w:anchor="_Toc217309314" w:history="1">
+          <w:hyperlink w:anchor="_Toc224562655" w:history="1">
             <w:r>
               <w:rPr>
                 <w:rStyle w:val="ae"/>
@@ -507,7 +507,7 @@
                 <w:noProof/>
                 <w:webHidden/>
               </w:rPr>
-              <w:instrText>PAGEREF _Toc217309314 \h</w:instrText>
+              <w:instrText>PAGEREF _Toc224562655 \h</w:instrText>
             </w:r>
             <w:r>
               <w:rPr>
@@ -563,7 +563,7 @@
               <w14:ligatures w14:val="standardContextual"/>
             </w:rPr>
           </w:pPr>
-          <w:hyperlink w:anchor="_Toc217309315" w:history="1">
+          <w:hyperlink w:anchor="_Toc224562656" w:history="1">
             <w:r>
               <w:rPr>
                 <w:rStyle w:val="ae"/>
@@ -617,7 +617,7 @@
                 <w:noProof/>
                 <w:webHidden/>
               </w:rPr>
-              <w:instrText>PAGEREF _Toc217309315 \h</w:instrText>
+              <w:instrText>PAGEREF _Toc224562656 \h</w:instrText>
             </w:r>
             <w:r>
               <w:rPr>
@@ -673,7 +673,7 @@
               <w14:ligatures w14:val="standardContextual"/>
             </w:rPr>
           </w:pPr>
-          <w:hyperlink w:anchor="_Toc217309316" w:history="1">
+          <w:hyperlink w:anchor="_Toc224562657" w:history="1">
             <w:r>
               <w:rPr>
                 <w:rStyle w:val="ae"/>
@@ -719,7 +719,7 @@
                 <w:noProof/>
                 <w:webHidden/>
               </w:rPr>
-              <w:instrText>PAGEREF _Toc217309316 \h</w:instrText>
+              <w:instrText>PAGEREF _Toc224562657 \h</w:instrText>
             </w:r>
             <w:r>
               <w:rPr>
@@ -775,7 +775,7 @@
               <w14:ligatures w14:val="standardContextual"/>
             </w:rPr>
           </w:pPr>
-          <w:hyperlink w:anchor="_Toc217309317" w:history="1">
+          <w:hyperlink w:anchor="_Toc224562658" w:history="1">
             <w:r>
               <w:rPr>
                 <w:rStyle w:val="ae"/>
@@ -821,7 +821,7 @@
                 <w:noProof/>
                 <w:webHidden/>
               </w:rPr>
-              <w:instrText>PAGEREF _Toc217309317 \h</w:instrText>
+              <w:instrText>PAGEREF _Toc224562658 \h</w:instrText>
             </w:r>
             <w:r>
               <w:rPr>
@@ -877,7 +877,7 @@
               <w14:ligatures w14:val="standardContextual"/>
             </w:rPr>
           </w:pPr>
-          <w:hyperlink w:anchor="_Toc217309318" w:history="1">
+          <w:hyperlink w:anchor="_Toc224562659" w:history="1">
             <w:r>
               <w:rPr>
                 <w:rStyle w:val="ae"/>
@@ -923,7 +923,7 @@
                 <w:noProof/>
                 <w:webHidden/>
               </w:rPr>
-              <w:instrText>PAGEREF _Toc217309318 \h</w:instrText>
+              <w:instrText>PAGEREF _Toc224562659 \h</w:instrText>
             </w:r>
             <w:r>
               <w:rPr>
@@ -953,7 +953,7 @@
                 <w:noProof/>
                 <w:webHidden/>
               </w:rPr>
-              <w:t>6</w:t>
+              <w:t>5</w:t>
             </w:r>
             <w:r>
               <w:rPr>
@@ -979,7 +979,7 @@
               <w14:ligatures w14:val="standardContextual"/>
             </w:rPr>
           </w:pPr>
-          <w:hyperlink w:anchor="_Toc217309319" w:history="1">
+          <w:hyperlink w:anchor="_Toc224562660" w:history="1">
             <w:r>
               <w:rPr>
                 <w:rStyle w:val="ae"/>
@@ -1025,7 +1025,7 @@
                 <w:noProof/>
                 <w:webHidden/>
               </w:rPr>
-              <w:instrText>PAGEREF _Toc217309319 \h</w:instrText>
+              <w:instrText>PAGEREF _Toc224562660 \h</w:instrText>
             </w:r>
             <w:r>
               <w:rPr>
@@ -1081,7 +1081,7 @@
               <w14:ligatures w14:val="standardContextual"/>
             </w:rPr>
           </w:pPr>
-          <w:hyperlink w:anchor="_Toc217309320" w:history="1">
+          <w:hyperlink w:anchor="_Toc224562661" w:history="1">
             <w:r>
               <w:rPr>
                 <w:rStyle w:val="ae"/>
@@ -1127,7 +1127,7 @@
                 <w:noProof/>
                 <w:webHidden/>
               </w:rPr>
-              <w:instrText>PAGEREF _Toc217309320 \h</w:instrText>
+              <w:instrText>PAGEREF _Toc224562661 \h</w:instrText>
             </w:r>
             <w:r>
               <w:rPr>
@@ -1183,7 +1183,7 @@
               <w14:ligatures w14:val="standardContextual"/>
             </w:rPr>
           </w:pPr>
-          <w:hyperlink w:anchor="_Toc217309321" w:history="1">
+          <w:hyperlink w:anchor="_Toc224562662" w:history="1">
             <w:r>
               <w:rPr>
                 <w:rStyle w:val="ae"/>
@@ -1229,7 +1229,7 @@
                 <w:noProof/>
                 <w:webHidden/>
               </w:rPr>
-              <w:instrText>PAGEREF _Toc217309321 \h</w:instrText>
+              <w:instrText>PAGEREF _Toc224562662 \h</w:instrText>
             </w:r>
             <w:r>
               <w:rPr>
@@ -1285,7 +1285,7 @@
               <w14:ligatures w14:val="standardContextual"/>
             </w:rPr>
           </w:pPr>
-          <w:hyperlink w:anchor="_Toc217309322" w:history="1">
+          <w:hyperlink w:anchor="_Toc224562663" w:history="1">
             <w:r>
               <w:rPr>
                 <w:rStyle w:val="ae"/>
@@ -1331,7 +1331,7 @@
                 <w:noProof/>
                 <w:webHidden/>
               </w:rPr>
-              <w:instrText>PAGEREF _Toc217309322 \h</w:instrText>
+              <w:instrText>PAGEREF _Toc224562663 \h</w:instrText>
             </w:r>
             <w:r>
               <w:rPr>
@@ -1387,7 +1387,7 @@
               <w14:ligatures w14:val="standardContextual"/>
             </w:rPr>
           </w:pPr>
-          <w:hyperlink w:anchor="_Toc217309323" w:history="1">
+          <w:hyperlink w:anchor="_Toc224562664" w:history="1">
             <w:r>
               <w:rPr>
                 <w:rStyle w:val="ae"/>
@@ -1441,7 +1441,7 @@
                 <w:noProof/>
                 <w:webHidden/>
               </w:rPr>
-              <w:instrText>PAGEREF _Toc217309323 \h</w:instrText>
+              <w:instrText>PAGEREF _Toc224562664 \h</w:instrText>
             </w:r>
             <w:r>
               <w:rPr>
@@ -1497,7 +1497,7 @@
               <w14:ligatures w14:val="standardContextual"/>
             </w:rPr>
           </w:pPr>
-          <w:hyperlink w:anchor="_Toc217309324" w:history="1">
+          <w:hyperlink w:anchor="_Toc224562665" w:history="1">
             <w:r>
               <w:rPr>
                 <w:rStyle w:val="ae"/>
@@ -1535,7 +1535,7 @@
                 <w:noProof/>
                 <w:webHidden/>
               </w:rPr>
-              <w:instrText>PAGEREF _Toc217309324 \h</w:instrText>
+              <w:instrText>PAGEREF _Toc224562665 \h</w:instrText>
             </w:r>
             <w:r>
               <w:rPr>
@@ -1591,7 +1591,7 @@
               <w14:ligatures w14:val="standardContextual"/>
             </w:rPr>
           </w:pPr>
-          <w:hyperlink w:anchor="_Toc217309325" w:history="1">
+          <w:hyperlink w:anchor="_Toc224562666" w:history="1">
             <w:r>
               <w:rPr>
                 <w:rStyle w:val="ae"/>
@@ -1637,7 +1637,7 @@
                 <w:noProof/>
                 <w:webHidden/>
               </w:rPr>
-              <w:instrText>PAGEREF _Toc217309325 \h</w:instrText>
+              <w:instrText>PAGEREF _Toc224562666 \h</w:instrText>
             </w:r>
             <w:r>
               <w:rPr>
@@ -1667,7 +1667,7 @@
                 <w:noProof/>
                 <w:webHidden/>
               </w:rPr>
-              <w:t>7</w:t>
+              <w:t>6</w:t>
             </w:r>
             <w:r>
               <w:rPr>
@@ -1693,7 +1693,7 @@
               <w14:ligatures w14:val="standardContextual"/>
             </w:rPr>
           </w:pPr>
-          <w:hyperlink w:anchor="_Toc217309326" w:history="1">
+          <w:hyperlink w:anchor="_Toc224562667" w:history="1">
             <w:r>
               <w:rPr>
                 <w:rStyle w:val="ae"/>
@@ -1739,7 +1739,7 @@
                 <w:noProof/>
                 <w:webHidden/>
               </w:rPr>
-              <w:instrText>PAGEREF _Toc217309326 \h</w:instrText>
+              <w:instrText>PAGEREF _Toc224562667 \h</w:instrText>
             </w:r>
             <w:r>
               <w:rPr>
@@ -1795,7 +1795,7 @@
               <w14:ligatures w14:val="standardContextual"/>
             </w:rPr>
           </w:pPr>
-          <w:hyperlink w:anchor="_Toc217309327" w:history="1">
+          <w:hyperlink w:anchor="_Toc224562668" w:history="1">
             <w:r>
               <w:rPr>
                 <w:rStyle w:val="ae"/>
@@ -1833,7 +1833,7 @@
                 <w:noProof/>
                 <w:webHidden/>
               </w:rPr>
-              <w:instrText>PAGEREF _Toc217309327 \h</w:instrText>
+              <w:instrText>PAGEREF _Toc224562668 \h</w:instrText>
             </w:r>
             <w:r>
               <w:rPr>
@@ -1889,7 +1889,7 @@
               <w14:ligatures w14:val="standardContextual"/>
             </w:rPr>
           </w:pPr>
-          <w:hyperlink w:anchor="_Toc217309328" w:history="1">
+          <w:hyperlink w:anchor="_Toc224562669" w:history="1">
             <w:r>
               <w:rPr>
                 <w:rStyle w:val="ae"/>
@@ -1927,7 +1927,7 @@
                 <w:noProof/>
                 <w:webHidden/>
               </w:rPr>
-              <w:instrText>PAGEREF _Toc217309328 \h</w:instrText>
+              <w:instrText>PAGEREF _Toc224562669 \h</w:instrText>
             </w:r>
             <w:r>
               <w:rPr>
@@ -1983,7 +1983,7 @@
               <w14:ligatures w14:val="standardContextual"/>
             </w:rPr>
           </w:pPr>
-          <w:hyperlink w:anchor="_Toc217309329" w:history="1">
+          <w:hyperlink w:anchor="_Toc224562670" w:history="1">
             <w:r>
               <w:rPr>
                 <w:rStyle w:val="ae"/>
@@ -2029,7 +2029,7 @@
                 <w:noProof/>
                 <w:webHidden/>
               </w:rPr>
-              <w:instrText>PAGEREF _Toc217309329 \h</w:instrText>
+              <w:instrText>PAGEREF _Toc224562670 \h</w:instrText>
             </w:r>
             <w:r>
               <w:rPr>
@@ -2085,7 +2085,7 @@
               <w14:ligatures w14:val="standardContextual"/>
             </w:rPr>
           </w:pPr>
-          <w:hyperlink w:anchor="_Toc217309330" w:history="1">
+          <w:hyperlink w:anchor="_Toc224562671" w:history="1">
             <w:r>
               <w:rPr>
                 <w:rStyle w:val="ae"/>
@@ -2139,7 +2139,7 @@
                 <w:noProof/>
                 <w:webHidden/>
               </w:rPr>
-              <w:instrText>PAGEREF _Toc217309330 \h</w:instrText>
+              <w:instrText>PAGEREF _Toc224562671 \h</w:instrText>
             </w:r>
             <w:r>
               <w:rPr>
@@ -2195,7 +2195,7 @@
               <w14:ligatures w14:val="standardContextual"/>
             </w:rPr>
           </w:pPr>
-          <w:hyperlink w:anchor="_Toc217309331" w:history="1">
+          <w:hyperlink w:anchor="_Toc224562672" w:history="1">
             <w:r>
               <w:rPr>
                 <w:rStyle w:val="ae"/>
@@ -2241,7 +2241,7 @@
                 <w:noProof/>
                 <w:webHidden/>
               </w:rPr>
-              <w:instrText>PAGEREF _Toc217309331 \h</w:instrText>
+              <w:instrText>PAGEREF _Toc224562672 \h</w:instrText>
             </w:r>
             <w:r>
               <w:rPr>
@@ -2297,7 +2297,7 @@
               <w14:ligatures w14:val="standardContextual"/>
             </w:rPr>
           </w:pPr>
-          <w:hyperlink w:anchor="_Toc217309332" w:history="1">
+          <w:hyperlink w:anchor="_Toc224562673" w:history="1">
             <w:r>
               <w:rPr>
                 <w:rStyle w:val="ae"/>
@@ -2343,7 +2343,7 @@
                 <w:noProof/>
                 <w:webHidden/>
               </w:rPr>
-              <w:instrText>PAGEREF _Toc217309332 \h</w:instrText>
+              <w:instrText>PAGEREF _Toc224562673 \h</w:instrText>
             </w:r>
             <w:r>
               <w:rPr>
@@ -2399,7 +2399,7 @@
               <w14:ligatures w14:val="standardContextual"/>
             </w:rPr>
           </w:pPr>
-          <w:hyperlink w:anchor="_Toc217309333" w:history="1">
+          <w:hyperlink w:anchor="_Toc224562674" w:history="1">
             <w:r>
               <w:rPr>
                 <w:rStyle w:val="ae"/>
@@ -2445,7 +2445,7 @@
                 <w:noProof/>
                 <w:webHidden/>
               </w:rPr>
-              <w:instrText>PAGEREF _Toc217309333 \h</w:instrText>
+              <w:instrText>PAGEREF _Toc224562674 \h</w:instrText>
             </w:r>
             <w:r>
               <w:rPr>
@@ -2501,7 +2501,7 @@
               <w14:ligatures w14:val="standardContextual"/>
             </w:rPr>
           </w:pPr>
-          <w:hyperlink w:anchor="_Toc217309334" w:history="1">
+          <w:hyperlink w:anchor="_Toc224562675" w:history="1">
             <w:r>
               <w:rPr>
                 <w:rStyle w:val="ae"/>
@@ -2547,7 +2547,7 @@
                 <w:noProof/>
                 <w:webHidden/>
               </w:rPr>
-              <w:instrText>PAGEREF _Toc217309334 \h</w:instrText>
+              <w:instrText>PAGEREF _Toc224562675 \h</w:instrText>
             </w:r>
             <w:r>
               <w:rPr>
@@ -2603,7 +2603,7 @@
               <w14:ligatures w14:val="standardContextual"/>
             </w:rPr>
           </w:pPr>
-          <w:hyperlink w:anchor="_Toc217309335" w:history="1">
+          <w:hyperlink w:anchor="_Toc224562676" w:history="1">
             <w:r>
               <w:rPr>
                 <w:rStyle w:val="ae"/>
@@ -2657,7 +2657,7 @@
                 <w:noProof/>
                 <w:webHidden/>
               </w:rPr>
-              <w:instrText>PAGEREF _Toc217309335 \h</w:instrText>
+              <w:instrText>PAGEREF _Toc224562676 \h</w:instrText>
             </w:r>
             <w:r>
               <w:rPr>
@@ -2713,7 +2713,7 @@
               <w14:ligatures w14:val="standardContextual"/>
             </w:rPr>
           </w:pPr>
-          <w:hyperlink w:anchor="_Toc217309336" w:history="1">
+          <w:hyperlink w:anchor="_Toc224562677" w:history="1">
             <w:r>
               <w:rPr>
                 <w:rStyle w:val="ae"/>
@@ -2759,7 +2759,7 @@
                 <w:noProof/>
                 <w:webHidden/>
               </w:rPr>
-              <w:instrText>PAGEREF _Toc217309336 \h</w:instrText>
+              <w:instrText>PAGEREF _Toc224562677 \h</w:instrText>
             </w:r>
             <w:r>
               <w:rPr>
@@ -2815,7 +2815,7 @@
               <w14:ligatures w14:val="standardContextual"/>
             </w:rPr>
           </w:pPr>
-          <w:hyperlink w:anchor="_Toc217309337" w:history="1">
+          <w:hyperlink w:anchor="_Toc224562678" w:history="1">
             <w:r>
               <w:rPr>
                 <w:rStyle w:val="ae"/>
@@ -2861,7 +2861,7 @@
                 <w:noProof/>
                 <w:webHidden/>
               </w:rPr>
-              <w:instrText>PAGEREF _Toc217309337 \h</w:instrText>
+              <w:instrText>PAGEREF _Toc224562678 \h</w:instrText>
             </w:r>
             <w:r>
               <w:rPr>
@@ -2917,7 +2917,7 @@
               <w14:ligatures w14:val="standardContextual"/>
             </w:rPr>
           </w:pPr>
-          <w:hyperlink w:anchor="_Toc217309338" w:history="1">
+          <w:hyperlink w:anchor="_Toc224562679" w:history="1">
             <w:r>
               <w:rPr>
                 <w:rStyle w:val="ae"/>
@@ -2963,7 +2963,7 @@
                 <w:noProof/>
                 <w:webHidden/>
               </w:rPr>
-              <w:instrText>PAGEREF _Toc217309338 \h</w:instrText>
+              <w:instrText>PAGEREF _Toc224562679 \h</w:instrText>
             </w:r>
             <w:r>
               <w:rPr>
@@ -3019,7 +3019,7 @@
               <w14:ligatures w14:val="standardContextual"/>
             </w:rPr>
           </w:pPr>
-          <w:hyperlink w:anchor="_Toc217309339" w:history="1">
+          <w:hyperlink w:anchor="_Toc224562680" w:history="1">
             <w:r>
               <w:rPr>
                 <w:rStyle w:val="ae"/>
@@ -3073,7 +3073,7 @@
                 <w:noProof/>
                 <w:webHidden/>
               </w:rPr>
-              <w:instrText>PAGEREF _Toc217309339 \h</w:instrText>
+              <w:instrText>PAGEREF _Toc224562680 \h</w:instrText>
             </w:r>
             <w:r>
               <w:rPr>
@@ -3129,7 +3129,7 @@
               <w14:ligatures w14:val="standardContextual"/>
             </w:rPr>
           </w:pPr>
-          <w:hyperlink w:anchor="_Toc217309340" w:history="1">
+          <w:hyperlink w:anchor="_Toc224562681" w:history="1">
             <w:r>
               <w:rPr>
                 <w:rStyle w:val="ae"/>
@@ -3175,7 +3175,7 @@
                 <w:noProof/>
                 <w:webHidden/>
               </w:rPr>
-              <w:instrText>PAGEREF _Toc217309340 \h</w:instrText>
+              <w:instrText>PAGEREF _Toc224562681 \h</w:instrText>
             </w:r>
             <w:r>
               <w:rPr>
@@ -3231,7 +3231,7 @@
               <w14:ligatures w14:val="standardContextual"/>
             </w:rPr>
           </w:pPr>
-          <w:hyperlink w:anchor="_Toc217309341" w:history="1">
+          <w:hyperlink w:anchor="_Toc224562682" w:history="1">
             <w:r>
               <w:rPr>
                 <w:rStyle w:val="ae"/>
@@ -3277,7 +3277,7 @@
                 <w:noProof/>
                 <w:webHidden/>
               </w:rPr>
-              <w:instrText>PAGEREF _Toc217309341 \h</w:instrText>
+              <w:instrText>PAGEREF _Toc224562682 \h</w:instrText>
             </w:r>
             <w:r>
               <w:rPr>
@@ -3333,7 +3333,7 @@
               <w14:ligatures w14:val="standardContextual"/>
             </w:rPr>
           </w:pPr>
-          <w:hyperlink w:anchor="_Toc217309342" w:history="1">
+          <w:hyperlink w:anchor="_Toc224562683" w:history="1">
             <w:r>
               <w:rPr>
                 <w:rStyle w:val="ae"/>
@@ -3379,7 +3379,7 @@
                 <w:noProof/>
                 <w:webHidden/>
               </w:rPr>
-              <w:instrText>PAGEREF _Toc217309342 \h</w:instrText>
+              <w:instrText>PAGEREF _Toc224562683 \h</w:instrText>
             </w:r>
             <w:r>
               <w:rPr>
@@ -3435,7 +3435,7 @@
               <w14:ligatures w14:val="standardContextual"/>
             </w:rPr>
           </w:pPr>
-          <w:hyperlink w:anchor="_Toc217309343" w:history="1">
+          <w:hyperlink w:anchor="_Toc224562684" w:history="1">
             <w:r>
               <w:rPr>
                 <w:rStyle w:val="ae"/>
@@ -3481,7 +3481,7 @@
                 <w:noProof/>
                 <w:webHidden/>
               </w:rPr>
-              <w:instrText>PAGEREF _Toc217309343 \h</w:instrText>
+              <w:instrText>PAGEREF _Toc224562684 \h</w:instrText>
             </w:r>
             <w:r>
               <w:rPr>
@@ -3537,7 +3537,7 @@
               <w14:ligatures w14:val="standardContextual"/>
             </w:rPr>
           </w:pPr>
-          <w:hyperlink w:anchor="_Toc217309344" w:history="1">
+          <w:hyperlink w:anchor="_Toc224562685" w:history="1">
             <w:r>
               <w:rPr>
                 <w:rStyle w:val="ae"/>
@@ -3583,7 +3583,7 @@
                 <w:noProof/>
                 <w:webHidden/>
               </w:rPr>
-              <w:instrText>PAGEREF _Toc217309344 \h</w:instrText>
+              <w:instrText>PAGEREF _Toc224562685 \h</w:instrText>
             </w:r>
             <w:r>
               <w:rPr>
@@ -3639,7 +3639,7 @@
               <w14:ligatures w14:val="standardContextual"/>
             </w:rPr>
           </w:pPr>
-          <w:hyperlink w:anchor="_Toc217309345" w:history="1">
+          <w:hyperlink w:anchor="_Toc224562686" w:history="1">
             <w:r>
               <w:rPr>
                 <w:rStyle w:val="ae"/>
@@ -3685,7 +3685,7 @@
                 <w:noProof/>
                 <w:webHidden/>
               </w:rPr>
-              <w:instrText>PAGEREF _Toc217309345 \h</w:instrText>
+              <w:instrText>PAGEREF _Toc224562686 \h</w:instrText>
             </w:r>
             <w:r>
               <w:rPr>
@@ -3741,7 +3741,7 @@
               <w14:ligatures w14:val="standardContextual"/>
             </w:rPr>
           </w:pPr>
-          <w:hyperlink w:anchor="_Toc217309346" w:history="1">
+          <w:hyperlink w:anchor="_Toc224562687" w:history="1">
             <w:r>
               <w:rPr>
                 <w:rStyle w:val="ae"/>
@@ -3787,7 +3787,7 @@
                 <w:noProof/>
                 <w:webHidden/>
               </w:rPr>
-              <w:instrText>PAGEREF _Toc217309346 \h</w:instrText>
+              <w:instrText>PAGEREF _Toc224562687 \h</w:instrText>
             </w:r>
             <w:r>
               <w:rPr>
@@ -3843,7 +3843,7 @@
               <w14:ligatures w14:val="standardContextual"/>
             </w:rPr>
           </w:pPr>
-          <w:hyperlink w:anchor="_Toc217309347" w:history="1">
+          <w:hyperlink w:anchor="_Toc224562688" w:history="1">
             <w:r>
               <w:rPr>
                 <w:rStyle w:val="ae"/>
@@ -3889,7 +3889,7 @@
                 <w:noProof/>
                 <w:webHidden/>
               </w:rPr>
-              <w:instrText>PAGEREF _Toc217309347 \h</w:instrText>
+              <w:instrText>PAGEREF _Toc224562688 \h</w:instrText>
             </w:r>
             <w:r>
               <w:rPr>
@@ -3945,7 +3945,7 @@
               <w14:ligatures w14:val="standardContextual"/>
             </w:rPr>
           </w:pPr>
-          <w:hyperlink w:anchor="_Toc217309348" w:history="1">
+          <w:hyperlink w:anchor="_Toc224562689" w:history="1">
             <w:r>
               <w:rPr>
                 <w:rStyle w:val="ae"/>
@@ -3991,7 +3991,7 @@
                 <w:noProof/>
                 <w:webHidden/>
               </w:rPr>
-              <w:instrText>PAGEREF _Toc217309348 \h</w:instrText>
+              <w:instrText>PAGEREF _Toc224562689 \h</w:instrText>
             </w:r>
             <w:r>
               <w:rPr>
@@ -4047,7 +4047,7 @@
               <w14:ligatures w14:val="standardContextual"/>
             </w:rPr>
           </w:pPr>
-          <w:hyperlink w:anchor="_Toc217309349" w:history="1">
+          <w:hyperlink w:anchor="_Toc224562690" w:history="1">
             <w:r>
               <w:rPr>
                 <w:rStyle w:val="ae"/>
@@ -4093,7 +4093,7 @@
                 <w:noProof/>
                 <w:webHidden/>
               </w:rPr>
-              <w:instrText>PAGEREF _Toc217309349 \h</w:instrText>
+              <w:instrText>PAGEREF _Toc224562690 \h</w:instrText>
             </w:r>
             <w:r>
               <w:rPr>
@@ -4149,7 +4149,7 @@
               <w14:ligatures w14:val="standardContextual"/>
             </w:rPr>
           </w:pPr>
-          <w:hyperlink w:anchor="_Toc217309350" w:history="1">
+          <w:hyperlink w:anchor="_Toc224562691" w:history="1">
             <w:r>
               <w:rPr>
                 <w:rStyle w:val="ae"/>
@@ -4195,7 +4195,7 @@
                 <w:noProof/>
                 <w:webHidden/>
               </w:rPr>
-              <w:instrText>PAGEREF _Toc217309350 \h</w:instrText>
+              <w:instrText>PAGEREF _Toc224562691 \h</w:instrText>
             </w:r>
             <w:r>
               <w:rPr>
@@ -4251,7 +4251,7 @@
               <w14:ligatures w14:val="standardContextual"/>
             </w:rPr>
           </w:pPr>
-          <w:hyperlink w:anchor="_Toc217309351" w:history="1">
+          <w:hyperlink w:anchor="_Toc224562692" w:history="1">
             <w:r>
               <w:rPr>
                 <w:rStyle w:val="ae"/>
@@ -4297,7 +4297,7 @@
                 <w:noProof/>
                 <w:webHidden/>
               </w:rPr>
-              <w:instrText>PAGEREF _Toc217309351 \h</w:instrText>
+              <w:instrText>PAGEREF _Toc224562692 \h</w:instrText>
             </w:r>
             <w:r>
               <w:rPr>
@@ -4353,7 +4353,7 @@
               <w14:ligatures w14:val="standardContextual"/>
             </w:rPr>
           </w:pPr>
-          <w:hyperlink w:anchor="_Toc217309352" w:history="1">
+          <w:hyperlink w:anchor="_Toc224562693" w:history="1">
             <w:r>
               <w:rPr>
                 <w:rStyle w:val="ae"/>
@@ -4399,7 +4399,7 @@
                 <w:noProof/>
                 <w:webHidden/>
               </w:rPr>
-              <w:instrText>PAGEREF _Toc217309352 \h</w:instrText>
+              <w:instrText>PAGEREF _Toc224562693 \h</w:instrText>
             </w:r>
             <w:r>
               <w:rPr>
@@ -4455,7 +4455,7 @@
               <w14:ligatures w14:val="standardContextual"/>
             </w:rPr>
           </w:pPr>
-          <w:hyperlink w:anchor="_Toc217309353" w:history="1">
+          <w:hyperlink w:anchor="_Toc224562694" w:history="1">
             <w:r>
               <w:rPr>
                 <w:rStyle w:val="ae"/>
@@ -4501,7 +4501,7 @@
                 <w:noProof/>
                 <w:webHidden/>
               </w:rPr>
-              <w:instrText>PAGEREF _Toc217309353 \h</w:instrText>
+              <w:instrText>PAGEREF _Toc224562694 \h</w:instrText>
             </w:r>
             <w:r>
               <w:rPr>
@@ -4557,7 +4557,7 @@
               <w14:ligatures w14:val="standardContextual"/>
             </w:rPr>
           </w:pPr>
-          <w:hyperlink w:anchor="_Toc217309354" w:history="1">
+          <w:hyperlink w:anchor="_Toc224562695" w:history="1">
             <w:r>
               <w:rPr>
                 <w:rStyle w:val="ae"/>
@@ -4603,7 +4603,7 @@
                 <w:noProof/>
                 <w:webHidden/>
               </w:rPr>
-              <w:instrText>PAGEREF _Toc217309354 \h</w:instrText>
+              <w:instrText>PAGEREF _Toc224562695 \h</w:instrText>
             </w:r>
             <w:r>
               <w:rPr>
@@ -4659,7 +4659,7 @@
               <w14:ligatures w14:val="standardContextual"/>
             </w:rPr>
           </w:pPr>
-          <w:hyperlink w:anchor="_Toc217309355" w:history="1">
+          <w:hyperlink w:anchor="_Toc224562696" w:history="1">
             <w:r>
               <w:rPr>
                 <w:rStyle w:val="ae"/>
@@ -4705,7 +4705,7 @@
                 <w:noProof/>
                 <w:webHidden/>
               </w:rPr>
-              <w:instrText>PAGEREF _Toc217309355 \h</w:instrText>
+              <w:instrText>PAGEREF _Toc224562696 \h</w:instrText>
             </w:r>
             <w:r>
               <w:rPr>
@@ -4761,7 +4761,7 @@
               <w14:ligatures w14:val="standardContextual"/>
             </w:rPr>
           </w:pPr>
-          <w:hyperlink w:anchor="_Toc217309356" w:history="1">
+          <w:hyperlink w:anchor="_Toc224562697" w:history="1">
             <w:r>
               <w:rPr>
                 <w:rStyle w:val="ae"/>
@@ -4807,7 +4807,7 @@
                 <w:noProof/>
                 <w:webHidden/>
               </w:rPr>
-              <w:instrText>PAGEREF _Toc217309356 \h</w:instrText>
+              <w:instrText>PAGEREF _Toc224562697 \h</w:instrText>
             </w:r>
             <w:r>
               <w:rPr>
@@ -4863,7 +4863,7 @@
               <w14:ligatures w14:val="standardContextual"/>
             </w:rPr>
           </w:pPr>
-          <w:hyperlink w:anchor="_Toc217309357" w:history="1">
+          <w:hyperlink w:anchor="_Toc224562698" w:history="1">
             <w:r>
               <w:rPr>
                 <w:rStyle w:val="ae"/>
@@ -4909,7 +4909,7 @@
                 <w:noProof/>
                 <w:webHidden/>
               </w:rPr>
-              <w:instrText>PAGEREF _Toc217309357 \h</w:instrText>
+              <w:instrText>PAGEREF _Toc224562698 \h</w:instrText>
             </w:r>
             <w:r>
               <w:rPr>
@@ -4965,7 +4965,7 @@
               <w14:ligatures w14:val="standardContextual"/>
             </w:rPr>
           </w:pPr>
-          <w:hyperlink w:anchor="_Toc217309358" w:history="1">
+          <w:hyperlink w:anchor="_Toc224562699" w:history="1">
             <w:r>
               <w:rPr>
                 <w:rStyle w:val="ae"/>
@@ -5011,7 +5011,7 @@
                 <w:noProof/>
                 <w:webHidden/>
               </w:rPr>
-              <w:instrText>PAGEREF _Toc217309358 \h</w:instrText>
+              <w:instrText>PAGEREF _Toc224562699 \h</w:instrText>
             </w:r>
             <w:r>
               <w:rPr>
@@ -5067,7 +5067,7 @@
               <w14:ligatures w14:val="standardContextual"/>
             </w:rPr>
           </w:pPr>
-          <w:hyperlink w:anchor="_Toc217309359" w:history="1">
+          <w:hyperlink w:anchor="_Toc224562700" w:history="1">
             <w:r>
               <w:rPr>
                 <w:rStyle w:val="ae"/>
@@ -5113,7 +5113,7 @@
                 <w:noProof/>
                 <w:webHidden/>
               </w:rPr>
-              <w:instrText>PAGEREF _Toc217309359 \h</w:instrText>
+              <w:instrText>PAGEREF _Toc224562700 \h</w:instrText>
             </w:r>
             <w:r>
               <w:rPr>
@@ -5169,7 +5169,7 @@
               <w14:ligatures w14:val="standardContextual"/>
             </w:rPr>
           </w:pPr>
-          <w:hyperlink w:anchor="_Toc217309360" w:history="1">
+          <w:hyperlink w:anchor="_Toc224562701" w:history="1">
             <w:r>
               <w:rPr>
                 <w:rStyle w:val="ae"/>
@@ -5215,7 +5215,7 @@
                 <w:noProof/>
                 <w:webHidden/>
               </w:rPr>
-              <w:instrText>PAGEREF _Toc217309360 \h</w:instrText>
+              <w:instrText>PAGEREF _Toc224562701 \h</w:instrText>
             </w:r>
             <w:r>
               <w:rPr>
@@ -5271,7 +5271,7 @@
               <w14:ligatures w14:val="standardContextual"/>
             </w:rPr>
           </w:pPr>
-          <w:hyperlink w:anchor="_Toc217309361" w:history="1">
+          <w:hyperlink w:anchor="_Toc224562702" w:history="1">
             <w:r>
               <w:rPr>
                 <w:rStyle w:val="ae"/>
@@ -5317,7 +5317,7 @@
                 <w:noProof/>
                 <w:webHidden/>
               </w:rPr>
-              <w:instrText>PAGEREF _Toc217309361 \h</w:instrText>
+              <w:instrText>PAGEREF _Toc224562702 \h</w:instrText>
             </w:r>
             <w:r>
               <w:rPr>
@@ -5373,7 +5373,7 @@
               <w14:ligatures w14:val="standardContextual"/>
             </w:rPr>
           </w:pPr>
-          <w:hyperlink w:anchor="_Toc217309362" w:history="1">
+          <w:hyperlink w:anchor="_Toc224562703" w:history="1">
             <w:r>
               <w:rPr>
                 <w:rStyle w:val="ae"/>
@@ -5419,7 +5419,7 @@
                 <w:noProof/>
                 <w:webHidden/>
               </w:rPr>
-              <w:instrText>PAGEREF _Toc217309362 \h</w:instrText>
+              <w:instrText>PAGEREF _Toc224562703 \h</w:instrText>
             </w:r>
             <w:r>
               <w:rPr>
@@ -5475,7 +5475,7 @@
               <w14:ligatures w14:val="standardContextual"/>
             </w:rPr>
           </w:pPr>
-          <w:hyperlink w:anchor="_Toc217309363" w:history="1">
+          <w:hyperlink w:anchor="_Toc224562704" w:history="1">
             <w:r>
               <w:rPr>
                 <w:rStyle w:val="ae"/>
@@ -5521,7 +5521,7 @@
                 <w:noProof/>
                 <w:webHidden/>
               </w:rPr>
-              <w:instrText>PAGEREF _Toc217309363 \h</w:instrText>
+              <w:instrText>PAGEREF _Toc224562704 \h</w:instrText>
             </w:r>
             <w:r>
               <w:rPr>
@@ -5577,7 +5577,7 @@
               <w14:ligatures w14:val="standardContextual"/>
             </w:rPr>
           </w:pPr>
-          <w:hyperlink w:anchor="_Toc217309364" w:history="1">
+          <w:hyperlink w:anchor="_Toc224562705" w:history="1">
             <w:r>
               <w:rPr>
                 <w:rStyle w:val="ae"/>
@@ -5623,7 +5623,7 @@
                 <w:noProof/>
                 <w:webHidden/>
               </w:rPr>
-              <w:instrText>PAGEREF _Toc217309364 \h</w:instrText>
+              <w:instrText>PAGEREF _Toc224562705 \h</w:instrText>
             </w:r>
             <w:r>
               <w:rPr>
@@ -5679,7 +5679,7 @@
               <w14:ligatures w14:val="standardContextual"/>
             </w:rPr>
           </w:pPr>
-          <w:hyperlink w:anchor="_Toc217309365" w:history="1">
+          <w:hyperlink w:anchor="_Toc224562706" w:history="1">
             <w:r>
               <w:rPr>
                 <w:rStyle w:val="ae"/>
@@ -5725,7 +5725,7 @@
                 <w:noProof/>
                 <w:webHidden/>
               </w:rPr>
-              <w:instrText>PAGEREF _Toc217309365 \h</w:instrText>
+              <w:instrText>PAGEREF _Toc224562706 \h</w:instrText>
             </w:r>
             <w:r>
               <w:rPr>
@@ -5781,7 +5781,7 @@
               <w14:ligatures w14:val="standardContextual"/>
             </w:rPr>
           </w:pPr>
-          <w:hyperlink w:anchor="_Toc217309366" w:history="1">
+          <w:hyperlink w:anchor="_Toc224562707" w:history="1">
             <w:r>
               <w:rPr>
                 <w:rStyle w:val="ae"/>
@@ -5827,7 +5827,7 @@
                 <w:noProof/>
                 <w:webHidden/>
               </w:rPr>
-              <w:instrText>PAGEREF _Toc217309366 \h</w:instrText>
+              <w:instrText>PAGEREF _Toc224562707 \h</w:instrText>
             </w:r>
             <w:r>
               <w:rPr>
@@ -5883,7 +5883,7 @@
               <w14:ligatures w14:val="standardContextual"/>
             </w:rPr>
           </w:pPr>
-          <w:hyperlink w:anchor="_Toc217309367" w:history="1">
+          <w:hyperlink w:anchor="_Toc224562708" w:history="1">
             <w:r>
               <w:rPr>
                 <w:rStyle w:val="ae"/>
@@ -5929,7 +5929,7 @@
                 <w:noProof/>
                 <w:webHidden/>
               </w:rPr>
-              <w:instrText>PAGEREF _Toc217309367 \h</w:instrText>
+              <w:instrText>PAGEREF _Toc224562708 \h</w:instrText>
             </w:r>
             <w:r>
               <w:rPr>
@@ -5985,7 +5985,7 @@
               <w14:ligatures w14:val="standardContextual"/>
             </w:rPr>
           </w:pPr>
-          <w:hyperlink w:anchor="_Toc217309368" w:history="1">
+          <w:hyperlink w:anchor="_Toc224562709" w:history="1">
             <w:r>
               <w:rPr>
                 <w:rStyle w:val="ae"/>
@@ -6031,7 +6031,7 @@
                 <w:noProof/>
                 <w:webHidden/>
               </w:rPr>
-              <w:instrText>PAGEREF _Toc217309368 \h</w:instrText>
+              <w:instrText>PAGEREF _Toc224562709 \h</w:instrText>
             </w:r>
             <w:r>
               <w:rPr>
@@ -6087,7 +6087,7 @@
               <w14:ligatures w14:val="standardContextual"/>
             </w:rPr>
           </w:pPr>
-          <w:hyperlink w:anchor="_Toc217309369" w:history="1">
+          <w:hyperlink w:anchor="_Toc224562710" w:history="1">
             <w:r>
               <w:rPr>
                 <w:rStyle w:val="ae"/>
@@ -6133,7 +6133,7 @@
                 <w:noProof/>
                 <w:webHidden/>
               </w:rPr>
-              <w:instrText>PAGEREF _Toc217309369 \h</w:instrText>
+              <w:instrText>PAGEREF _Toc224562710 \h</w:instrText>
             </w:r>
             <w:r>
               <w:rPr>
@@ -6189,7 +6189,7 @@
               <w14:ligatures w14:val="standardContextual"/>
             </w:rPr>
           </w:pPr>
-          <w:hyperlink w:anchor="_Toc217309370" w:history="1">
+          <w:hyperlink w:anchor="_Toc224562711" w:history="1">
             <w:r>
               <w:rPr>
                 <w:rStyle w:val="ae"/>
@@ -6243,7 +6243,7 @@
                 <w:noProof/>
                 <w:webHidden/>
               </w:rPr>
-              <w:instrText>PAGEREF _Toc217309370 \h</w:instrText>
+              <w:instrText>PAGEREF _Toc224562711 \h</w:instrText>
             </w:r>
             <w:r>
               <w:rPr>
@@ -6299,7 +6299,7 @@
               <w14:ligatures w14:val="standardContextual"/>
             </w:rPr>
           </w:pPr>
-          <w:hyperlink w:anchor="_Toc217309371" w:history="1">
+          <w:hyperlink w:anchor="_Toc224562712" w:history="1">
             <w:r>
               <w:rPr>
                 <w:rStyle w:val="ae"/>
@@ -6353,7 +6353,7 @@
                 <w:noProof/>
                 <w:webHidden/>
               </w:rPr>
-              <w:instrText>PAGEREF _Toc217309371 \h</w:instrText>
+              <w:instrText>PAGEREF _Toc224562712 \h</w:instrText>
             </w:r>
             <w:r>
               <w:rPr>
@@ -6409,7 +6409,7 @@
               <w14:ligatures w14:val="standardContextual"/>
             </w:rPr>
           </w:pPr>
-          <w:hyperlink w:anchor="_Toc217309372" w:history="1">
+          <w:hyperlink w:anchor="_Toc224562713" w:history="1">
             <w:r>
               <w:rPr>
                 <w:rStyle w:val="ae"/>
@@ -6463,7 +6463,7 @@
                 <w:noProof/>
                 <w:webHidden/>
               </w:rPr>
-              <w:instrText>PAGEREF _Toc217309372 \h</w:instrText>
+              <w:instrText>PAGEREF _Toc224562713 \h</w:instrText>
             </w:r>
             <w:r>
               <w:rPr>
@@ -6519,7 +6519,7 @@
               <w14:ligatures w14:val="standardContextual"/>
             </w:rPr>
           </w:pPr>
-          <w:hyperlink w:anchor="_Toc217309373" w:history="1">
+          <w:hyperlink w:anchor="_Toc224562714" w:history="1">
             <w:r>
               <w:rPr>
                 <w:rStyle w:val="ae"/>
@@ -6565,7 +6565,7 @@
                 <w:noProof/>
                 <w:webHidden/>
               </w:rPr>
-              <w:instrText>PAGEREF _Toc217309373 \h</w:instrText>
+              <w:instrText>PAGEREF _Toc224562714 \h</w:instrText>
             </w:r>
             <w:r>
               <w:rPr>
@@ -6621,7 +6621,7 @@
               <w14:ligatures w14:val="standardContextual"/>
             </w:rPr>
           </w:pPr>
-          <w:hyperlink w:anchor="_Toc217309374" w:history="1">
+          <w:hyperlink w:anchor="_Toc224562715" w:history="1">
             <w:r>
               <w:rPr>
                 <w:rStyle w:val="ae"/>
@@ -6667,7 +6667,7 @@
                 <w:noProof/>
                 <w:webHidden/>
               </w:rPr>
-              <w:instrText>PAGEREF _Toc217309374 \h</w:instrText>
+              <w:instrText>PAGEREF _Toc224562715 \h</w:instrText>
             </w:r>
             <w:r>
               <w:rPr>
@@ -6723,7 +6723,7 @@
               <w14:ligatures w14:val="standardContextual"/>
             </w:rPr>
           </w:pPr>
-          <w:hyperlink w:anchor="_Toc217309375" w:history="1">
+          <w:hyperlink w:anchor="_Toc224562716" w:history="1">
             <w:r>
               <w:rPr>
                 <w:rStyle w:val="ae"/>
@@ -6769,7 +6769,7 @@
                 <w:noProof/>
                 <w:webHidden/>
               </w:rPr>
-              <w:instrText>PAGEREF _Toc217309375 \h</w:instrText>
+              <w:instrText>PAGEREF _Toc224562716 \h</w:instrText>
             </w:r>
             <w:r>
               <w:rPr>
@@ -6825,7 +6825,7 @@
               <w14:ligatures w14:val="standardContextual"/>
             </w:rPr>
           </w:pPr>
-          <w:hyperlink w:anchor="_Toc217309376" w:history="1">
+          <w:hyperlink w:anchor="_Toc224562717" w:history="1">
             <w:r>
               <w:rPr>
                 <w:rStyle w:val="ae"/>
@@ -6871,7 +6871,7 @@
                 <w:noProof/>
                 <w:webHidden/>
               </w:rPr>
-              <w:instrText>PAGEREF _Toc217309376 \h</w:instrText>
+              <w:instrText>PAGEREF _Toc224562717 \h</w:instrText>
             </w:r>
             <w:r>
               <w:rPr>
@@ -6927,7 +6927,7 @@
               <w14:ligatures w14:val="standardContextual"/>
             </w:rPr>
           </w:pPr>
-          <w:hyperlink w:anchor="_Toc217309377" w:history="1">
+          <w:hyperlink w:anchor="_Toc224562718" w:history="1">
             <w:r>
               <w:rPr>
                 <w:rStyle w:val="ae"/>
@@ -6973,7 +6973,7 @@
                 <w:noProof/>
                 <w:webHidden/>
               </w:rPr>
-              <w:instrText>PAGEREF _Toc217309377 \h</w:instrText>
+              <w:instrText>PAGEREF _Toc224562718 \h</w:instrText>
             </w:r>
             <w:r>
               <w:rPr>
@@ -7029,7 +7029,7 @@
               <w14:ligatures w14:val="standardContextual"/>
             </w:rPr>
           </w:pPr>
-          <w:hyperlink w:anchor="_Toc217309378" w:history="1">
+          <w:hyperlink w:anchor="_Toc224562719" w:history="1">
             <w:r>
               <w:rPr>
                 <w:rStyle w:val="ae"/>
@@ -7075,7 +7075,7 @@
                 <w:noProof/>
                 <w:webHidden/>
               </w:rPr>
-              <w:instrText>PAGEREF _Toc217309378 \h</w:instrText>
+              <w:instrText>PAGEREF _Toc224562719 \h</w:instrText>
             </w:r>
             <w:r>
               <w:rPr>
@@ -7131,7 +7131,7 @@
               <w14:ligatures w14:val="standardContextual"/>
             </w:rPr>
           </w:pPr>
-          <w:hyperlink w:anchor="_Toc217309379" w:history="1">
+          <w:hyperlink w:anchor="_Toc224562720" w:history="1">
             <w:r>
               <w:rPr>
                 <w:rStyle w:val="ae"/>
@@ -7177,7 +7177,7 @@
                 <w:noProof/>
                 <w:webHidden/>
               </w:rPr>
-              <w:instrText>PAGEREF _Toc217309379 \h</w:instrText>
+              <w:instrText>PAGEREF _Toc224562720 \h</w:instrText>
             </w:r>
             <w:r>
               <w:rPr>
@@ -7233,7 +7233,7 @@
               <w14:ligatures w14:val="standardContextual"/>
             </w:rPr>
           </w:pPr>
-          <w:hyperlink w:anchor="_Toc217309380" w:history="1">
+          <w:hyperlink w:anchor="_Toc224562721" w:history="1">
             <w:r>
               <w:rPr>
                 <w:rStyle w:val="ae"/>
@@ -7279,7 +7279,7 @@
                 <w:noProof/>
                 <w:webHidden/>
               </w:rPr>
-              <w:instrText>PAGEREF _Toc217309380 \h</w:instrText>
+              <w:instrText>PAGEREF _Toc224562721 \h</w:instrText>
             </w:r>
             <w:r>
               <w:rPr>
@@ -7335,7 +7335,7 @@
               <w14:ligatures w14:val="standardContextual"/>
             </w:rPr>
           </w:pPr>
-          <w:hyperlink w:anchor="_Toc217309381" w:history="1">
+          <w:hyperlink w:anchor="_Toc224562722" w:history="1">
             <w:r>
               <w:rPr>
                 <w:rStyle w:val="ae"/>
@@ -7381,7 +7381,7 @@
                 <w:noProof/>
                 <w:webHidden/>
               </w:rPr>
-              <w:instrText>PAGEREF _Toc217309381 \h</w:instrText>
+              <w:instrText>PAGEREF _Toc224562722 \h</w:instrText>
             </w:r>
             <w:r>
               <w:rPr>
@@ -7437,7 +7437,7 @@
               <w14:ligatures w14:val="standardContextual"/>
             </w:rPr>
           </w:pPr>
-          <w:hyperlink w:anchor="_Toc217309382" w:history="1">
+          <w:hyperlink w:anchor="_Toc224562723" w:history="1">
             <w:r>
               <w:rPr>
                 <w:rStyle w:val="ae"/>
@@ -7483,7 +7483,7 @@
                 <w:noProof/>
                 <w:webHidden/>
               </w:rPr>
-              <w:instrText>PAGEREF _Toc217309382 \h</w:instrText>
+              <w:instrText>PAGEREF _Toc224562723 \h</w:instrText>
             </w:r>
             <w:r>
               <w:rPr>
@@ -7539,7 +7539,7 @@
               <w14:ligatures w14:val="standardContextual"/>
             </w:rPr>
           </w:pPr>
-          <w:hyperlink w:anchor="_Toc217309383" w:history="1">
+          <w:hyperlink w:anchor="_Toc224562724" w:history="1">
             <w:r>
               <w:rPr>
                 <w:rStyle w:val="ae"/>
@@ -7585,7 +7585,7 @@
                 <w:noProof/>
                 <w:webHidden/>
               </w:rPr>
-              <w:instrText>PAGEREF _Toc217309383 \h</w:instrText>
+              <w:instrText>PAGEREF _Toc224562724 \h</w:instrText>
             </w:r>
             <w:r>
               <w:rPr>
@@ -7641,7 +7641,7 @@
               <w14:ligatures w14:val="standardContextual"/>
             </w:rPr>
           </w:pPr>
-          <w:hyperlink w:anchor="_Toc217309384" w:history="1">
+          <w:hyperlink w:anchor="_Toc224562725" w:history="1">
             <w:r>
               <w:rPr>
                 <w:rStyle w:val="ae"/>
@@ -7687,7 +7687,7 @@
                 <w:noProof/>
                 <w:webHidden/>
               </w:rPr>
-              <w:instrText>PAGEREF _Toc217309384 \h</w:instrText>
+              <w:instrText>PAGEREF _Toc224562725 \h</w:instrText>
             </w:r>
             <w:r>
               <w:rPr>
@@ -7743,7 +7743,7 @@
               <w14:ligatures w14:val="standardContextual"/>
             </w:rPr>
           </w:pPr>
-          <w:hyperlink w:anchor="_Toc217309385" w:history="1">
+          <w:hyperlink w:anchor="_Toc224562726" w:history="1">
             <w:r>
               <w:rPr>
                 <w:rStyle w:val="ae"/>
@@ -7797,7 +7797,7 @@
                 <w:noProof/>
                 <w:webHidden/>
               </w:rPr>
-              <w:instrText>PAGEREF _Toc217309385 \h</w:instrText>
+              <w:instrText>PAGEREF _Toc224562726 \h</w:instrText>
             </w:r>
             <w:r>
               <w:rPr>
@@ -7853,7 +7853,7 @@
               <w14:ligatures w14:val="standardContextual"/>
             </w:rPr>
           </w:pPr>
-          <w:hyperlink w:anchor="_Toc217309386" w:history="1">
+          <w:hyperlink w:anchor="_Toc224562727" w:history="1">
             <w:r>
               <w:rPr>
                 <w:rStyle w:val="ae"/>
@@ -7899,7 +7899,7 @@
                 <w:noProof/>
                 <w:webHidden/>
               </w:rPr>
-              <w:instrText>PAGEREF _Toc217309386 \h</w:instrText>
+              <w:instrText>PAGEREF _Toc224562727 \h</w:instrText>
             </w:r>
             <w:r>
               <w:rPr>
@@ -7955,7 +7955,7 @@
               <w14:ligatures w14:val="standardContextual"/>
             </w:rPr>
           </w:pPr>
-          <w:hyperlink w:anchor="_Toc217309387" w:history="1">
+          <w:hyperlink w:anchor="_Toc224562728" w:history="1">
             <w:r>
               <w:rPr>
                 <w:rStyle w:val="ae"/>
@@ -8001,7 +8001,7 @@
                 <w:noProof/>
                 <w:webHidden/>
               </w:rPr>
-              <w:instrText>PAGEREF _Toc217309387 \h</w:instrText>
+              <w:instrText>PAGEREF _Toc224562728 \h</w:instrText>
             </w:r>
             <w:r>
               <w:rPr>
@@ -8057,7 +8057,7 @@
               <w14:ligatures w14:val="standardContextual"/>
             </w:rPr>
           </w:pPr>
-          <w:hyperlink w:anchor="_Toc217309388" w:history="1">
+          <w:hyperlink w:anchor="_Toc224562729" w:history="1">
             <w:r>
               <w:rPr>
                 <w:rStyle w:val="ae"/>
@@ -8103,7 +8103,7 @@
                 <w:noProof/>
                 <w:webHidden/>
               </w:rPr>
-              <w:instrText>PAGEREF _Toc217309388 \h</w:instrText>
+              <w:instrText>PAGEREF _Toc224562729 \h</w:instrText>
             </w:r>
             <w:r>
               <w:rPr>
@@ -8159,7 +8159,7 @@
               <w14:ligatures w14:val="standardContextual"/>
             </w:rPr>
           </w:pPr>
-          <w:hyperlink w:anchor="_Toc217309389" w:history="1">
+          <w:hyperlink w:anchor="_Toc224562730" w:history="1">
             <w:r>
               <w:rPr>
                 <w:rStyle w:val="ae"/>
@@ -8205,7 +8205,7 @@
                 <w:noProof/>
                 <w:webHidden/>
               </w:rPr>
-              <w:instrText>PAGEREF _Toc217309389 \h</w:instrText>
+              <w:instrText>PAGEREF _Toc224562730 \h</w:instrText>
             </w:r>
             <w:r>
               <w:rPr>
@@ -8261,7 +8261,7 @@
               <w14:ligatures w14:val="standardContextual"/>
             </w:rPr>
           </w:pPr>
-          <w:hyperlink w:anchor="_Toc217309390" w:history="1">
+          <w:hyperlink w:anchor="_Toc224562731" w:history="1">
             <w:r>
               <w:rPr>
                 <w:rStyle w:val="ae"/>
@@ -8307,7 +8307,7 @@
                 <w:noProof/>
                 <w:webHidden/>
               </w:rPr>
-              <w:instrText>PAGEREF _Toc217309390 \h</w:instrText>
+              <w:instrText>PAGEREF _Toc224562731 \h</w:instrText>
             </w:r>
             <w:r>
               <w:rPr>
@@ -8363,7 +8363,7 @@
               <w14:ligatures w14:val="standardContextual"/>
             </w:rPr>
           </w:pPr>
-          <w:hyperlink w:anchor="_Toc217309391" w:history="1">
+          <w:hyperlink w:anchor="_Toc224562732" w:history="1">
             <w:r>
               <w:rPr>
                 <w:rStyle w:val="ae"/>
@@ -8409,7 +8409,7 @@
                 <w:noProof/>
                 <w:webHidden/>
               </w:rPr>
-              <w:instrText>PAGEREF _Toc217309391 \h</w:instrText>
+              <w:instrText>PAGEREF _Toc224562732 \h</w:instrText>
             </w:r>
             <w:r>
               <w:rPr>
@@ -8465,7 +8465,7 @@
               <w14:ligatures w14:val="standardContextual"/>
             </w:rPr>
           </w:pPr>
-          <w:hyperlink w:anchor="_Toc217309392" w:history="1">
+          <w:hyperlink w:anchor="_Toc224562733" w:history="1">
             <w:r>
               <w:rPr>
                 <w:rStyle w:val="ae"/>
@@ -8511,7 +8511,7 @@
                 <w:noProof/>
                 <w:webHidden/>
               </w:rPr>
-              <w:instrText>PAGEREF _Toc217309392 \h</w:instrText>
+              <w:instrText>PAGEREF _Toc224562733 \h</w:instrText>
             </w:r>
             <w:r>
               <w:rPr>
@@ -8567,7 +8567,7 @@
               <w14:ligatures w14:val="standardContextual"/>
             </w:rPr>
           </w:pPr>
-          <w:hyperlink w:anchor="_Toc217309393" w:history="1">
+          <w:hyperlink w:anchor="_Toc224562734" w:history="1">
             <w:r>
               <w:rPr>
                 <w:rStyle w:val="ae"/>
@@ -8613,7 +8613,7 @@
                 <w:noProof/>
                 <w:webHidden/>
               </w:rPr>
-              <w:instrText>PAGEREF _Toc217309393 \h</w:instrText>
+              <w:instrText>PAGEREF _Toc224562734 \h</w:instrText>
             </w:r>
             <w:r>
               <w:rPr>
@@ -8669,7 +8669,7 @@
               <w14:ligatures w14:val="standardContextual"/>
             </w:rPr>
           </w:pPr>
-          <w:hyperlink w:anchor="_Toc217309394" w:history="1">
+          <w:hyperlink w:anchor="_Toc224562735" w:history="1">
             <w:r>
               <w:rPr>
                 <w:rStyle w:val="ae"/>
@@ -8715,7 +8715,7 @@
                 <w:noProof/>
                 <w:webHidden/>
               </w:rPr>
-              <w:instrText>PAGEREF _Toc217309394 \h</w:instrText>
+              <w:instrText>PAGEREF _Toc224562735 \h</w:instrText>
             </w:r>
             <w:r>
               <w:rPr>
@@ -8771,7 +8771,7 @@
               <w14:ligatures w14:val="standardContextual"/>
             </w:rPr>
           </w:pPr>
-          <w:hyperlink w:anchor="_Toc217309395" w:history="1">
+          <w:hyperlink w:anchor="_Toc224562736" w:history="1">
             <w:r>
               <w:rPr>
                 <w:rStyle w:val="ae"/>
@@ -8825,7 +8825,7 @@
                 <w:noProof/>
                 <w:webHidden/>
               </w:rPr>
-              <w:instrText>PAGEREF _Toc217309395 \h</w:instrText>
+              <w:instrText>PAGEREF _Toc224562736 \h</w:instrText>
             </w:r>
             <w:r>
               <w:rPr>
@@ -8881,7 +8881,7 @@
               <w14:ligatures w14:val="standardContextual"/>
             </w:rPr>
           </w:pPr>
-          <w:hyperlink w:anchor="_Toc217309396" w:history="1">
+          <w:hyperlink w:anchor="_Toc224562737" w:history="1">
             <w:r>
               <w:rPr>
                 <w:rStyle w:val="ae"/>
@@ -8927,7 +8927,7 @@
                 <w:noProof/>
                 <w:webHidden/>
               </w:rPr>
-              <w:instrText>PAGEREF _Toc217309396 \h</w:instrText>
+              <w:instrText>PAGEREF _Toc224562737 \h</w:instrText>
             </w:r>
             <w:r>
               <w:rPr>
@@ -8983,7 +8983,7 @@
               <w14:ligatures w14:val="standardContextual"/>
             </w:rPr>
           </w:pPr>
-          <w:hyperlink w:anchor="_Toc217309397" w:history="1">
+          <w:hyperlink w:anchor="_Toc224562738" w:history="1">
             <w:r>
               <w:rPr>
                 <w:rStyle w:val="ae"/>
@@ -9029,7 +9029,7 @@
                 <w:noProof/>
                 <w:webHidden/>
               </w:rPr>
-              <w:instrText>PAGEREF _Toc217309397 \h</w:instrText>
+              <w:instrText>PAGEREF _Toc224562738 \h</w:instrText>
             </w:r>
             <w:r>
               <w:rPr>
@@ -9085,7 +9085,7 @@
               <w14:ligatures w14:val="standardContextual"/>
             </w:rPr>
           </w:pPr>
-          <w:hyperlink w:anchor="_Toc217309398" w:history="1">
+          <w:hyperlink w:anchor="_Toc224562739" w:history="1">
             <w:r>
               <w:rPr>
                 <w:rStyle w:val="ae"/>
@@ -9131,7 +9131,7 @@
                 <w:noProof/>
                 <w:webHidden/>
               </w:rPr>
-              <w:instrText>PAGEREF _Toc217309398 \h</w:instrText>
+              <w:instrText>PAGEREF _Toc224562739 \h</w:instrText>
             </w:r>
             <w:r>
               <w:rPr>
@@ -9187,7 +9187,7 @@
               <w14:ligatures w14:val="standardContextual"/>
             </w:rPr>
           </w:pPr>
-          <w:hyperlink w:anchor="_Toc217309399" w:history="1">
+          <w:hyperlink w:anchor="_Toc224562740" w:history="1">
             <w:r>
               <w:rPr>
                 <w:rStyle w:val="ae"/>
@@ -9233,7 +9233,7 @@
                 <w:noProof/>
                 <w:webHidden/>
               </w:rPr>
-              <w:instrText>PAGEREF _Toc217309399 \h</w:instrText>
+              <w:instrText>PAGEREF _Toc224562740 \h</w:instrText>
             </w:r>
             <w:r>
               <w:rPr>
@@ -9289,7 +9289,7 @@
               <w14:ligatures w14:val="standardContextual"/>
             </w:rPr>
           </w:pPr>
-          <w:hyperlink w:anchor="_Toc217309400" w:history="1">
+          <w:hyperlink w:anchor="_Toc224562741" w:history="1">
             <w:r>
               <w:rPr>
                 <w:rStyle w:val="ae"/>
@@ -9335,7 +9335,7 @@
                 <w:noProof/>
                 <w:webHidden/>
               </w:rPr>
-              <w:instrText>PAGEREF _Toc217309400 \h</w:instrText>
+              <w:instrText>PAGEREF _Toc224562741 \h</w:instrText>
             </w:r>
             <w:r>
               <w:rPr>
@@ -9391,7 +9391,7 @@
               <w14:ligatures w14:val="standardContextual"/>
             </w:rPr>
           </w:pPr>
-          <w:hyperlink w:anchor="_Toc217309401" w:history="1">
+          <w:hyperlink w:anchor="_Toc224562742" w:history="1">
             <w:r>
               <w:rPr>
                 <w:rStyle w:val="ae"/>
@@ -9437,7 +9437,7 @@
                 <w:noProof/>
                 <w:webHidden/>
               </w:rPr>
-              <w:instrText>PAGEREF _Toc217309401 \h</w:instrText>
+              <w:instrText>PAGEREF _Toc224562742 \h</w:instrText>
             </w:r>
             <w:r>
               <w:rPr>
@@ -9493,7 +9493,7 @@
               <w14:ligatures w14:val="standardContextual"/>
             </w:rPr>
           </w:pPr>
-          <w:hyperlink w:anchor="_Toc217309402" w:history="1">
+          <w:hyperlink w:anchor="_Toc224562743" w:history="1">
             <w:r>
               <w:rPr>
                 <w:rStyle w:val="ae"/>
@@ -9539,7 +9539,7 @@
                 <w:noProof/>
                 <w:webHidden/>
               </w:rPr>
-              <w:instrText>PAGEREF _Toc217309402 \h</w:instrText>
+              <w:instrText>PAGEREF _Toc224562743 \h</w:instrText>
             </w:r>
             <w:r>
               <w:rPr>
@@ -9595,7 +9595,7 @@
               <w14:ligatures w14:val="standardContextual"/>
             </w:rPr>
           </w:pPr>
-          <w:hyperlink w:anchor="_Toc217309403" w:history="1">
+          <w:hyperlink w:anchor="_Toc224562744" w:history="1">
             <w:r>
               <w:rPr>
                 <w:rStyle w:val="ae"/>
@@ -9649,7 +9649,7 @@
                 <w:noProof/>
                 <w:webHidden/>
               </w:rPr>
-              <w:instrText>PAGEREF _Toc217309403 \h</w:instrText>
+              <w:instrText>PAGEREF _Toc224562744 \h</w:instrText>
             </w:r>
             <w:r>
               <w:rPr>
@@ -9705,7 +9705,7 @@
               <w14:ligatures w14:val="standardContextual"/>
             </w:rPr>
           </w:pPr>
-          <w:hyperlink w:anchor="_Toc217309404" w:history="1">
+          <w:hyperlink w:anchor="_Toc224562745" w:history="1">
             <w:r>
               <w:rPr>
                 <w:rStyle w:val="ae"/>
@@ -9751,7 +9751,7 @@
                 <w:noProof/>
                 <w:webHidden/>
               </w:rPr>
-              <w:instrText>PAGEREF _Toc217309404 \h</w:instrText>
+              <w:instrText>PAGEREF _Toc224562745 \h</w:instrText>
             </w:r>
             <w:r>
               <w:rPr>
@@ -9807,7 +9807,7 @@
               <w14:ligatures w14:val="standardContextual"/>
             </w:rPr>
           </w:pPr>
-          <w:hyperlink w:anchor="_Toc217309405" w:history="1">
+          <w:hyperlink w:anchor="_Toc224562746" w:history="1">
             <w:r>
               <w:rPr>
                 <w:rStyle w:val="ae"/>
@@ -9853,7 +9853,7 @@
                 <w:noProof/>
                 <w:webHidden/>
               </w:rPr>
-              <w:instrText>PAGEREF _Toc217309405 \h</w:instrText>
+              <w:instrText>PAGEREF _Toc224562746 \h</w:instrText>
             </w:r>
             <w:r>
               <w:rPr>
@@ -9909,7 +9909,7 @@
               <w14:ligatures w14:val="standardContextual"/>
             </w:rPr>
           </w:pPr>
-          <w:hyperlink w:anchor="_Toc217309406" w:history="1">
+          <w:hyperlink w:anchor="_Toc224562747" w:history="1">
             <w:r>
               <w:rPr>
                 <w:rStyle w:val="ae"/>
@@ -9955,7 +9955,7 @@
                 <w:noProof/>
                 <w:webHidden/>
               </w:rPr>
-              <w:instrText>PAGEREF _Toc217309406 \h</w:instrText>
+              <w:instrText>PAGEREF _Toc224562747 \h</w:instrText>
             </w:r>
             <w:r>
               <w:rPr>
@@ -10011,7 +10011,7 @@
               <w14:ligatures w14:val="standardContextual"/>
             </w:rPr>
           </w:pPr>
-          <w:hyperlink w:anchor="_Toc217309407" w:history="1">
+          <w:hyperlink w:anchor="_Toc224562748" w:history="1">
             <w:r>
               <w:rPr>
                 <w:rStyle w:val="ae"/>
@@ -10057,7 +10057,7 @@
                 <w:noProof/>
                 <w:webHidden/>
               </w:rPr>
-              <w:instrText>PAGEREF _Toc217309407 \h</w:instrText>
+              <w:instrText>PAGEREF _Toc224562748 \h</w:instrText>
             </w:r>
             <w:r>
               <w:rPr>
@@ -10113,7 +10113,7 @@
               <w14:ligatures w14:val="standardContextual"/>
             </w:rPr>
           </w:pPr>
-          <w:hyperlink w:anchor="_Toc217309408" w:history="1">
+          <w:hyperlink w:anchor="_Toc224562749" w:history="1">
             <w:r>
               <w:rPr>
                 <w:rStyle w:val="ae"/>
@@ -10151,7 +10151,7 @@
                 <w:noProof/>
                 <w:webHidden/>
               </w:rPr>
-              <w:instrText>PAGEREF _Toc217309408 \h</w:instrText>
+              <w:instrText>PAGEREF _Toc224562749 \h</w:instrText>
             </w:r>
             <w:r>
               <w:rPr>
@@ -10207,7 +10207,7 @@
               <w14:ligatures w14:val="standardContextual"/>
             </w:rPr>
           </w:pPr>
-          <w:hyperlink w:anchor="_Toc217309409" w:history="1">
+          <w:hyperlink w:anchor="_Toc224562750" w:history="1">
             <w:r>
               <w:rPr>
                 <w:rStyle w:val="ae"/>
@@ -10245,7 +10245,7 @@
                 <w:noProof/>
                 <w:webHidden/>
               </w:rPr>
-              <w:instrText>PAGEREF _Toc217309409 \h</w:instrText>
+              <w:instrText>PAGEREF _Toc224562750 \h</w:instrText>
             </w:r>
             <w:r>
               <w:rPr>
@@ -10301,7 +10301,7 @@
               <w14:ligatures w14:val="standardContextual"/>
             </w:rPr>
           </w:pPr>
-          <w:hyperlink w:anchor="_Toc217309410" w:history="1">
+          <w:hyperlink w:anchor="_Toc224562751" w:history="1">
             <w:r>
               <w:rPr>
                 <w:rStyle w:val="ae"/>
@@ -10355,7 +10355,7 @@
                 <w:noProof/>
                 <w:webHidden/>
               </w:rPr>
-              <w:instrText>PAGEREF _Toc217309410 \h</w:instrText>
+              <w:instrText>PAGEREF _Toc224562751 \h</w:instrText>
             </w:r>
             <w:r>
               <w:rPr>
@@ -10411,7 +10411,7 @@
               <w14:ligatures w14:val="standardContextual"/>
             </w:rPr>
           </w:pPr>
-          <w:hyperlink w:anchor="_Toc217309411" w:history="1">
+          <w:hyperlink w:anchor="_Toc224562752" w:history="1">
             <w:r>
               <w:rPr>
                 <w:rStyle w:val="ae"/>
@@ -10457,7 +10457,7 @@
                 <w:noProof/>
                 <w:webHidden/>
               </w:rPr>
-              <w:instrText>PAGEREF _Toc217309411 \h</w:instrText>
+              <w:instrText>PAGEREF _Toc224562752 \h</w:instrText>
             </w:r>
             <w:r>
               <w:rPr>
@@ -10513,7 +10513,7 @@
               <w14:ligatures w14:val="standardContextual"/>
             </w:rPr>
           </w:pPr>
-          <w:hyperlink w:anchor="_Toc217309412" w:history="1">
+          <w:hyperlink w:anchor="_Toc224562753" w:history="1">
             <w:r>
               <w:rPr>
                 <w:rStyle w:val="ae"/>
@@ -10559,7 +10559,7 @@
                 <w:noProof/>
                 <w:webHidden/>
               </w:rPr>
-              <w:instrText>PAGEREF _Toc217309412 \h</w:instrText>
+              <w:instrText>PAGEREF _Toc224562753 \h</w:instrText>
             </w:r>
             <w:r>
               <w:rPr>
@@ -10615,7 +10615,7 @@
               <w14:ligatures w14:val="standardContextual"/>
             </w:rPr>
           </w:pPr>
-          <w:hyperlink w:anchor="_Toc217309413" w:history="1">
+          <w:hyperlink w:anchor="_Toc224562754" w:history="1">
             <w:r>
               <w:rPr>
                 <w:rStyle w:val="ae"/>
@@ -10661,7 +10661,7 @@
                 <w:noProof/>
                 <w:webHidden/>
               </w:rPr>
-              <w:instrText>PAGEREF _Toc217309413 \h</w:instrText>
+              <w:instrText>PAGEREF _Toc224562754 \h</w:instrText>
             </w:r>
             <w:r>
               <w:rPr>
@@ -10717,7 +10717,7 @@
               <w14:ligatures w14:val="standardContextual"/>
             </w:rPr>
           </w:pPr>
-          <w:hyperlink w:anchor="_Toc217309414" w:history="1">
+          <w:hyperlink w:anchor="_Toc224562755" w:history="1">
             <w:r>
               <w:rPr>
                 <w:rStyle w:val="ae"/>
@@ -10763,7 +10763,7 @@
                 <w:noProof/>
                 <w:webHidden/>
               </w:rPr>
-              <w:instrText>PAGEREF _Toc217309414 \h</w:instrText>
+              <w:instrText>PAGEREF _Toc224562755 \h</w:instrText>
             </w:r>
             <w:r>
               <w:rPr>
@@ -10819,7 +10819,7 @@
               <w14:ligatures w14:val="standardContextual"/>
             </w:rPr>
           </w:pPr>
-          <w:hyperlink w:anchor="_Toc217309415" w:history="1">
+          <w:hyperlink w:anchor="_Toc224562756" w:history="1">
             <w:r>
               <w:rPr>
                 <w:rStyle w:val="ae"/>
@@ -10865,7 +10865,7 @@
                 <w:noProof/>
                 <w:webHidden/>
               </w:rPr>
-              <w:instrText>PAGEREF _Toc217309415 \h</w:instrText>
+              <w:instrText>PAGEREF _Toc224562756 \h</w:instrText>
             </w:r>
             <w:r>
               <w:rPr>
@@ -10921,7 +10921,7 @@
               <w14:ligatures w14:val="standardContextual"/>
             </w:rPr>
           </w:pPr>
-          <w:hyperlink w:anchor="_Toc217309416" w:history="1">
+          <w:hyperlink w:anchor="_Toc224562757" w:history="1">
             <w:r>
               <w:rPr>
                 <w:rStyle w:val="ae"/>
@@ -10967,7 +10967,7 @@
                 <w:noProof/>
                 <w:webHidden/>
               </w:rPr>
-              <w:instrText>PAGEREF _Toc217309416 \h</w:instrText>
+              <w:instrText>PAGEREF _Toc224562757 \h</w:instrText>
             </w:r>
             <w:r>
               <w:rPr>
@@ -11023,7 +11023,7 @@
               <w14:ligatures w14:val="standardContextual"/>
             </w:rPr>
           </w:pPr>
-          <w:hyperlink w:anchor="_Toc217309417" w:history="1">
+          <w:hyperlink w:anchor="_Toc224562758" w:history="1">
             <w:r>
               <w:rPr>
                 <w:rStyle w:val="ae"/>
@@ -11069,7 +11069,7 @@
                 <w:noProof/>
                 <w:webHidden/>
               </w:rPr>
-              <w:instrText>PAGEREF _Toc217309417 \h</w:instrText>
+              <w:instrText>PAGEREF _Toc224562758 \h</w:instrText>
             </w:r>
             <w:r>
               <w:rPr>
@@ -11125,7 +11125,7 @@
               <w14:ligatures w14:val="standardContextual"/>
             </w:rPr>
           </w:pPr>
-          <w:hyperlink w:anchor="_Toc217309418" w:history="1">
+          <w:hyperlink w:anchor="_Toc224562759" w:history="1">
             <w:r>
               <w:rPr>
                 <w:rStyle w:val="ae"/>
@@ -11171,7 +11171,7 @@
                 <w:noProof/>
                 <w:webHidden/>
               </w:rPr>
-              <w:instrText>PAGEREF _Toc217309418 \h</w:instrText>
+              <w:instrText>PAGEREF _Toc224562759 \h</w:instrText>
             </w:r>
             <w:r>
               <w:rPr>
@@ -11227,7 +11227,7 @@
               <w14:ligatures w14:val="standardContextual"/>
             </w:rPr>
           </w:pPr>
-          <w:hyperlink w:anchor="_Toc217309419" w:history="1">
+          <w:hyperlink w:anchor="_Toc224562760" w:history="1">
             <w:r>
               <w:rPr>
                 <w:rStyle w:val="ae"/>
@@ -11273,7 +11273,7 @@
                 <w:noProof/>
                 <w:webHidden/>
               </w:rPr>
-              <w:instrText>PAGEREF _Toc217309419 \h</w:instrText>
+              <w:instrText>PAGEREF _Toc224562760 \h</w:instrText>
             </w:r>
             <w:r>
               <w:rPr>
@@ -11329,7 +11329,7 @@
               <w14:ligatures w14:val="standardContextual"/>
             </w:rPr>
           </w:pPr>
-          <w:hyperlink w:anchor="_Toc217309420" w:history="1">
+          <w:hyperlink w:anchor="_Toc224562761" w:history="1">
             <w:r>
               <w:rPr>
                 <w:rStyle w:val="ae"/>
@@ -11375,7 +11375,7 @@
                 <w:noProof/>
                 <w:webHidden/>
               </w:rPr>
-              <w:instrText>PAGEREF _Toc217309420 \h</w:instrText>
+              <w:instrText>PAGEREF _Toc224562761 \h</w:instrText>
             </w:r>
             <w:r>
               <w:rPr>
@@ -11431,7 +11431,7 @@
               <w14:ligatures w14:val="standardContextual"/>
             </w:rPr>
           </w:pPr>
-          <w:hyperlink w:anchor="_Toc217309421" w:history="1">
+          <w:hyperlink w:anchor="_Toc224562762" w:history="1">
             <w:r>
               <w:rPr>
                 <w:rStyle w:val="ae"/>
@@ -11477,7 +11477,7 @@
                 <w:noProof/>
                 <w:webHidden/>
               </w:rPr>
-              <w:instrText>PAGEREF _Toc217309421 \h</w:instrText>
+              <w:instrText>PAGEREF _Toc224562762 \h</w:instrText>
             </w:r>
             <w:r>
               <w:rPr>
@@ -11533,7 +11533,7 @@
               <w14:ligatures w14:val="standardContextual"/>
             </w:rPr>
           </w:pPr>
-          <w:hyperlink w:anchor="_Toc217309422" w:history="1">
+          <w:hyperlink w:anchor="_Toc224562763" w:history="1">
             <w:r>
               <w:rPr>
                 <w:rStyle w:val="ae"/>
@@ -11579,7 +11579,7 @@
                 <w:noProof/>
                 <w:webHidden/>
               </w:rPr>
-              <w:instrText>PAGEREF _Toc217309422 \h</w:instrText>
+              <w:instrText>PAGEREF _Toc224562763 \h</w:instrText>
             </w:r>
             <w:r>
               <w:rPr>
@@ -11635,7 +11635,7 @@
               <w14:ligatures w14:val="standardContextual"/>
             </w:rPr>
           </w:pPr>
-          <w:hyperlink w:anchor="_Toc217309423" w:history="1">
+          <w:hyperlink w:anchor="_Toc224562764" w:history="1">
             <w:r>
               <w:rPr>
                 <w:rStyle w:val="ae"/>
@@ -11673,7 +11673,7 @@
                 <w:noProof/>
                 <w:webHidden/>
               </w:rPr>
-              <w:instrText>PAGEREF _Toc217309423 \h</w:instrText>
+              <w:instrText>PAGEREF _Toc224562764 \h</w:instrText>
             </w:r>
             <w:r>
               <w:rPr>
@@ -11729,7 +11729,7 @@
               <w14:ligatures w14:val="standardContextual"/>
             </w:rPr>
           </w:pPr>
-          <w:hyperlink w:anchor="_Toc217309424" w:history="1">
+          <w:hyperlink w:anchor="_Toc224562765" w:history="1">
             <w:r>
               <w:rPr>
                 <w:rStyle w:val="ae"/>
@@ -11783,7 +11783,7 @@
                 <w:noProof/>
                 <w:webHidden/>
               </w:rPr>
-              <w:instrText>PAGEREF _Toc217309424 \h</w:instrText>
+              <w:instrText>PAGEREF _Toc224562765 \h</w:instrText>
             </w:r>
             <w:r>
               <w:rPr>
@@ -11839,7 +11839,7 @@
               <w14:ligatures w14:val="standardContextual"/>
             </w:rPr>
           </w:pPr>
-          <w:hyperlink w:anchor="_Toc217309425" w:history="1">
+          <w:hyperlink w:anchor="_Toc224562766" w:history="1">
             <w:r>
               <w:rPr>
                 <w:rStyle w:val="ae"/>
@@ -11893,7 +11893,7 @@
                 <w:noProof/>
                 <w:webHidden/>
               </w:rPr>
-              <w:instrText>PAGEREF _Toc217309425 \h</w:instrText>
+              <w:instrText>PAGEREF _Toc224562766 \h</w:instrText>
             </w:r>
             <w:r>
               <w:rPr>
@@ -11949,7 +11949,7 @@
               <w14:ligatures w14:val="standardContextual"/>
             </w:rPr>
           </w:pPr>
-          <w:hyperlink w:anchor="_Toc217309426" w:history="1">
+          <w:hyperlink w:anchor="_Toc224562767" w:history="1">
             <w:r>
               <w:rPr>
                 <w:rStyle w:val="ae"/>
@@ -12003,7 +12003,7 @@
                 <w:noProof/>
                 <w:webHidden/>
               </w:rPr>
-              <w:instrText>PAGEREF _Toc217309426 \h</w:instrText>
+              <w:instrText>PAGEREF _Toc224562767 \h</w:instrText>
             </w:r>
             <w:r>
               <w:rPr>
@@ -12138,7 +12138,6 @@
     <w:p>
       <w:pPr>
         <w:rPr>
-          <w:rFonts w:hint="eastAsia"/>
           <w:b/>
           <w:bCs/>
           <w:lang w:val="zh-CN"/>
@@ -12380,7 +12379,7 @@
               <w:rPr>
                 <w:rFonts w:hint="eastAsia"/>
               </w:rPr>
-              <w:t>20</w:t>
+              <w:t>22</w:t>
             </w:r>
             <w:r>
               <w:rPr>
@@ -12464,7 +12463,13 @@
               <w:rPr>
                 <w:rFonts w:hint="eastAsia"/>
               </w:rPr>
-              <w:t>2025</w:t>
+              <w:t>202</w:t>
+            </w:r>
+            <w:r>
+              <w:rPr>
+                <w:rFonts w:hint="eastAsia"/>
+              </w:rPr>
+              <w:t>6</w:t>
             </w:r>
             <w:r>
               <w:t>-</w:t>
@@ -12473,7 +12478,7 @@
               <w:rPr>
                 <w:rFonts w:hint="eastAsia"/>
               </w:rPr>
-              <w:t>12</w:t>
+              <w:t>03</w:t>
             </w:r>
             <w:r>
               <w:t>-</w:t>
@@ -12482,7 +12487,7 @@
               <w:rPr>
                 <w:rFonts w:hint="eastAsia"/>
               </w:rPr>
-              <w:t>23</w:t>
+              <w:t>16</w:t>
             </w:r>
           </w:p>
         </w:tc>
@@ -12579,7 +12584,7 @@
       <w:pPr>
         <w:pStyle w:val="1"/>
       </w:pPr>
-      <w:bookmarkStart w:id="1" w:name="_Toc217309311"/>
+      <w:bookmarkStart w:id="1" w:name="_Toc224562652"/>
       <w:r>
         <w:rPr>
           <w:rFonts w:hint="eastAsia"/>
@@ -12593,7 +12598,7 @@
       <w:pPr>
         <w:pStyle w:val="2"/>
       </w:pPr>
-      <w:bookmarkStart w:id="2" w:name="_Toc217309312"/>
+      <w:bookmarkStart w:id="2" w:name="_Toc224562653"/>
       <w:r>
         <w:rPr>
           <w:rFonts w:hint="eastAsia"/>
@@ -12635,7 +12640,7 @@
       <w:pPr>
         <w:pStyle w:val="2"/>
       </w:pPr>
-      <w:bookmarkStart w:id="3" w:name="_Toc217309313"/>
+      <w:bookmarkStart w:id="3" w:name="_Toc224562654"/>
       <w:r>
         <w:rPr>
           <w:rFonts w:hint="eastAsia"/>
@@ -12668,7 +12673,7 @@
       <w:pPr>
         <w:pStyle w:val="2"/>
       </w:pPr>
-      <w:bookmarkStart w:id="4" w:name="_Toc217309314"/>
+      <w:bookmarkStart w:id="4" w:name="_Toc224562655"/>
       <w:r>
         <w:rPr>
           <w:rFonts w:hint="eastAsia"/>
@@ -12734,7 +12739,7 @@
       <w:pPr>
         <w:pStyle w:val="1"/>
       </w:pPr>
-      <w:bookmarkStart w:id="5" w:name="_Toc217309315"/>
+      <w:bookmarkStart w:id="5" w:name="_Toc224562656"/>
       <w:r>
         <w:rPr>
           <w:rFonts w:hint="eastAsia"/>
@@ -12811,7 +12816,7 @@
       <w:pPr>
         <w:pStyle w:val="2"/>
       </w:pPr>
-      <w:bookmarkStart w:id="6" w:name="_Toc217309316"/>
+      <w:bookmarkStart w:id="6" w:name="_Toc224562657"/>
       <w:r>
         <w:rPr>
           <w:rFonts w:hint="eastAsia"/>
@@ -12942,7 +12947,7 @@
       <w:pPr>
         <w:pStyle w:val="2"/>
       </w:pPr>
-      <w:bookmarkStart w:id="7" w:name="_Toc217309317"/>
+      <w:bookmarkStart w:id="7" w:name="_Toc224562658"/>
       <w:r>
         <w:rPr>
           <w:rFonts w:hint="eastAsia"/>
@@ -13057,7 +13062,7 @@
       <w:pPr>
         <w:pStyle w:val="2"/>
       </w:pPr>
-      <w:bookmarkStart w:id="8" w:name="_Toc217309318"/>
+      <w:bookmarkStart w:id="8" w:name="_Toc224562659"/>
       <w:r>
         <w:rPr>
           <w:rFonts w:hint="eastAsia"/>
@@ -13299,7 +13304,7 @@
       <w:pPr>
         <w:pStyle w:val="2"/>
       </w:pPr>
-      <w:bookmarkStart w:id="9" w:name="_Toc217309319"/>
+      <w:bookmarkStart w:id="9" w:name="_Toc224562660"/>
       <w:r>
         <w:rPr>
           <w:rFonts w:hint="eastAsia"/>
@@ -13377,7 +13382,7 @@
       <w:pPr>
         <w:pStyle w:val="2"/>
       </w:pPr>
-      <w:bookmarkStart w:id="10" w:name="_Toc217309320"/>
+      <w:bookmarkStart w:id="10" w:name="_Toc224562661"/>
       <w:r>
         <w:rPr>
           <w:rFonts w:hint="eastAsia"/>
@@ -13464,7 +13469,7 @@
       <w:pPr>
         <w:pStyle w:val="2"/>
       </w:pPr>
-      <w:bookmarkStart w:id="11" w:name="_Toc217309321"/>
+      <w:bookmarkStart w:id="11" w:name="_Toc224562662"/>
       <w:r>
         <w:rPr>
           <w:rFonts w:hint="eastAsia"/>
@@ -13578,7 +13583,7 @@
       <w:pPr>
         <w:pStyle w:val="2"/>
       </w:pPr>
-      <w:bookmarkStart w:id="12" w:name="_Toc217309322"/>
+      <w:bookmarkStart w:id="12" w:name="_Toc224562663"/>
       <w:r>
         <w:rPr>
           <w:rFonts w:hint="eastAsia"/>
@@ -13638,7 +13643,7 @@
       <w:pPr>
         <w:pStyle w:val="1"/>
       </w:pPr>
-      <w:bookmarkStart w:id="13" w:name="_Toc217309323"/>
+      <w:bookmarkStart w:id="13" w:name="_Toc224562664"/>
       <w:r>
         <w:rPr>
           <w:rFonts w:hint="eastAsia"/>
@@ -13663,7 +13668,7 @@
       <w:pPr>
         <w:pStyle w:val="2"/>
       </w:pPr>
-      <w:bookmarkStart w:id="14" w:name="_Toc217309324"/>
+      <w:bookmarkStart w:id="14" w:name="_Toc224562665"/>
       <w:r>
         <w:rPr>
           <w:rFonts w:hint="eastAsia"/>
@@ -13746,21 +13751,269 @@
       <w:pPr>
         <w:pStyle w:val="3"/>
       </w:pPr>
-      <w:bookmarkStart w:id="15" w:name="_Toc217309325"/>
+      <w:bookmarkStart w:id="15" w:name="_Toc224562666"/>
+      <w:r>
+        <w:rPr>
+          <w:rFonts w:hint="eastAsia"/>
+        </w:rPr>
+        <w:t xml:space="preserve">2.1.1 </w:t>
+      </w:r>
+      <w:r>
+        <w:rPr>
+          <w:rFonts w:hint="eastAsia"/>
+        </w:rPr>
+        <w:t>配置环境</w:t>
+      </w:r>
+      <w:bookmarkEnd w:id="15"/>
+    </w:p>
+    <w:p>
+      <w:r>
+        <w:rPr>
+          <w:rFonts w:hint="eastAsia"/>
+        </w:rPr>
+        <w:t xml:space="preserve">    </w:t>
+      </w:r>
+      <w:r>
+        <w:rPr>
+          <w:rFonts w:hint="eastAsia"/>
+        </w:rPr>
+        <w:t>按照</w:t>
+      </w:r>
+      <w:r>
+        <w:rPr>
+          <w:rFonts w:hint="eastAsia"/>
+        </w:rPr>
+        <w:t>XEngine Readme</w:t>
+      </w:r>
+      <w:r>
+        <w:rPr>
+          <w:rFonts w:hint="eastAsia"/>
+        </w:rPr>
+        <w:t>文件的说明执行脚本配置环境</w:t>
+      </w:r>
+    </w:p>
+    <w:p>
+      <w:pPr>
+        <w:pStyle w:val="3"/>
+      </w:pPr>
+      <w:bookmarkStart w:id="16" w:name="_Toc224562667"/>
       <w:r>
         <w:rPr>
           <w:rFonts w:hint="eastAsia"/>
         </w:rPr>
         <w:lastRenderedPageBreak/>
-        <w:t xml:space="preserve">2.1.1 </w:t>
-      </w:r>
-      <w:r>
-        <w:rPr>
-          <w:rFonts w:hint="eastAsia"/>
-        </w:rPr>
-        <w:t>配置环境</w:t>
-      </w:r>
-      <w:bookmarkEnd w:id="15"/>
+        <w:t xml:space="preserve">2.1.2 </w:t>
+      </w:r>
+      <w:r>
+        <w:rPr>
+          <w:rFonts w:hint="eastAsia"/>
+        </w:rPr>
+        <w:t>编译运行</w:t>
+      </w:r>
+      <w:bookmarkEnd w:id="16"/>
+    </w:p>
+    <w:p>
+      <w:pPr>
+        <w:ind w:firstLine="420"/>
+      </w:pPr>
+      <w:r>
+        <w:rPr>
+          <w:rFonts w:hint="eastAsia"/>
+        </w:rPr>
+        <w:t>在完成环境配置后</w:t>
+      </w:r>
+      <w:r>
+        <w:rPr>
+          <w:rFonts w:hint="eastAsia"/>
+        </w:rPr>
+        <w:t>.</w:t>
+      </w:r>
+      <w:r>
+        <w:rPr>
+          <w:rFonts w:hint="eastAsia"/>
+        </w:rPr>
+        <w:t>你可以进入代码目录</w:t>
+      </w:r>
+      <w:r>
+        <w:rPr>
+          <w:rFonts w:hint="eastAsia"/>
+        </w:rPr>
+        <w:t>.</w:t>
+      </w:r>
+      <w:r>
+        <w:rPr>
+          <w:rFonts w:hint="eastAsia"/>
+        </w:rPr>
+        <w:t>使用</w:t>
+      </w:r>
+      <w:r>
+        <w:rPr>
+          <w:rFonts w:hint="eastAsia"/>
+        </w:rPr>
+        <w:t>VS</w:t>
+      </w:r>
+      <w:r>
+        <w:rPr>
+          <w:rFonts w:hint="eastAsia"/>
+        </w:rPr>
+        <w:t>打开</w:t>
+      </w:r>
+      <w:r>
+        <w:rPr>
+          <w:rFonts w:hint="eastAsia"/>
+        </w:rPr>
+        <w:t>XEngine.sln.</w:t>
+      </w:r>
+    </w:p>
+    <w:p>
+      <w:pPr>
+        <w:ind w:firstLine="420"/>
+      </w:pPr>
+      <w:r>
+        <w:rPr>
+          <w:rFonts w:hint="eastAsia"/>
+        </w:rPr>
+        <w:t>成功后</w:t>
+      </w:r>
+      <w:r>
+        <w:rPr>
+          <w:rFonts w:hint="eastAsia"/>
+        </w:rPr>
+        <w:t>,</w:t>
+      </w:r>
+      <w:r>
+        <w:rPr>
+          <w:rFonts w:hint="eastAsia"/>
+        </w:rPr>
+        <w:t>你需要拷贝</w:t>
+      </w:r>
+      <w:r>
+        <w:rPr>
+          <w:rFonts w:hint="eastAsia"/>
+        </w:rPr>
+        <w:t>XEngine_Release</w:t>
+      </w:r>
+      <w:r>
+        <w:rPr>
+          <w:rFonts w:hint="eastAsia"/>
+        </w:rPr>
+        <w:t>下的文件到你编译的目录下</w:t>
+      </w:r>
+      <w:r>
+        <w:rPr>
+          <w:rFonts w:hint="eastAsia"/>
+        </w:rPr>
+        <w:t>.</w:t>
+      </w:r>
+      <w:r>
+        <w:rPr>
+          <w:rFonts w:hint="eastAsia"/>
+        </w:rPr>
+        <w:t>然后拷贝依赖的</w:t>
+      </w:r>
+      <w:r>
+        <w:rPr>
+          <w:rFonts w:hint="eastAsia"/>
+        </w:rPr>
+        <w:t>XEngine</w:t>
+      </w:r>
+      <w:r>
+        <w:rPr>
+          <w:rFonts w:hint="eastAsia"/>
+        </w:rPr>
+        <w:t>模块到你的编译目录下</w:t>
+      </w:r>
+    </w:p>
+    <w:p>
+      <w:pPr>
+        <w:ind w:firstLine="420"/>
+        <w:rPr>
+          <w:color w:val="7030A0"/>
+        </w:rPr>
+      </w:pPr>
+      <w:r>
+        <w:rPr>
+          <w:rFonts w:hint="eastAsia"/>
+          <w:color w:val="7030A0"/>
+        </w:rPr>
+        <w:t>注意：</w:t>
+      </w:r>
+      <w:r>
+        <w:rPr>
+          <w:rFonts w:hint="eastAsia"/>
+          <w:color w:val="7030A0"/>
+        </w:rPr>
+        <w:t>XEngine</w:t>
+      </w:r>
+      <w:r>
+        <w:rPr>
+          <w:rFonts w:hint="eastAsia"/>
+          <w:color w:val="7030A0"/>
+        </w:rPr>
+        <w:t>环境可以通过</w:t>
+      </w:r>
+      <w:r>
+        <w:rPr>
+          <w:rFonts w:hint="eastAsia"/>
+          <w:color w:val="7030A0"/>
+        </w:rPr>
+        <w:t>VSCopy</w:t>
+      </w:r>
+      <w:r>
+        <w:rPr>
+          <w:rFonts w:hint="eastAsia"/>
+          <w:color w:val="7030A0"/>
+        </w:rPr>
+        <w:t>脚本拷贝到你的编译目录下</w:t>
+      </w:r>
+      <w:r>
+        <w:rPr>
+          <w:rFonts w:hint="eastAsia"/>
+          <w:color w:val="7030A0"/>
+        </w:rPr>
+        <w:t>,</w:t>
+      </w:r>
+      <w:r>
+        <w:rPr>
+          <w:rFonts w:hint="eastAsia"/>
+          <w:color w:val="7030A0"/>
+        </w:rPr>
+        <w:t>前提是你配置好你的</w:t>
+      </w:r>
+      <w:r>
+        <w:rPr>
+          <w:rFonts w:hint="eastAsia"/>
+          <w:color w:val="7030A0"/>
+        </w:rPr>
+        <w:t>XEngine</w:t>
+      </w:r>
+      <w:r>
+        <w:rPr>
+          <w:rFonts w:hint="eastAsia"/>
+          <w:color w:val="7030A0"/>
+        </w:rPr>
+        <w:t>环境</w:t>
+      </w:r>
+      <w:r>
+        <w:rPr>
+          <w:rFonts w:hint="eastAsia"/>
+          <w:color w:val="7030A0"/>
+        </w:rPr>
+        <w:t>.</w:t>
+      </w:r>
+    </w:p>
+    <w:p>
+      <w:pPr>
+        <w:pStyle w:val="2"/>
+      </w:pPr>
+      <w:bookmarkStart w:id="17" w:name="_Toc224562668"/>
+      <w:r>
+        <w:rPr>
+          <w:rFonts w:hint="eastAsia"/>
+        </w:rPr>
+        <w:t>2.2 LINUX</w:t>
+      </w:r>
+      <w:bookmarkEnd w:id="17"/>
     </w:p>
     <w:p>
       <w:r>
@@ -13773,269 +14026,21 @@
         <w:rPr>
           <w:rFonts w:hint="eastAsia"/>
         </w:rPr>
-        <w:t>按照</w:t>
-      </w:r>
-      <w:r>
-        <w:rPr>
-          <w:rFonts w:hint="eastAsia"/>
-        </w:rPr>
-        <w:t>XEngine Readme</w:t>
-      </w:r>
-      <w:r>
-        <w:rPr>
-          <w:rFonts w:hint="eastAsia"/>
-        </w:rPr>
-        <w:t>文件的说明执行脚本配置环境</w:t>
-      </w:r>
-    </w:p>
-    <w:p>
-      <w:pPr>
-        <w:pStyle w:val="3"/>
-      </w:pPr>
-      <w:bookmarkStart w:id="16" w:name="_Toc217309326"/>
-      <w:r>
-        <w:rPr>
-          <w:rFonts w:hint="eastAsia"/>
-        </w:rPr>
-        <w:t xml:space="preserve">2.1.2 </w:t>
-      </w:r>
-      <w:r>
-        <w:rPr>
-          <w:rFonts w:hint="eastAsia"/>
-        </w:rPr>
-        <w:t>编译运行</w:t>
-      </w:r>
-      <w:bookmarkEnd w:id="16"/>
-    </w:p>
-    <w:p>
-      <w:pPr>
-        <w:ind w:firstLine="420"/>
-      </w:pPr>
-      <w:r>
-        <w:rPr>
-          <w:rFonts w:hint="eastAsia"/>
-        </w:rPr>
-        <w:t>在完成环境配置后</w:t>
-      </w:r>
-      <w:r>
-        <w:rPr>
-          <w:rFonts w:hint="eastAsia"/>
-        </w:rPr>
-        <w:t>.</w:t>
-      </w:r>
-      <w:r>
-        <w:rPr>
-          <w:rFonts w:hint="eastAsia"/>
-        </w:rPr>
-        <w:t>你可以进入代码目录</w:t>
-      </w:r>
-      <w:r>
-        <w:rPr>
-          <w:rFonts w:hint="eastAsia"/>
-        </w:rPr>
-        <w:t>.</w:t>
-      </w:r>
-      <w:r>
-        <w:rPr>
-          <w:rFonts w:hint="eastAsia"/>
-        </w:rPr>
-        <w:t>使用</w:t>
-      </w:r>
-      <w:r>
-        <w:rPr>
-          <w:rFonts w:hint="eastAsia"/>
-        </w:rPr>
-        <w:t>VS</w:t>
-      </w:r>
-      <w:r>
-        <w:rPr>
-          <w:rFonts w:hint="eastAsia"/>
-        </w:rPr>
-        <w:t>打开</w:t>
-      </w:r>
-      <w:r>
-        <w:rPr>
-          <w:rFonts w:hint="eastAsia"/>
-        </w:rPr>
-        <w:t>XEngine.sln.</w:t>
-      </w:r>
-    </w:p>
-    <w:p>
-      <w:pPr>
-        <w:ind w:firstLine="420"/>
-      </w:pPr>
-      <w:r>
-        <w:rPr>
-          <w:rFonts w:hint="eastAsia"/>
-        </w:rPr>
-        <w:t>成功后</w:t>
-      </w:r>
-      <w:r>
-        <w:rPr>
-          <w:rFonts w:hint="eastAsia"/>
-        </w:rPr>
-        <w:t>,</w:t>
-      </w:r>
-      <w:r>
-        <w:rPr>
-          <w:rFonts w:hint="eastAsia"/>
-        </w:rPr>
-        <w:t>你需要拷贝</w:t>
-      </w:r>
-      <w:r>
-        <w:rPr>
-          <w:rFonts w:hint="eastAsia"/>
-        </w:rPr>
-        <w:t>XEngine_Release</w:t>
-      </w:r>
-      <w:r>
-        <w:rPr>
-          <w:rFonts w:hint="eastAsia"/>
-        </w:rPr>
-        <w:t>下的文件到你编译的目录下</w:t>
-      </w:r>
-      <w:r>
-        <w:rPr>
-          <w:rFonts w:hint="eastAsia"/>
-        </w:rPr>
-        <w:t>.</w:t>
-      </w:r>
-      <w:r>
-        <w:rPr>
-          <w:rFonts w:hint="eastAsia"/>
-        </w:rPr>
-        <w:t>然后拷贝依赖的</w:t>
-      </w:r>
-      <w:r>
-        <w:rPr>
-          <w:rFonts w:hint="eastAsia"/>
-        </w:rPr>
-        <w:t>XEngine</w:t>
-      </w:r>
-      <w:r>
-        <w:rPr>
-          <w:rFonts w:hint="eastAsia"/>
-        </w:rPr>
-        <w:t>模块到你的编译目录下</w:t>
-      </w:r>
-    </w:p>
-    <w:p>
-      <w:pPr>
-        <w:ind w:firstLine="420"/>
-        <w:rPr>
-          <w:color w:val="7030A0"/>
-        </w:rPr>
-      </w:pPr>
-      <w:r>
-        <w:rPr>
-          <w:rFonts w:hint="eastAsia"/>
-          <w:color w:val="7030A0"/>
-        </w:rPr>
-        <w:t>注意：</w:t>
-      </w:r>
-      <w:r>
-        <w:rPr>
-          <w:rFonts w:hint="eastAsia"/>
-          <w:color w:val="7030A0"/>
-        </w:rPr>
-        <w:t>XEngine</w:t>
-      </w:r>
-      <w:r>
-        <w:rPr>
-          <w:rFonts w:hint="eastAsia"/>
-          <w:color w:val="7030A0"/>
-        </w:rPr>
-        <w:t>环境可以通过</w:t>
-      </w:r>
-      <w:r>
-        <w:rPr>
-          <w:rFonts w:hint="eastAsia"/>
-          <w:color w:val="7030A0"/>
-        </w:rPr>
-        <w:t>VSCopy</w:t>
-      </w:r>
-      <w:r>
-        <w:rPr>
-          <w:rFonts w:hint="eastAsia"/>
-          <w:color w:val="7030A0"/>
-        </w:rPr>
-        <w:t>脚本拷贝到你的编译目录下</w:t>
-      </w:r>
-      <w:r>
-        <w:rPr>
-          <w:rFonts w:hint="eastAsia"/>
-          <w:color w:val="7030A0"/>
-        </w:rPr>
-        <w:t>,</w:t>
-      </w:r>
-      <w:r>
-        <w:rPr>
-          <w:rFonts w:hint="eastAsia"/>
-          <w:color w:val="7030A0"/>
-        </w:rPr>
-        <w:t>前提是你配置好你的</w:t>
-      </w:r>
-      <w:r>
-        <w:rPr>
-          <w:rFonts w:hint="eastAsia"/>
-          <w:color w:val="7030A0"/>
-        </w:rPr>
-        <w:t>XEngine</w:t>
-      </w:r>
-      <w:r>
-        <w:rPr>
-          <w:rFonts w:hint="eastAsia"/>
-          <w:color w:val="7030A0"/>
-        </w:rPr>
-        <w:t>环境</w:t>
-      </w:r>
-      <w:r>
-        <w:rPr>
-          <w:rFonts w:hint="eastAsia"/>
-          <w:color w:val="7030A0"/>
-        </w:rPr>
-        <w:t>.</w:t>
+        <w:t>参考</w:t>
+      </w:r>
+      <w:r>
+        <w:rPr>
+          <w:rFonts w:hint="eastAsia"/>
+        </w:rPr>
+        <w:t>readme</w:t>
       </w:r>
     </w:p>
     <w:p>
       <w:pPr>
         <w:pStyle w:val="2"/>
       </w:pPr>
-      <w:bookmarkStart w:id="17" w:name="_Toc217309327"/>
-      <w:r>
-        <w:rPr>
-          <w:rFonts w:hint="eastAsia"/>
-        </w:rPr>
-        <w:t>2.2 LINUX</w:t>
-      </w:r>
-      <w:bookmarkEnd w:id="17"/>
-    </w:p>
-    <w:p>
-      <w:r>
-        <w:rPr>
-          <w:rFonts w:hint="eastAsia"/>
-        </w:rPr>
-        <w:t xml:space="preserve">    </w:t>
-      </w:r>
-      <w:r>
-        <w:rPr>
-          <w:rFonts w:hint="eastAsia"/>
-        </w:rPr>
-        <w:t>参考</w:t>
-      </w:r>
-      <w:r>
-        <w:rPr>
-          <w:rFonts w:hint="eastAsia"/>
-        </w:rPr>
-        <w:t>readme</w:t>
-      </w:r>
-    </w:p>
-    <w:p>
-      <w:pPr>
-        <w:pStyle w:val="2"/>
-      </w:pPr>
       <w:bookmarkStart w:id="18" w:name="_Toc10977"/>
-      <w:bookmarkStart w:id="19" w:name="_Toc217309328"/>
+      <w:bookmarkStart w:id="19" w:name="_Toc224562669"/>
       <w:r>
         <w:rPr>
           <w:rFonts w:hint="eastAsia"/>
@@ -14069,7 +14074,7 @@
       <w:pPr>
         <w:pStyle w:val="2"/>
       </w:pPr>
-      <w:bookmarkStart w:id="20" w:name="_Toc217309329"/>
+      <w:bookmarkStart w:id="20" w:name="_Toc224562670"/>
       <w:r>
         <w:rPr>
           <w:rFonts w:hint="eastAsia"/>
@@ -14088,7 +14093,7 @@
       <w:pPr>
         <w:pStyle w:val="1"/>
       </w:pPr>
-      <w:bookmarkStart w:id="21" w:name="_Toc217309330"/>
+      <w:bookmarkStart w:id="21" w:name="_Toc224562671"/>
       <w:r>
         <w:rPr>
           <w:rFonts w:hint="eastAsia"/>
@@ -14382,7 +14387,7 @@
         <w:pStyle w:val="2"/>
       </w:pPr>
       <w:bookmarkStart w:id="22" w:name="_Toc5244"/>
-      <w:bookmarkStart w:id="23" w:name="_Toc217309331"/>
+      <w:bookmarkStart w:id="23" w:name="_Toc224562672"/>
       <w:r>
         <w:rPr>
           <w:rFonts w:hint="eastAsia"/>
@@ -14578,40 +14583,34 @@
         <w:rPr>
           <w:rFonts w:hint="eastAsia"/>
         </w:rPr>
-        <w:t>否则可以</w:t>
-      </w:r>
+        <w:t>否则可以为</w:t>
+      </w:r>
+      <w:r>
+        <w:t>””</w:t>
+      </w:r>
+      <w:r>
+        <w:rPr>
+          <w:rFonts w:hint="eastAsia"/>
+        </w:rPr>
+        <w:t>空</w:t>
+      </w:r>
+      <w:r>
+        <w:rPr>
+          <w:rFonts w:hint="eastAsia"/>
+        </w:rPr>
+        <w:t>.</w:t>
+      </w:r>
+    </w:p>
+    <w:p>
+      <w:pPr>
+        <w:pStyle w:val="3"/>
+      </w:pPr>
+      <w:bookmarkStart w:id="24" w:name="_Toc224562673"/>
       <w:r>
         <w:rPr>
           <w:rFonts w:hint="eastAsia"/>
         </w:rPr>
         <w:lastRenderedPageBreak/>
-        <w:t>为</w:t>
-      </w:r>
-      <w:r>
-        <w:t>””</w:t>
-      </w:r>
-      <w:r>
-        <w:rPr>
-          <w:rFonts w:hint="eastAsia"/>
-        </w:rPr>
-        <w:t>空</w:t>
-      </w:r>
-      <w:r>
-        <w:rPr>
-          <w:rFonts w:hint="eastAsia"/>
-        </w:rPr>
-        <w:t>.</w:t>
-      </w:r>
-    </w:p>
-    <w:p>
-      <w:pPr>
-        <w:pStyle w:val="3"/>
-      </w:pPr>
-      <w:bookmarkStart w:id="24" w:name="_Toc217309332"/>
-      <w:r>
-        <w:rPr>
-          <w:rFonts w:hint="eastAsia"/>
-        </w:rPr>
         <w:t xml:space="preserve">3.1.1 </w:t>
       </w:r>
       <w:r>
@@ -16003,7 +16002,7 @@
       <w:pPr>
         <w:pStyle w:val="3"/>
       </w:pPr>
-      <w:bookmarkStart w:id="25" w:name="_Toc217309333"/>
+      <w:bookmarkStart w:id="25" w:name="_Toc224562674"/>
       <w:r>
         <w:rPr>
           <w:rFonts w:hint="eastAsia"/>
@@ -16546,7 +16545,7 @@
         <w:pStyle w:val="2"/>
       </w:pPr>
       <w:bookmarkStart w:id="26" w:name="_Toc8616"/>
-      <w:bookmarkStart w:id="27" w:name="_Toc217309334"/>
+      <w:bookmarkStart w:id="27" w:name="_Toc224562675"/>
       <w:r>
         <w:rPr>
           <w:rFonts w:hint="eastAsia"/>
@@ -17034,7 +17033,7 @@
       <w:pPr>
         <w:pStyle w:val="1"/>
       </w:pPr>
-      <w:bookmarkStart w:id="28" w:name="_Toc217309335"/>
+      <w:bookmarkStart w:id="28" w:name="_Toc224562676"/>
       <w:r>
         <w:rPr>
           <w:rFonts w:hint="eastAsia"/>
@@ -17340,7 +17339,7 @@
       <w:pPr>
         <w:pStyle w:val="2"/>
       </w:pPr>
-      <w:bookmarkStart w:id="29" w:name="_Toc217309336"/>
+      <w:bookmarkStart w:id="29" w:name="_Toc224562677"/>
       <w:r>
         <w:rPr>
           <w:rFonts w:hint="eastAsia"/>
@@ -17370,7 +17369,7 @@
       <w:pPr>
         <w:pStyle w:val="3"/>
       </w:pPr>
-      <w:bookmarkStart w:id="30" w:name="_Toc217309337"/>
+      <w:bookmarkStart w:id="30" w:name="_Toc224562678"/>
       <w:r>
         <w:rPr>
           <w:rFonts w:hint="eastAsia"/>
@@ -17475,7 +17474,7 @@
       <w:pPr>
         <w:pStyle w:val="3"/>
       </w:pPr>
-      <w:bookmarkStart w:id="31" w:name="_Toc217309338"/>
+      <w:bookmarkStart w:id="31" w:name="_Toc224562679"/>
       <w:r>
         <w:rPr>
           <w:rFonts w:hint="eastAsia"/>
@@ -17838,7 +17837,7 @@
       <w:pPr>
         <w:pStyle w:val="1"/>
       </w:pPr>
-      <w:bookmarkStart w:id="32" w:name="_Toc217309339"/>
+      <w:bookmarkStart w:id="32" w:name="_Toc224562680"/>
       <w:r>
         <w:rPr>
           <w:rFonts w:hint="eastAsia"/>
@@ -17957,7 +17956,7 @@
       <w:pPr>
         <w:pStyle w:val="2"/>
       </w:pPr>
-      <w:bookmarkStart w:id="33" w:name="_Toc217309340"/>
+      <w:bookmarkStart w:id="33" w:name="_Toc224562681"/>
       <w:r>
         <w:rPr>
           <w:rFonts w:hint="eastAsia"/>
@@ -18127,7 +18126,7 @@
       <w:pPr>
         <w:pStyle w:val="3"/>
       </w:pPr>
-      <w:bookmarkStart w:id="34" w:name="_Toc217309341"/>
+      <w:bookmarkStart w:id="34" w:name="_Toc224562682"/>
       <w:r>
         <w:rPr>
           <w:rFonts w:hint="eastAsia"/>
@@ -18412,7 +18411,7 @@
       <w:pPr>
         <w:pStyle w:val="3"/>
       </w:pPr>
-      <w:bookmarkStart w:id="35" w:name="_Toc217309342"/>
+      <w:bookmarkStart w:id="35" w:name="_Toc224562683"/>
       <w:r>
         <w:rPr>
           <w:rFonts w:hint="eastAsia"/>
@@ -18671,7 +18670,7 @@
       <w:pPr>
         <w:pStyle w:val="3"/>
       </w:pPr>
-      <w:bookmarkStart w:id="36" w:name="_Toc217309343"/>
+      <w:bookmarkStart w:id="36" w:name="_Toc224562684"/>
       <w:r>
         <w:rPr>
           <w:rFonts w:hint="eastAsia"/>
@@ -18838,7 +18837,7 @@
       <w:pPr>
         <w:pStyle w:val="3"/>
       </w:pPr>
-      <w:bookmarkStart w:id="37" w:name="_Toc217309344"/>
+      <w:bookmarkStart w:id="37" w:name="_Toc224562685"/>
       <w:r>
         <w:rPr>
           <w:rFonts w:hint="eastAsia"/>
@@ -19102,7 +19101,7 @@
       <w:pPr>
         <w:pStyle w:val="3"/>
       </w:pPr>
-      <w:bookmarkStart w:id="38" w:name="_Toc217309345"/>
+      <w:bookmarkStart w:id="38" w:name="_Toc224562686"/>
       <w:r>
         <w:rPr>
           <w:rFonts w:hint="eastAsia"/>
@@ -19277,7 +19276,7 @@
       <w:pPr>
         <w:pStyle w:val="2"/>
       </w:pPr>
-      <w:bookmarkStart w:id="39" w:name="_Toc217309346"/>
+      <w:bookmarkStart w:id="39" w:name="_Toc224562687"/>
       <w:r>
         <w:rPr>
           <w:rFonts w:hint="eastAsia"/>
@@ -19328,7 +19327,7 @@
       <w:pPr>
         <w:pStyle w:val="3"/>
       </w:pPr>
-      <w:bookmarkStart w:id="40" w:name="_Toc217309347"/>
+      <w:bookmarkStart w:id="40" w:name="_Toc224562688"/>
       <w:r>
         <w:rPr>
           <w:rFonts w:hint="eastAsia"/>
@@ -19563,7 +19562,7 @@
       <w:pPr>
         <w:pStyle w:val="3"/>
       </w:pPr>
-      <w:bookmarkStart w:id="41" w:name="_Toc217309348"/>
+      <w:bookmarkStart w:id="41" w:name="_Toc224562689"/>
       <w:r>
         <w:rPr>
           <w:rFonts w:hint="eastAsia"/>
@@ -20018,7 +20017,7 @@
       <w:pPr>
         <w:pStyle w:val="3"/>
       </w:pPr>
-      <w:bookmarkStart w:id="42" w:name="_Toc217309349"/>
+      <w:bookmarkStart w:id="42" w:name="_Toc224562690"/>
       <w:r>
         <w:rPr>
           <w:rFonts w:hint="eastAsia"/>
@@ -20189,7 +20188,7 @@
       <w:pPr>
         <w:pStyle w:val="2"/>
       </w:pPr>
-      <w:bookmarkStart w:id="43" w:name="_Toc217309350"/>
+      <w:bookmarkStart w:id="43" w:name="_Toc224562691"/>
       <w:r>
         <w:rPr>
           <w:rFonts w:hint="eastAsia"/>
@@ -20240,7 +20239,7 @@
       <w:pPr>
         <w:pStyle w:val="3"/>
       </w:pPr>
-      <w:bookmarkStart w:id="44" w:name="_Toc217309351"/>
+      <w:bookmarkStart w:id="44" w:name="_Toc224562692"/>
       <w:r>
         <w:rPr>
           <w:rFonts w:hint="eastAsia"/>
@@ -20502,7 +20501,7 @@
       <w:pPr>
         <w:pStyle w:val="3"/>
       </w:pPr>
-      <w:bookmarkStart w:id="45" w:name="_Toc217309352"/>
+      <w:bookmarkStart w:id="45" w:name="_Toc224562693"/>
       <w:r>
         <w:rPr>
           <w:rFonts w:hint="eastAsia"/>
@@ -20852,7 +20851,7 @@
       <w:pPr>
         <w:pStyle w:val="3"/>
       </w:pPr>
-      <w:bookmarkStart w:id="46" w:name="_Toc217309353"/>
+      <w:bookmarkStart w:id="46" w:name="_Toc224562694"/>
       <w:r>
         <w:rPr>
           <w:rFonts w:hint="eastAsia"/>
@@ -21088,7 +21087,7 @@
       <w:pPr>
         <w:pStyle w:val="3"/>
       </w:pPr>
-      <w:bookmarkStart w:id="47" w:name="_Toc217309354"/>
+      <w:bookmarkStart w:id="47" w:name="_Toc224562695"/>
       <w:r>
         <w:rPr>
           <w:rFonts w:hint="eastAsia"/>
@@ -21341,7 +21340,7 @@
       <w:pPr>
         <w:pStyle w:val="3"/>
       </w:pPr>
-      <w:bookmarkStart w:id="48" w:name="_Toc217309355"/>
+      <w:bookmarkStart w:id="48" w:name="_Toc224562696"/>
       <w:r>
         <w:rPr>
           <w:rFonts w:hint="eastAsia"/>
@@ -21668,7 +21667,7 @@
       <w:pPr>
         <w:pStyle w:val="3"/>
       </w:pPr>
-      <w:bookmarkStart w:id="49" w:name="_Toc217309356"/>
+      <w:bookmarkStart w:id="49" w:name="_Toc224562697"/>
       <w:r>
         <w:rPr>
           <w:rFonts w:hint="eastAsia"/>
@@ -21889,7 +21888,7 @@
       <w:pPr>
         <w:pStyle w:val="2"/>
       </w:pPr>
-      <w:bookmarkStart w:id="50" w:name="_Toc217309357"/>
+      <w:bookmarkStart w:id="50" w:name="_Toc224562698"/>
       <w:r>
         <w:rPr>
           <w:rFonts w:hint="eastAsia"/>
@@ -21922,7 +21921,7 @@
       <w:pPr>
         <w:pStyle w:val="3"/>
       </w:pPr>
-      <w:bookmarkStart w:id="51" w:name="_Toc217309358"/>
+      <w:bookmarkStart w:id="51" w:name="_Toc224562699"/>
       <w:r>
         <w:rPr>
           <w:rFonts w:hint="eastAsia"/>
@@ -22193,7 +22192,7 @@
       <w:pPr>
         <w:pStyle w:val="3"/>
       </w:pPr>
-      <w:bookmarkStart w:id="52" w:name="_Toc217309359"/>
+      <w:bookmarkStart w:id="52" w:name="_Toc224562700"/>
       <w:r>
         <w:rPr>
           <w:rFonts w:hint="eastAsia"/>
@@ -22393,7 +22392,7 @@
       <w:pPr>
         <w:pStyle w:val="3"/>
       </w:pPr>
-      <w:bookmarkStart w:id="53" w:name="_Toc217309360"/>
+      <w:bookmarkStart w:id="53" w:name="_Toc224562701"/>
       <w:r>
         <w:rPr>
           <w:rFonts w:hint="eastAsia"/>
@@ -22564,7 +22563,7 @@
       <w:pPr>
         <w:pStyle w:val="2"/>
       </w:pPr>
-      <w:bookmarkStart w:id="54" w:name="_Toc217309361"/>
+      <w:bookmarkStart w:id="54" w:name="_Toc224562702"/>
       <w:r>
         <w:rPr>
           <w:rFonts w:hint="eastAsia"/>
@@ -22615,7 +22614,7 @@
       <w:pPr>
         <w:pStyle w:val="3"/>
       </w:pPr>
-      <w:bookmarkStart w:id="55" w:name="_Toc217309362"/>
+      <w:bookmarkStart w:id="55" w:name="_Toc224562703"/>
       <w:r>
         <w:rPr>
           <w:rFonts w:hint="eastAsia"/>
@@ -22880,7 +22879,7 @@
       <w:pPr>
         <w:pStyle w:val="3"/>
       </w:pPr>
-      <w:bookmarkStart w:id="56" w:name="_Toc217309363"/>
+      <w:bookmarkStart w:id="56" w:name="_Toc224562704"/>
       <w:r>
         <w:rPr>
           <w:rFonts w:hint="eastAsia"/>
@@ -23145,7 +23144,7 @@
       <w:pPr>
         <w:pStyle w:val="2"/>
       </w:pPr>
-      <w:bookmarkStart w:id="57" w:name="_Toc217309364"/>
+      <w:bookmarkStart w:id="57" w:name="_Toc224562705"/>
       <w:r>
         <w:rPr>
           <w:rFonts w:hint="eastAsia"/>
@@ -23190,7 +23189,7 @@
       <w:pPr>
         <w:pStyle w:val="3"/>
       </w:pPr>
-      <w:bookmarkStart w:id="58" w:name="_Toc217309365"/>
+      <w:bookmarkStart w:id="58" w:name="_Toc224562706"/>
       <w:r>
         <w:rPr>
           <w:rFonts w:hint="eastAsia"/>
@@ -23467,7 +23466,7 @@
       <w:pPr>
         <w:pStyle w:val="3"/>
       </w:pPr>
-      <w:bookmarkStart w:id="59" w:name="_Toc217309366"/>
+      <w:bookmarkStart w:id="59" w:name="_Toc224562707"/>
       <w:r>
         <w:rPr>
           <w:rFonts w:hint="eastAsia"/>
@@ -23699,7 +23698,7 @@
       <w:pPr>
         <w:pStyle w:val="3"/>
       </w:pPr>
-      <w:bookmarkStart w:id="60" w:name="_Toc217309367"/>
+      <w:bookmarkStart w:id="60" w:name="_Toc224562708"/>
       <w:r>
         <w:rPr>
           <w:rFonts w:hint="eastAsia"/>
@@ -24118,7 +24117,7 @@
       <w:pPr>
         <w:pStyle w:val="3"/>
       </w:pPr>
-      <w:bookmarkStart w:id="61" w:name="_Toc217309368"/>
+      <w:bookmarkStart w:id="61" w:name="_Toc224562709"/>
       <w:r>
         <w:rPr>
           <w:rFonts w:hint="eastAsia"/>
@@ -24396,7 +24395,7 @@
         <w:pStyle w:val="2"/>
       </w:pPr>
       <w:bookmarkStart w:id="62" w:name="_Toc18683"/>
-      <w:bookmarkStart w:id="63" w:name="_Toc217309369"/>
+      <w:bookmarkStart w:id="63" w:name="_Toc224562710"/>
       <w:r>
         <w:rPr>
           <w:rFonts w:hint="eastAsia"/>
@@ -24418,7 +24417,7 @@
         <w:pStyle w:val="3"/>
       </w:pPr>
       <w:bookmarkStart w:id="64" w:name="_Toc16210"/>
-      <w:bookmarkStart w:id="65" w:name="_Toc217309370"/>
+      <w:bookmarkStart w:id="65" w:name="_Toc224562711"/>
       <w:r>
         <w:rPr>
           <w:rFonts w:hint="eastAsia"/>
@@ -25345,7 +25344,7 @@
         <w:pStyle w:val="3"/>
       </w:pPr>
       <w:bookmarkStart w:id="66" w:name="_Toc30083"/>
-      <w:bookmarkStart w:id="67" w:name="_Toc217309371"/>
+      <w:bookmarkStart w:id="67" w:name="_Toc224562712"/>
       <w:r>
         <w:rPr>
           <w:rFonts w:hint="eastAsia"/>
@@ -25517,7 +25516,7 @@
       <w:pPr>
         <w:pStyle w:val="3"/>
       </w:pPr>
-      <w:bookmarkStart w:id="68" w:name="_Toc217309372"/>
+      <w:bookmarkStart w:id="68" w:name="_Toc224562713"/>
       <w:r>
         <w:rPr>
           <w:rFonts w:hint="eastAsia"/>
@@ -25699,7 +25698,7 @@
       <w:pPr>
         <w:pStyle w:val="2"/>
       </w:pPr>
-      <w:bookmarkStart w:id="69" w:name="_Toc217309373"/>
+      <w:bookmarkStart w:id="69" w:name="_Toc224562714"/>
       <w:r>
         <w:rPr>
           <w:rFonts w:hint="eastAsia"/>
@@ -25744,7 +25743,7 @@
       <w:pPr>
         <w:pStyle w:val="3"/>
       </w:pPr>
-      <w:bookmarkStart w:id="70" w:name="_Toc217309374"/>
+      <w:bookmarkStart w:id="70" w:name="_Toc224562715"/>
       <w:r>
         <w:rPr>
           <w:rFonts w:hint="eastAsia"/>
@@ -25990,7 +25989,7 @@
       <w:pPr>
         <w:pStyle w:val="3"/>
       </w:pPr>
-      <w:bookmarkStart w:id="71" w:name="_Toc217309375"/>
+      <w:bookmarkStart w:id="71" w:name="_Toc224562716"/>
       <w:r>
         <w:rPr>
           <w:rFonts w:hint="eastAsia"/>
@@ -26223,7 +26222,7 @@
       <w:pPr>
         <w:pStyle w:val="3"/>
       </w:pPr>
-      <w:bookmarkStart w:id="72" w:name="_Toc217309376"/>
+      <w:bookmarkStart w:id="72" w:name="_Toc224562717"/>
       <w:r>
         <w:rPr>
           <w:rFonts w:hint="eastAsia"/>
@@ -26456,7 +26455,7 @@
       <w:pPr>
         <w:pStyle w:val="2"/>
       </w:pPr>
-      <w:bookmarkStart w:id="73" w:name="_Toc217309377"/>
+      <w:bookmarkStart w:id="73" w:name="_Toc224562718"/>
       <w:r>
         <w:rPr>
           <w:rFonts w:hint="eastAsia"/>
@@ -26475,7 +26474,7 @@
       <w:pPr>
         <w:pStyle w:val="3"/>
       </w:pPr>
-      <w:bookmarkStart w:id="74" w:name="_Toc217309378"/>
+      <w:bookmarkStart w:id="74" w:name="_Toc224562719"/>
       <w:r>
         <w:rPr>
           <w:rFonts w:hint="eastAsia"/>
@@ -26664,7 +26663,7 @@
       <w:pPr>
         <w:pStyle w:val="3"/>
       </w:pPr>
-      <w:bookmarkStart w:id="75" w:name="_Toc217309379"/>
+      <w:bookmarkStart w:id="75" w:name="_Toc224562720"/>
       <w:r>
         <w:rPr>
           <w:rFonts w:hint="eastAsia"/>
@@ -26909,7 +26908,7 @@
       <w:pPr>
         <w:pStyle w:val="3"/>
       </w:pPr>
-      <w:bookmarkStart w:id="76" w:name="_Toc217309380"/>
+      <w:bookmarkStart w:id="76" w:name="_Toc224562721"/>
       <w:r>
         <w:rPr>
           <w:rFonts w:hint="eastAsia"/>
@@ -27188,7 +27187,7 @@
       <w:pPr>
         <w:pStyle w:val="2"/>
       </w:pPr>
-      <w:bookmarkStart w:id="77" w:name="_Toc217309381"/>
+      <w:bookmarkStart w:id="77" w:name="_Toc224562722"/>
       <w:r>
         <w:rPr>
           <w:rFonts w:hint="eastAsia"/>
@@ -27207,7 +27206,7 @@
       <w:pPr>
         <w:pStyle w:val="3"/>
       </w:pPr>
-      <w:bookmarkStart w:id="78" w:name="_Toc217309382"/>
+      <w:bookmarkStart w:id="78" w:name="_Toc224562723"/>
       <w:r>
         <w:rPr>
           <w:rFonts w:hint="eastAsia"/>
@@ -27519,7 +27518,7 @@
       <w:pPr>
         <w:pStyle w:val="3"/>
       </w:pPr>
-      <w:bookmarkStart w:id="79" w:name="_Toc217309383"/>
+      <w:bookmarkStart w:id="79" w:name="_Toc224562724"/>
       <w:r>
         <w:rPr>
           <w:rFonts w:hint="eastAsia"/>
@@ -27751,7 +27750,7 @@
       <w:pPr>
         <w:pStyle w:val="3"/>
       </w:pPr>
-      <w:bookmarkStart w:id="80" w:name="_Toc217309384"/>
+      <w:bookmarkStart w:id="80" w:name="_Toc224562725"/>
       <w:r>
         <w:rPr>
           <w:rFonts w:hint="eastAsia"/>
@@ -28066,7 +28065,7 @@
       <w:pPr>
         <w:pStyle w:val="1"/>
       </w:pPr>
-      <w:bookmarkStart w:id="81" w:name="_Toc217309385"/>
+      <w:bookmarkStart w:id="81" w:name="_Toc224562726"/>
       <w:r>
         <w:rPr>
           <w:rFonts w:hint="eastAsia"/>
@@ -28216,7 +28215,7 @@
       <w:pPr>
         <w:pStyle w:val="2"/>
       </w:pPr>
-      <w:bookmarkStart w:id="82" w:name="_Toc217309386"/>
+      <w:bookmarkStart w:id="82" w:name="_Toc224562727"/>
       <w:r>
         <w:rPr>
           <w:rFonts w:hint="eastAsia"/>
@@ -28235,7 +28234,7 @@
       <w:pPr>
         <w:pStyle w:val="3"/>
       </w:pPr>
-      <w:bookmarkStart w:id="83" w:name="_Toc217309387"/>
+      <w:bookmarkStart w:id="83" w:name="_Toc224562728"/>
       <w:r>
         <w:rPr>
           <w:rFonts w:hint="eastAsia"/>
@@ -28317,7 +28316,7 @@
       <w:pPr>
         <w:pStyle w:val="3"/>
       </w:pPr>
-      <w:bookmarkStart w:id="84" w:name="_Toc217309388"/>
+      <w:bookmarkStart w:id="84" w:name="_Toc224562729"/>
       <w:r>
         <w:rPr>
           <w:rFonts w:hint="eastAsia"/>
@@ -28430,7 +28429,7 @@
       <w:pPr>
         <w:pStyle w:val="2"/>
       </w:pPr>
-      <w:bookmarkStart w:id="85" w:name="_Toc217309389"/>
+      <w:bookmarkStart w:id="85" w:name="_Toc224562730"/>
       <w:r>
         <w:rPr>
           <w:rFonts w:hint="eastAsia"/>
@@ -28449,7 +28448,7 @@
       <w:pPr>
         <w:pStyle w:val="3"/>
       </w:pPr>
-      <w:bookmarkStart w:id="86" w:name="_Toc217309390"/>
+      <w:bookmarkStart w:id="86" w:name="_Toc224562731"/>
       <w:r>
         <w:rPr>
           <w:rFonts w:hint="eastAsia"/>
@@ -28537,7 +28536,7 @@
       <w:pPr>
         <w:pStyle w:val="3"/>
       </w:pPr>
-      <w:bookmarkStart w:id="87" w:name="_Toc217309391"/>
+      <w:bookmarkStart w:id="87" w:name="_Toc224562732"/>
       <w:r>
         <w:rPr>
           <w:rFonts w:hint="eastAsia"/>
@@ -28564,7 +28563,7 @@
       <w:pPr>
         <w:pStyle w:val="2"/>
       </w:pPr>
-      <w:bookmarkStart w:id="88" w:name="_Toc217309392"/>
+      <w:bookmarkStart w:id="88" w:name="_Toc224562733"/>
       <w:r>
         <w:rPr>
           <w:rFonts w:hint="eastAsia"/>
@@ -28583,7 +28582,7 @@
       <w:pPr>
         <w:pStyle w:val="3"/>
       </w:pPr>
-      <w:bookmarkStart w:id="89" w:name="_Toc217309393"/>
+      <w:bookmarkStart w:id="89" w:name="_Toc224562734"/>
       <w:r>
         <w:rPr>
           <w:rFonts w:hint="eastAsia"/>
@@ -28671,7 +28670,7 @@
       <w:pPr>
         <w:pStyle w:val="3"/>
       </w:pPr>
-      <w:bookmarkStart w:id="90" w:name="_Toc217309394"/>
+      <w:bookmarkStart w:id="90" w:name="_Toc224562735"/>
       <w:r>
         <w:rPr>
           <w:rFonts w:hint="eastAsia"/>
@@ -28698,7 +28697,7 @@
       <w:pPr>
         <w:pStyle w:val="1"/>
       </w:pPr>
-      <w:bookmarkStart w:id="91" w:name="_Toc217309395"/>
+      <w:bookmarkStart w:id="91" w:name="_Toc224562736"/>
       <w:r>
         <w:rPr>
           <w:rFonts w:hint="eastAsia"/>
@@ -28724,7 +28723,7 @@
       <w:pPr>
         <w:pStyle w:val="2"/>
       </w:pPr>
-      <w:bookmarkStart w:id="92" w:name="_Toc217309396"/>
+      <w:bookmarkStart w:id="92" w:name="_Toc224562737"/>
       <w:r>
         <w:rPr>
           <w:rFonts w:hint="eastAsia"/>
@@ -28890,7 +28889,7 @@
       <w:pPr>
         <w:pStyle w:val="2"/>
       </w:pPr>
-      <w:bookmarkStart w:id="93" w:name="_Toc217309397"/>
+      <w:bookmarkStart w:id="93" w:name="_Toc224562738"/>
       <w:r>
         <w:rPr>
           <w:rFonts w:hint="eastAsia"/>
@@ -29037,7 +29036,7 @@
       <w:pPr>
         <w:pStyle w:val="2"/>
       </w:pPr>
-      <w:bookmarkStart w:id="94" w:name="_Toc217309398"/>
+      <w:bookmarkStart w:id="94" w:name="_Toc224562739"/>
       <w:r>
         <w:rPr>
           <w:rFonts w:hint="eastAsia"/>
@@ -29194,7 +29193,7 @@
       <w:pPr>
         <w:pStyle w:val="3"/>
       </w:pPr>
-      <w:bookmarkStart w:id="95" w:name="_Toc217309399"/>
+      <w:bookmarkStart w:id="95" w:name="_Toc224562740"/>
       <w:r>
         <w:rPr>
           <w:rFonts w:hint="eastAsia"/>
@@ -29397,7 +29396,7 @@
       <w:pPr>
         <w:pStyle w:val="3"/>
       </w:pPr>
-      <w:bookmarkStart w:id="96" w:name="_Toc217309400"/>
+      <w:bookmarkStart w:id="96" w:name="_Toc224562741"/>
       <w:r>
         <w:rPr>
           <w:rFonts w:hint="eastAsia"/>
@@ -29605,7 +29604,7 @@
       <w:pPr>
         <w:pStyle w:val="3"/>
       </w:pPr>
-      <w:bookmarkStart w:id="97" w:name="_Toc217309401"/>
+      <w:bookmarkStart w:id="97" w:name="_Toc224562742"/>
       <w:r>
         <w:rPr>
           <w:rFonts w:hint="eastAsia"/>
@@ -29893,7 +29892,7 @@
       <w:pPr>
         <w:pStyle w:val="3"/>
       </w:pPr>
-      <w:bookmarkStart w:id="98" w:name="_Toc217309402"/>
+      <w:bookmarkStart w:id="98" w:name="_Toc224562743"/>
       <w:r>
         <w:rPr>
           <w:rFonts w:hint="eastAsia"/>
@@ -30060,7 +30059,7 @@
       <w:pPr>
         <w:pStyle w:val="2"/>
       </w:pPr>
-      <w:bookmarkStart w:id="99" w:name="_Toc217309403"/>
+      <w:bookmarkStart w:id="99" w:name="_Toc224562744"/>
       <w:r>
         <w:rPr>
           <w:rFonts w:hint="eastAsia"/>
@@ -30565,7 +30564,7 @@
       <w:pPr>
         <w:pStyle w:val="2"/>
       </w:pPr>
-      <w:bookmarkStart w:id="100" w:name="_Toc217309404"/>
+      <w:bookmarkStart w:id="100" w:name="_Toc224562745"/>
       <w:r>
         <w:rPr>
           <w:rFonts w:hint="eastAsia"/>
@@ -30637,7 +30636,7 @@
       <w:pPr>
         <w:pStyle w:val="3"/>
       </w:pPr>
-      <w:bookmarkStart w:id="101" w:name="_Toc217309405"/>
+      <w:bookmarkStart w:id="101" w:name="_Toc224562746"/>
       <w:r>
         <w:rPr>
           <w:rFonts w:hint="eastAsia"/>
@@ -30698,7 +30697,7 @@
       <w:pPr>
         <w:pStyle w:val="3"/>
       </w:pPr>
-      <w:bookmarkStart w:id="102" w:name="_Toc217309406"/>
+      <w:bookmarkStart w:id="102" w:name="_Toc224562747"/>
       <w:r>
         <w:rPr>
           <w:rFonts w:hint="eastAsia"/>
@@ -30923,7 +30922,7 @@
       <w:pPr>
         <w:pStyle w:val="2"/>
       </w:pPr>
-      <w:bookmarkStart w:id="103" w:name="_Toc217309407"/>
+      <w:bookmarkStart w:id="103" w:name="_Toc224562748"/>
       <w:r>
         <w:rPr>
           <w:rFonts w:hint="eastAsia"/>
@@ -30992,7 +30991,7 @@
       <w:pPr>
         <w:pStyle w:val="3"/>
       </w:pPr>
-      <w:bookmarkStart w:id="104" w:name="_Toc217309408"/>
+      <w:bookmarkStart w:id="104" w:name="_Toc224562749"/>
       <w:r>
         <w:rPr>
           <w:rFonts w:hint="eastAsia"/>
@@ -31073,7 +31072,7 @@
       <w:pPr>
         <w:pStyle w:val="3"/>
       </w:pPr>
-      <w:bookmarkStart w:id="105" w:name="_Toc217309409"/>
+      <w:bookmarkStart w:id="105" w:name="_Toc224562750"/>
       <w:r>
         <w:rPr>
           <w:rFonts w:hint="eastAsia"/>
@@ -31142,7 +31141,7 @@
       <w:pPr>
         <w:pStyle w:val="1"/>
       </w:pPr>
-      <w:bookmarkStart w:id="106" w:name="_Toc217309410"/>
+      <w:bookmarkStart w:id="106" w:name="_Toc224562751"/>
       <w:r>
         <w:rPr>
           <w:rFonts w:hint="eastAsia"/>
@@ -31167,7 +31166,7 @@
       <w:pPr>
         <w:pStyle w:val="2"/>
       </w:pPr>
-      <w:bookmarkStart w:id="107" w:name="_Toc217309411"/>
+      <w:bookmarkStart w:id="107" w:name="_Toc224562752"/>
       <w:r>
         <w:rPr>
           <w:rFonts w:hint="eastAsia"/>
@@ -31200,7 +31199,7 @@
       <w:pPr>
         <w:pStyle w:val="3"/>
       </w:pPr>
-      <w:bookmarkStart w:id="108" w:name="_Toc217309412"/>
+      <w:bookmarkStart w:id="108" w:name="_Toc224562753"/>
       <w:r>
         <w:rPr>
           <w:rFonts w:hint="eastAsia"/>
@@ -31344,7 +31343,7 @@
       <w:pPr>
         <w:pStyle w:val="3"/>
       </w:pPr>
-      <w:bookmarkStart w:id="109" w:name="_Toc217309413"/>
+      <w:bookmarkStart w:id="109" w:name="_Toc224562754"/>
       <w:r>
         <w:rPr>
           <w:rFonts w:hint="eastAsia"/>
@@ -31527,7 +31526,7 @@
       <w:pPr>
         <w:pStyle w:val="3"/>
       </w:pPr>
-      <w:bookmarkStart w:id="110" w:name="_Toc217309414"/>
+      <w:bookmarkStart w:id="110" w:name="_Toc224562755"/>
       <w:r>
         <w:rPr>
           <w:rFonts w:hint="eastAsia"/>
@@ -31819,7 +31818,7 @@
       <w:pPr>
         <w:pStyle w:val="3"/>
       </w:pPr>
-      <w:bookmarkStart w:id="111" w:name="_Toc217309415"/>
+      <w:bookmarkStart w:id="111" w:name="_Toc224562756"/>
       <w:r>
         <w:rPr>
           <w:rFonts w:hint="eastAsia"/>
@@ -32030,7 +32029,7 @@
       <w:pPr>
         <w:pStyle w:val="3"/>
       </w:pPr>
-      <w:bookmarkStart w:id="112" w:name="_Toc217309416"/>
+      <w:bookmarkStart w:id="112" w:name="_Toc224562757"/>
       <w:r>
         <w:rPr>
           <w:rFonts w:hint="eastAsia"/>
@@ -32139,20 +32138,14 @@
         <w:rPr>
           <w:rFonts w:hint="eastAsia"/>
         </w:rPr>
-        <w:t>仅允许数字</w:t>
-      </w:r>
-      <w:r>
-        <w:rPr>
-          <w:rFonts w:hint="eastAsia"/>
-        </w:rPr>
-        <w:t>字母</w:t>
+        <w:t>仅允许数字字母</w:t>
       </w:r>
     </w:p>
     <w:p>
       <w:pPr>
         <w:pStyle w:val="3"/>
       </w:pPr>
-      <w:bookmarkStart w:id="113" w:name="_Toc217309417"/>
+      <w:bookmarkStart w:id="113" w:name="_Toc224562758"/>
       <w:r>
         <w:rPr>
           <w:rFonts w:hint="eastAsia"/>
@@ -32326,7 +32319,7 @@
       <w:pPr>
         <w:pStyle w:val="3"/>
       </w:pPr>
-      <w:bookmarkStart w:id="114" w:name="_Toc217309418"/>
+      <w:bookmarkStart w:id="114" w:name="_Toc224562759"/>
       <w:r>
         <w:rPr>
           <w:rFonts w:hint="eastAsia"/>
@@ -32542,7 +32535,7 @@
       <w:pPr>
         <w:pStyle w:val="3"/>
       </w:pPr>
-      <w:bookmarkStart w:id="115" w:name="_Toc217309419"/>
+      <w:bookmarkStart w:id="115" w:name="_Toc224562760"/>
       <w:r>
         <w:rPr>
           <w:rFonts w:hint="eastAsia"/>
@@ -32635,7 +32628,7 @@
       <w:pPr>
         <w:pStyle w:val="3"/>
       </w:pPr>
-      <w:bookmarkStart w:id="116" w:name="_Toc217309420"/>
+      <w:bookmarkStart w:id="116" w:name="_Toc224562761"/>
       <w:r>
         <w:rPr>
           <w:rFonts w:hint="eastAsia"/>
@@ -32922,7 +32915,7 @@
       <w:pPr>
         <w:pStyle w:val="3"/>
       </w:pPr>
-      <w:bookmarkStart w:id="117" w:name="_Toc217309421"/>
+      <w:bookmarkStart w:id="117" w:name="_Toc224562762"/>
       <w:r>
         <w:rPr>
           <w:rFonts w:hint="eastAsia"/>
@@ -33085,7 +33078,7 @@
       <w:pPr>
         <w:pStyle w:val="2"/>
       </w:pPr>
-      <w:bookmarkStart w:id="118" w:name="_Toc217309422"/>
+      <w:bookmarkStart w:id="118" w:name="_Toc224562763"/>
       <w:r>
         <w:rPr>
           <w:rFonts w:hint="eastAsia"/>
@@ -33472,7 +33465,7 @@
       <w:pPr>
         <w:pStyle w:val="1"/>
       </w:pPr>
-      <w:bookmarkStart w:id="119" w:name="_Toc217309423"/>
+      <w:bookmarkStart w:id="119" w:name="_Toc224562764"/>
       <w:r>
         <w:rPr>
           <w:rFonts w:hint="eastAsia"/>
@@ -33485,7 +33478,7 @@
       <w:pPr>
         <w:pStyle w:val="2"/>
       </w:pPr>
-      <w:bookmarkStart w:id="120" w:name="_Toc217309424"/>
+      <w:bookmarkStart w:id="120" w:name="_Toc224562765"/>
       <w:r>
         <w:rPr>
           <w:rFonts w:hint="eastAsia"/>
@@ -33530,7 +33523,7 @@
       <w:pPr>
         <w:pStyle w:val="2"/>
       </w:pPr>
-      <w:bookmarkStart w:id="121" w:name="_Toc217309425"/>
+      <w:bookmarkStart w:id="121" w:name="_Toc224562766"/>
       <w:r>
         <w:rPr>
           <w:rFonts w:hint="eastAsia"/>
@@ -33573,7 +33566,7 @@
       <w:pPr>
         <w:pStyle w:val="2"/>
       </w:pPr>
-      <w:bookmarkStart w:id="122" w:name="_Toc217309426"/>
+      <w:bookmarkStart w:id="122" w:name="_Toc224562767"/>
       <w:r>
         <w:rPr>
           <w:rFonts w:hint="eastAsia"/>
@@ -34552,6 +34545,7 @@
   <w:style w:type="character" w:default="1" w:styleId="a1">
     <w:name w:val="Default Paragraph Font"/>
     <w:uiPriority w:val="1"/>
+    <w:semiHidden/>
     <w:unhideWhenUsed/>
   </w:style>
   <w:style w:type="table" w:default="1" w:styleId="a2">
@@ -35433,10 +35427,6 @@
 </file>
 
 <file path=customXml/item1.xml><?xml version="1.0" encoding="utf-8"?>
-<b:Sources xmlns:b="http://schemas.openxmlformats.org/officeDocument/2006/bibliography" xmlns="http://schemas.openxmlformats.org/officeDocument/2006/bibliography" SelectedStyle="\APASixthEditionOfficeOnline.xsl" StyleName="APA" Version="6"/>
-</file>
-
-<file path=customXml/item2.xml><?xml version="1.0" encoding="utf-8"?>
 <s:customData xmlns="http://www.wps.cn/officeDocument/2013/wpsCustomData" xmlns:s="http://www.wps.cn/officeDocument/2013/wpsCustomData">
   <customSectProps/>
   <customShpExts>
@@ -35445,18 +35435,22 @@
 </s:customData>
 </file>
 
+<file path=customXml/item2.xml><?xml version="1.0" encoding="utf-8"?>
+<b:Sources xmlns:b="http://schemas.openxmlformats.org/officeDocument/2006/bibliography" xmlns="http://schemas.openxmlformats.org/officeDocument/2006/bibliography" SelectedStyle="\APASixthEditionOfficeOnline.xsl" StyleName="APA" Version="6"/>
+</file>
+
 <file path=customXml/itemProps1.xml><?xml version="1.0" encoding="utf-8"?>
+<ds:datastoreItem xmlns:ds="http://schemas.openxmlformats.org/officeDocument/2006/customXml" ds:itemID="{B1977F7D-205B-4081-913C-38D41E755F92}">
+  <ds:schemaRefs>
+    <ds:schemaRef ds:uri="http://www.wps.cn/officeDocument/2013/wpsCustomData"/>
+  </ds:schemaRefs>
+</ds:datastoreItem>
+</file>
+
+<file path=customXml/itemProps2.xml><?xml version="1.0" encoding="utf-8"?>
 <ds:datastoreItem xmlns:ds="http://schemas.openxmlformats.org/officeDocument/2006/customXml" ds:itemID="{A3C42FEF-274B-4BDA-8559-31DB942021F2}">
   <ds:schemaRefs>
     <ds:schemaRef ds:uri="http://schemas.openxmlformats.org/officeDocument/2006/bibliography"/>
   </ds:schemaRefs>
 </ds:datastoreItem>
-</file>
-
-<file path=customXml/itemProps2.xml><?xml version="1.0" encoding="utf-8"?>
-<ds:datastoreItem xmlns:ds="http://schemas.openxmlformats.org/officeDocument/2006/customXml" ds:itemID="{B1977F7D-205B-4081-913C-38D41E755F92}">
-  <ds:schemaRefs>
-    <ds:schemaRef ds:uri="http://www.wps.cn/officeDocument/2013/wpsCustomData"/>
-  </ds:schemaRefs>
-</ds:datastoreItem>
 </file>
--- a/XEngine_Docment/Docment_zh.docx
+++ b/XEngine_Docment/Docment_zh.docx
@@ -1,32 +1,22 @@
 
 <file path=word/document.xml><?xml version="1.0" encoding="utf-8"?>
-<w:document xmlns:wpc="http://schemas.microsoft.com/office/word/2010/wordprocessingCanvas" xmlns:cx="http://schemas.microsoft.com/office/drawing/2014/chartex" xmlns:cx1="http://schemas.microsoft.com/office/drawing/2015/9/8/chartex" xmlns:cx2="http://schemas.microsoft.com/office/drawing/2015/10/21/chartex" xmlns:cx3="http://schemas.microsoft.com/office/drawing/2016/5/9/chartex" xmlns:cx4="http://schemas.microsoft.com/office/drawing/2016/5/10/chartex" xmlns:cx5="http://schemas.microsoft.com/office/drawing/2016/5/11/chartex" xmlns:cx6="http://schemas.microsoft.com/office/drawing/2016/5/12/chartex" xmlns:cx7="http://schemas.microsoft.com/office/drawing/2016/5/13/chartex" xmlns:cx8="http://schemas.microsoft.com/office/drawing/2016/5/14/chartex" xmlns:mc="http://schemas.openxmlformats.org/markup-compatibility/2006" xmlns:aink="http://schemas.microsoft.com/office/drawing/2016/ink" xmlns:am3d="http://schemas.microsoft.com/office/drawing/2017/model3d" xmlns:o="urn:schemas-microsoft-com:office:office" xmlns:oel="http://schemas.microsoft.com/office/2019/extlst" xmlns:r="http://schemas.openxmlformats.org/officeDocument/2006/relationships" xmlns:m="http://schemas.openxmlformats.org/officeDocument/2006/math" xmlns:v="urn:schemas-microsoft-com:vml" xmlns:wp14="http://schemas.microsoft.com/office/word/2010/wordprocessingDrawing" xmlns:wp="http://schemas.openxmlformats.org/drawingml/2006/wordprocessingDrawing" xmlns:w10="urn:schemas-microsoft-com:office:word" xmlns:w="http://schemas.openxmlformats.org/wordprocessingml/2006/main" xmlns:w14="http://schemas.microsoft.com/office/word/2010/wordml" xmlns:w15="http://schemas.microsoft.com/office/word/2012/wordml" xmlns:w16cex="http://schemas.microsoft.com/office/word/2018/wordml/cex" xmlns:w16cid="http://schemas.microsoft.com/office/word/2016/wordml/cid" xmlns:w16="http://schemas.microsoft.com/office/word/2018/wordml" xmlns:w16du="http://schemas.microsoft.com/office/word/2023/wordml/word16du" xmlns:w16sdtdh="http://schemas.microsoft.com/office/word/2020/wordml/sdtdatahash" xmlns:w16sdtfl="http://schemas.microsoft.com/office/word/2024/wordml/sdtformatlock" xmlns:w16se="http://schemas.microsoft.com/office/word/2015/wordml/symex" xmlns:wpg="http://schemas.microsoft.com/office/word/2010/wordprocessingGroup" xmlns:wpi="http://schemas.microsoft.com/office/word/2010/wordprocessingInk" xmlns:wne="http://schemas.microsoft.com/office/word/2006/wordml" xmlns:wps="http://schemas.microsoft.com/office/word/2010/wordprocessingShape" mc:Ignorable="w14 w15 w16se w16cid w16 w16cex w16sdtdh w16sdtfl w16du wp14">
+<w:document xmlns:wpc="http://schemas.microsoft.com/office/word/2010/wordprocessingCanvas" xmlns:cx="http://schemas.microsoft.com/office/drawing/2014/chartex" xmlns:cx1="http://schemas.microsoft.com/office/drawing/2015/9/8/chartex" xmlns:cx2="http://schemas.microsoft.com/office/drawing/2015/10/21/chartex" xmlns:cx3="http://schemas.microsoft.com/office/drawing/2016/5/9/chartex" xmlns:cx4="http://schemas.microsoft.com/office/drawing/2016/5/10/chartex" xmlns:cx5="http://schemas.microsoft.com/office/drawing/2016/5/11/chartex" xmlns:cx6="http://schemas.microsoft.com/office/drawing/2016/5/12/chartex" xmlns:cx7="http://schemas.microsoft.com/office/drawing/2016/5/13/chartex" xmlns:cx8="http://schemas.microsoft.com/office/drawing/2016/5/14/chartex" xmlns:mc="http://schemas.openxmlformats.org/markup-compatibility/2006" xmlns:aink="http://schemas.microsoft.com/office/drawing/2016/ink" xmlns:am3d="http://schemas.microsoft.com/office/drawing/2017/model3d" xmlns:o="urn:schemas-microsoft-com:office:office" xmlns:oel="http://schemas.microsoft.com/office/2019/extlst" xmlns:r="http://schemas.openxmlformats.org/officeDocument/2006/relationships" xmlns:m="http://schemas.openxmlformats.org/officeDocument/2006/math" xmlns:v="urn:schemas-microsoft-com:vml" xmlns:wp14="http://schemas.microsoft.com/office/word/2010/wordprocessingDrawing" xmlns:wp="http://schemas.openxmlformats.org/drawingml/2006/wordprocessingDrawing" xmlns:w10="urn:schemas-microsoft-com:office:word" xmlns:w="http://schemas.openxmlformats.org/wordprocessingml/2006/main" xmlns:w14="http://schemas.microsoft.com/office/word/2010/wordml" xmlns:w15="http://schemas.microsoft.com/office/word/2012/wordml" xmlns:w16cei="http://schemas.microsoft.com/office/word/2026/wordml/cei" xmlns:w16cex="http://schemas.microsoft.com/office/word/2018/wordml/cex" xmlns:w16cid="http://schemas.microsoft.com/office/word/2016/wordml/cid" xmlns:w16="http://schemas.microsoft.com/office/word/2018/wordml" xmlns:w16du="http://schemas.microsoft.com/office/word/2023/wordml/word16du" xmlns:w16sdtdh="http://schemas.microsoft.com/office/word/2020/wordml/sdtdatahash" xmlns:w16sdtfl="http://schemas.microsoft.com/office/word/2024/wordml/sdtformatlock" xmlns:w16se="http://schemas.microsoft.com/office/word/2015/wordml/symex" xmlns:wpg="http://schemas.microsoft.com/office/word/2010/wordprocessingGroup" xmlns:wpi="http://schemas.microsoft.com/office/word/2010/wordprocessingInk" xmlns:wne="http://schemas.microsoft.com/office/word/2006/wordml" xmlns:wps="http://schemas.microsoft.com/office/word/2010/wordprocessingShape" mc:Ignorable="w14 w15 w16se w16cid w16 w16cex w16sdtdh w16sdtfl w16du wp14">
   <w:body>
     <w:p>
       <w:pPr>
-        <w:pStyle w:val="ab"/>
-        <w:rPr>
-          <w:color w:val="0070C0"/>
-          <w:sz w:val="44"/>
-          <w:szCs w:val="44"/>
-        </w:rPr>
-      </w:pPr>
-      <w:bookmarkStart w:id="0" w:name="_Toc233722081"/>
-      <w:r>
-        <w:rPr>
-          <w:rFonts w:hint="eastAsia"/>
-          <w:color w:val="0070C0"/>
-          <w:sz w:val="44"/>
-          <w:szCs w:val="44"/>
+        <w:pStyle w:val="1"/>
+        <w:jc w:val="center"/>
+      </w:pPr>
+      <w:bookmarkStart w:id="0" w:name="_Toc238116381"/>
+      <w:r>
+        <w:rPr>
+          <w:rFonts w:hint="eastAsia"/>
         </w:rPr>
         <w:t>XEngine</w:t>
       </w:r>
       <w:r>
         <w:rPr>
           <w:rFonts w:hint="eastAsia"/>
-          <w:color w:val="0070C0"/>
-          <w:sz w:val="44"/>
-          <w:szCs w:val="44"/>
         </w:rPr>
         <w:t>网络验证服务文档</w:t>
       </w:r>
@@ -85,7 +75,7 @@
           <w:r>
             <w:fldChar w:fldCharType="separate"/>
           </w:r>
-          <w:hyperlink w:anchor="_Toc233722081" w:history="1">
+          <w:hyperlink w:anchor="_Toc238116381" w:history="1">
             <w:r>
               <w:rPr>
                 <w:rStyle w:val="ae"/>
@@ -129,7 +119,7 @@
                 <w:noProof/>
                 <w:webHidden/>
               </w:rPr>
-              <w:instrText>PAGEREF _Toc233722081 \h</w:instrText>
+              <w:instrText>PAGEREF _Toc238116381 \h</w:instrText>
             </w:r>
             <w:r>
               <w:rPr>
@@ -185,7 +175,7 @@
               <w14:ligatures w14:val="standardContextual"/>
             </w:rPr>
           </w:pPr>
-          <w:hyperlink w:anchor="_Toc233722082" w:history="1">
+          <w:hyperlink w:anchor="_Toc238116382" w:history="1">
             <w:r>
               <w:rPr>
                 <w:rStyle w:val="ae"/>
@@ -222,7 +212,7 @@
                 <w:noProof/>
                 <w:webHidden/>
               </w:rPr>
-              <w:instrText>PAGEREF _Toc233722082 \h</w:instrText>
+              <w:instrText>PAGEREF _Toc238116382 \h</w:instrText>
             </w:r>
             <w:r>
               <w:rPr>
@@ -278,7 +268,7 @@
               <w14:ligatures w14:val="standardContextual"/>
             </w:rPr>
           </w:pPr>
-          <w:hyperlink w:anchor="_Toc233722083" w:history="1">
+          <w:hyperlink w:anchor="_Toc238116383" w:history="1">
             <w:r>
               <w:rPr>
                 <w:rStyle w:val="ae"/>
@@ -315,7 +305,7 @@
                 <w:noProof/>
                 <w:webHidden/>
               </w:rPr>
-              <w:instrText>PAGEREF _Toc233722083 \h</w:instrText>
+              <w:instrText>PAGEREF _Toc238116383 \h</w:instrText>
             </w:r>
             <w:r>
               <w:rPr>
@@ -371,7 +361,7 @@
               <w14:ligatures w14:val="standardContextual"/>
             </w:rPr>
           </w:pPr>
-          <w:hyperlink w:anchor="_Toc233722084" w:history="1">
+          <w:hyperlink w:anchor="_Toc238116384" w:history="1">
             <w:r>
               <w:rPr>
                 <w:rStyle w:val="ae"/>
@@ -408,7 +398,7 @@
                 <w:noProof/>
                 <w:webHidden/>
               </w:rPr>
-              <w:instrText>PAGEREF _Toc233722084 \h</w:instrText>
+              <w:instrText>PAGEREF _Toc238116384 \h</w:instrText>
             </w:r>
             <w:r>
               <w:rPr>
@@ -464,7 +454,7 @@
               <w14:ligatures w14:val="standardContextual"/>
             </w:rPr>
           </w:pPr>
-          <w:hyperlink w:anchor="_Toc233722085" w:history="1">
+          <w:hyperlink w:anchor="_Toc238116385" w:history="1">
             <w:r>
               <w:rPr>
                 <w:rStyle w:val="ae"/>
@@ -501,7 +491,7 @@
                 <w:noProof/>
                 <w:webHidden/>
               </w:rPr>
-              <w:instrText>PAGEREF _Toc233722085 \h</w:instrText>
+              <w:instrText>PAGEREF _Toc238116385 \h</w:instrText>
             </w:r>
             <w:r>
               <w:rPr>
@@ -557,7 +547,7 @@
               <w14:ligatures w14:val="standardContextual"/>
             </w:rPr>
           </w:pPr>
-          <w:hyperlink w:anchor="_Toc233722086" w:history="1">
+          <w:hyperlink w:anchor="_Toc238116386" w:history="1">
             <w:r>
               <w:rPr>
                 <w:rStyle w:val="ae"/>
@@ -608,7 +598,7 @@
                 <w:noProof/>
                 <w:webHidden/>
               </w:rPr>
-              <w:instrText>PAGEREF _Toc233722086 \h</w:instrText>
+              <w:instrText>PAGEREF _Toc238116386 \h</w:instrText>
             </w:r>
             <w:r>
               <w:rPr>
@@ -664,7 +654,7 @@
               <w14:ligatures w14:val="standardContextual"/>
             </w:rPr>
           </w:pPr>
-          <w:hyperlink w:anchor="_Toc233722087" w:history="1">
+          <w:hyperlink w:anchor="_Toc238116387" w:history="1">
             <w:r>
               <w:rPr>
                 <w:rStyle w:val="ae"/>
@@ -708,7 +698,7 @@
                 <w:noProof/>
                 <w:webHidden/>
               </w:rPr>
-              <w:instrText>PAGEREF _Toc233722087 \h</w:instrText>
+              <w:instrText>PAGEREF _Toc238116387 \h</w:instrText>
             </w:r>
             <w:r>
               <w:rPr>
@@ -764,7 +754,7 @@
               <w14:ligatures w14:val="standardContextual"/>
             </w:rPr>
           </w:pPr>
-          <w:hyperlink w:anchor="_Toc233722088" w:history="1">
+          <w:hyperlink w:anchor="_Toc238116388" w:history="1">
             <w:r>
               <w:rPr>
                 <w:rStyle w:val="ae"/>
@@ -808,7 +798,7 @@
                 <w:noProof/>
                 <w:webHidden/>
               </w:rPr>
-              <w:instrText>PAGEREF _Toc233722088 \h</w:instrText>
+              <w:instrText>PAGEREF _Toc238116388 \h</w:instrText>
             </w:r>
             <w:r>
               <w:rPr>
@@ -864,7 +854,7 @@
               <w14:ligatures w14:val="standardContextual"/>
             </w:rPr>
           </w:pPr>
-          <w:hyperlink w:anchor="_Toc233722089" w:history="1">
+          <w:hyperlink w:anchor="_Toc238116389" w:history="1">
             <w:r>
               <w:rPr>
                 <w:rStyle w:val="ae"/>
@@ -908,7 +898,7 @@
                 <w:noProof/>
                 <w:webHidden/>
               </w:rPr>
-              <w:instrText>PAGEREF _Toc233722089 \h</w:instrText>
+              <w:instrText>PAGEREF _Toc238116389 \h</w:instrText>
             </w:r>
             <w:r>
               <w:rPr>
@@ -938,7 +928,7 @@
                 <w:noProof/>
                 <w:webHidden/>
               </w:rPr>
-              <w:t>5</w:t>
+              <w:t>6</w:t>
             </w:r>
             <w:r>
               <w:rPr>
@@ -964,7 +954,7 @@
               <w14:ligatures w14:val="standardContextual"/>
             </w:rPr>
           </w:pPr>
-          <w:hyperlink w:anchor="_Toc233722090" w:history="1">
+          <w:hyperlink w:anchor="_Toc238116390" w:history="1">
             <w:r>
               <w:rPr>
                 <w:rStyle w:val="ae"/>
@@ -1008,7 +998,7 @@
                 <w:noProof/>
                 <w:webHidden/>
               </w:rPr>
-              <w:instrText>PAGEREF _Toc233722090 \h</w:instrText>
+              <w:instrText>PAGEREF _Toc238116390 \h</w:instrText>
             </w:r>
             <w:r>
               <w:rPr>
@@ -1064,7 +1054,7 @@
               <w14:ligatures w14:val="standardContextual"/>
             </w:rPr>
           </w:pPr>
-          <w:hyperlink w:anchor="_Toc233722091" w:history="1">
+          <w:hyperlink w:anchor="_Toc238116391" w:history="1">
             <w:r>
               <w:rPr>
                 <w:rStyle w:val="ae"/>
@@ -1108,7 +1098,7 @@
                 <w:noProof/>
                 <w:webHidden/>
               </w:rPr>
-              <w:instrText>PAGEREF _Toc233722091 \h</w:instrText>
+              <w:instrText>PAGEREF _Toc238116391 \h</w:instrText>
             </w:r>
             <w:r>
               <w:rPr>
@@ -1164,7 +1154,7 @@
               <w14:ligatures w14:val="standardContextual"/>
             </w:rPr>
           </w:pPr>
-          <w:hyperlink w:anchor="_Toc233722092" w:history="1">
+          <w:hyperlink w:anchor="_Toc238116392" w:history="1">
             <w:r>
               <w:rPr>
                 <w:rStyle w:val="ae"/>
@@ -1208,7 +1198,7 @@
                 <w:noProof/>
                 <w:webHidden/>
               </w:rPr>
-              <w:instrText>PAGEREF _Toc233722092 \h</w:instrText>
+              <w:instrText>PAGEREF _Toc238116392 \h</w:instrText>
             </w:r>
             <w:r>
               <w:rPr>
@@ -1264,7 +1254,7 @@
               <w14:ligatures w14:val="standardContextual"/>
             </w:rPr>
           </w:pPr>
-          <w:hyperlink w:anchor="_Toc233722093" w:history="1">
+          <w:hyperlink w:anchor="_Toc238116393" w:history="1">
             <w:r>
               <w:rPr>
                 <w:rStyle w:val="ae"/>
@@ -1308,7 +1298,7 @@
                 <w:noProof/>
                 <w:webHidden/>
               </w:rPr>
-              <w:instrText>PAGEREF _Toc233722093 \h</w:instrText>
+              <w:instrText>PAGEREF _Toc238116393 \h</w:instrText>
             </w:r>
             <w:r>
               <w:rPr>
@@ -1364,7 +1354,7 @@
               <w14:ligatures w14:val="standardContextual"/>
             </w:rPr>
           </w:pPr>
-          <w:hyperlink w:anchor="_Toc233722094" w:history="1">
+          <w:hyperlink w:anchor="_Toc238116394" w:history="1">
             <w:r>
               <w:rPr>
                 <w:rStyle w:val="ae"/>
@@ -1415,7 +1405,7 @@
                 <w:noProof/>
                 <w:webHidden/>
               </w:rPr>
-              <w:instrText>PAGEREF _Toc233722094 \h</w:instrText>
+              <w:instrText>PAGEREF _Toc238116394 \h</w:instrText>
             </w:r>
             <w:r>
               <w:rPr>
@@ -1471,7 +1461,7 @@
               <w14:ligatures w14:val="standardContextual"/>
             </w:rPr>
           </w:pPr>
-          <w:hyperlink w:anchor="_Toc233722095" w:history="1">
+          <w:hyperlink w:anchor="_Toc238116395" w:history="1">
             <w:r>
               <w:rPr>
                 <w:rStyle w:val="ae"/>
@@ -1508,7 +1498,7 @@
                 <w:noProof/>
                 <w:webHidden/>
               </w:rPr>
-              <w:instrText>PAGEREF _Toc233722095 \h</w:instrText>
+              <w:instrText>PAGEREF _Toc238116395 \h</w:instrText>
             </w:r>
             <w:r>
               <w:rPr>
@@ -1564,7 +1554,7 @@
               <w14:ligatures w14:val="standardContextual"/>
             </w:rPr>
           </w:pPr>
-          <w:hyperlink w:anchor="_Toc233722096" w:history="1">
+          <w:hyperlink w:anchor="_Toc238116396" w:history="1">
             <w:r>
               <w:rPr>
                 <w:rStyle w:val="ae"/>
@@ -1608,7 +1598,7 @@
                 <w:noProof/>
                 <w:webHidden/>
               </w:rPr>
-              <w:instrText>PAGEREF _Toc233722096 \h</w:instrText>
+              <w:instrText>PAGEREF _Toc238116396 \h</w:instrText>
             </w:r>
             <w:r>
               <w:rPr>
@@ -1638,7 +1628,7 @@
                 <w:noProof/>
                 <w:webHidden/>
               </w:rPr>
-              <w:t>6</w:t>
+              <w:t>7</w:t>
             </w:r>
             <w:r>
               <w:rPr>
@@ -1664,7 +1654,7 @@
               <w14:ligatures w14:val="standardContextual"/>
             </w:rPr>
           </w:pPr>
-          <w:hyperlink w:anchor="_Toc233722097" w:history="1">
+          <w:hyperlink w:anchor="_Toc238116397" w:history="1">
             <w:r>
               <w:rPr>
                 <w:rStyle w:val="ae"/>
@@ -1708,7 +1698,7 @@
                 <w:noProof/>
                 <w:webHidden/>
               </w:rPr>
-              <w:instrText>PAGEREF _Toc233722097 \h</w:instrText>
+              <w:instrText>PAGEREF _Toc238116397 \h</w:instrText>
             </w:r>
             <w:r>
               <w:rPr>
@@ -1764,7 +1754,7 @@
               <w14:ligatures w14:val="standardContextual"/>
             </w:rPr>
           </w:pPr>
-          <w:hyperlink w:anchor="_Toc233722098" w:history="1">
+          <w:hyperlink w:anchor="_Toc238116398" w:history="1">
             <w:r>
               <w:rPr>
                 <w:rStyle w:val="ae"/>
@@ -1801,7 +1791,7 @@
                 <w:noProof/>
                 <w:webHidden/>
               </w:rPr>
-              <w:instrText>PAGEREF _Toc233722098 \h</w:instrText>
+              <w:instrText>PAGEREF _Toc238116398 \h</w:instrText>
             </w:r>
             <w:r>
               <w:rPr>
@@ -1857,7 +1847,7 @@
               <w14:ligatures w14:val="standardContextual"/>
             </w:rPr>
           </w:pPr>
-          <w:hyperlink w:anchor="_Toc233722099" w:history="1">
+          <w:hyperlink w:anchor="_Toc238116399" w:history="1">
             <w:r>
               <w:rPr>
                 <w:rStyle w:val="ae"/>
@@ -1894,7 +1884,7 @@
                 <w:noProof/>
                 <w:webHidden/>
               </w:rPr>
-              <w:instrText>PAGEREF _Toc233722099 \h</w:instrText>
+              <w:instrText>PAGEREF _Toc238116399 \h</w:instrText>
             </w:r>
             <w:r>
               <w:rPr>
@@ -1950,7 +1940,7 @@
               <w14:ligatures w14:val="standardContextual"/>
             </w:rPr>
           </w:pPr>
-          <w:hyperlink w:anchor="_Toc233722100" w:history="1">
+          <w:hyperlink w:anchor="_Toc238116400" w:history="1">
             <w:r>
               <w:rPr>
                 <w:rStyle w:val="ae"/>
@@ -1994,7 +1984,7 @@
                 <w:noProof/>
                 <w:webHidden/>
               </w:rPr>
-              <w:instrText>PAGEREF _Toc233722100 \h</w:instrText>
+              <w:instrText>PAGEREF _Toc238116400 \h</w:instrText>
             </w:r>
             <w:r>
               <w:rPr>
@@ -2050,7 +2040,7 @@
               <w14:ligatures w14:val="standardContextual"/>
             </w:rPr>
           </w:pPr>
-          <w:hyperlink w:anchor="_Toc233722101" w:history="1">
+          <w:hyperlink w:anchor="_Toc238116401" w:history="1">
             <w:r>
               <w:rPr>
                 <w:rStyle w:val="ae"/>
@@ -2101,7 +2091,7 @@
                 <w:noProof/>
                 <w:webHidden/>
               </w:rPr>
-              <w:instrText>PAGEREF _Toc233722101 \h</w:instrText>
+              <w:instrText>PAGEREF _Toc238116401 \h</w:instrText>
             </w:r>
             <w:r>
               <w:rPr>
@@ -2157,7 +2147,7 @@
               <w14:ligatures w14:val="standardContextual"/>
             </w:rPr>
           </w:pPr>
-          <w:hyperlink w:anchor="_Toc233722102" w:history="1">
+          <w:hyperlink w:anchor="_Toc238116402" w:history="1">
             <w:r>
               <w:rPr>
                 <w:rStyle w:val="ae"/>
@@ -2201,7 +2191,7 @@
                 <w:noProof/>
                 <w:webHidden/>
               </w:rPr>
-              <w:instrText>PAGEREF _Toc233722102 \h</w:instrText>
+              <w:instrText>PAGEREF _Toc238116402 \h</w:instrText>
             </w:r>
             <w:r>
               <w:rPr>
@@ -2257,7 +2247,7 @@
               <w14:ligatures w14:val="standardContextual"/>
             </w:rPr>
           </w:pPr>
-          <w:hyperlink w:anchor="_Toc233722103" w:history="1">
+          <w:hyperlink w:anchor="_Toc238116403" w:history="1">
             <w:r>
               <w:rPr>
                 <w:rStyle w:val="ae"/>
@@ -2301,7 +2291,7 @@
                 <w:noProof/>
                 <w:webHidden/>
               </w:rPr>
-              <w:instrText>PAGEREF _Toc233722103 \h</w:instrText>
+              <w:instrText>PAGEREF _Toc238116403 \h</w:instrText>
             </w:r>
             <w:r>
               <w:rPr>
@@ -2357,7 +2347,7 @@
               <w14:ligatures w14:val="standardContextual"/>
             </w:rPr>
           </w:pPr>
-          <w:hyperlink w:anchor="_Toc233722104" w:history="1">
+          <w:hyperlink w:anchor="_Toc238116404" w:history="1">
             <w:r>
               <w:rPr>
                 <w:rStyle w:val="ae"/>
@@ -2401,7 +2391,7 @@
                 <w:noProof/>
                 <w:webHidden/>
               </w:rPr>
-              <w:instrText>PAGEREF _Toc233722104 \h</w:instrText>
+              <w:instrText>PAGEREF _Toc238116404 \h</w:instrText>
             </w:r>
             <w:r>
               <w:rPr>
@@ -2457,7 +2447,7 @@
               <w14:ligatures w14:val="standardContextual"/>
             </w:rPr>
           </w:pPr>
-          <w:hyperlink w:anchor="_Toc233722105" w:history="1">
+          <w:hyperlink w:anchor="_Toc238116405" w:history="1">
             <w:r>
               <w:rPr>
                 <w:rStyle w:val="ae"/>
@@ -2501,7 +2491,7 @@
                 <w:noProof/>
                 <w:webHidden/>
               </w:rPr>
-              <w:instrText>PAGEREF _Toc233722105 \h</w:instrText>
+              <w:instrText>PAGEREF _Toc238116405 \h</w:instrText>
             </w:r>
             <w:r>
               <w:rPr>
@@ -2557,7 +2547,7 @@
               <w14:ligatures w14:val="standardContextual"/>
             </w:rPr>
           </w:pPr>
-          <w:hyperlink w:anchor="_Toc233722106" w:history="1">
+          <w:hyperlink w:anchor="_Toc238116406" w:history="1">
             <w:r>
               <w:rPr>
                 <w:rStyle w:val="ae"/>
@@ -2608,7 +2598,7 @@
                 <w:noProof/>
                 <w:webHidden/>
               </w:rPr>
-              <w:instrText>PAGEREF _Toc233722106 \h</w:instrText>
+              <w:instrText>PAGEREF _Toc238116406 \h</w:instrText>
             </w:r>
             <w:r>
               <w:rPr>
@@ -2664,7 +2654,7 @@
               <w14:ligatures w14:val="standardContextual"/>
             </w:rPr>
           </w:pPr>
-          <w:hyperlink w:anchor="_Toc233722107" w:history="1">
+          <w:hyperlink w:anchor="_Toc238116407" w:history="1">
             <w:r>
               <w:rPr>
                 <w:rStyle w:val="ae"/>
@@ -2708,7 +2698,7 @@
                 <w:noProof/>
                 <w:webHidden/>
               </w:rPr>
-              <w:instrText>PAGEREF _Toc233722107 \h</w:instrText>
+              <w:instrText>PAGEREF _Toc238116407 \h</w:instrText>
             </w:r>
             <w:r>
               <w:rPr>
@@ -2764,7 +2754,7 @@
               <w14:ligatures w14:val="standardContextual"/>
             </w:rPr>
           </w:pPr>
-          <w:hyperlink w:anchor="_Toc233722108" w:history="1">
+          <w:hyperlink w:anchor="_Toc238116408" w:history="1">
             <w:r>
               <w:rPr>
                 <w:rStyle w:val="ae"/>
@@ -2808,7 +2798,7 @@
                 <w:noProof/>
                 <w:webHidden/>
               </w:rPr>
-              <w:instrText>PAGEREF _Toc233722108 \h</w:instrText>
+              <w:instrText>PAGEREF _Toc238116408 \h</w:instrText>
             </w:r>
             <w:r>
               <w:rPr>
@@ -2864,7 +2854,7 @@
               <w14:ligatures w14:val="standardContextual"/>
             </w:rPr>
           </w:pPr>
-          <w:hyperlink w:anchor="_Toc233722109" w:history="1">
+          <w:hyperlink w:anchor="_Toc238116409" w:history="1">
             <w:r>
               <w:rPr>
                 <w:rStyle w:val="ae"/>
@@ -2908,7 +2898,7 @@
                 <w:noProof/>
                 <w:webHidden/>
               </w:rPr>
-              <w:instrText>PAGEREF _Toc233722109 \h</w:instrText>
+              <w:instrText>PAGEREF _Toc238116409 \h</w:instrText>
             </w:r>
             <w:r>
               <w:rPr>
@@ -2964,7 +2954,7 @@
               <w14:ligatures w14:val="standardContextual"/>
             </w:rPr>
           </w:pPr>
-          <w:hyperlink w:anchor="_Toc233722110" w:history="1">
+          <w:hyperlink w:anchor="_Toc238116410" w:history="1">
             <w:r>
               <w:rPr>
                 <w:rStyle w:val="ae"/>
@@ -3015,7 +3005,7 @@
                 <w:noProof/>
                 <w:webHidden/>
               </w:rPr>
-              <w:instrText>PAGEREF _Toc233722110 \h</w:instrText>
+              <w:instrText>PAGEREF _Toc238116410 \h</w:instrText>
             </w:r>
             <w:r>
               <w:rPr>
@@ -3071,7 +3061,7 @@
               <w14:ligatures w14:val="standardContextual"/>
             </w:rPr>
           </w:pPr>
-          <w:hyperlink w:anchor="_Toc233722111" w:history="1">
+          <w:hyperlink w:anchor="_Toc238116411" w:history="1">
             <w:r>
               <w:rPr>
                 <w:rStyle w:val="ae"/>
@@ -3115,7 +3105,7 @@
                 <w:noProof/>
                 <w:webHidden/>
               </w:rPr>
-              <w:instrText>PAGEREF _Toc233722111 \h</w:instrText>
+              <w:instrText>PAGEREF _Toc238116411 \h</w:instrText>
             </w:r>
             <w:r>
               <w:rPr>
@@ -3171,7 +3161,7 @@
               <w14:ligatures w14:val="standardContextual"/>
             </w:rPr>
           </w:pPr>
-          <w:hyperlink w:anchor="_Toc233722112" w:history="1">
+          <w:hyperlink w:anchor="_Toc238116412" w:history="1">
             <w:r>
               <w:rPr>
                 <w:rStyle w:val="ae"/>
@@ -3215,7 +3205,7 @@
                 <w:noProof/>
                 <w:webHidden/>
               </w:rPr>
-              <w:instrText>PAGEREF _Toc233722112 \h</w:instrText>
+              <w:instrText>PAGEREF _Toc238116412 \h</w:instrText>
             </w:r>
             <w:r>
               <w:rPr>
@@ -3271,7 +3261,7 @@
               <w14:ligatures w14:val="standardContextual"/>
             </w:rPr>
           </w:pPr>
-          <w:hyperlink w:anchor="_Toc233722113" w:history="1">
+          <w:hyperlink w:anchor="_Toc238116413" w:history="1">
             <w:r>
               <w:rPr>
                 <w:rStyle w:val="ae"/>
@@ -3315,7 +3305,7 @@
                 <w:noProof/>
                 <w:webHidden/>
               </w:rPr>
-              <w:instrText>PAGEREF _Toc233722113 \h</w:instrText>
+              <w:instrText>PAGEREF _Toc238116413 \h</w:instrText>
             </w:r>
             <w:r>
               <w:rPr>
@@ -3371,7 +3361,7 @@
               <w14:ligatures w14:val="standardContextual"/>
             </w:rPr>
           </w:pPr>
-          <w:hyperlink w:anchor="_Toc233722114" w:history="1">
+          <w:hyperlink w:anchor="_Toc238116414" w:history="1">
             <w:r>
               <w:rPr>
                 <w:rStyle w:val="ae"/>
@@ -3415,7 +3405,7 @@
                 <w:noProof/>
                 <w:webHidden/>
               </w:rPr>
-              <w:instrText>PAGEREF _Toc233722114 \h</w:instrText>
+              <w:instrText>PAGEREF _Toc238116414 \h</w:instrText>
             </w:r>
             <w:r>
               <w:rPr>
@@ -3471,7 +3461,7 @@
               <w14:ligatures w14:val="standardContextual"/>
             </w:rPr>
           </w:pPr>
-          <w:hyperlink w:anchor="_Toc233722115" w:history="1">
+          <w:hyperlink w:anchor="_Toc238116415" w:history="1">
             <w:r>
               <w:rPr>
                 <w:rStyle w:val="ae"/>
@@ -3515,7 +3505,7 @@
                 <w:noProof/>
                 <w:webHidden/>
               </w:rPr>
-              <w:instrText>PAGEREF _Toc233722115 \h</w:instrText>
+              <w:instrText>PAGEREF _Toc238116415 \h</w:instrText>
             </w:r>
             <w:r>
               <w:rPr>
@@ -3571,7 +3561,7 @@
               <w14:ligatures w14:val="standardContextual"/>
             </w:rPr>
           </w:pPr>
-          <w:hyperlink w:anchor="_Toc233722116" w:history="1">
+          <w:hyperlink w:anchor="_Toc238116416" w:history="1">
             <w:r>
               <w:rPr>
                 <w:rStyle w:val="ae"/>
@@ -3615,7 +3605,7 @@
                 <w:noProof/>
                 <w:webHidden/>
               </w:rPr>
-              <w:instrText>PAGEREF _Toc233722116 \h</w:instrText>
+              <w:instrText>PAGEREF _Toc238116416 \h</w:instrText>
             </w:r>
             <w:r>
               <w:rPr>
@@ -3671,7 +3661,7 @@
               <w14:ligatures w14:val="standardContextual"/>
             </w:rPr>
           </w:pPr>
-          <w:hyperlink w:anchor="_Toc233722117" w:history="1">
+          <w:hyperlink w:anchor="_Toc238116417" w:history="1">
             <w:r>
               <w:rPr>
                 <w:rStyle w:val="ae"/>
@@ -3715,7 +3705,7 @@
                 <w:noProof/>
                 <w:webHidden/>
               </w:rPr>
-              <w:instrText>PAGEREF _Toc233722117 \h</w:instrText>
+              <w:instrText>PAGEREF _Toc238116417 \h</w:instrText>
             </w:r>
             <w:r>
               <w:rPr>
@@ -3771,7 +3761,7 @@
               <w14:ligatures w14:val="standardContextual"/>
             </w:rPr>
           </w:pPr>
-          <w:hyperlink w:anchor="_Toc233722118" w:history="1">
+          <w:hyperlink w:anchor="_Toc238116418" w:history="1">
             <w:r>
               <w:rPr>
                 <w:rStyle w:val="ae"/>
@@ -3815,7 +3805,7 @@
                 <w:noProof/>
                 <w:webHidden/>
               </w:rPr>
-              <w:instrText>PAGEREF _Toc233722118 \h</w:instrText>
+              <w:instrText>PAGEREF _Toc238116418 \h</w:instrText>
             </w:r>
             <w:r>
               <w:rPr>
@@ -3871,7 +3861,7 @@
               <w14:ligatures w14:val="standardContextual"/>
             </w:rPr>
           </w:pPr>
-          <w:hyperlink w:anchor="_Toc233722119" w:history="1">
+          <w:hyperlink w:anchor="_Toc238116419" w:history="1">
             <w:r>
               <w:rPr>
                 <w:rStyle w:val="ae"/>
@@ -3915,7 +3905,7 @@
                 <w:noProof/>
                 <w:webHidden/>
               </w:rPr>
-              <w:instrText>PAGEREF _Toc233722119 \h</w:instrText>
+              <w:instrText>PAGEREF _Toc238116419 \h</w:instrText>
             </w:r>
             <w:r>
               <w:rPr>
@@ -3971,7 +3961,7 @@
               <w14:ligatures w14:val="standardContextual"/>
             </w:rPr>
           </w:pPr>
-          <w:hyperlink w:anchor="_Toc233722120" w:history="1">
+          <w:hyperlink w:anchor="_Toc238116420" w:history="1">
             <w:r>
               <w:rPr>
                 <w:rStyle w:val="ae"/>
@@ -4015,7 +4005,7 @@
                 <w:noProof/>
                 <w:webHidden/>
               </w:rPr>
-              <w:instrText>PAGEREF _Toc233722120 \h</w:instrText>
+              <w:instrText>PAGEREF _Toc238116420 \h</w:instrText>
             </w:r>
             <w:r>
               <w:rPr>
@@ -4071,7 +4061,7 @@
               <w14:ligatures w14:val="standardContextual"/>
             </w:rPr>
           </w:pPr>
-          <w:hyperlink w:anchor="_Toc233722121" w:history="1">
+          <w:hyperlink w:anchor="_Toc238116421" w:history="1">
             <w:r>
               <w:rPr>
                 <w:rStyle w:val="ae"/>
@@ -4115,7 +4105,7 @@
                 <w:noProof/>
                 <w:webHidden/>
               </w:rPr>
-              <w:instrText>PAGEREF _Toc233722121 \h</w:instrText>
+              <w:instrText>PAGEREF _Toc238116421 \h</w:instrText>
             </w:r>
             <w:r>
               <w:rPr>
@@ -4171,7 +4161,7 @@
               <w14:ligatures w14:val="standardContextual"/>
             </w:rPr>
           </w:pPr>
-          <w:hyperlink w:anchor="_Toc233722122" w:history="1">
+          <w:hyperlink w:anchor="_Toc238116422" w:history="1">
             <w:r>
               <w:rPr>
                 <w:rStyle w:val="ae"/>
@@ -4215,7 +4205,7 @@
                 <w:noProof/>
                 <w:webHidden/>
               </w:rPr>
-              <w:instrText>PAGEREF _Toc233722122 \h</w:instrText>
+              <w:instrText>PAGEREF _Toc238116422 \h</w:instrText>
             </w:r>
             <w:r>
               <w:rPr>
@@ -4271,7 +4261,7 @@
               <w14:ligatures w14:val="standardContextual"/>
             </w:rPr>
           </w:pPr>
-          <w:hyperlink w:anchor="_Toc233722123" w:history="1">
+          <w:hyperlink w:anchor="_Toc238116423" w:history="1">
             <w:r>
               <w:rPr>
                 <w:rStyle w:val="ae"/>
@@ -4315,7 +4305,7 @@
                 <w:noProof/>
                 <w:webHidden/>
               </w:rPr>
-              <w:instrText>PAGEREF _Toc233722123 \h</w:instrText>
+              <w:instrText>PAGEREF _Toc238116423 \h</w:instrText>
             </w:r>
             <w:r>
               <w:rPr>
@@ -4371,7 +4361,7 @@
               <w14:ligatures w14:val="standardContextual"/>
             </w:rPr>
           </w:pPr>
-          <w:hyperlink w:anchor="_Toc233722124" w:history="1">
+          <w:hyperlink w:anchor="_Toc238116424" w:history="1">
             <w:r>
               <w:rPr>
                 <w:rStyle w:val="ae"/>
@@ -4415,7 +4405,7 @@
                 <w:noProof/>
                 <w:webHidden/>
               </w:rPr>
-              <w:instrText>PAGEREF _Toc233722124 \h</w:instrText>
+              <w:instrText>PAGEREF _Toc238116424 \h</w:instrText>
             </w:r>
             <w:r>
               <w:rPr>
@@ -4471,7 +4461,7 @@
               <w14:ligatures w14:val="standardContextual"/>
             </w:rPr>
           </w:pPr>
-          <w:hyperlink w:anchor="_Toc233722125" w:history="1">
+          <w:hyperlink w:anchor="_Toc238116425" w:history="1">
             <w:r>
               <w:rPr>
                 <w:rStyle w:val="ae"/>
@@ -4515,7 +4505,7 @@
                 <w:noProof/>
                 <w:webHidden/>
               </w:rPr>
-              <w:instrText>PAGEREF _Toc233722125 \h</w:instrText>
+              <w:instrText>PAGEREF _Toc238116425 \h</w:instrText>
             </w:r>
             <w:r>
               <w:rPr>
@@ -4571,7 +4561,7 @@
               <w14:ligatures w14:val="standardContextual"/>
             </w:rPr>
           </w:pPr>
-          <w:hyperlink w:anchor="_Toc233722126" w:history="1">
+          <w:hyperlink w:anchor="_Toc238116426" w:history="1">
             <w:r>
               <w:rPr>
                 <w:rStyle w:val="ae"/>
@@ -4615,7 +4605,7 @@
                 <w:noProof/>
                 <w:webHidden/>
               </w:rPr>
-              <w:instrText>PAGEREF _Toc233722126 \h</w:instrText>
+              <w:instrText>PAGEREF _Toc238116426 \h</w:instrText>
             </w:r>
             <w:r>
               <w:rPr>
@@ -4671,7 +4661,7 @@
               <w14:ligatures w14:val="standardContextual"/>
             </w:rPr>
           </w:pPr>
-          <w:hyperlink w:anchor="_Toc233722127" w:history="1">
+          <w:hyperlink w:anchor="_Toc238116427" w:history="1">
             <w:r>
               <w:rPr>
                 <w:rStyle w:val="ae"/>
@@ -4715,7 +4705,7 @@
                 <w:noProof/>
                 <w:webHidden/>
               </w:rPr>
-              <w:instrText>PAGEREF _Toc233722127 \h</w:instrText>
+              <w:instrText>PAGEREF _Toc238116427 \h</w:instrText>
             </w:r>
             <w:r>
               <w:rPr>
@@ -4771,7 +4761,7 @@
               <w14:ligatures w14:val="standardContextual"/>
             </w:rPr>
           </w:pPr>
-          <w:hyperlink w:anchor="_Toc233722128" w:history="1">
+          <w:hyperlink w:anchor="_Toc238116428" w:history="1">
             <w:r>
               <w:rPr>
                 <w:rStyle w:val="ae"/>
@@ -4815,7 +4805,7 @@
                 <w:noProof/>
                 <w:webHidden/>
               </w:rPr>
-              <w:instrText>PAGEREF _Toc233722128 \h</w:instrText>
+              <w:instrText>PAGEREF _Toc238116428 \h</w:instrText>
             </w:r>
             <w:r>
               <w:rPr>
@@ -4871,7 +4861,7 @@
               <w14:ligatures w14:val="standardContextual"/>
             </w:rPr>
           </w:pPr>
-          <w:hyperlink w:anchor="_Toc233722129" w:history="1">
+          <w:hyperlink w:anchor="_Toc238116429" w:history="1">
             <w:r>
               <w:rPr>
                 <w:rStyle w:val="ae"/>
@@ -4915,7 +4905,7 @@
                 <w:noProof/>
                 <w:webHidden/>
               </w:rPr>
-              <w:instrText>PAGEREF _Toc233722129 \h</w:instrText>
+              <w:instrText>PAGEREF _Toc238116429 \h</w:instrText>
             </w:r>
             <w:r>
               <w:rPr>
@@ -4971,7 +4961,7 @@
               <w14:ligatures w14:val="standardContextual"/>
             </w:rPr>
           </w:pPr>
-          <w:hyperlink w:anchor="_Toc233722130" w:history="1">
+          <w:hyperlink w:anchor="_Toc238116430" w:history="1">
             <w:r>
               <w:rPr>
                 <w:rStyle w:val="ae"/>
@@ -5015,7 +5005,7 @@
                 <w:noProof/>
                 <w:webHidden/>
               </w:rPr>
-              <w:instrText>PAGEREF _Toc233722130 \h</w:instrText>
+              <w:instrText>PAGEREF _Toc238116430 \h</w:instrText>
             </w:r>
             <w:r>
               <w:rPr>
@@ -5071,7 +5061,7 @@
               <w14:ligatures w14:val="standardContextual"/>
             </w:rPr>
           </w:pPr>
-          <w:hyperlink w:anchor="_Toc233722131" w:history="1">
+          <w:hyperlink w:anchor="_Toc238116431" w:history="1">
             <w:r>
               <w:rPr>
                 <w:rStyle w:val="ae"/>
@@ -5115,7 +5105,7 @@
                 <w:noProof/>
                 <w:webHidden/>
               </w:rPr>
-              <w:instrText>PAGEREF _Toc233722131 \h</w:instrText>
+              <w:instrText>PAGEREF _Toc238116431 \h</w:instrText>
             </w:r>
             <w:r>
               <w:rPr>
@@ -5171,7 +5161,7 @@
               <w14:ligatures w14:val="standardContextual"/>
             </w:rPr>
           </w:pPr>
-          <w:hyperlink w:anchor="_Toc233722132" w:history="1">
+          <w:hyperlink w:anchor="_Toc238116432" w:history="1">
             <w:r>
               <w:rPr>
                 <w:rStyle w:val="ae"/>
@@ -5215,7 +5205,7 @@
                 <w:noProof/>
                 <w:webHidden/>
               </w:rPr>
-              <w:instrText>PAGEREF _Toc233722132 \h</w:instrText>
+              <w:instrText>PAGEREF _Toc238116432 \h</w:instrText>
             </w:r>
             <w:r>
               <w:rPr>
@@ -5271,7 +5261,7 @@
               <w14:ligatures w14:val="standardContextual"/>
             </w:rPr>
           </w:pPr>
-          <w:hyperlink w:anchor="_Toc233722133" w:history="1">
+          <w:hyperlink w:anchor="_Toc238116433" w:history="1">
             <w:r>
               <w:rPr>
                 <w:rStyle w:val="ae"/>
@@ -5315,7 +5305,7 @@
                 <w:noProof/>
                 <w:webHidden/>
               </w:rPr>
-              <w:instrText>PAGEREF _Toc233722133 \h</w:instrText>
+              <w:instrText>PAGEREF _Toc238116433 \h</w:instrText>
             </w:r>
             <w:r>
               <w:rPr>
@@ -5371,7 +5361,7 @@
               <w14:ligatures w14:val="standardContextual"/>
             </w:rPr>
           </w:pPr>
-          <w:hyperlink w:anchor="_Toc233722134" w:history="1">
+          <w:hyperlink w:anchor="_Toc238116434" w:history="1">
             <w:r>
               <w:rPr>
                 <w:rStyle w:val="ae"/>
@@ -5415,7 +5405,7 @@
                 <w:noProof/>
                 <w:webHidden/>
               </w:rPr>
-              <w:instrText>PAGEREF _Toc233722134 \h</w:instrText>
+              <w:instrText>PAGEREF _Toc238116434 \h</w:instrText>
             </w:r>
             <w:r>
               <w:rPr>
@@ -5471,7 +5461,7 @@
               <w14:ligatures w14:val="standardContextual"/>
             </w:rPr>
           </w:pPr>
-          <w:hyperlink w:anchor="_Toc233722135" w:history="1">
+          <w:hyperlink w:anchor="_Toc238116435" w:history="1">
             <w:r>
               <w:rPr>
                 <w:rStyle w:val="ae"/>
@@ -5515,7 +5505,7 @@
                 <w:noProof/>
                 <w:webHidden/>
               </w:rPr>
-              <w:instrText>PAGEREF _Toc233722135 \h</w:instrText>
+              <w:instrText>PAGEREF _Toc238116435 \h</w:instrText>
             </w:r>
             <w:r>
               <w:rPr>
@@ -5571,7 +5561,7 @@
               <w14:ligatures w14:val="standardContextual"/>
             </w:rPr>
           </w:pPr>
-          <w:hyperlink w:anchor="_Toc233722136" w:history="1">
+          <w:hyperlink w:anchor="_Toc238116436" w:history="1">
             <w:r>
               <w:rPr>
                 <w:rStyle w:val="ae"/>
@@ -5615,7 +5605,7 @@
                 <w:noProof/>
                 <w:webHidden/>
               </w:rPr>
-              <w:instrText>PAGEREF _Toc233722136 \h</w:instrText>
+              <w:instrText>PAGEREF _Toc238116436 \h</w:instrText>
             </w:r>
             <w:r>
               <w:rPr>
@@ -5671,7 +5661,7 @@
               <w14:ligatures w14:val="standardContextual"/>
             </w:rPr>
           </w:pPr>
-          <w:hyperlink w:anchor="_Toc233722137" w:history="1">
+          <w:hyperlink w:anchor="_Toc238116437" w:history="1">
             <w:r>
               <w:rPr>
                 <w:rStyle w:val="ae"/>
@@ -5715,7 +5705,7 @@
                 <w:noProof/>
                 <w:webHidden/>
               </w:rPr>
-              <w:instrText>PAGEREF _Toc233722137 \h</w:instrText>
+              <w:instrText>PAGEREF _Toc238116437 \h</w:instrText>
             </w:r>
             <w:r>
               <w:rPr>
@@ -5771,7 +5761,7 @@
               <w14:ligatures w14:val="standardContextual"/>
             </w:rPr>
           </w:pPr>
-          <w:hyperlink w:anchor="_Toc233722138" w:history="1">
+          <w:hyperlink w:anchor="_Toc238116438" w:history="1">
             <w:r>
               <w:rPr>
                 <w:rStyle w:val="ae"/>
@@ -5815,7 +5805,7 @@
                 <w:noProof/>
                 <w:webHidden/>
               </w:rPr>
-              <w:instrText>PAGEREF _Toc233722138 \h</w:instrText>
+              <w:instrText>PAGEREF _Toc238116438 \h</w:instrText>
             </w:r>
             <w:r>
               <w:rPr>
@@ -5871,7 +5861,7 @@
               <w14:ligatures w14:val="standardContextual"/>
             </w:rPr>
           </w:pPr>
-          <w:hyperlink w:anchor="_Toc233722139" w:history="1">
+          <w:hyperlink w:anchor="_Toc238116439" w:history="1">
             <w:r>
               <w:rPr>
                 <w:rStyle w:val="ae"/>
@@ -5915,7 +5905,7 @@
                 <w:noProof/>
                 <w:webHidden/>
               </w:rPr>
-              <w:instrText>PAGEREF _Toc233722139 \h</w:instrText>
+              <w:instrText>PAGEREF _Toc238116439 \h</w:instrText>
             </w:r>
             <w:r>
               <w:rPr>
@@ -5971,7 +5961,7 @@
               <w14:ligatures w14:val="standardContextual"/>
             </w:rPr>
           </w:pPr>
-          <w:hyperlink w:anchor="_Toc233722140" w:history="1">
+          <w:hyperlink w:anchor="_Toc238116440" w:history="1">
             <w:r>
               <w:rPr>
                 <w:rStyle w:val="ae"/>
@@ -6015,7 +6005,7 @@
                 <w:noProof/>
                 <w:webHidden/>
               </w:rPr>
-              <w:instrText>PAGEREF _Toc233722140 \h</w:instrText>
+              <w:instrText>PAGEREF _Toc238116440 \h</w:instrText>
             </w:r>
             <w:r>
               <w:rPr>
@@ -6071,7 +6061,7 @@
               <w14:ligatures w14:val="standardContextual"/>
             </w:rPr>
           </w:pPr>
-          <w:hyperlink w:anchor="_Toc233722141" w:history="1">
+          <w:hyperlink w:anchor="_Toc238116441" w:history="1">
             <w:r>
               <w:rPr>
                 <w:rStyle w:val="ae"/>
@@ -6122,7 +6112,7 @@
                 <w:noProof/>
                 <w:webHidden/>
               </w:rPr>
-              <w:instrText>PAGEREF _Toc233722141 \h</w:instrText>
+              <w:instrText>PAGEREF _Toc238116441 \h</w:instrText>
             </w:r>
             <w:r>
               <w:rPr>
@@ -6178,7 +6168,7 @@
               <w14:ligatures w14:val="standardContextual"/>
             </w:rPr>
           </w:pPr>
-          <w:hyperlink w:anchor="_Toc233722142" w:history="1">
+          <w:hyperlink w:anchor="_Toc238116442" w:history="1">
             <w:r>
               <w:rPr>
                 <w:rStyle w:val="ae"/>
@@ -6229,7 +6219,7 @@
                 <w:noProof/>
                 <w:webHidden/>
               </w:rPr>
-              <w:instrText>PAGEREF _Toc233722142 \h</w:instrText>
+              <w:instrText>PAGEREF _Toc238116442 \h</w:instrText>
             </w:r>
             <w:r>
               <w:rPr>
@@ -6285,7 +6275,7 @@
               <w14:ligatures w14:val="standardContextual"/>
             </w:rPr>
           </w:pPr>
-          <w:hyperlink w:anchor="_Toc233722143" w:history="1">
+          <w:hyperlink w:anchor="_Toc238116443" w:history="1">
             <w:r>
               <w:rPr>
                 <w:rStyle w:val="ae"/>
@@ -6336,7 +6326,7 @@
                 <w:noProof/>
                 <w:webHidden/>
               </w:rPr>
-              <w:instrText>PAGEREF _Toc233722143 \h</w:instrText>
+              <w:instrText>PAGEREF _Toc238116443 \h</w:instrText>
             </w:r>
             <w:r>
               <w:rPr>
@@ -6392,7 +6382,7 @@
               <w14:ligatures w14:val="standardContextual"/>
             </w:rPr>
           </w:pPr>
-          <w:hyperlink w:anchor="_Toc233722144" w:history="1">
+          <w:hyperlink w:anchor="_Toc238116444" w:history="1">
             <w:r>
               <w:rPr>
                 <w:rStyle w:val="ae"/>
@@ -6436,7 +6426,7 @@
                 <w:noProof/>
                 <w:webHidden/>
               </w:rPr>
-              <w:instrText>PAGEREF _Toc233722144 \h</w:instrText>
+              <w:instrText>PAGEREF _Toc238116444 \h</w:instrText>
             </w:r>
             <w:r>
               <w:rPr>
@@ -6492,7 +6482,7 @@
               <w14:ligatures w14:val="standardContextual"/>
             </w:rPr>
           </w:pPr>
-          <w:hyperlink w:anchor="_Toc233722145" w:history="1">
+          <w:hyperlink w:anchor="_Toc238116445" w:history="1">
             <w:r>
               <w:rPr>
                 <w:rStyle w:val="ae"/>
@@ -6536,7 +6526,7 @@
                 <w:noProof/>
                 <w:webHidden/>
               </w:rPr>
-              <w:instrText>PAGEREF _Toc233722145 \h</w:instrText>
+              <w:instrText>PAGEREF _Toc238116445 \h</w:instrText>
             </w:r>
             <w:r>
               <w:rPr>
@@ -6592,7 +6582,7 @@
               <w14:ligatures w14:val="standardContextual"/>
             </w:rPr>
           </w:pPr>
-          <w:hyperlink w:anchor="_Toc233722146" w:history="1">
+          <w:hyperlink w:anchor="_Toc238116446" w:history="1">
             <w:r>
               <w:rPr>
                 <w:rStyle w:val="ae"/>
@@ -6636,7 +6626,7 @@
                 <w:noProof/>
                 <w:webHidden/>
               </w:rPr>
-              <w:instrText>PAGEREF _Toc233722146 \h</w:instrText>
+              <w:instrText>PAGEREF _Toc238116446 \h</w:instrText>
             </w:r>
             <w:r>
               <w:rPr>
@@ -6692,7 +6682,7 @@
               <w14:ligatures w14:val="standardContextual"/>
             </w:rPr>
           </w:pPr>
-          <w:hyperlink w:anchor="_Toc233722147" w:history="1">
+          <w:hyperlink w:anchor="_Toc238116447" w:history="1">
             <w:r>
               <w:rPr>
                 <w:rStyle w:val="ae"/>
@@ -6736,7 +6726,7 @@
                 <w:noProof/>
                 <w:webHidden/>
               </w:rPr>
-              <w:instrText>PAGEREF _Toc233722147 \h</w:instrText>
+              <w:instrText>PAGEREF _Toc238116447 \h</w:instrText>
             </w:r>
             <w:r>
               <w:rPr>
@@ -6792,7 +6782,7 @@
               <w14:ligatures w14:val="standardContextual"/>
             </w:rPr>
           </w:pPr>
-          <w:hyperlink w:anchor="_Toc233722148" w:history="1">
+          <w:hyperlink w:anchor="_Toc238116448" w:history="1">
             <w:r>
               <w:rPr>
                 <w:rStyle w:val="ae"/>
@@ -6836,7 +6826,7 @@
                 <w:noProof/>
                 <w:webHidden/>
               </w:rPr>
-              <w:instrText>PAGEREF _Toc233722148 \h</w:instrText>
+              <w:instrText>PAGEREF _Toc238116448 \h</w:instrText>
             </w:r>
             <w:r>
               <w:rPr>
@@ -6892,7 +6882,7 @@
               <w14:ligatures w14:val="standardContextual"/>
             </w:rPr>
           </w:pPr>
-          <w:hyperlink w:anchor="_Toc233722149" w:history="1">
+          <w:hyperlink w:anchor="_Toc238116449" w:history="1">
             <w:r>
               <w:rPr>
                 <w:rStyle w:val="ae"/>
@@ -6936,7 +6926,7 @@
                 <w:noProof/>
                 <w:webHidden/>
               </w:rPr>
-              <w:instrText>PAGEREF _Toc233722149 \h</w:instrText>
+              <w:instrText>PAGEREF _Toc238116449 \h</w:instrText>
             </w:r>
             <w:r>
               <w:rPr>
@@ -6992,7 +6982,7 @@
               <w14:ligatures w14:val="standardContextual"/>
             </w:rPr>
           </w:pPr>
-          <w:hyperlink w:anchor="_Toc233722150" w:history="1">
+          <w:hyperlink w:anchor="_Toc238116450" w:history="1">
             <w:r>
               <w:rPr>
                 <w:rStyle w:val="ae"/>
@@ -7036,7 +7026,7 @@
                 <w:noProof/>
                 <w:webHidden/>
               </w:rPr>
-              <w:instrText>PAGEREF _Toc233722150 \h</w:instrText>
+              <w:instrText>PAGEREF _Toc238116450 \h</w:instrText>
             </w:r>
             <w:r>
               <w:rPr>
@@ -7092,7 +7082,7 @@
               <w14:ligatures w14:val="standardContextual"/>
             </w:rPr>
           </w:pPr>
-          <w:hyperlink w:anchor="_Toc233722151" w:history="1">
+          <w:hyperlink w:anchor="_Toc238116451" w:history="1">
             <w:r>
               <w:rPr>
                 <w:rStyle w:val="ae"/>
@@ -7136,7 +7126,7 @@
                 <w:noProof/>
                 <w:webHidden/>
               </w:rPr>
-              <w:instrText>PAGEREF _Toc233722151 \h</w:instrText>
+              <w:instrText>PAGEREF _Toc238116451 \h</w:instrText>
             </w:r>
             <w:r>
               <w:rPr>
@@ -7192,7 +7182,7 @@
               <w14:ligatures w14:val="standardContextual"/>
             </w:rPr>
           </w:pPr>
-          <w:hyperlink w:anchor="_Toc233722152" w:history="1">
+          <w:hyperlink w:anchor="_Toc238116452" w:history="1">
             <w:r>
               <w:rPr>
                 <w:rStyle w:val="ae"/>
@@ -7236,7 +7226,7 @@
                 <w:noProof/>
                 <w:webHidden/>
               </w:rPr>
-              <w:instrText>PAGEREF _Toc233722152 \h</w:instrText>
+              <w:instrText>PAGEREF _Toc238116452 \h</w:instrText>
             </w:r>
             <w:r>
               <w:rPr>
@@ -7292,7 +7282,7 @@
               <w14:ligatures w14:val="standardContextual"/>
             </w:rPr>
           </w:pPr>
-          <w:hyperlink w:anchor="_Toc233722153" w:history="1">
+          <w:hyperlink w:anchor="_Toc238116453" w:history="1">
             <w:r>
               <w:rPr>
                 <w:rStyle w:val="ae"/>
@@ -7336,7 +7326,7 @@
                 <w:noProof/>
                 <w:webHidden/>
               </w:rPr>
-              <w:instrText>PAGEREF _Toc233722153 \h</w:instrText>
+              <w:instrText>PAGEREF _Toc238116453 \h</w:instrText>
             </w:r>
             <w:r>
               <w:rPr>
@@ -7392,7 +7382,7 @@
               <w14:ligatures w14:val="standardContextual"/>
             </w:rPr>
           </w:pPr>
-          <w:hyperlink w:anchor="_Toc233722154" w:history="1">
+          <w:hyperlink w:anchor="_Toc238116454" w:history="1">
             <w:r>
               <w:rPr>
                 <w:rStyle w:val="ae"/>
@@ -7436,7 +7426,7 @@
                 <w:noProof/>
                 <w:webHidden/>
               </w:rPr>
-              <w:instrText>PAGEREF _Toc233722154 \h</w:instrText>
+              <w:instrText>PAGEREF _Toc238116454 \h</w:instrText>
             </w:r>
             <w:r>
               <w:rPr>
@@ -7467,6 +7457,406 @@
                 <w:webHidden/>
               </w:rPr>
               <w:t>35</w:t>
+            </w:r>
+            <w:r>
+              <w:rPr>
+                <w:rFonts w:hint="eastAsia"/>
+                <w:noProof/>
+                <w:webHidden/>
+              </w:rPr>
+              <w:fldChar w:fldCharType="end"/>
+            </w:r>
+          </w:hyperlink>
+        </w:p>
+        <w:p>
+          <w:pPr>
+            <w:pStyle w:val="TOC2"/>
+            <w:tabs>
+              <w:tab w:val="right" w:leader="dot" w:pos="8296"/>
+            </w:tabs>
+            <w:rPr>
+              <w:rFonts w:hint="eastAsia"/>
+              <w:noProof/>
+              <w:sz w:val="22"/>
+              <w:szCs w:val="24"/>
+              <w14:ligatures w14:val="standardContextual"/>
+            </w:rPr>
+          </w:pPr>
+          <w:hyperlink w:anchor="_Toc238116455" w:history="1">
+            <w:r>
+              <w:rPr>
+                <w:rStyle w:val="ae"/>
+                <w:noProof/>
+              </w:rPr>
+              <w:t>5.11 OAuth</w:t>
+            </w:r>
+            <w:r>
+              <w:rPr>
+                <w:rStyle w:val="ae"/>
+                <w:noProof/>
+              </w:rPr>
+              <w:t>协议</w:t>
+            </w:r>
+            <w:r>
+              <w:rPr>
+                <w:rFonts w:hint="eastAsia"/>
+                <w:noProof/>
+                <w:webHidden/>
+              </w:rPr>
+              <w:tab/>
+            </w:r>
+            <w:r>
+              <w:rPr>
+                <w:rFonts w:hint="eastAsia"/>
+                <w:noProof/>
+                <w:webHidden/>
+              </w:rPr>
+              <w:fldChar w:fldCharType="begin"/>
+            </w:r>
+            <w:r>
+              <w:rPr>
+                <w:rFonts w:hint="eastAsia"/>
+                <w:noProof/>
+                <w:webHidden/>
+              </w:rPr>
+              <w:instrText xml:space="preserve"> </w:instrText>
+            </w:r>
+            <w:r>
+              <w:rPr>
+                <w:noProof/>
+                <w:webHidden/>
+              </w:rPr>
+              <w:instrText>PAGEREF _Toc238116455 \h</w:instrText>
+            </w:r>
+            <w:r>
+              <w:rPr>
+                <w:rFonts w:hint="eastAsia"/>
+                <w:noProof/>
+                <w:webHidden/>
+              </w:rPr>
+              <w:instrText xml:space="preserve"> </w:instrText>
+            </w:r>
+            <w:r>
+              <w:rPr>
+                <w:rFonts w:hint="eastAsia"/>
+                <w:noProof/>
+                <w:webHidden/>
+              </w:rPr>
+            </w:r>
+            <w:r>
+              <w:rPr>
+                <w:rFonts w:hint="eastAsia"/>
+                <w:noProof/>
+                <w:webHidden/>
+              </w:rPr>
+              <w:fldChar w:fldCharType="separate"/>
+            </w:r>
+            <w:r>
+              <w:rPr>
+                <w:noProof/>
+                <w:webHidden/>
+              </w:rPr>
+              <w:t>36</w:t>
+            </w:r>
+            <w:r>
+              <w:rPr>
+                <w:rFonts w:hint="eastAsia"/>
+                <w:noProof/>
+                <w:webHidden/>
+              </w:rPr>
+              <w:fldChar w:fldCharType="end"/>
+            </w:r>
+          </w:hyperlink>
+        </w:p>
+        <w:p>
+          <w:pPr>
+            <w:pStyle w:val="TOC3"/>
+            <w:tabs>
+              <w:tab w:val="right" w:leader="dot" w:pos="8296"/>
+            </w:tabs>
+            <w:rPr>
+              <w:rFonts w:hint="eastAsia"/>
+              <w:noProof/>
+              <w:sz w:val="22"/>
+              <w:szCs w:val="24"/>
+              <w14:ligatures w14:val="standardContextual"/>
+            </w:rPr>
+          </w:pPr>
+          <w:hyperlink w:anchor="_Toc238116456" w:history="1">
+            <w:r>
+              <w:rPr>
+                <w:rStyle w:val="ae"/>
+                <w:noProof/>
+              </w:rPr>
+              <w:t xml:space="preserve">5.11.1 </w:t>
+            </w:r>
+            <w:r>
+              <w:rPr>
+                <w:rStyle w:val="ae"/>
+                <w:noProof/>
+              </w:rPr>
+              <w:t>创建</w:t>
+            </w:r>
+            <w:r>
+              <w:rPr>
+                <w:rFonts w:hint="eastAsia"/>
+                <w:noProof/>
+                <w:webHidden/>
+              </w:rPr>
+              <w:tab/>
+            </w:r>
+            <w:r>
+              <w:rPr>
+                <w:rFonts w:hint="eastAsia"/>
+                <w:noProof/>
+                <w:webHidden/>
+              </w:rPr>
+              <w:fldChar w:fldCharType="begin"/>
+            </w:r>
+            <w:r>
+              <w:rPr>
+                <w:rFonts w:hint="eastAsia"/>
+                <w:noProof/>
+                <w:webHidden/>
+              </w:rPr>
+              <w:instrText xml:space="preserve"> </w:instrText>
+            </w:r>
+            <w:r>
+              <w:rPr>
+                <w:noProof/>
+                <w:webHidden/>
+              </w:rPr>
+              <w:instrText>PAGEREF _Toc238116456 \h</w:instrText>
+            </w:r>
+            <w:r>
+              <w:rPr>
+                <w:rFonts w:hint="eastAsia"/>
+                <w:noProof/>
+                <w:webHidden/>
+              </w:rPr>
+              <w:instrText xml:space="preserve"> </w:instrText>
+            </w:r>
+            <w:r>
+              <w:rPr>
+                <w:rFonts w:hint="eastAsia"/>
+                <w:noProof/>
+                <w:webHidden/>
+              </w:rPr>
+            </w:r>
+            <w:r>
+              <w:rPr>
+                <w:rFonts w:hint="eastAsia"/>
+                <w:noProof/>
+                <w:webHidden/>
+              </w:rPr>
+              <w:fldChar w:fldCharType="separate"/>
+            </w:r>
+            <w:r>
+              <w:rPr>
+                <w:noProof/>
+                <w:webHidden/>
+              </w:rPr>
+              <w:t>36</w:t>
+            </w:r>
+            <w:r>
+              <w:rPr>
+                <w:rFonts w:hint="eastAsia"/>
+                <w:noProof/>
+                <w:webHidden/>
+              </w:rPr>
+              <w:fldChar w:fldCharType="end"/>
+            </w:r>
+          </w:hyperlink>
+        </w:p>
+        <w:p>
+          <w:pPr>
+            <w:pStyle w:val="TOC2"/>
+            <w:tabs>
+              <w:tab w:val="right" w:leader="dot" w:pos="8296"/>
+            </w:tabs>
+            <w:rPr>
+              <w:rFonts w:hint="eastAsia"/>
+              <w:noProof/>
+              <w:sz w:val="22"/>
+              <w:szCs w:val="24"/>
+              <w14:ligatures w14:val="standardContextual"/>
+            </w:rPr>
+          </w:pPr>
+          <w:hyperlink w:anchor="_Toc238116457" w:history="1">
+            <w:r>
+              <w:rPr>
+                <w:rStyle w:val="ae"/>
+                <w:noProof/>
+              </w:rPr>
+              <w:t xml:space="preserve">5.11.2 </w:t>
+            </w:r>
+            <w:r>
+              <w:rPr>
+                <w:rStyle w:val="ae"/>
+                <w:noProof/>
+              </w:rPr>
+              <w:t>请求与刷新</w:t>
+            </w:r>
+            <w:r>
+              <w:rPr>
+                <w:rFonts w:hint="eastAsia"/>
+                <w:noProof/>
+                <w:webHidden/>
+              </w:rPr>
+              <w:tab/>
+            </w:r>
+            <w:r>
+              <w:rPr>
+                <w:rFonts w:hint="eastAsia"/>
+                <w:noProof/>
+                <w:webHidden/>
+              </w:rPr>
+              <w:fldChar w:fldCharType="begin"/>
+            </w:r>
+            <w:r>
+              <w:rPr>
+                <w:rFonts w:hint="eastAsia"/>
+                <w:noProof/>
+                <w:webHidden/>
+              </w:rPr>
+              <w:instrText xml:space="preserve"> </w:instrText>
+            </w:r>
+            <w:r>
+              <w:rPr>
+                <w:noProof/>
+                <w:webHidden/>
+              </w:rPr>
+              <w:instrText>PAGEREF _Toc238116457 \h</w:instrText>
+            </w:r>
+            <w:r>
+              <w:rPr>
+                <w:rFonts w:hint="eastAsia"/>
+                <w:noProof/>
+                <w:webHidden/>
+              </w:rPr>
+              <w:instrText xml:space="preserve"> </w:instrText>
+            </w:r>
+            <w:r>
+              <w:rPr>
+                <w:rFonts w:hint="eastAsia"/>
+                <w:noProof/>
+                <w:webHidden/>
+              </w:rPr>
+            </w:r>
+            <w:r>
+              <w:rPr>
+                <w:rFonts w:hint="eastAsia"/>
+                <w:noProof/>
+                <w:webHidden/>
+              </w:rPr>
+              <w:fldChar w:fldCharType="separate"/>
+            </w:r>
+            <w:r>
+              <w:rPr>
+                <w:noProof/>
+                <w:webHidden/>
+              </w:rPr>
+              <w:t>37</w:t>
+            </w:r>
+            <w:r>
+              <w:rPr>
+                <w:rFonts w:hint="eastAsia"/>
+                <w:noProof/>
+                <w:webHidden/>
+              </w:rPr>
+              <w:fldChar w:fldCharType="end"/>
+            </w:r>
+          </w:hyperlink>
+        </w:p>
+        <w:p>
+          <w:pPr>
+            <w:pStyle w:val="TOC3"/>
+            <w:tabs>
+              <w:tab w:val="right" w:leader="dot" w:pos="8296"/>
+            </w:tabs>
+            <w:rPr>
+              <w:rFonts w:hint="eastAsia"/>
+              <w:noProof/>
+              <w:sz w:val="22"/>
+              <w:szCs w:val="24"/>
+              <w14:ligatures w14:val="standardContextual"/>
+            </w:rPr>
+          </w:pPr>
+          <w:hyperlink w:anchor="_Toc238116458" w:history="1">
+            <w:r>
+              <w:rPr>
+                <w:rStyle w:val="ae"/>
+                <w:noProof/>
+              </w:rPr>
+              <w:t xml:space="preserve">5.11.3 </w:t>
+            </w:r>
+            <w:r>
+              <w:rPr>
+                <w:rStyle w:val="ae"/>
+                <w:noProof/>
+              </w:rPr>
+              <w:t>撤销授权</w:t>
+            </w:r>
+            <w:r>
+              <w:rPr>
+                <w:rFonts w:hint="eastAsia"/>
+                <w:noProof/>
+                <w:webHidden/>
+              </w:rPr>
+              <w:tab/>
+            </w:r>
+            <w:r>
+              <w:rPr>
+                <w:rFonts w:hint="eastAsia"/>
+                <w:noProof/>
+                <w:webHidden/>
+              </w:rPr>
+              <w:fldChar w:fldCharType="begin"/>
+            </w:r>
+            <w:r>
+              <w:rPr>
+                <w:rFonts w:hint="eastAsia"/>
+                <w:noProof/>
+                <w:webHidden/>
+              </w:rPr>
+              <w:instrText xml:space="preserve"> </w:instrText>
+            </w:r>
+            <w:r>
+              <w:rPr>
+                <w:noProof/>
+                <w:webHidden/>
+              </w:rPr>
+              <w:instrText>PAGEREF _Toc238116458 \h</w:instrText>
+            </w:r>
+            <w:r>
+              <w:rPr>
+                <w:rFonts w:hint="eastAsia"/>
+                <w:noProof/>
+                <w:webHidden/>
+              </w:rPr>
+              <w:instrText xml:space="preserve"> </w:instrText>
+            </w:r>
+            <w:r>
+              <w:rPr>
+                <w:rFonts w:hint="eastAsia"/>
+                <w:noProof/>
+                <w:webHidden/>
+              </w:rPr>
+            </w:r>
+            <w:r>
+              <w:rPr>
+                <w:rFonts w:hint="eastAsia"/>
+                <w:noProof/>
+                <w:webHidden/>
+              </w:rPr>
+              <w:fldChar w:fldCharType="separate"/>
+            </w:r>
+            <w:r>
+              <w:rPr>
+                <w:noProof/>
+                <w:webHidden/>
+              </w:rPr>
+              <w:t>37</w:t>
             </w:r>
             <w:r>
               <w:rPr>
@@ -7492,7 +7882,7 @@
               <w14:ligatures w14:val="standardContextual"/>
             </w:rPr>
           </w:pPr>
-          <w:hyperlink w:anchor="_Toc233722155" w:history="1">
+          <w:hyperlink w:anchor="_Toc238116459" w:history="1">
             <w:r>
               <w:rPr>
                 <w:rStyle w:val="ae"/>
@@ -7543,7 +7933,7 @@
                 <w:noProof/>
                 <w:webHidden/>
               </w:rPr>
-              <w:instrText>PAGEREF _Toc233722155 \h</w:instrText>
+              <w:instrText>PAGEREF _Toc238116459 \h</w:instrText>
             </w:r>
             <w:r>
               <w:rPr>
@@ -7573,7 +7963,7 @@
                 <w:noProof/>
                 <w:webHidden/>
               </w:rPr>
-              <w:t>36</w:t>
+              <w:t>38</w:t>
             </w:r>
             <w:r>
               <w:rPr>
@@ -7599,7 +7989,7 @@
               <w14:ligatures w14:val="standardContextual"/>
             </w:rPr>
           </w:pPr>
-          <w:hyperlink w:anchor="_Toc233722156" w:history="1">
+          <w:hyperlink w:anchor="_Toc238116460" w:history="1">
             <w:r>
               <w:rPr>
                 <w:rStyle w:val="ae"/>
@@ -7643,7 +8033,7 @@
                 <w:noProof/>
                 <w:webHidden/>
               </w:rPr>
-              <w:instrText>PAGEREF _Toc233722156 \h</w:instrText>
+              <w:instrText>PAGEREF _Toc238116460 \h</w:instrText>
             </w:r>
             <w:r>
               <w:rPr>
@@ -7673,7 +8063,7 @@
                 <w:noProof/>
                 <w:webHidden/>
               </w:rPr>
-              <w:t>36</w:t>
+              <w:t>38</w:t>
             </w:r>
             <w:r>
               <w:rPr>
@@ -7699,7 +8089,7 @@
               <w14:ligatures w14:val="standardContextual"/>
             </w:rPr>
           </w:pPr>
-          <w:hyperlink w:anchor="_Toc233722157" w:history="1">
+          <w:hyperlink w:anchor="_Toc238116461" w:history="1">
             <w:r>
               <w:rPr>
                 <w:rStyle w:val="ae"/>
@@ -7743,7 +8133,7 @@
                 <w:noProof/>
                 <w:webHidden/>
               </w:rPr>
-              <w:instrText>PAGEREF _Toc233722157 \h</w:instrText>
+              <w:instrText>PAGEREF _Toc238116461 \h</w:instrText>
             </w:r>
             <w:r>
               <w:rPr>
@@ -7773,7 +8163,7 @@
                 <w:noProof/>
                 <w:webHidden/>
               </w:rPr>
-              <w:t>36</w:t>
+              <w:t>38</w:t>
             </w:r>
             <w:r>
               <w:rPr>
@@ -7799,7 +8189,7 @@
               <w14:ligatures w14:val="standardContextual"/>
             </w:rPr>
           </w:pPr>
-          <w:hyperlink w:anchor="_Toc233722158" w:history="1">
+          <w:hyperlink w:anchor="_Toc238116462" w:history="1">
             <w:r>
               <w:rPr>
                 <w:rStyle w:val="ae"/>
@@ -7843,7 +8233,7 @@
                 <w:noProof/>
                 <w:webHidden/>
               </w:rPr>
-              <w:instrText>PAGEREF _Toc233722158 \h</w:instrText>
+              <w:instrText>PAGEREF _Toc238116462 \h</w:instrText>
             </w:r>
             <w:r>
               <w:rPr>
@@ -7873,7 +8263,7 @@
                 <w:noProof/>
                 <w:webHidden/>
               </w:rPr>
-              <w:t>36</w:t>
+              <w:t>38</w:t>
             </w:r>
             <w:r>
               <w:rPr>
@@ -7899,7 +8289,7 @@
               <w14:ligatures w14:val="standardContextual"/>
             </w:rPr>
           </w:pPr>
-          <w:hyperlink w:anchor="_Toc233722159" w:history="1">
+          <w:hyperlink w:anchor="_Toc238116463" w:history="1">
             <w:r>
               <w:rPr>
                 <w:rStyle w:val="ae"/>
@@ -7943,7 +8333,7 @@
                 <w:noProof/>
                 <w:webHidden/>
               </w:rPr>
-              <w:instrText>PAGEREF _Toc233722159 \h</w:instrText>
+              <w:instrText>PAGEREF _Toc238116463 \h</w:instrText>
             </w:r>
             <w:r>
               <w:rPr>
@@ -7973,7 +8363,7 @@
                 <w:noProof/>
                 <w:webHidden/>
               </w:rPr>
-              <w:t>37</w:t>
+              <w:t>38</w:t>
             </w:r>
             <w:r>
               <w:rPr>
@@ -7999,7 +8389,7 @@
               <w14:ligatures w14:val="standardContextual"/>
             </w:rPr>
           </w:pPr>
-          <w:hyperlink w:anchor="_Toc233722160" w:history="1">
+          <w:hyperlink w:anchor="_Toc238116464" w:history="1">
             <w:r>
               <w:rPr>
                 <w:rStyle w:val="ae"/>
@@ -8043,7 +8433,7 @@
                 <w:noProof/>
                 <w:webHidden/>
               </w:rPr>
-              <w:instrText>PAGEREF _Toc233722160 \h</w:instrText>
+              <w:instrText>PAGEREF _Toc238116464 \h</w:instrText>
             </w:r>
             <w:r>
               <w:rPr>
@@ -8073,7 +8463,7 @@
                 <w:noProof/>
                 <w:webHidden/>
               </w:rPr>
-              <w:t>37</w:t>
+              <w:t>38</w:t>
             </w:r>
             <w:r>
               <w:rPr>
@@ -8099,7 +8489,7 @@
               <w14:ligatures w14:val="standardContextual"/>
             </w:rPr>
           </w:pPr>
-          <w:hyperlink w:anchor="_Toc233722161" w:history="1">
+          <w:hyperlink w:anchor="_Toc238116465" w:history="1">
             <w:r>
               <w:rPr>
                 <w:rStyle w:val="ae"/>
@@ -8143,7 +8533,7 @@
                 <w:noProof/>
                 <w:webHidden/>
               </w:rPr>
-              <w:instrText>PAGEREF _Toc233722161 \h</w:instrText>
+              <w:instrText>PAGEREF _Toc238116465 \h</w:instrText>
             </w:r>
             <w:r>
               <w:rPr>
@@ -8173,7 +8563,7 @@
                 <w:noProof/>
                 <w:webHidden/>
               </w:rPr>
-              <w:t>37</w:t>
+              <w:t>39</w:t>
             </w:r>
             <w:r>
               <w:rPr>
@@ -8199,7 +8589,7 @@
               <w14:ligatures w14:val="standardContextual"/>
             </w:rPr>
           </w:pPr>
-          <w:hyperlink w:anchor="_Toc233722162" w:history="1">
+          <w:hyperlink w:anchor="_Toc238116466" w:history="1">
             <w:r>
               <w:rPr>
                 <w:rStyle w:val="ae"/>
@@ -8243,7 +8633,7 @@
                 <w:noProof/>
                 <w:webHidden/>
               </w:rPr>
-              <w:instrText>PAGEREF _Toc233722162 \h</w:instrText>
+              <w:instrText>PAGEREF _Toc238116466 \h</w:instrText>
             </w:r>
             <w:r>
               <w:rPr>
@@ -8273,7 +8663,7 @@
                 <w:noProof/>
                 <w:webHidden/>
               </w:rPr>
-              <w:t>37</w:t>
+              <w:t>39</w:t>
             </w:r>
             <w:r>
               <w:rPr>
@@ -8299,7 +8689,7 @@
               <w14:ligatures w14:val="standardContextual"/>
             </w:rPr>
           </w:pPr>
-          <w:hyperlink w:anchor="_Toc233722163" w:history="1">
+          <w:hyperlink w:anchor="_Toc238116467" w:history="1">
             <w:r>
               <w:rPr>
                 <w:rStyle w:val="ae"/>
@@ -8343,7 +8733,7 @@
                 <w:noProof/>
                 <w:webHidden/>
               </w:rPr>
-              <w:instrText>PAGEREF _Toc233722163 \h</w:instrText>
+              <w:instrText>PAGEREF _Toc238116467 \h</w:instrText>
             </w:r>
             <w:r>
               <w:rPr>
@@ -8373,7 +8763,7 @@
                 <w:noProof/>
                 <w:webHidden/>
               </w:rPr>
-              <w:t>37</w:t>
+              <w:t>39</w:t>
             </w:r>
             <w:r>
               <w:rPr>
@@ -8399,7 +8789,7 @@
               <w14:ligatures w14:val="standardContextual"/>
             </w:rPr>
           </w:pPr>
-          <w:hyperlink w:anchor="_Toc233722164" w:history="1">
+          <w:hyperlink w:anchor="_Toc238116468" w:history="1">
             <w:r>
               <w:rPr>
                 <w:rStyle w:val="ae"/>
@@ -8443,7 +8833,7 @@
                 <w:noProof/>
                 <w:webHidden/>
               </w:rPr>
-              <w:instrText>PAGEREF _Toc233722164 \h</w:instrText>
+              <w:instrText>PAGEREF _Toc238116468 \h</w:instrText>
             </w:r>
             <w:r>
               <w:rPr>
@@ -8473,7 +8863,7 @@
                 <w:noProof/>
                 <w:webHidden/>
               </w:rPr>
-              <w:t>37</w:t>
+              <w:t>39</w:t>
             </w:r>
             <w:r>
               <w:rPr>
@@ -8499,7 +8889,7 @@
               <w14:ligatures w14:val="standardContextual"/>
             </w:rPr>
           </w:pPr>
-          <w:hyperlink w:anchor="_Toc233722165" w:history="1">
+          <w:hyperlink w:anchor="_Toc238116469" w:history="1">
             <w:r>
               <w:rPr>
                 <w:rStyle w:val="ae"/>
@@ -8550,7 +8940,7 @@
                 <w:noProof/>
                 <w:webHidden/>
               </w:rPr>
-              <w:instrText>PAGEREF _Toc233722165 \h</w:instrText>
+              <w:instrText>PAGEREF _Toc238116469 \h</w:instrText>
             </w:r>
             <w:r>
               <w:rPr>
@@ -8580,7 +8970,7 @@
                 <w:noProof/>
                 <w:webHidden/>
               </w:rPr>
-              <w:t>37</w:t>
+              <w:t>39</w:t>
             </w:r>
             <w:r>
               <w:rPr>
@@ -8606,7 +8996,7 @@
               <w14:ligatures w14:val="standardContextual"/>
             </w:rPr>
           </w:pPr>
-          <w:hyperlink w:anchor="_Toc233722166" w:history="1">
+          <w:hyperlink w:anchor="_Toc238116470" w:history="1">
             <w:r>
               <w:rPr>
                 <w:rStyle w:val="ae"/>
@@ -8650,7 +9040,7 @@
                 <w:noProof/>
                 <w:webHidden/>
               </w:rPr>
-              <w:instrText>PAGEREF _Toc233722166 \h</w:instrText>
+              <w:instrText>PAGEREF _Toc238116470 \h</w:instrText>
             </w:r>
             <w:r>
               <w:rPr>
@@ -8680,7 +9070,7 @@
                 <w:noProof/>
                 <w:webHidden/>
               </w:rPr>
-              <w:t>37</w:t>
+              <w:t>39</w:t>
             </w:r>
             <w:r>
               <w:rPr>
@@ -8706,7 +9096,7 @@
               <w14:ligatures w14:val="standardContextual"/>
             </w:rPr>
           </w:pPr>
-          <w:hyperlink w:anchor="_Toc233722167" w:history="1">
+          <w:hyperlink w:anchor="_Toc238116471" w:history="1">
             <w:r>
               <w:rPr>
                 <w:rStyle w:val="ae"/>
@@ -8750,7 +9140,7 @@
                 <w:noProof/>
                 <w:webHidden/>
               </w:rPr>
-              <w:instrText>PAGEREF _Toc233722167 \h</w:instrText>
+              <w:instrText>PAGEREF _Toc238116471 \h</w:instrText>
             </w:r>
             <w:r>
               <w:rPr>
@@ -8780,7 +9170,7 @@
                 <w:noProof/>
                 <w:webHidden/>
               </w:rPr>
-              <w:t>37</w:t>
+              <w:t>39</w:t>
             </w:r>
             <w:r>
               <w:rPr>
@@ -8806,7 +9196,7 @@
               <w14:ligatures w14:val="standardContextual"/>
             </w:rPr>
           </w:pPr>
-          <w:hyperlink w:anchor="_Toc233722168" w:history="1">
+          <w:hyperlink w:anchor="_Toc238116472" w:history="1">
             <w:r>
               <w:rPr>
                 <w:rStyle w:val="ae"/>
@@ -8850,7 +9240,7 @@
                 <w:noProof/>
                 <w:webHidden/>
               </w:rPr>
-              <w:instrText>PAGEREF _Toc233722168 \h</w:instrText>
+              <w:instrText>PAGEREF _Toc238116472 \h</w:instrText>
             </w:r>
             <w:r>
               <w:rPr>
@@ -8880,7 +9270,7 @@
                 <w:noProof/>
                 <w:webHidden/>
               </w:rPr>
-              <w:t>38</w:t>
+              <w:t>39</w:t>
             </w:r>
             <w:r>
               <w:rPr>
@@ -8906,7 +9296,7 @@
               <w14:ligatures w14:val="standardContextual"/>
             </w:rPr>
           </w:pPr>
-          <w:hyperlink w:anchor="_Toc233722169" w:history="1">
+          <w:hyperlink w:anchor="_Toc238116473" w:history="1">
             <w:r>
               <w:rPr>
                 <w:rStyle w:val="ae"/>
@@ -8950,7 +9340,7 @@
                 <w:noProof/>
                 <w:webHidden/>
               </w:rPr>
-              <w:instrText>PAGEREF _Toc233722169 \h</w:instrText>
+              <w:instrText>PAGEREF _Toc238116473 \h</w:instrText>
             </w:r>
             <w:r>
               <w:rPr>
@@ -8980,7 +9370,7 @@
                 <w:noProof/>
                 <w:webHidden/>
               </w:rPr>
-              <w:t>38</w:t>
+              <w:t>40</w:t>
             </w:r>
             <w:r>
               <w:rPr>
@@ -9006,7 +9396,7 @@
               <w14:ligatures w14:val="standardContextual"/>
             </w:rPr>
           </w:pPr>
-          <w:hyperlink w:anchor="_Toc233722170" w:history="1">
+          <w:hyperlink w:anchor="_Toc238116474" w:history="1">
             <w:r>
               <w:rPr>
                 <w:rStyle w:val="ae"/>
@@ -9050,7 +9440,7 @@
                 <w:noProof/>
                 <w:webHidden/>
               </w:rPr>
-              <w:instrText>PAGEREF _Toc233722170 \h</w:instrText>
+              <w:instrText>PAGEREF _Toc238116474 \h</w:instrText>
             </w:r>
             <w:r>
               <w:rPr>
@@ -9080,7 +9470,7 @@
                 <w:noProof/>
                 <w:webHidden/>
               </w:rPr>
-              <w:t>38</w:t>
+              <w:t>40</w:t>
             </w:r>
             <w:r>
               <w:rPr>
@@ -9106,7 +9496,7 @@
               <w14:ligatures w14:val="standardContextual"/>
             </w:rPr>
           </w:pPr>
-          <w:hyperlink w:anchor="_Toc233722171" w:history="1">
+          <w:hyperlink w:anchor="_Toc238116475" w:history="1">
             <w:r>
               <w:rPr>
                 <w:rStyle w:val="ae"/>
@@ -9150,7 +9540,7 @@
                 <w:noProof/>
                 <w:webHidden/>
               </w:rPr>
-              <w:instrText>PAGEREF _Toc233722171 \h</w:instrText>
+              <w:instrText>PAGEREF _Toc238116475 \h</w:instrText>
             </w:r>
             <w:r>
               <w:rPr>
@@ -9180,7 +9570,7 @@
                 <w:noProof/>
                 <w:webHidden/>
               </w:rPr>
-              <w:t>38</w:t>
+              <w:t>40</w:t>
             </w:r>
             <w:r>
               <w:rPr>
@@ -9206,7 +9596,7 @@
               <w14:ligatures w14:val="standardContextual"/>
             </w:rPr>
           </w:pPr>
-          <w:hyperlink w:anchor="_Toc233722172" w:history="1">
+          <w:hyperlink w:anchor="_Toc238116476" w:history="1">
             <w:r>
               <w:rPr>
                 <w:rStyle w:val="ae"/>
@@ -9250,7 +9640,7 @@
                 <w:noProof/>
                 <w:webHidden/>
               </w:rPr>
-              <w:instrText>PAGEREF _Toc233722172 \h</w:instrText>
+              <w:instrText>PAGEREF _Toc238116476 \h</w:instrText>
             </w:r>
             <w:r>
               <w:rPr>
@@ -9280,7 +9670,7 @@
                 <w:noProof/>
                 <w:webHidden/>
               </w:rPr>
-              <w:t>38</w:t>
+              <w:t>40</w:t>
             </w:r>
             <w:r>
               <w:rPr>
@@ -9306,7 +9696,7 @@
               <w14:ligatures w14:val="standardContextual"/>
             </w:rPr>
           </w:pPr>
-          <w:hyperlink w:anchor="_Toc233722173" w:history="1">
+          <w:hyperlink w:anchor="_Toc238116477" w:history="1">
             <w:r>
               <w:rPr>
                 <w:rStyle w:val="ae"/>
@@ -9357,7 +9747,7 @@
                 <w:noProof/>
                 <w:webHidden/>
               </w:rPr>
-              <w:instrText>PAGEREF _Toc233722173 \h</w:instrText>
+              <w:instrText>PAGEREF _Toc238116477 \h</w:instrText>
             </w:r>
             <w:r>
               <w:rPr>
@@ -9387,7 +9777,7 @@
                 <w:noProof/>
                 <w:webHidden/>
               </w:rPr>
-              <w:t>39</w:t>
+              <w:t>40</w:t>
             </w:r>
             <w:r>
               <w:rPr>
@@ -9413,7 +9803,7 @@
               <w14:ligatures w14:val="standardContextual"/>
             </w:rPr>
           </w:pPr>
-          <w:hyperlink w:anchor="_Toc233722174" w:history="1">
+          <w:hyperlink w:anchor="_Toc238116478" w:history="1">
             <w:r>
               <w:rPr>
                 <w:rStyle w:val="ae"/>
@@ -9457,7 +9847,7 @@
                 <w:noProof/>
                 <w:webHidden/>
               </w:rPr>
-              <w:instrText>PAGEREF _Toc233722174 \h</w:instrText>
+              <w:instrText>PAGEREF _Toc238116478 \h</w:instrText>
             </w:r>
             <w:r>
               <w:rPr>
@@ -9487,7 +9877,7 @@
                 <w:noProof/>
                 <w:webHidden/>
               </w:rPr>
-              <w:t>39</w:t>
+              <w:t>41</w:t>
             </w:r>
             <w:r>
               <w:rPr>
@@ -9513,7 +9903,7 @@
               <w14:ligatures w14:val="standardContextual"/>
             </w:rPr>
           </w:pPr>
-          <w:hyperlink w:anchor="_Toc233722175" w:history="1">
+          <w:hyperlink w:anchor="_Toc238116479" w:history="1">
             <w:r>
               <w:rPr>
                 <w:rStyle w:val="ae"/>
@@ -9557,7 +9947,7 @@
                 <w:noProof/>
                 <w:webHidden/>
               </w:rPr>
-              <w:instrText>PAGEREF _Toc233722175 \h</w:instrText>
+              <w:instrText>PAGEREF _Toc238116479 \h</w:instrText>
             </w:r>
             <w:r>
               <w:rPr>
@@ -9587,7 +9977,7 @@
                 <w:noProof/>
                 <w:webHidden/>
               </w:rPr>
-              <w:t>39</w:t>
+              <w:t>41</w:t>
             </w:r>
             <w:r>
               <w:rPr>
@@ -9613,7 +10003,7 @@
               <w14:ligatures w14:val="standardContextual"/>
             </w:rPr>
           </w:pPr>
-          <w:hyperlink w:anchor="_Toc233722176" w:history="1">
+          <w:hyperlink w:anchor="_Toc238116480" w:history="1">
             <w:r>
               <w:rPr>
                 <w:rStyle w:val="ae"/>
@@ -9657,7 +10047,7 @@
                 <w:noProof/>
                 <w:webHidden/>
               </w:rPr>
-              <w:instrText>PAGEREF _Toc233722176 \h</w:instrText>
+              <w:instrText>PAGEREF _Toc238116480 \h</w:instrText>
             </w:r>
             <w:r>
               <w:rPr>
@@ -9687,7 +10077,7 @@
                 <w:noProof/>
                 <w:webHidden/>
               </w:rPr>
-              <w:t>39</w:t>
+              <w:t>41</w:t>
             </w:r>
             <w:r>
               <w:rPr>
@@ -9713,7 +10103,7 @@
               <w14:ligatures w14:val="standardContextual"/>
             </w:rPr>
           </w:pPr>
-          <w:hyperlink w:anchor="_Toc233722177" w:history="1">
+          <w:hyperlink w:anchor="_Toc238116481" w:history="1">
             <w:r>
               <w:rPr>
                 <w:rStyle w:val="ae"/>
@@ -9757,7 +10147,7 @@
                 <w:noProof/>
                 <w:webHidden/>
               </w:rPr>
-              <w:instrText>PAGEREF _Toc233722177 \h</w:instrText>
+              <w:instrText>PAGEREF _Toc238116481 \h</w:instrText>
             </w:r>
             <w:r>
               <w:rPr>
@@ -9787,7 +10177,7 @@
                 <w:noProof/>
                 <w:webHidden/>
               </w:rPr>
-              <w:t>40</w:t>
+              <w:t>41</w:t>
             </w:r>
             <w:r>
               <w:rPr>
@@ -9813,7 +10203,7 @@
               <w14:ligatures w14:val="standardContextual"/>
             </w:rPr>
           </w:pPr>
-          <w:hyperlink w:anchor="_Toc233722178" w:history="1">
+          <w:hyperlink w:anchor="_Toc238116482" w:history="1">
             <w:r>
               <w:rPr>
                 <w:rStyle w:val="ae"/>
@@ -9850,7 +10240,7 @@
                 <w:noProof/>
                 <w:webHidden/>
               </w:rPr>
-              <w:instrText>PAGEREF _Toc233722178 \h</w:instrText>
+              <w:instrText>PAGEREF _Toc238116482 \h</w:instrText>
             </w:r>
             <w:r>
               <w:rPr>
@@ -9880,7 +10270,7 @@
                 <w:noProof/>
                 <w:webHidden/>
               </w:rPr>
-              <w:t>40</w:t>
+              <w:t>41</w:t>
             </w:r>
             <w:r>
               <w:rPr>
@@ -9906,7 +10296,7 @@
               <w14:ligatures w14:val="standardContextual"/>
             </w:rPr>
           </w:pPr>
-          <w:hyperlink w:anchor="_Toc233722179" w:history="1">
+          <w:hyperlink w:anchor="_Toc238116483" w:history="1">
             <w:r>
               <w:rPr>
                 <w:rStyle w:val="ae"/>
@@ -9943,7 +10333,7 @@
                 <w:noProof/>
                 <w:webHidden/>
               </w:rPr>
-              <w:instrText>PAGEREF _Toc233722179 \h</w:instrText>
+              <w:instrText>PAGEREF _Toc238116483 \h</w:instrText>
             </w:r>
             <w:r>
               <w:rPr>
@@ -9973,7 +10363,7 @@
                 <w:noProof/>
                 <w:webHidden/>
               </w:rPr>
-              <w:t>40</w:t>
+              <w:t>42</w:t>
             </w:r>
             <w:r>
               <w:rPr>
@@ -9999,7 +10389,7 @@
               <w14:ligatures w14:val="standardContextual"/>
             </w:rPr>
           </w:pPr>
-          <w:hyperlink w:anchor="_Toc233722180" w:history="1">
+          <w:hyperlink w:anchor="_Toc238116484" w:history="1">
             <w:r>
               <w:rPr>
                 <w:rStyle w:val="ae"/>
@@ -10050,7 +10440,7 @@
                 <w:noProof/>
                 <w:webHidden/>
               </w:rPr>
-              <w:instrText>PAGEREF _Toc233722180 \h</w:instrText>
+              <w:instrText>PAGEREF _Toc238116484 \h</w:instrText>
             </w:r>
             <w:r>
               <w:rPr>
@@ -10080,7 +10470,7 @@
                 <w:noProof/>
                 <w:webHidden/>
               </w:rPr>
-              <w:t>40</w:t>
+              <w:t>42</w:t>
             </w:r>
             <w:r>
               <w:rPr>
@@ -10106,7 +10496,7 @@
               <w14:ligatures w14:val="standardContextual"/>
             </w:rPr>
           </w:pPr>
-          <w:hyperlink w:anchor="_Toc233722181" w:history="1">
+          <w:hyperlink w:anchor="_Toc238116485" w:history="1">
             <w:r>
               <w:rPr>
                 <w:rStyle w:val="ae"/>
@@ -10150,7 +10540,7 @@
                 <w:noProof/>
                 <w:webHidden/>
               </w:rPr>
-              <w:instrText>PAGEREF _Toc233722181 \h</w:instrText>
+              <w:instrText>PAGEREF _Toc238116485 \h</w:instrText>
             </w:r>
             <w:r>
               <w:rPr>
@@ -10180,7 +10570,7 @@
                 <w:noProof/>
                 <w:webHidden/>
               </w:rPr>
-              <w:t>40</w:t>
+              <w:t>42</w:t>
             </w:r>
             <w:r>
               <w:rPr>
@@ -10206,7 +10596,7 @@
               <w14:ligatures w14:val="standardContextual"/>
             </w:rPr>
           </w:pPr>
-          <w:hyperlink w:anchor="_Toc233722182" w:history="1">
+          <w:hyperlink w:anchor="_Toc238116486" w:history="1">
             <w:r>
               <w:rPr>
                 <w:rStyle w:val="ae"/>
@@ -10250,7 +10640,7 @@
                 <w:noProof/>
                 <w:webHidden/>
               </w:rPr>
-              <w:instrText>PAGEREF _Toc233722182 \h</w:instrText>
+              <w:instrText>PAGEREF _Toc238116486 \h</w:instrText>
             </w:r>
             <w:r>
               <w:rPr>
@@ -10280,7 +10670,7 @@
                 <w:noProof/>
                 <w:webHidden/>
               </w:rPr>
-              <w:t>40</w:t>
+              <w:t>42</w:t>
             </w:r>
             <w:r>
               <w:rPr>
@@ -10306,7 +10696,7 @@
               <w14:ligatures w14:val="standardContextual"/>
             </w:rPr>
           </w:pPr>
-          <w:hyperlink w:anchor="_Toc233722183" w:history="1">
+          <w:hyperlink w:anchor="_Toc238116487" w:history="1">
             <w:r>
               <w:rPr>
                 <w:rStyle w:val="ae"/>
@@ -10350,7 +10740,7 @@
                 <w:noProof/>
                 <w:webHidden/>
               </w:rPr>
-              <w:instrText>PAGEREF _Toc233722183 \h</w:instrText>
+              <w:instrText>PAGEREF _Toc238116487 \h</w:instrText>
             </w:r>
             <w:r>
               <w:rPr>
@@ -10380,7 +10770,7 @@
                 <w:noProof/>
                 <w:webHidden/>
               </w:rPr>
-              <w:t>40</w:t>
+              <w:t>42</w:t>
             </w:r>
             <w:r>
               <w:rPr>
@@ -10406,7 +10796,7 @@
               <w14:ligatures w14:val="standardContextual"/>
             </w:rPr>
           </w:pPr>
-          <w:hyperlink w:anchor="_Toc233722184" w:history="1">
+          <w:hyperlink w:anchor="_Toc238116488" w:history="1">
             <w:r>
               <w:rPr>
                 <w:rStyle w:val="ae"/>
@@ -10450,7 +10840,7 @@
                 <w:noProof/>
                 <w:webHidden/>
               </w:rPr>
-              <w:instrText>PAGEREF _Toc233722184 \h</w:instrText>
+              <w:instrText>PAGEREF _Toc238116488 \h</w:instrText>
             </w:r>
             <w:r>
               <w:rPr>
@@ -10480,7 +10870,7 @@
                 <w:noProof/>
                 <w:webHidden/>
               </w:rPr>
-              <w:t>41</w:t>
+              <w:t>42</w:t>
             </w:r>
             <w:r>
               <w:rPr>
@@ -10506,7 +10896,7 @@
               <w14:ligatures w14:val="standardContextual"/>
             </w:rPr>
           </w:pPr>
-          <w:hyperlink w:anchor="_Toc233722185" w:history="1">
+          <w:hyperlink w:anchor="_Toc238116489" w:history="1">
             <w:r>
               <w:rPr>
                 <w:rStyle w:val="ae"/>
@@ -10550,7 +10940,7 @@
                 <w:noProof/>
                 <w:webHidden/>
               </w:rPr>
-              <w:instrText>PAGEREF _Toc233722185 \h</w:instrText>
+              <w:instrText>PAGEREF _Toc238116489 \h</w:instrText>
             </w:r>
             <w:r>
               <w:rPr>
@@ -10580,7 +10970,7 @@
                 <w:noProof/>
                 <w:webHidden/>
               </w:rPr>
-              <w:t>41</w:t>
+              <w:t>43</w:t>
             </w:r>
             <w:r>
               <w:rPr>
@@ -10606,7 +10996,7 @@
               <w14:ligatures w14:val="standardContextual"/>
             </w:rPr>
           </w:pPr>
-          <w:hyperlink w:anchor="_Toc233722186" w:history="1">
+          <w:hyperlink w:anchor="_Toc238116490" w:history="1">
             <w:r>
               <w:rPr>
                 <w:rStyle w:val="ae"/>
@@ -10650,7 +11040,7 @@
                 <w:noProof/>
                 <w:webHidden/>
               </w:rPr>
-              <w:instrText>PAGEREF _Toc233722186 \h</w:instrText>
+              <w:instrText>PAGEREF _Toc238116490 \h</w:instrText>
             </w:r>
             <w:r>
               <w:rPr>
@@ -10680,7 +11070,7 @@
                 <w:noProof/>
                 <w:webHidden/>
               </w:rPr>
-              <w:t>41</w:t>
+              <w:t>43</w:t>
             </w:r>
             <w:r>
               <w:rPr>
@@ -10706,7 +11096,7 @@
               <w14:ligatures w14:val="standardContextual"/>
             </w:rPr>
           </w:pPr>
-          <w:hyperlink w:anchor="_Toc233722187" w:history="1">
+          <w:hyperlink w:anchor="_Toc238116491" w:history="1">
             <w:r>
               <w:rPr>
                 <w:rStyle w:val="ae"/>
@@ -10750,7 +11140,7 @@
                 <w:noProof/>
                 <w:webHidden/>
               </w:rPr>
-              <w:instrText>PAGEREF _Toc233722187 \h</w:instrText>
+              <w:instrText>PAGEREF _Toc238116491 \h</w:instrText>
             </w:r>
             <w:r>
               <w:rPr>
@@ -10780,7 +11170,7 @@
                 <w:noProof/>
                 <w:webHidden/>
               </w:rPr>
-              <w:t>41</w:t>
+              <w:t>43</w:t>
             </w:r>
             <w:r>
               <w:rPr>
@@ -10806,7 +11196,7 @@
               <w14:ligatures w14:val="standardContextual"/>
             </w:rPr>
           </w:pPr>
-          <w:hyperlink w:anchor="_Toc233722188" w:history="1">
+          <w:hyperlink w:anchor="_Toc238116492" w:history="1">
             <w:r>
               <w:rPr>
                 <w:rStyle w:val="ae"/>
@@ -10850,7 +11240,7 @@
                 <w:noProof/>
                 <w:webHidden/>
               </w:rPr>
-              <w:instrText>PAGEREF _Toc233722188 \h</w:instrText>
+              <w:instrText>PAGEREF _Toc238116492 \h</w:instrText>
             </w:r>
             <w:r>
               <w:rPr>
@@ -10880,7 +11270,7 @@
                 <w:noProof/>
                 <w:webHidden/>
               </w:rPr>
-              <w:t>41</w:t>
+              <w:t>43</w:t>
             </w:r>
             <w:r>
               <w:rPr>
@@ -10906,7 +11296,7 @@
               <w14:ligatures w14:val="standardContextual"/>
             </w:rPr>
           </w:pPr>
-          <w:hyperlink w:anchor="_Toc233722189" w:history="1">
+          <w:hyperlink w:anchor="_Toc238116493" w:history="1">
             <w:r>
               <w:rPr>
                 <w:rStyle w:val="ae"/>
@@ -10950,7 +11340,7 @@
                 <w:noProof/>
                 <w:webHidden/>
               </w:rPr>
-              <w:instrText>PAGEREF _Toc233722189 \h</w:instrText>
+              <w:instrText>PAGEREF _Toc238116493 \h</w:instrText>
             </w:r>
             <w:r>
               <w:rPr>
@@ -10980,7 +11370,7 @@
                 <w:noProof/>
                 <w:webHidden/>
               </w:rPr>
-              <w:t>42</w:t>
+              <w:t>43</w:t>
             </w:r>
             <w:r>
               <w:rPr>
@@ -11006,7 +11396,7 @@
               <w14:ligatures w14:val="standardContextual"/>
             </w:rPr>
           </w:pPr>
-          <w:hyperlink w:anchor="_Toc233722190" w:history="1">
+          <w:hyperlink w:anchor="_Toc238116494" w:history="1">
             <w:r>
               <w:rPr>
                 <w:rStyle w:val="ae"/>
@@ -11050,7 +11440,7 @@
                 <w:noProof/>
                 <w:webHidden/>
               </w:rPr>
-              <w:instrText>PAGEREF _Toc233722190 \h</w:instrText>
+              <w:instrText>PAGEREF _Toc238116494 \h</w:instrText>
             </w:r>
             <w:r>
               <w:rPr>
@@ -11080,7 +11470,7 @@
                 <w:noProof/>
                 <w:webHidden/>
               </w:rPr>
-              <w:t>42</w:t>
+              <w:t>44</w:t>
             </w:r>
             <w:r>
               <w:rPr>
@@ -11106,7 +11496,7 @@
               <w14:ligatures w14:val="standardContextual"/>
             </w:rPr>
           </w:pPr>
-          <w:hyperlink w:anchor="_Toc233722191" w:history="1">
+          <w:hyperlink w:anchor="_Toc238116495" w:history="1">
             <w:r>
               <w:rPr>
                 <w:rStyle w:val="ae"/>
@@ -11150,7 +11540,7 @@
                 <w:noProof/>
                 <w:webHidden/>
               </w:rPr>
-              <w:instrText>PAGEREF _Toc233722191 \h</w:instrText>
+              <w:instrText>PAGEREF _Toc238116495 \h</w:instrText>
             </w:r>
             <w:r>
               <w:rPr>
@@ -11180,7 +11570,7 @@
                 <w:noProof/>
                 <w:webHidden/>
               </w:rPr>
-              <w:t>42</w:t>
+              <w:t>44</w:t>
             </w:r>
             <w:r>
               <w:rPr>
@@ -11206,7 +11596,7 @@
               <w14:ligatures w14:val="standardContextual"/>
             </w:rPr>
           </w:pPr>
-          <w:hyperlink w:anchor="_Toc233722192" w:history="1">
+          <w:hyperlink w:anchor="_Toc238116496" w:history="1">
             <w:r>
               <w:rPr>
                 <w:rStyle w:val="ae"/>
@@ -11250,7 +11640,7 @@
                 <w:noProof/>
                 <w:webHidden/>
               </w:rPr>
-              <w:instrText>PAGEREF _Toc233722192 \h</w:instrText>
+              <w:instrText>PAGEREF _Toc238116496 \h</w:instrText>
             </w:r>
             <w:r>
               <w:rPr>
@@ -11280,7 +11670,7 @@
                 <w:noProof/>
                 <w:webHidden/>
               </w:rPr>
-              <w:t>42</w:t>
+              <w:t>44</w:t>
             </w:r>
             <w:r>
               <w:rPr>
@@ -11306,7 +11696,7 @@
               <w14:ligatures w14:val="standardContextual"/>
             </w:rPr>
           </w:pPr>
-          <w:hyperlink w:anchor="_Toc233722193" w:history="1">
+          <w:hyperlink w:anchor="_Toc238116497" w:history="1">
             <w:r>
               <w:rPr>
                 <w:rStyle w:val="ae"/>
@@ -11343,7 +11733,7 @@
                 <w:noProof/>
                 <w:webHidden/>
               </w:rPr>
-              <w:instrText>PAGEREF _Toc233722193 \h</w:instrText>
+              <w:instrText>PAGEREF _Toc238116497 \h</w:instrText>
             </w:r>
             <w:r>
               <w:rPr>
@@ -11373,7 +11763,7 @@
                 <w:noProof/>
                 <w:webHidden/>
               </w:rPr>
-              <w:t>43</w:t>
+              <w:t>45</w:t>
             </w:r>
             <w:r>
               <w:rPr>
@@ -11399,7 +11789,7 @@
               <w14:ligatures w14:val="standardContextual"/>
             </w:rPr>
           </w:pPr>
-          <w:hyperlink w:anchor="_Toc233722194" w:history="1">
+          <w:hyperlink w:anchor="_Toc238116498" w:history="1">
             <w:r>
               <w:rPr>
                 <w:rStyle w:val="ae"/>
@@ -11450,7 +11840,7 @@
                 <w:noProof/>
                 <w:webHidden/>
               </w:rPr>
-              <w:instrText>PAGEREF _Toc233722194 \h</w:instrText>
+              <w:instrText>PAGEREF _Toc238116498 \h</w:instrText>
             </w:r>
             <w:r>
               <w:rPr>
@@ -11480,7 +11870,7 @@
                 <w:noProof/>
                 <w:webHidden/>
               </w:rPr>
-              <w:t>43</w:t>
+              <w:t>45</w:t>
             </w:r>
             <w:r>
               <w:rPr>
@@ -11506,7 +11896,7 @@
               <w14:ligatures w14:val="standardContextual"/>
             </w:rPr>
           </w:pPr>
-          <w:hyperlink w:anchor="_Toc233722195" w:history="1">
+          <w:hyperlink w:anchor="_Toc238116499" w:history="1">
             <w:r>
               <w:rPr>
                 <w:rStyle w:val="ae"/>
@@ -11557,7 +11947,7 @@
                 <w:noProof/>
                 <w:webHidden/>
               </w:rPr>
-              <w:instrText>PAGEREF _Toc233722195 \h</w:instrText>
+              <w:instrText>PAGEREF _Toc238116499 \h</w:instrText>
             </w:r>
             <w:r>
               <w:rPr>
@@ -11587,7 +11977,7 @@
                 <w:noProof/>
                 <w:webHidden/>
               </w:rPr>
-              <w:t>43</w:t>
+              <w:t>45</w:t>
             </w:r>
             <w:r>
               <w:rPr>
@@ -11613,7 +12003,7 @@
               <w14:ligatures w14:val="standardContextual"/>
             </w:rPr>
           </w:pPr>
-          <w:hyperlink w:anchor="_Toc233722196" w:history="1">
+          <w:hyperlink w:anchor="_Toc238116500" w:history="1">
             <w:r>
               <w:rPr>
                 <w:rStyle w:val="ae"/>
@@ -11664,7 +12054,7 @@
                 <w:noProof/>
                 <w:webHidden/>
               </w:rPr>
-              <w:instrText>PAGEREF _Toc233722196 \h</w:instrText>
+              <w:instrText>PAGEREF _Toc238116500 \h</w:instrText>
             </w:r>
             <w:r>
               <w:rPr>
@@ -11694,7 +12084,7 @@
                 <w:noProof/>
                 <w:webHidden/>
               </w:rPr>
-              <w:t>43</w:t>
+              <w:t>45</w:t>
             </w:r>
             <w:r>
               <w:rPr>
@@ -11763,42 +12153,7 @@
     <w:p>
       <w:pPr>
         <w:rPr>
-          <w:b/>
-          <w:bCs/>
-          <w:lang w:val="zh-CN"/>
-        </w:rPr>
-      </w:pPr>
-    </w:p>
-    <w:p>
-      <w:pPr>
-        <w:rPr>
-          <w:b/>
-          <w:bCs/>
-          <w:lang w:val="zh-CN"/>
-        </w:rPr>
-      </w:pPr>
-    </w:p>
-    <w:p>
-      <w:pPr>
-        <w:rPr>
-          <w:b/>
-          <w:bCs/>
-          <w:lang w:val="zh-CN"/>
-        </w:rPr>
-      </w:pPr>
-    </w:p>
-    <w:p>
-      <w:pPr>
-        <w:rPr>
-          <w:b/>
-          <w:bCs/>
-          <w:lang w:val="zh-CN"/>
-        </w:rPr>
-      </w:pPr>
-    </w:p>
-    <w:p>
-      <w:pPr>
-        <w:rPr>
+          <w:rFonts w:hint="eastAsia"/>
           <w:b/>
           <w:bCs/>
           <w:lang w:val="zh-CN"/>
@@ -12040,7 +12395,7 @@
               <w:rPr>
                 <w:rFonts w:hint="eastAsia"/>
               </w:rPr>
-              <w:t>23</w:t>
+              <w:t>24</w:t>
             </w:r>
             <w:r>
               <w:rPr>
@@ -12116,9 +12471,6 @@
           <w:p>
             <w:pPr>
               <w:pStyle w:val="af"/>
-              <w:rPr>
-                <w:rFonts w:hint="eastAsia"/>
-              </w:rPr>
             </w:pPr>
             <w:r>
               <w:rPr>
@@ -12145,7 +12497,7 @@
               <w:rPr>
                 <w:rFonts w:hint="eastAsia"/>
               </w:rPr>
-              <w:t>6</w:t>
+              <w:t>8</w:t>
             </w:r>
             <w:r>
               <w:t>-</w:t>
@@ -12154,7 +12506,13 @@
               <w:rPr>
                 <w:rFonts w:hint="eastAsia"/>
               </w:rPr>
-              <w:t>30</w:t>
+              <w:t>2</w:t>
+            </w:r>
+            <w:r>
+              <w:rPr>
+                <w:rFonts w:hint="eastAsia"/>
+              </w:rPr>
+              <w:t>0</w:t>
             </w:r>
           </w:p>
         </w:tc>
@@ -12251,7 +12609,7 @@
       <w:pPr>
         <w:pStyle w:val="1"/>
       </w:pPr>
-      <w:bookmarkStart w:id="1" w:name="_Toc233722082"/>
+      <w:bookmarkStart w:id="1" w:name="_Toc238116382"/>
       <w:r>
         <w:rPr>
           <w:rFonts w:hint="eastAsia"/>
@@ -12265,7 +12623,7 @@
       <w:pPr>
         <w:pStyle w:val="2"/>
       </w:pPr>
-      <w:bookmarkStart w:id="2" w:name="_Toc233722083"/>
+      <w:bookmarkStart w:id="2" w:name="_Toc238116383"/>
       <w:r>
         <w:rPr>
           <w:rFonts w:hint="eastAsia"/>
@@ -12307,7 +12665,7 @@
       <w:pPr>
         <w:pStyle w:val="2"/>
       </w:pPr>
-      <w:bookmarkStart w:id="3" w:name="_Toc233722084"/>
+      <w:bookmarkStart w:id="3" w:name="_Toc238116384"/>
       <w:r>
         <w:rPr>
           <w:rFonts w:hint="eastAsia"/>
@@ -12340,7 +12698,7 @@
       <w:pPr>
         <w:pStyle w:val="2"/>
       </w:pPr>
-      <w:bookmarkStart w:id="4" w:name="_Toc233722085"/>
+      <w:bookmarkStart w:id="4" w:name="_Toc238116385"/>
       <w:r>
         <w:rPr>
           <w:rFonts w:hint="eastAsia"/>
@@ -12406,7 +12764,7 @@
       <w:pPr>
         <w:pStyle w:val="1"/>
       </w:pPr>
-      <w:bookmarkStart w:id="5" w:name="_Toc233722086"/>
+      <w:bookmarkStart w:id="5" w:name="_Toc238116386"/>
       <w:r>
         <w:rPr>
           <w:rFonts w:hint="eastAsia"/>
@@ -12483,7 +12841,7 @@
       <w:pPr>
         <w:pStyle w:val="2"/>
       </w:pPr>
-      <w:bookmarkStart w:id="6" w:name="_Toc233722087"/>
+      <w:bookmarkStart w:id="6" w:name="_Toc238116387"/>
       <w:r>
         <w:rPr>
           <w:rFonts w:hint="eastAsia"/>
@@ -12614,7 +12972,7 @@
       <w:pPr>
         <w:pStyle w:val="2"/>
       </w:pPr>
-      <w:bookmarkStart w:id="7" w:name="_Toc233722088"/>
+      <w:bookmarkStart w:id="7" w:name="_Toc238116388"/>
       <w:r>
         <w:rPr>
           <w:rFonts w:hint="eastAsia"/>
@@ -12729,7 +13087,7 @@
       <w:pPr>
         <w:pStyle w:val="2"/>
       </w:pPr>
-      <w:bookmarkStart w:id="8" w:name="_Toc233722089"/>
+      <w:bookmarkStart w:id="8" w:name="_Toc238116389"/>
       <w:r>
         <w:rPr>
           <w:rFonts w:hint="eastAsia"/>
@@ -12971,7 +13329,7 @@
       <w:pPr>
         <w:pStyle w:val="2"/>
       </w:pPr>
-      <w:bookmarkStart w:id="9" w:name="_Toc233722090"/>
+      <w:bookmarkStart w:id="9" w:name="_Toc238116390"/>
       <w:r>
         <w:rPr>
           <w:rFonts w:hint="eastAsia"/>
@@ -13049,7 +13407,7 @@
       <w:pPr>
         <w:pStyle w:val="2"/>
       </w:pPr>
-      <w:bookmarkStart w:id="10" w:name="_Toc233722091"/>
+      <w:bookmarkStart w:id="10" w:name="_Toc238116391"/>
       <w:r>
         <w:rPr>
           <w:rFonts w:hint="eastAsia"/>
@@ -13136,7 +13494,7 @@
       <w:pPr>
         <w:pStyle w:val="2"/>
       </w:pPr>
-      <w:bookmarkStart w:id="11" w:name="_Toc233722092"/>
+      <w:bookmarkStart w:id="11" w:name="_Toc238116392"/>
       <w:r>
         <w:rPr>
           <w:rFonts w:hint="eastAsia"/>
@@ -13250,7 +13608,7 @@
       <w:pPr>
         <w:pStyle w:val="2"/>
       </w:pPr>
-      <w:bookmarkStart w:id="12" w:name="_Toc233722093"/>
+      <w:bookmarkStart w:id="12" w:name="_Toc238116393"/>
       <w:r>
         <w:rPr>
           <w:rFonts w:hint="eastAsia"/>
@@ -13310,7 +13668,7 @@
       <w:pPr>
         <w:pStyle w:val="1"/>
       </w:pPr>
-      <w:bookmarkStart w:id="13" w:name="_Toc233722094"/>
+      <w:bookmarkStart w:id="13" w:name="_Toc238116394"/>
       <w:r>
         <w:rPr>
           <w:rFonts w:hint="eastAsia"/>
@@ -13335,7 +13693,7 @@
       <w:pPr>
         <w:pStyle w:val="2"/>
       </w:pPr>
-      <w:bookmarkStart w:id="14" w:name="_Toc233722095"/>
+      <w:bookmarkStart w:id="14" w:name="_Toc238116395"/>
       <w:r>
         <w:rPr>
           <w:rFonts w:hint="eastAsia"/>
@@ -13418,7 +13776,7 @@
       <w:pPr>
         <w:pStyle w:val="3"/>
       </w:pPr>
-      <w:bookmarkStart w:id="15" w:name="_Toc233722096"/>
+      <w:bookmarkStart w:id="15" w:name="_Toc238116396"/>
       <w:r>
         <w:rPr>
           <w:rFonts w:hint="eastAsia"/>
@@ -13463,7 +13821,7 @@
       <w:pPr>
         <w:pStyle w:val="3"/>
       </w:pPr>
-      <w:bookmarkStart w:id="16" w:name="_Toc233722097"/>
+      <w:bookmarkStart w:id="16" w:name="_Toc238116397"/>
       <w:r>
         <w:rPr>
           <w:rFonts w:hint="eastAsia"/>
@@ -13673,7 +14031,7 @@
       <w:pPr>
         <w:pStyle w:val="2"/>
       </w:pPr>
-      <w:bookmarkStart w:id="17" w:name="_Toc233722098"/>
+      <w:bookmarkStart w:id="17" w:name="_Toc238116398"/>
       <w:r>
         <w:rPr>
           <w:rFonts w:hint="eastAsia"/>
@@ -13707,7 +14065,7 @@
         <w:pStyle w:val="2"/>
       </w:pPr>
       <w:bookmarkStart w:id="18" w:name="_Toc10977"/>
-      <w:bookmarkStart w:id="19" w:name="_Toc233722099"/>
+      <w:bookmarkStart w:id="19" w:name="_Toc238116399"/>
       <w:r>
         <w:rPr>
           <w:rFonts w:hint="eastAsia"/>
@@ -13741,7 +14099,7 @@
       <w:pPr>
         <w:pStyle w:val="2"/>
       </w:pPr>
-      <w:bookmarkStart w:id="20" w:name="_Toc233722100"/>
+      <w:bookmarkStart w:id="20" w:name="_Toc238116400"/>
       <w:r>
         <w:rPr>
           <w:rFonts w:hint="eastAsia"/>
@@ -13758,9 +14116,121 @@
     </w:p>
     <w:p>
       <w:pPr>
+        <w:ind w:firstLine="420"/>
+      </w:pPr>
+      <w:r>
+        <w:rPr>
+          <w:rFonts w:hint="eastAsia"/>
+        </w:rPr>
+        <w:t>老版本升级程序可以直接替换</w:t>
+      </w:r>
+      <w:r>
+        <w:rPr>
+          <w:rFonts w:hint="eastAsia"/>
+        </w:rPr>
+        <w:t>,</w:t>
+      </w:r>
+      <w:r>
+        <w:rPr>
+          <w:rFonts w:hint="eastAsia"/>
+        </w:rPr>
+        <w:t>数据库升级需要自己对比</w:t>
+      </w:r>
+      <w:r>
+        <w:t>XEngine_SQL</w:t>
+      </w:r>
+      <w:r>
+        <w:rPr>
+          <w:rFonts w:hint="eastAsia"/>
+        </w:rPr>
+        <w:t xml:space="preserve"> </w:t>
+      </w:r>
+      <w:r>
+        <w:rPr>
+          <w:rFonts w:hint="eastAsia"/>
+        </w:rPr>
+        <w:t>下面的</w:t>
+      </w:r>
+      <w:r>
+        <w:rPr>
+          <w:rFonts w:hint="eastAsia"/>
+        </w:rPr>
+        <w:t>sql</w:t>
+      </w:r>
+      <w:r>
+        <w:rPr>
+          <w:rFonts w:hint="eastAsia"/>
+        </w:rPr>
+        <w:t>文件</w:t>
+      </w:r>
+      <w:r>
+        <w:rPr>
+          <w:rFonts w:hint="eastAsia"/>
+        </w:rPr>
+        <w:t>,</w:t>
+      </w:r>
+      <w:r>
+        <w:rPr>
+          <w:rFonts w:hint="eastAsia"/>
+        </w:rPr>
+        <w:t>查看与上一个版本有哪些差别</w:t>
+      </w:r>
+      <w:r>
+        <w:rPr>
+          <w:rFonts w:hint="eastAsia"/>
+        </w:rPr>
+        <w:t>,</w:t>
+      </w:r>
+      <w:r>
+        <w:rPr>
+          <w:rFonts w:hint="eastAsia"/>
+        </w:rPr>
+        <w:t>然后对字段进行增删匹配即可</w:t>
+      </w:r>
+      <w:r>
+        <w:rPr>
+          <w:rFonts w:hint="eastAsia"/>
+        </w:rPr>
+        <w:t>.</w:t>
+      </w:r>
+    </w:p>
+    <w:p>
+      <w:pPr>
+        <w:ind w:firstLine="420"/>
+        <w:rPr>
+          <w:rFonts w:hint="eastAsia"/>
+        </w:rPr>
+      </w:pPr>
+      <w:r>
+        <w:rPr>
+          <w:rFonts w:hint="eastAsia"/>
+        </w:rPr>
+        <w:t>还有一个是配置文件的不同</w:t>
+      </w:r>
+      <w:r>
+        <w:rPr>
+          <w:rFonts w:hint="eastAsia"/>
+        </w:rPr>
+        <w:t>,</w:t>
+      </w:r>
+      <w:r>
+        <w:rPr>
+          <w:rFonts w:hint="eastAsia"/>
+        </w:rPr>
+        <w:t>也需要自己比对</w:t>
+      </w:r>
+      <w:r>
+        <w:rPr>
+          <w:rFonts w:hint="eastAsia"/>
+        </w:rPr>
+        <w:t>.</w:t>
+      </w:r>
+    </w:p>
+    <w:p>
+      <w:pPr>
         <w:pStyle w:val="1"/>
       </w:pPr>
-      <w:bookmarkStart w:id="21" w:name="_Toc233722101"/>
+      <w:bookmarkStart w:id="21" w:name="_Toc238116401"/>
       <w:r>
         <w:rPr>
           <w:rFonts w:hint="eastAsia"/>
@@ -14054,7 +14524,7 @@
         <w:pStyle w:val="2"/>
       </w:pPr>
       <w:bookmarkStart w:id="22" w:name="_Toc5244"/>
-      <w:bookmarkStart w:id="23" w:name="_Toc233722102"/>
+      <w:bookmarkStart w:id="23" w:name="_Toc238116402"/>
       <w:r>
         <w:rPr>
           <w:rFonts w:hint="eastAsia"/>
@@ -14272,7 +14742,7 @@
       <w:pPr>
         <w:pStyle w:val="3"/>
       </w:pPr>
-      <w:bookmarkStart w:id="24" w:name="_Toc233722103"/>
+      <w:bookmarkStart w:id="24" w:name="_Toc238116403"/>
       <w:r>
         <w:rPr>
           <w:rFonts w:hint="eastAsia"/>
@@ -15669,7 +16139,7 @@
       <w:pPr>
         <w:pStyle w:val="3"/>
       </w:pPr>
-      <w:bookmarkStart w:id="25" w:name="_Toc233722104"/>
+      <w:bookmarkStart w:id="25" w:name="_Toc238116404"/>
       <w:r>
         <w:rPr>
           <w:rFonts w:hint="eastAsia"/>
@@ -16212,7 +16682,7 @@
         <w:pStyle w:val="2"/>
       </w:pPr>
       <w:bookmarkStart w:id="26" w:name="_Toc8616"/>
-      <w:bookmarkStart w:id="27" w:name="_Toc233722105"/>
+      <w:bookmarkStart w:id="27" w:name="_Toc238116405"/>
       <w:r>
         <w:rPr>
           <w:rFonts w:hint="eastAsia"/>
@@ -16700,7 +17170,7 @@
       <w:pPr>
         <w:pStyle w:val="1"/>
       </w:pPr>
-      <w:bookmarkStart w:id="28" w:name="_Toc233722106"/>
+      <w:bookmarkStart w:id="28" w:name="_Toc238116406"/>
       <w:r>
         <w:rPr>
           <w:rFonts w:hint="eastAsia"/>
@@ -17006,7 +17476,7 @@
       <w:pPr>
         <w:pStyle w:val="2"/>
       </w:pPr>
-      <w:bookmarkStart w:id="29" w:name="_Toc233722107"/>
+      <w:bookmarkStart w:id="29" w:name="_Toc238116407"/>
       <w:r>
         <w:rPr>
           <w:rFonts w:hint="eastAsia"/>
@@ -17036,7 +17506,7 @@
       <w:pPr>
         <w:pStyle w:val="3"/>
       </w:pPr>
-      <w:bookmarkStart w:id="30" w:name="_Toc233722108"/>
+      <w:bookmarkStart w:id="30" w:name="_Toc238116408"/>
       <w:r>
         <w:rPr>
           <w:rFonts w:hint="eastAsia"/>
@@ -17141,7 +17611,7 @@
       <w:pPr>
         <w:pStyle w:val="3"/>
       </w:pPr>
-      <w:bookmarkStart w:id="31" w:name="_Toc233722109"/>
+      <w:bookmarkStart w:id="31" w:name="_Toc238116409"/>
       <w:r>
         <w:rPr>
           <w:rFonts w:hint="eastAsia"/>
@@ -17504,7 +17974,7 @@
       <w:pPr>
         <w:pStyle w:val="1"/>
       </w:pPr>
-      <w:bookmarkStart w:id="32" w:name="_Toc233722110"/>
+      <w:bookmarkStart w:id="32" w:name="_Toc238116410"/>
       <w:r>
         <w:rPr>
           <w:rFonts w:hint="eastAsia"/>
@@ -17623,7 +18093,7 @@
       <w:pPr>
         <w:pStyle w:val="2"/>
       </w:pPr>
-      <w:bookmarkStart w:id="33" w:name="_Toc233722111"/>
+      <w:bookmarkStart w:id="33" w:name="_Toc238116411"/>
       <w:r>
         <w:rPr>
           <w:rFonts w:hint="eastAsia"/>
@@ -17793,7 +18263,7 @@
       <w:pPr>
         <w:pStyle w:val="3"/>
       </w:pPr>
-      <w:bookmarkStart w:id="34" w:name="_Toc233722112"/>
+      <w:bookmarkStart w:id="34" w:name="_Toc238116412"/>
       <w:r>
         <w:rPr>
           <w:rFonts w:hint="eastAsia"/>
@@ -17948,11 +18418,6 @@
       </w:r>
     </w:p>
     <w:p>
-      <w:pPr>
-        <w:rPr>
-          <w:rFonts w:hint="eastAsia"/>
-        </w:rPr>
-      </w:pPr>
       <w:r>
         <w:rPr>
           <w:rFonts w:hint="eastAsia"/>
@@ -17973,11 +18438,6 @@
       </w:r>
     </w:p>
     <w:p>
-      <w:pPr>
-        <w:rPr>
-          <w:rFonts w:hint="eastAsia"/>
-        </w:rPr>
-      </w:pPr>
       <w:r>
         <w:rPr>
           <w:rFonts w:hint="eastAsia"/>
@@ -18013,11 +18473,6 @@
       </w:r>
     </w:p>
     <w:p>
-      <w:pPr>
-        <w:rPr>
-          <w:rFonts w:hint="eastAsia"/>
-        </w:rPr>
-      </w:pPr>
       <w:r>
         <w:rPr>
           <w:rFonts w:hint="eastAsia"/>
@@ -18038,11 +18493,6 @@
       </w:r>
     </w:p>
     <w:p>
-      <w:pPr>
-        <w:rPr>
-          <w:rFonts w:hint="eastAsia"/>
-        </w:rPr>
-      </w:pPr>
       <w:r>
         <w:rPr>
           <w:rFonts w:hint="eastAsia"/>
@@ -18063,11 +18513,6 @@
       </w:r>
     </w:p>
     <w:p>
-      <w:pPr>
-        <w:rPr>
-          <w:rFonts w:hint="eastAsia"/>
-        </w:rPr>
-      </w:pPr>
       <w:r>
         <w:rPr>
           <w:rFonts w:hint="eastAsia"/>
@@ -18088,11 +18533,6 @@
       </w:r>
     </w:p>
     <w:p>
-      <w:pPr>
-        <w:rPr>
-          <w:rFonts w:hint="eastAsia"/>
-        </w:rPr>
-      </w:pPr>
       <w:r>
         <w:rPr>
           <w:rFonts w:hint="eastAsia"/>
@@ -18113,11 +18553,6 @@
       </w:r>
     </w:p>
     <w:p>
-      <w:pPr>
-        <w:rPr>
-          <w:rFonts w:hint="eastAsia"/>
-        </w:rPr>
-      </w:pPr>
       <w:r>
         <w:rPr>
           <w:rFonts w:hint="eastAsia"/>
@@ -18178,11 +18613,6 @@
       </w:r>
     </w:p>
     <w:p>
-      <w:pPr>
-        <w:rPr>
-          <w:rFonts w:hint="eastAsia"/>
-        </w:rPr>
-      </w:pPr>
       <w:r>
         <w:t>}</w:t>
       </w:r>
@@ -18191,7 +18621,7 @@
       <w:pPr>
         <w:pStyle w:val="3"/>
       </w:pPr>
-      <w:bookmarkStart w:id="35" w:name="_Toc233722113"/>
+      <w:bookmarkStart w:id="35" w:name="_Toc238116413"/>
       <w:r>
         <w:rPr>
           <w:rFonts w:hint="eastAsia"/>
@@ -18421,11 +18851,6 @@
       </w:r>
     </w:p>
     <w:p>
-      <w:pPr>
-        <w:rPr>
-          <w:rFonts w:hint="eastAsia"/>
-        </w:rPr>
-      </w:pPr>
       <w:r>
         <w:t xml:space="preserve">            </w:t>
       </w:r>
@@ -18480,7 +18905,7 @@
       <w:pPr>
         <w:pStyle w:val="3"/>
       </w:pPr>
-      <w:bookmarkStart w:id="36" w:name="_Toc233722114"/>
+      <w:bookmarkStart w:id="36" w:name="_Toc238116414"/>
       <w:r>
         <w:rPr>
           <w:rFonts w:hint="eastAsia"/>
@@ -18647,7 +19072,7 @@
       <w:pPr>
         <w:pStyle w:val="3"/>
       </w:pPr>
-      <w:bookmarkStart w:id="37" w:name="_Toc233722115"/>
+      <w:bookmarkStart w:id="37" w:name="_Toc238116415"/>
       <w:r>
         <w:rPr>
           <w:rFonts w:hint="eastAsia"/>
@@ -18924,7 +19349,7 @@
       <w:pPr>
         <w:pStyle w:val="3"/>
       </w:pPr>
-      <w:bookmarkStart w:id="38" w:name="_Toc233722116"/>
+      <w:bookmarkStart w:id="38" w:name="_Toc238116416"/>
       <w:r>
         <w:rPr>
           <w:rFonts w:hint="eastAsia"/>
@@ -19099,7 +19524,7 @@
       <w:pPr>
         <w:pStyle w:val="2"/>
       </w:pPr>
-      <w:bookmarkStart w:id="39" w:name="_Toc233722117"/>
+      <w:bookmarkStart w:id="39" w:name="_Toc238116417"/>
       <w:r>
         <w:rPr>
           <w:rFonts w:hint="eastAsia"/>
@@ -19150,7 +19575,7 @@
       <w:pPr>
         <w:pStyle w:val="3"/>
       </w:pPr>
-      <w:bookmarkStart w:id="40" w:name="_Toc233722118"/>
+      <w:bookmarkStart w:id="40" w:name="_Toc238116418"/>
       <w:r>
         <w:rPr>
           <w:rFonts w:hint="eastAsia"/>
@@ -19365,9 +19790,6 @@
     <w:p>
       <w:pPr>
         <w:ind w:left="840" w:firstLine="420"/>
-        <w:rPr>
-          <w:rFonts w:hint="eastAsia"/>
-        </w:rPr>
       </w:pPr>
       <w:r>
         <w:t>"tsz</w:t>
@@ -19420,7 +19842,7 @@
       <w:pPr>
         <w:pStyle w:val="3"/>
       </w:pPr>
-      <w:bookmarkStart w:id="41" w:name="_Toc233722119"/>
+      <w:bookmarkStart w:id="41" w:name="_Toc238116419"/>
       <w:r>
         <w:rPr>
           <w:rFonts w:hint="eastAsia"/>
@@ -19875,7 +20297,7 @@
       <w:pPr>
         <w:pStyle w:val="3"/>
       </w:pPr>
-      <w:bookmarkStart w:id="42" w:name="_Toc233722120"/>
+      <w:bookmarkStart w:id="42" w:name="_Toc238116420"/>
       <w:r>
         <w:rPr>
           <w:rFonts w:hint="eastAsia"/>
@@ -20046,7 +20468,7 @@
       <w:pPr>
         <w:pStyle w:val="2"/>
       </w:pPr>
-      <w:bookmarkStart w:id="43" w:name="_Toc233722121"/>
+      <w:bookmarkStart w:id="43" w:name="_Toc238116421"/>
       <w:r>
         <w:rPr>
           <w:rFonts w:hint="eastAsia"/>
@@ -20097,7 +20519,7 @@
       <w:pPr>
         <w:pStyle w:val="3"/>
       </w:pPr>
-      <w:bookmarkStart w:id="44" w:name="_Toc233722122"/>
+      <w:bookmarkStart w:id="44" w:name="_Toc238116422"/>
       <w:r>
         <w:rPr>
           <w:rFonts w:hint="eastAsia"/>
@@ -20359,7 +20781,7 @@
       <w:pPr>
         <w:pStyle w:val="3"/>
       </w:pPr>
-      <w:bookmarkStart w:id="45" w:name="_Toc233722123"/>
+      <w:bookmarkStart w:id="45" w:name="_Toc238116423"/>
       <w:r>
         <w:rPr>
           <w:rFonts w:hint="eastAsia"/>
@@ -20710,7 +21132,7 @@
       <w:pPr>
         <w:pStyle w:val="3"/>
       </w:pPr>
-      <w:bookmarkStart w:id="46" w:name="_Toc233722124"/>
+      <w:bookmarkStart w:id="46" w:name="_Toc238116424"/>
       <w:r>
         <w:rPr>
           <w:rFonts w:hint="eastAsia"/>
@@ -20945,7 +21367,7 @@
       <w:pPr>
         <w:pStyle w:val="3"/>
       </w:pPr>
-      <w:bookmarkStart w:id="47" w:name="_Toc233722125"/>
+      <w:bookmarkStart w:id="47" w:name="_Toc238116425"/>
       <w:r>
         <w:rPr>
           <w:rFonts w:hint="eastAsia"/>
@@ -21198,7 +21620,7 @@
       <w:pPr>
         <w:pStyle w:val="3"/>
       </w:pPr>
-      <w:bookmarkStart w:id="48" w:name="_Toc233722126"/>
+      <w:bookmarkStart w:id="48" w:name="_Toc238116426"/>
       <w:r>
         <w:rPr>
           <w:rFonts w:hint="eastAsia"/>
@@ -21526,7 +21948,7 @@
       <w:pPr>
         <w:pStyle w:val="3"/>
       </w:pPr>
-      <w:bookmarkStart w:id="49" w:name="_Toc233722127"/>
+      <w:bookmarkStart w:id="49" w:name="_Toc238116427"/>
       <w:r>
         <w:rPr>
           <w:rFonts w:hint="eastAsia"/>
@@ -21746,7 +22168,7 @@
       <w:pPr>
         <w:pStyle w:val="2"/>
       </w:pPr>
-      <w:bookmarkStart w:id="50" w:name="_Toc233722128"/>
+      <w:bookmarkStart w:id="50" w:name="_Toc238116428"/>
       <w:r>
         <w:rPr>
           <w:rFonts w:hint="eastAsia"/>
@@ -21780,7 +22202,7 @@
       <w:pPr>
         <w:pStyle w:val="3"/>
       </w:pPr>
-      <w:bookmarkStart w:id="51" w:name="_Toc233722129"/>
+      <w:bookmarkStart w:id="51" w:name="_Toc238116429"/>
       <w:r>
         <w:rPr>
           <w:rFonts w:hint="eastAsia"/>
@@ -21878,7 +22300,7 @@
         <w:rPr>
           <w:rFonts w:hint="eastAsia"/>
         </w:rPr>
-        <w:t>:http://IP:PORT/api?function=login&amp;user=123123aa&amp;pass=123123&amp;device=36</w:t>
+        <w:t>:http://IP:PORT/api?function=login&amp;user=123123aa&amp;pass=123123</w:t>
       </w:r>
     </w:p>
     <w:p>
@@ -21912,6 +22334,97 @@
         </w:rPr>
         <w:t>密码</w:t>
       </w:r>
+    </w:p>
+    <w:p>
+      <w:r>
+        <w:rPr>
+          <w:rFonts w:hint="eastAsia"/>
+        </w:rPr>
+        <w:t>负载</w:t>
+      </w:r>
+      <w:r>
+        <w:rPr>
+          <w:rFonts w:hint="eastAsia"/>
+        </w:rPr>
+        <w:t>:</w:t>
+      </w:r>
+      <w:r>
+        <w:rPr>
+          <w:rFonts w:hint="eastAsia"/>
+        </w:rPr>
+        <w:t>无</w:t>
+      </w:r>
+    </w:p>
+    <w:p>
+      <w:pPr>
+        <w:pStyle w:val="4"/>
+      </w:pPr>
+      <w:r>
+        <w:rPr>
+          <w:rFonts w:hint="eastAsia"/>
+        </w:rPr>
+        <w:t xml:space="preserve">5.4.1.2 </w:t>
+      </w:r>
+      <w:r>
+        <w:rPr>
+          <w:rFonts w:hint="eastAsia"/>
+        </w:rPr>
+        <w:t>回复</w:t>
+      </w:r>
+    </w:p>
+    <w:p>
+      <w:r>
+        <w:t>{</w:t>
+      </w:r>
+    </w:p>
+    <w:p>
+      <w:r>
+        <w:t xml:space="preserve">    "code":0,</w:t>
+      </w:r>
+    </w:p>
+    <w:p>
+      <w:r>
+        <w:t xml:space="preserve">    "msg":"success",</w:t>
+      </w:r>
+    </w:p>
+    <w:p>
+      <w:r>
+        <w:t xml:space="preserve">    "nTimeout":3600,</w:t>
+      </w:r>
+    </w:p>
+    <w:p>
+      <w:r>
+        <w:t xml:space="preserve">    "tszTimeEnd":"2022-08-25 15:19:12",</w:t>
+      </w:r>
+    </w:p>
+    <w:p>
+      <w:r>
+        <w:t xml:space="preserve">    "tszTimeStart":"2022-08-25 14:19:12",</w:t>
+      </w:r>
+    </w:p>
+    <w:p>
+      <w:r>
+        <w:t xml:space="preserve">    "xhToken":1000030115</w:t>
+      </w:r>
+    </w:p>
+    <w:p>
+      <w:r>
+        <w:t>}</w:t>
+      </w:r>
+    </w:p>
+    <w:p>
+      <w:r>
+        <w:rPr>
+          <w:rFonts w:hint="eastAsia"/>
+        </w:rPr>
+        <w:t>Token</w:t>
+      </w:r>
+      <w:r>
+        <w:rPr>
+          <w:rFonts w:hint="eastAsia"/>
+        </w:rPr>
+        <w:t>是有过期时间的</w:t>
+      </w:r>
       <w:r>
         <w:rPr>
           <w:rFonts w:hint="eastAsia"/>
@@ -21922,127 +22435,6 @@
         <w:rPr>
           <w:rFonts w:hint="eastAsia"/>
         </w:rPr>
-        <w:t>设备类型</w:t>
-      </w:r>
-      <w:r>
-        <w:rPr>
-          <w:rFonts w:hint="eastAsia"/>
-        </w:rPr>
-        <w:t>,</w:t>
-      </w:r>
-      <w:r>
-        <w:rPr>
-          <w:rFonts w:hint="eastAsia"/>
-        </w:rPr>
-        <w:t>参考</w:t>
-      </w:r>
-      <w:r>
-        <w:rPr>
-          <w:rFonts w:hint="eastAsia"/>
-        </w:rPr>
-        <w:t>:ENUM_PROTOCOLDEVICE_TYPE</w:t>
-      </w:r>
-    </w:p>
-    <w:p>
-      <w:r>
-        <w:rPr>
-          <w:rFonts w:hint="eastAsia"/>
-        </w:rPr>
-        <w:t>负载</w:t>
-      </w:r>
-      <w:r>
-        <w:rPr>
-          <w:rFonts w:hint="eastAsia"/>
-        </w:rPr>
-        <w:t>:</w:t>
-      </w:r>
-      <w:r>
-        <w:rPr>
-          <w:rFonts w:hint="eastAsia"/>
-        </w:rPr>
-        <w:t>无</w:t>
-      </w:r>
-    </w:p>
-    <w:p>
-      <w:pPr>
-        <w:pStyle w:val="4"/>
-      </w:pPr>
-      <w:r>
-        <w:rPr>
-          <w:rFonts w:hint="eastAsia"/>
-        </w:rPr>
-        <w:t xml:space="preserve">5.4.1.2 </w:t>
-      </w:r>
-      <w:r>
-        <w:rPr>
-          <w:rFonts w:hint="eastAsia"/>
-        </w:rPr>
-        <w:t>回复</w:t>
-      </w:r>
-    </w:p>
-    <w:p>
-      <w:r>
-        <w:t>{</w:t>
-      </w:r>
-    </w:p>
-    <w:p>
-      <w:r>
-        <w:t xml:space="preserve">    "code":0,</w:t>
-      </w:r>
-    </w:p>
-    <w:p>
-      <w:r>
-        <w:t xml:space="preserve">    "msg":"success",</w:t>
-      </w:r>
-    </w:p>
-    <w:p>
-      <w:r>
-        <w:t xml:space="preserve">    "nTimeout":3600,</w:t>
-      </w:r>
-    </w:p>
-    <w:p>
-      <w:r>
-        <w:t xml:space="preserve">    "tszTimeEnd":"2022-08-25 15:19:12",</w:t>
-      </w:r>
-    </w:p>
-    <w:p>
-      <w:r>
-        <w:t xml:space="preserve">    "tszTimeStart":"2022-08-25 14:19:12",</w:t>
-      </w:r>
-    </w:p>
-    <w:p>
-      <w:r>
-        <w:t xml:space="preserve">    "xhToken":1000030115</w:t>
-      </w:r>
-    </w:p>
-    <w:p>
-      <w:r>
-        <w:t>}</w:t>
-      </w:r>
-    </w:p>
-    <w:p>
-      <w:r>
-        <w:rPr>
-          <w:rFonts w:hint="eastAsia"/>
-        </w:rPr>
-        <w:t>Token</w:t>
-      </w:r>
-      <w:r>
-        <w:rPr>
-          <w:rFonts w:hint="eastAsia"/>
-        </w:rPr>
-        <w:t>是有过期时间的</w:t>
-      </w:r>
-      <w:r>
-        <w:rPr>
-          <w:rFonts w:hint="eastAsia"/>
-        </w:rPr>
-        <w:t>,</w:t>
-      </w:r>
-      <w:r>
-        <w:rPr>
-          <w:rFonts w:hint="eastAsia"/>
-        </w:rPr>
         <w:t>过期后不能使用管理接口</w:t>
       </w:r>
     </w:p>
@@ -22050,7 +22442,7 @@
       <w:pPr>
         <w:pStyle w:val="3"/>
       </w:pPr>
-      <w:bookmarkStart w:id="52" w:name="_Toc233722130"/>
+      <w:bookmarkStart w:id="52" w:name="_Toc238116430"/>
       <w:r>
         <w:rPr>
           <w:rFonts w:hint="eastAsia"/>
@@ -22251,7 +22643,7 @@
       <w:pPr>
         <w:pStyle w:val="3"/>
       </w:pPr>
-      <w:bookmarkStart w:id="53" w:name="_Toc233722131"/>
+      <w:bookmarkStart w:id="53" w:name="_Toc238116431"/>
       <w:r>
         <w:rPr>
           <w:rFonts w:hint="eastAsia"/>
@@ -22267,12 +22659,9 @@
       <w:bookmarkEnd w:id="53"/>
     </w:p>
     <w:p>
-      <w:r>
-        <w:rPr>
-          <w:rFonts w:hint="eastAsia"/>
-        </w:rPr>
-        <w:t xml:space="preserve">    </w:t>
-      </w:r>
+      <w:pPr>
+        <w:ind w:firstLine="420"/>
+      </w:pPr>
       <w:r>
         <w:rPr>
           <w:rFonts w:hint="eastAsia"/>
@@ -22421,7 +22810,7 @@
       <w:pPr>
         <w:pStyle w:val="2"/>
       </w:pPr>
-      <w:bookmarkStart w:id="54" w:name="_Toc233722132"/>
+      <w:bookmarkStart w:id="54" w:name="_Toc238116432"/>
       <w:r>
         <w:rPr>
           <w:rFonts w:hint="eastAsia"/>
@@ -22472,7 +22861,7 @@
       <w:pPr>
         <w:pStyle w:val="3"/>
       </w:pPr>
-      <w:bookmarkStart w:id="55" w:name="_Toc233722133"/>
+      <w:bookmarkStart w:id="55" w:name="_Toc238116433"/>
       <w:r>
         <w:rPr>
           <w:rFonts w:hint="eastAsia"/>
@@ -22737,7 +23126,7 @@
       <w:pPr>
         <w:pStyle w:val="3"/>
       </w:pPr>
-      <w:bookmarkStart w:id="56" w:name="_Toc233722134"/>
+      <w:bookmarkStart w:id="56" w:name="_Toc238116434"/>
       <w:r>
         <w:rPr>
           <w:rFonts w:hint="eastAsia"/>
@@ -23002,7 +23391,7 @@
       <w:pPr>
         <w:pStyle w:val="2"/>
       </w:pPr>
-      <w:bookmarkStart w:id="57" w:name="_Toc233722135"/>
+      <w:bookmarkStart w:id="57" w:name="_Toc238116435"/>
       <w:r>
         <w:rPr>
           <w:rFonts w:hint="eastAsia"/>
@@ -23047,7 +23436,7 @@
       <w:pPr>
         <w:pStyle w:val="3"/>
       </w:pPr>
-      <w:bookmarkStart w:id="58" w:name="_Toc233722136"/>
+      <w:bookmarkStart w:id="58" w:name="_Toc238116436"/>
       <w:r>
         <w:rPr>
           <w:rFonts w:hint="eastAsia"/>
@@ -23325,7 +23714,7 @@
       <w:pPr>
         <w:pStyle w:val="3"/>
       </w:pPr>
-      <w:bookmarkStart w:id="59" w:name="_Toc233722137"/>
+      <w:bookmarkStart w:id="59" w:name="_Toc238116437"/>
       <w:r>
         <w:rPr>
           <w:rFonts w:hint="eastAsia"/>
@@ -23556,7 +23945,7 @@
       <w:pPr>
         <w:pStyle w:val="3"/>
       </w:pPr>
-      <w:bookmarkStart w:id="60" w:name="_Toc233722138"/>
+      <w:bookmarkStart w:id="60" w:name="_Toc238116438"/>
       <w:r>
         <w:rPr>
           <w:rFonts w:hint="eastAsia"/>
@@ -23975,7 +24364,7 @@
       <w:pPr>
         <w:pStyle w:val="3"/>
       </w:pPr>
-      <w:bookmarkStart w:id="61" w:name="_Toc233722139"/>
+      <w:bookmarkStart w:id="61" w:name="_Toc238116439"/>
       <w:r>
         <w:rPr>
           <w:rFonts w:hint="eastAsia"/>
@@ -24254,7 +24643,7 @@
         <w:pStyle w:val="2"/>
       </w:pPr>
       <w:bookmarkStart w:id="62" w:name="_Toc18683"/>
-      <w:bookmarkStart w:id="63" w:name="_Toc233722140"/>
+      <w:bookmarkStart w:id="63" w:name="_Toc238116440"/>
       <w:r>
         <w:rPr>
           <w:rFonts w:hint="eastAsia"/>
@@ -24275,7 +24664,7 @@
         <w:pStyle w:val="3"/>
       </w:pPr>
       <w:bookmarkStart w:id="64" w:name="_Toc16210"/>
-      <w:bookmarkStart w:id="65" w:name="_Toc233722141"/>
+      <w:bookmarkStart w:id="65" w:name="_Toc238116441"/>
       <w:r>
         <w:rPr>
           <w:rFonts w:hint="eastAsia"/>
@@ -25203,7 +25592,7 @@
         <w:pStyle w:val="3"/>
       </w:pPr>
       <w:bookmarkStart w:id="66" w:name="_Toc30083"/>
-      <w:bookmarkStart w:id="67" w:name="_Toc233722142"/>
+      <w:bookmarkStart w:id="67" w:name="_Toc238116442"/>
       <w:r>
         <w:rPr>
           <w:rFonts w:hint="eastAsia"/>
@@ -25374,7 +25763,7 @@
       <w:pPr>
         <w:pStyle w:val="3"/>
       </w:pPr>
-      <w:bookmarkStart w:id="68" w:name="_Toc233722143"/>
+      <w:bookmarkStart w:id="68" w:name="_Toc238116443"/>
       <w:r>
         <w:rPr>
           <w:rFonts w:hint="eastAsia"/>
@@ -25556,7 +25945,7 @@
       <w:pPr>
         <w:pStyle w:val="2"/>
       </w:pPr>
-      <w:bookmarkStart w:id="69" w:name="_Toc233722144"/>
+      <w:bookmarkStart w:id="69" w:name="_Toc238116444"/>
       <w:r>
         <w:rPr>
           <w:rFonts w:hint="eastAsia"/>
@@ -25601,7 +25990,7 @@
       <w:pPr>
         <w:pStyle w:val="3"/>
       </w:pPr>
-      <w:bookmarkStart w:id="70" w:name="_Toc233722145"/>
+      <w:bookmarkStart w:id="70" w:name="_Toc238116445"/>
       <w:r>
         <w:rPr>
           <w:rFonts w:hint="eastAsia"/>
@@ -25847,7 +26236,7 @@
       <w:pPr>
         <w:pStyle w:val="3"/>
       </w:pPr>
-      <w:bookmarkStart w:id="71" w:name="_Toc233722146"/>
+      <w:bookmarkStart w:id="71" w:name="_Toc238116446"/>
       <w:r>
         <w:rPr>
           <w:rFonts w:hint="eastAsia"/>
@@ -26081,7 +26470,7 @@
       <w:pPr>
         <w:pStyle w:val="3"/>
       </w:pPr>
-      <w:bookmarkStart w:id="72" w:name="_Toc233722147"/>
+      <w:bookmarkStart w:id="72" w:name="_Toc238116447"/>
       <w:r>
         <w:rPr>
           <w:rFonts w:hint="eastAsia"/>
@@ -26313,7 +26702,7 @@
       <w:pPr>
         <w:pStyle w:val="2"/>
       </w:pPr>
-      <w:bookmarkStart w:id="73" w:name="_Toc233722148"/>
+      <w:bookmarkStart w:id="73" w:name="_Toc238116448"/>
       <w:r>
         <w:rPr>
           <w:rFonts w:hint="eastAsia"/>
@@ -26333,7 +26722,7 @@
       <w:pPr>
         <w:pStyle w:val="3"/>
       </w:pPr>
-      <w:bookmarkStart w:id="74" w:name="_Toc233722149"/>
+      <w:bookmarkStart w:id="74" w:name="_Toc238116449"/>
       <w:r>
         <w:rPr>
           <w:rFonts w:hint="eastAsia"/>
@@ -26521,7 +26910,7 @@
       <w:pPr>
         <w:pStyle w:val="3"/>
       </w:pPr>
-      <w:bookmarkStart w:id="75" w:name="_Toc233722150"/>
+      <w:bookmarkStart w:id="75" w:name="_Toc238116450"/>
       <w:r>
         <w:rPr>
           <w:rFonts w:hint="eastAsia"/>
@@ -26766,7 +27155,7 @@
       <w:pPr>
         <w:pStyle w:val="2"/>
       </w:pPr>
-      <w:bookmarkStart w:id="76" w:name="_Toc233722151"/>
+      <w:bookmarkStart w:id="76" w:name="_Toc238116451"/>
       <w:r>
         <w:rPr>
           <w:rFonts w:hint="eastAsia"/>
@@ -26785,7 +27174,7 @@
       <w:pPr>
         <w:pStyle w:val="3"/>
       </w:pPr>
-      <w:bookmarkStart w:id="77" w:name="_Toc233722152"/>
+      <w:bookmarkStart w:id="77" w:name="_Toc238116452"/>
       <w:r>
         <w:rPr>
           <w:rFonts w:hint="eastAsia"/>
@@ -27097,7 +27486,7 @@
       <w:pPr>
         <w:pStyle w:val="3"/>
       </w:pPr>
-      <w:bookmarkStart w:id="78" w:name="_Toc233722153"/>
+      <w:bookmarkStart w:id="78" w:name="_Toc238116453"/>
       <w:r>
         <w:rPr>
           <w:rFonts w:hint="eastAsia"/>
@@ -27328,7 +27717,7 @@
       <w:pPr>
         <w:pStyle w:val="3"/>
       </w:pPr>
-      <w:bookmarkStart w:id="79" w:name="_Toc233722154"/>
+      <w:bookmarkStart w:id="79" w:name="_Toc238116454"/>
       <w:r>
         <w:rPr>
           <w:rFonts w:hint="eastAsia"/>
@@ -27642,9 +28031,929 @@
     </w:p>
     <w:p>
       <w:pPr>
+        <w:pStyle w:val="2"/>
+      </w:pPr>
+      <w:bookmarkStart w:id="80" w:name="_Toc238116455"/>
+      <w:r>
+        <w:rPr>
+          <w:rFonts w:hint="eastAsia"/>
+        </w:rPr>
+        <w:t>5.11 OAuth</w:t>
+      </w:r>
+      <w:r>
+        <w:rPr>
+          <w:rFonts w:hint="eastAsia"/>
+        </w:rPr>
+        <w:t>协议</w:t>
+      </w:r>
+      <w:bookmarkEnd w:id="80"/>
+    </w:p>
+    <w:p>
+      <w:pPr>
+        <w:rPr>
+          <w:rFonts w:hint="eastAsia"/>
+        </w:rPr>
+      </w:pPr>
+      <w:r>
+        <w:rPr>
+          <w:rFonts w:hint="eastAsia"/>
+        </w:rPr>
+        <w:t xml:space="preserve">    OAuth</w:t>
+      </w:r>
+      <w:r>
+        <w:rPr>
+          <w:rFonts w:hint="eastAsia"/>
+        </w:rPr>
+        <w:t>支持</w:t>
+      </w:r>
+      <w:r>
+        <w:rPr>
+          <w:rFonts w:hint="eastAsia"/>
+        </w:rPr>
+        <w:t>2.0</w:t>
+      </w:r>
+      <w:r>
+        <w:rPr>
+          <w:rFonts w:hint="eastAsia"/>
+        </w:rPr>
+        <w:t>版本创建和请求</w:t>
+      </w:r>
+    </w:p>
+    <w:p>
+      <w:pPr>
+        <w:pStyle w:val="3"/>
+      </w:pPr>
+      <w:bookmarkStart w:id="81" w:name="_Toc238116456"/>
+      <w:r>
+        <w:rPr>
+          <w:rFonts w:hint="eastAsia"/>
+        </w:rPr>
+        <w:t xml:space="preserve">5.11.1 </w:t>
+      </w:r>
+      <w:r>
+        <w:rPr>
+          <w:rFonts w:hint="eastAsia"/>
+        </w:rPr>
+        <w:t>创建</w:t>
+      </w:r>
+      <w:bookmarkEnd w:id="81"/>
+    </w:p>
+    <w:p>
+      <w:pPr>
+        <w:rPr>
+          <w:rFonts w:hint="eastAsia"/>
+        </w:rPr>
+      </w:pPr>
+      <w:r>
+        <w:rPr>
+          <w:rFonts w:hint="eastAsia"/>
+        </w:rPr>
+        <w:t xml:space="preserve">    </w:t>
+      </w:r>
+      <w:r>
+        <w:rPr>
+          <w:rFonts w:hint="eastAsia"/>
+        </w:rPr>
+        <w:t>这个创建是创建客户端的</w:t>
+      </w:r>
+      <w:r>
+        <w:rPr>
+          <w:rFonts w:hint="eastAsia"/>
+        </w:rPr>
+        <w:t>ID</w:t>
+      </w:r>
+      <w:r>
+        <w:rPr>
+          <w:rFonts w:hint="eastAsia"/>
+        </w:rPr>
+        <w:t>和</w:t>
+      </w:r>
+      <w:r>
+        <w:rPr>
+          <w:rFonts w:hint="eastAsia"/>
+        </w:rPr>
+        <w:t>KEY</w:t>
+      </w:r>
+    </w:p>
+    <w:p>
+      <w:pPr>
+        <w:pStyle w:val="4"/>
+      </w:pPr>
+      <w:r>
+        <w:rPr>
+          <w:rFonts w:hint="eastAsia"/>
+        </w:rPr>
+        <w:t>5.11.1</w:t>
+      </w:r>
+      <w:r>
+        <w:rPr>
+          <w:rFonts w:hint="eastAsia"/>
+        </w:rPr>
+        <w:t>.1</w:t>
+      </w:r>
+      <w:r>
+        <w:rPr>
+          <w:rFonts w:hint="eastAsia"/>
+        </w:rPr>
+        <w:t xml:space="preserve"> </w:t>
+      </w:r>
+      <w:r>
+        <w:rPr>
+          <w:rFonts w:hint="eastAsia"/>
+        </w:rPr>
+        <w:t>请求</w:t>
+      </w:r>
+    </w:p>
+    <w:p>
+      <w:pPr>
+        <w:ind w:firstLine="420"/>
+        <w:rPr>
+          <w:rFonts w:hint="eastAsia"/>
+        </w:rPr>
+      </w:pPr>
+      <w:r>
+        <w:rPr>
+          <w:rFonts w:hint="eastAsia"/>
+        </w:rPr>
+        <w:t>方法</w:t>
+      </w:r>
+      <w:r>
+        <w:rPr>
+          <w:rFonts w:hint="eastAsia"/>
+        </w:rPr>
+        <w:t>:</w:t>
+      </w:r>
+      <w:r>
+        <w:rPr>
+          <w:rFonts w:hint="eastAsia"/>
+        </w:rPr>
+        <w:t>GET</w:t>
+      </w:r>
+    </w:p>
+    <w:p>
+      <w:pPr>
+        <w:ind w:firstLineChars="200" w:firstLine="420"/>
+      </w:pPr>
+      <w:r>
+        <w:rPr>
+          <w:rFonts w:hint="eastAsia"/>
+        </w:rPr>
+        <w:t>参数</w:t>
+      </w:r>
+      <w:r>
+        <w:rPr>
+          <w:rFonts w:hint="eastAsia"/>
+        </w:rPr>
+        <w:t>:</w:t>
+      </w:r>
+      <w:r>
+        <w:rPr>
+          <w:rFonts w:hint="eastAsia"/>
+        </w:rPr>
+        <w:t>无</w:t>
+      </w:r>
+    </w:p>
+    <w:p>
+      <w:pPr>
+        <w:wordWrap w:val="0"/>
+        <w:ind w:firstLineChars="200" w:firstLine="420"/>
+      </w:pPr>
+      <w:r>
+        <w:rPr>
+          <w:rFonts w:hint="eastAsia"/>
+        </w:rPr>
+        <w:t>地址</w:t>
+      </w:r>
+      <w:r>
+        <w:rPr>
+          <w:rFonts w:hint="eastAsia"/>
+        </w:rPr>
+        <w:t>:</w:t>
+      </w:r>
+      <w:r>
+        <w:t xml:space="preserve"> </w:t>
+      </w:r>
+      <w:hyperlink r:id="rId9" w:history="1">
+        <w:r>
+          <w:rPr>
+            <w:rStyle w:val="ae"/>
+          </w:rPr>
+          <w:t>http://127.0.0.1:5302/api?function=create&amp;token=1000112345&amp;timeout=3600</w:t>
+        </w:r>
+      </w:hyperlink>
+    </w:p>
+    <w:p>
+      <w:pPr>
+        <w:wordWrap w:val="0"/>
+        <w:ind w:firstLineChars="200" w:firstLine="420"/>
+        <w:rPr>
+          <w:rFonts w:hint="eastAsia"/>
+        </w:rPr>
+      </w:pPr>
+      <w:r>
+        <w:rPr>
+          <w:rFonts w:hint="eastAsia"/>
+        </w:rPr>
+        <w:t xml:space="preserve">      </w:t>
+      </w:r>
+      <w:r>
+        <w:rPr>
+          <w:rFonts w:hint="eastAsia"/>
+        </w:rPr>
+        <w:t>参数需要指定</w:t>
+      </w:r>
+      <w:r>
+        <w:rPr>
+          <w:rFonts w:hint="eastAsia"/>
+        </w:rPr>
+        <w:t>token</w:t>
+      </w:r>
+      <w:r>
+        <w:rPr>
+          <w:rFonts w:hint="eastAsia"/>
+        </w:rPr>
+        <w:t>登录返回的值和超时时间</w:t>
+      </w:r>
+      <w:r>
+        <w:rPr>
+          <w:rFonts w:hint="eastAsia"/>
+        </w:rPr>
+        <w:t>,</w:t>
+      </w:r>
+      <w:r>
+        <w:rPr>
+          <w:rFonts w:hint="eastAsia"/>
+        </w:rPr>
+        <w:t>单位秒</w:t>
+      </w:r>
+    </w:p>
+    <w:p>
+      <w:pPr>
+        <w:tabs>
+          <w:tab w:val="center" w:pos="4153"/>
+        </w:tabs>
+        <w:wordWrap w:val="0"/>
+        <w:ind w:firstLine="420"/>
+        <w:rPr>
+          <w:rFonts w:hint="eastAsia"/>
+        </w:rPr>
+      </w:pPr>
+      <w:r>
+        <w:rPr>
+          <w:rFonts w:hint="eastAsia"/>
+        </w:rPr>
+        <w:t>负载</w:t>
+      </w:r>
+      <w:r>
+        <w:rPr>
+          <w:rFonts w:hint="eastAsia"/>
+        </w:rPr>
+        <w:t>:</w:t>
+      </w:r>
+      <w:r>
+        <w:rPr>
+          <w:rFonts w:hint="eastAsia"/>
+        </w:rPr>
+        <w:t>无</w:t>
+      </w:r>
+    </w:p>
+    <w:p>
+      <w:pPr>
+        <w:pStyle w:val="4"/>
+      </w:pPr>
+      <w:r>
+        <w:rPr>
+          <w:rFonts w:hint="eastAsia"/>
+        </w:rPr>
+        <w:t>5.11.</w:t>
+      </w:r>
+      <w:r>
+        <w:rPr>
+          <w:rFonts w:hint="eastAsia"/>
+        </w:rPr>
+        <w:t>1.</w:t>
+      </w:r>
+      <w:r>
+        <w:rPr>
+          <w:rFonts w:hint="eastAsia"/>
+        </w:rPr>
+        <w:t xml:space="preserve">2 </w:t>
+      </w:r>
+      <w:r>
+        <w:rPr>
+          <w:rFonts w:hint="eastAsia"/>
+        </w:rPr>
+        <w:t>回复</w:t>
+      </w:r>
+    </w:p>
+    <w:p>
+      <w:r>
+        <w:t>{</w:t>
+      </w:r>
+    </w:p>
+    <w:p>
+      <w:r>
+        <w:tab/>
+        <w:t>"code" : 0,</w:t>
+      </w:r>
+    </w:p>
+    <w:p>
+      <w:r>
+        <w:lastRenderedPageBreak/>
+        <w:tab/>
+        <w:t>"msg" : "success",</w:t>
+      </w:r>
+    </w:p>
+    <w:p>
+      <w:r>
+        <w:tab/>
+        <w:t xml:space="preserve">"st_OAuthInfo" : </w:t>
+      </w:r>
+    </w:p>
+    <w:p>
+      <w:r>
+        <w:tab/>
+        <w:t>{</w:t>
+      </w:r>
+    </w:p>
+    <w:p>
+      <w:r>
+        <w:tab/>
+      </w:r>
+      <w:r>
+        <w:tab/>
+        <w:t>"nExpirationTime" : 3600,</w:t>
+      </w:r>
+    </w:p>
+    <w:p>
+      <w:r>
+        <w:tab/>
+      </w:r>
+      <w:r>
+        <w:tab/>
+        <w:t>"tszClientID" : "5011864147376889",</w:t>
+      </w:r>
+    </w:p>
+    <w:p>
+      <w:r>
+        <w:tab/>
+      </w:r>
+      <w:r>
+        <w:tab/>
+        <w:t>"tszClientKey" : "8GjYtae91GYzNsmu",</w:t>
+      </w:r>
+    </w:p>
+    <w:p>
+      <w:r>
+        <w:tab/>
+      </w:r>
+      <w:r>
+        <w:tab/>
+        <w:t>"tszUserName" : "admin"</w:t>
+      </w:r>
+    </w:p>
+    <w:p>
+      <w:r>
+        <w:tab/>
+        <w:t>}</w:t>
+      </w:r>
+    </w:p>
+    <w:p>
+      <w:r>
+        <w:t>}</w:t>
+      </w:r>
+    </w:p>
+    <w:p>
+      <w:pPr>
+        <w:pStyle w:val="2"/>
+      </w:pPr>
+      <w:bookmarkStart w:id="82" w:name="_Toc238116457"/>
+      <w:r>
+        <w:rPr>
+          <w:rFonts w:hint="eastAsia"/>
+        </w:rPr>
+        <w:t xml:space="preserve">5.11.2 </w:t>
+      </w:r>
+      <w:r>
+        <w:rPr>
+          <w:rFonts w:hint="eastAsia"/>
+        </w:rPr>
+        <w:t>请求</w:t>
+      </w:r>
+      <w:r>
+        <w:rPr>
+          <w:rFonts w:hint="eastAsia"/>
+        </w:rPr>
+        <w:t>与刷新</w:t>
+      </w:r>
+      <w:bookmarkEnd w:id="82"/>
+    </w:p>
+    <w:p>
+      <w:pPr>
+        <w:rPr>
+          <w:rFonts w:hint="eastAsia"/>
+        </w:rPr>
+      </w:pPr>
+      <w:r>
+        <w:rPr>
+          <w:rFonts w:hint="eastAsia"/>
+        </w:rPr>
+        <w:t xml:space="preserve">    </w:t>
+      </w:r>
+      <w:r>
+        <w:rPr>
+          <w:rFonts w:hint="eastAsia"/>
+        </w:rPr>
+        <w:t>请求创建</w:t>
+      </w:r>
+      <w:r>
+        <w:rPr>
+          <w:rFonts w:hint="eastAsia"/>
+        </w:rPr>
+        <w:t>OAuth</w:t>
+      </w:r>
+      <w:r>
+        <w:rPr>
+          <w:rFonts w:hint="eastAsia"/>
+        </w:rPr>
+        <w:t>的访问</w:t>
+      </w:r>
+      <w:r>
+        <w:rPr>
+          <w:rFonts w:hint="eastAsia"/>
+        </w:rPr>
+        <w:t>Key</w:t>
+      </w:r>
+      <w:r>
+        <w:rPr>
+          <w:rFonts w:hint="eastAsia"/>
+        </w:rPr>
+        <w:t>,</w:t>
+      </w:r>
+      <w:r>
+        <w:rPr>
+          <w:rFonts w:hint="eastAsia"/>
+        </w:rPr>
+        <w:t>填充字符串</w:t>
+      </w:r>
+      <w:r>
+        <w:rPr>
+          <w:rFonts w:hint="eastAsia"/>
+        </w:rPr>
+        <w:t>,</w:t>
+      </w:r>
+      <w:r>
+        <w:rPr>
+          <w:rFonts w:hint="eastAsia"/>
+        </w:rPr>
+        <w:t>返回访问的</w:t>
+      </w:r>
+      <w:r>
+        <w:rPr>
+          <w:rFonts w:hint="eastAsia"/>
+        </w:rPr>
+        <w:t>token</w:t>
+      </w:r>
+    </w:p>
+    <w:p>
+      <w:pPr>
+        <w:pStyle w:val="4"/>
+      </w:pPr>
+      <w:r>
+        <w:rPr>
+          <w:rFonts w:hint="eastAsia"/>
+        </w:rPr>
+        <w:t xml:space="preserve">5.11.2.1 </w:t>
+      </w:r>
+      <w:r>
+        <w:rPr>
+          <w:rFonts w:hint="eastAsia"/>
+        </w:rPr>
+        <w:t>请求</w:t>
+      </w:r>
+    </w:p>
+    <w:p>
+      <w:pPr>
+        <w:ind w:firstLine="420"/>
+        <w:rPr>
+          <w:rFonts w:hint="eastAsia"/>
+        </w:rPr>
+      </w:pPr>
+      <w:r>
+        <w:rPr>
+          <w:rFonts w:hint="eastAsia"/>
+        </w:rPr>
+        <w:t>方法</w:t>
+      </w:r>
+      <w:r>
+        <w:rPr>
+          <w:rFonts w:hint="eastAsia"/>
+        </w:rPr>
+        <w:t>:</w:t>
+      </w:r>
+      <w:r>
+        <w:rPr>
+          <w:rFonts w:hint="eastAsia"/>
+        </w:rPr>
+        <w:t>POST</w:t>
+      </w:r>
+    </w:p>
+    <w:p>
+      <w:pPr>
+        <w:ind w:firstLineChars="200" w:firstLine="420"/>
+      </w:pPr>
+      <w:r>
+        <w:rPr>
+          <w:rFonts w:hint="eastAsia"/>
+        </w:rPr>
+        <w:t>参数</w:t>
+      </w:r>
+      <w:r>
+        <w:rPr>
+          <w:rFonts w:hint="eastAsia"/>
+        </w:rPr>
+        <w:t>:</w:t>
+      </w:r>
+      <w:r>
+        <w:rPr>
+          <w:rFonts w:hint="eastAsia"/>
+        </w:rPr>
+        <w:t>无</w:t>
+      </w:r>
+    </w:p>
+    <w:p>
+      <w:pPr>
+        <w:wordWrap w:val="0"/>
+        <w:ind w:firstLineChars="200" w:firstLine="420"/>
+        <w:rPr>
+          <w:rFonts w:hint="eastAsia"/>
+        </w:rPr>
+      </w:pPr>
+      <w:r>
+        <w:rPr>
+          <w:rFonts w:hint="eastAsia"/>
+        </w:rPr>
+        <w:t>地址</w:t>
+      </w:r>
+      <w:r>
+        <w:rPr>
+          <w:rFonts w:hint="eastAsia"/>
+        </w:rPr>
+        <w:t>:</w:t>
+      </w:r>
+      <w:r>
+        <w:t xml:space="preserve"> </w:t>
+      </w:r>
+      <w:r>
+        <w:t>http://127.0.0.1:5302/auth/oauth/token</w:t>
+      </w:r>
+    </w:p>
+    <w:p>
+      <w:pPr>
+        <w:tabs>
+          <w:tab w:val="center" w:pos="4153"/>
+        </w:tabs>
+        <w:wordWrap w:val="0"/>
+        <w:ind w:firstLine="420"/>
+      </w:pPr>
+      <w:r>
+        <w:rPr>
+          <w:rFonts w:hint="eastAsia"/>
+        </w:rPr>
+        <w:t>负载</w:t>
+      </w:r>
+      <w:r>
+        <w:rPr>
+          <w:rFonts w:hint="eastAsia"/>
+        </w:rPr>
+        <w:t>:</w:t>
+      </w:r>
+    </w:p>
+    <w:p>
+      <w:pPr>
+        <w:tabs>
+          <w:tab w:val="center" w:pos="4153"/>
+        </w:tabs>
+        <w:wordWrap w:val="0"/>
+        <w:ind w:firstLine="420"/>
+      </w:pPr>
+      <w:r>
+        <w:t>grant_type=authorization_code&amp;redirect_uri=https%3A%2F%2Fclient.example.com%2Fcb&amp;client_id=</w:t>
+      </w:r>
+      <w:r>
+        <w:t>5011864147376889</w:t>
+      </w:r>
+      <w:r>
+        <w:t>&amp;client_secret=</w:t>
+      </w:r>
+      <w:r>
+        <w:t>8GjYtae91GYzNsmu</w:t>
+      </w:r>
+    </w:p>
+    <w:p>
+      <w:pPr>
+        <w:tabs>
+          <w:tab w:val="center" w:pos="4153"/>
+        </w:tabs>
+        <w:wordWrap w:val="0"/>
+        <w:ind w:firstLine="420"/>
+        <w:rPr>
+          <w:rFonts w:hint="eastAsia"/>
+        </w:rPr>
+      </w:pPr>
+      <w:r>
+        <w:rPr>
+          <w:rFonts w:hint="eastAsia"/>
+        </w:rPr>
+        <w:t>如果需要刷新</w:t>
+      </w:r>
+      <w:r>
+        <w:rPr>
+          <w:rFonts w:hint="eastAsia"/>
+        </w:rPr>
+        <w:t>,</w:t>
+      </w:r>
+      <w:r>
+        <w:rPr>
+          <w:rFonts w:hint="eastAsia"/>
+        </w:rPr>
+        <w:t>需要带上</w:t>
+      </w:r>
+      <w:r>
+        <w:t>refresh_token</w:t>
+      </w:r>
+      <w:r>
+        <w:rPr>
+          <w:rFonts w:hint="eastAsia"/>
+        </w:rPr>
+        <w:t>=xxxx</w:t>
+      </w:r>
+      <w:r>
+        <w:rPr>
+          <w:rFonts w:hint="eastAsia"/>
+        </w:rPr>
+        <w:t xml:space="preserve"> </w:t>
+      </w:r>
+      <w:r>
+        <w:rPr>
+          <w:rFonts w:hint="eastAsia"/>
+        </w:rPr>
+        <w:t>参数</w:t>
+      </w:r>
+    </w:p>
+    <w:p>
+      <w:pPr>
+        <w:pStyle w:val="4"/>
+      </w:pPr>
+      <w:r>
+        <w:rPr>
+          <w:rFonts w:hint="eastAsia"/>
+        </w:rPr>
+        <w:t xml:space="preserve">5.11.2.2 </w:t>
+      </w:r>
+      <w:r>
+        <w:rPr>
+          <w:rFonts w:hint="eastAsia"/>
+        </w:rPr>
+        <w:t>回复</w:t>
+      </w:r>
+    </w:p>
+    <w:p>
+      <w:r>
+        <w:t>{</w:t>
+      </w:r>
+    </w:p>
+    <w:p>
+      <w:r>
+        <w:tab/>
+        <w:t>"access_token" : "qbyb51A94BNBlmvCbotQFcL7FzZB26gi",</w:t>
+      </w:r>
+    </w:p>
+    <w:p>
+      <w:r>
+        <w:tab/>
+        <w:t>"expires_in" : 3600,</w:t>
+      </w:r>
+    </w:p>
+    <w:p>
+      <w:r>
+        <w:tab/>
+        <w:t>"refresh_token" : "Cbq5hWptjRRngPGXXtjwsRtwOpPgAJ6S",</w:t>
+      </w:r>
+    </w:p>
+    <w:p>
+      <w:r>
+        <w:tab/>
+        <w:t>"token_type" : "Bearer"</w:t>
+      </w:r>
+    </w:p>
+    <w:p>
+      <w:r>
+        <w:t>}</w:t>
+      </w:r>
+    </w:p>
+    <w:p>
+      <w:pPr>
+        <w:pStyle w:val="3"/>
+      </w:pPr>
+      <w:bookmarkStart w:id="83" w:name="_Toc238116458"/>
+      <w:r>
+        <w:rPr>
+          <w:rFonts w:hint="eastAsia"/>
+        </w:rPr>
+        <w:t xml:space="preserve">5.11.3 </w:t>
+      </w:r>
+      <w:r>
+        <w:rPr>
+          <w:rFonts w:hint="eastAsia"/>
+        </w:rPr>
+        <w:t>撤销授权</w:t>
+      </w:r>
+      <w:bookmarkEnd w:id="83"/>
+    </w:p>
+    <w:p>
+      <w:pPr>
+        <w:pStyle w:val="4"/>
+      </w:pPr>
+      <w:r>
+        <w:rPr>
+          <w:rFonts w:hint="eastAsia"/>
+        </w:rPr>
+        <w:t xml:space="preserve">5.11.3.1 </w:t>
+      </w:r>
+      <w:r>
+        <w:rPr>
+          <w:rFonts w:hint="eastAsia"/>
+        </w:rPr>
+        <w:t>请求</w:t>
+      </w:r>
+    </w:p>
+    <w:p>
+      <w:pPr>
+        <w:ind w:firstLine="420"/>
+        <w:rPr>
+          <w:rFonts w:hint="eastAsia"/>
+        </w:rPr>
+      </w:pPr>
+      <w:r>
+        <w:rPr>
+          <w:rFonts w:hint="eastAsia"/>
+        </w:rPr>
+        <w:t>方法</w:t>
+      </w:r>
+      <w:r>
+        <w:rPr>
+          <w:rFonts w:hint="eastAsia"/>
+        </w:rPr>
+        <w:t>:POST</w:t>
+      </w:r>
+    </w:p>
+    <w:p>
+      <w:pPr>
+        <w:ind w:firstLineChars="200" w:firstLine="420"/>
+      </w:pPr>
+      <w:r>
+        <w:rPr>
+          <w:rFonts w:hint="eastAsia"/>
+        </w:rPr>
+        <w:t>参数</w:t>
+      </w:r>
+      <w:r>
+        <w:rPr>
+          <w:rFonts w:hint="eastAsia"/>
+        </w:rPr>
+        <w:t>:</w:t>
+      </w:r>
+      <w:r>
+        <w:rPr>
+          <w:rFonts w:hint="eastAsia"/>
+        </w:rPr>
+        <w:t>无</w:t>
+      </w:r>
+    </w:p>
+    <w:p>
+      <w:pPr>
+        <w:wordWrap w:val="0"/>
+        <w:ind w:firstLineChars="200" w:firstLine="420"/>
+        <w:rPr>
+          <w:rFonts w:hint="eastAsia"/>
+        </w:rPr>
+      </w:pPr>
+      <w:r>
+        <w:rPr>
+          <w:rFonts w:hint="eastAsia"/>
+        </w:rPr>
+        <w:t>地址</w:t>
+      </w:r>
+      <w:r>
+        <w:rPr>
+          <w:rFonts w:hint="eastAsia"/>
+        </w:rPr>
+        <w:t>:</w:t>
+      </w:r>
+      <w:r>
+        <w:t xml:space="preserve"> </w:t>
+      </w:r>
+      <w:r>
+        <w:t>http://127.0.0.1:5302/auth/oauth/</w:t>
+      </w:r>
+      <w:r>
+        <w:t>revoke</w:t>
+      </w:r>
+    </w:p>
+    <w:p>
+      <w:pPr>
+        <w:tabs>
+          <w:tab w:val="center" w:pos="4153"/>
+        </w:tabs>
+        <w:wordWrap w:val="0"/>
+        <w:ind w:firstLine="420"/>
+      </w:pPr>
+      <w:r>
+        <w:rPr>
+          <w:rFonts w:hint="eastAsia"/>
+        </w:rPr>
+        <w:lastRenderedPageBreak/>
+        <w:t>负载</w:t>
+      </w:r>
+      <w:r>
+        <w:rPr>
+          <w:rFonts w:hint="eastAsia"/>
+        </w:rPr>
+        <w:t>:</w:t>
+      </w:r>
+    </w:p>
+    <w:p>
+      <w:pPr>
+        <w:tabs>
+          <w:tab w:val="center" w:pos="4153"/>
+        </w:tabs>
+        <w:wordWrap w:val="0"/>
+        <w:ind w:firstLine="420"/>
+      </w:pPr>
+      <w:r>
+        <w:t>token=</w:t>
+      </w:r>
+      <w:r>
+        <w:t>qbyb51A94BNBlmvCbotQFcL7FzZB26gi</w:t>
+      </w:r>
+      <w:r>
+        <w:rPr>
+          <w:rFonts w:hint="eastAsia"/>
+        </w:rPr>
+        <w:t>&amp;</w:t>
+      </w:r>
+      <w:r>
+        <w:t>client_id=</w:t>
+      </w:r>
+      <w:r>
+        <w:t>5011864147376889</w:t>
+      </w:r>
+      <w:r>
+        <w:t>&amp;client_secret=</w:t>
+      </w:r>
+      <w:r>
+        <w:t>8GjYtae91GYzNsmu</w:t>
+      </w:r>
+    </w:p>
+    <w:p>
+      <w:pPr>
+        <w:pStyle w:val="4"/>
+      </w:pPr>
+      <w:r>
+        <w:rPr>
+          <w:rFonts w:hint="eastAsia"/>
+        </w:rPr>
+        <w:t xml:space="preserve">5.11.3.2 </w:t>
+      </w:r>
+      <w:r>
+        <w:rPr>
+          <w:rFonts w:hint="eastAsia"/>
+        </w:rPr>
+        <w:t>回复</w:t>
+      </w:r>
+    </w:p>
+    <w:p>
+      <w:pPr>
+        <w:rPr>
+          <w:rFonts w:hint="eastAsia"/>
+        </w:rPr>
+      </w:pPr>
+      <w:r>
+        <w:rPr>
+          <w:rFonts w:hint="eastAsia"/>
+        </w:rPr>
+        <w:t xml:space="preserve">    </w:t>
+      </w:r>
+      <w:r>
+        <w:t>HTTP/1.1 200 OK</w:t>
+      </w:r>
+    </w:p>
+    <w:p>
+      <w:pPr>
         <w:pStyle w:val="1"/>
       </w:pPr>
-      <w:bookmarkStart w:id="80" w:name="_Toc233722155"/>
+      <w:bookmarkStart w:id="84" w:name="_Toc238116459"/>
       <w:r>
         <w:rPr>
           <w:rFonts w:hint="eastAsia"/>
@@ -27663,7 +28972,7 @@
         </w:rPr>
         <w:t>三方验证</w:t>
       </w:r>
-      <w:bookmarkEnd w:id="80"/>
+      <w:bookmarkEnd w:id="84"/>
     </w:p>
     <w:p>
       <w:pPr>
@@ -27793,7 +29102,7 @@
       <w:pPr>
         <w:pStyle w:val="2"/>
       </w:pPr>
-      <w:bookmarkStart w:id="81" w:name="_Toc233722156"/>
+      <w:bookmarkStart w:id="85" w:name="_Toc238116460"/>
       <w:r>
         <w:rPr>
           <w:rFonts w:hint="eastAsia"/>
@@ -27806,13 +29115,13 @@
         </w:rPr>
         <w:t>用户登录</w:t>
       </w:r>
-      <w:bookmarkEnd w:id="81"/>
+      <w:bookmarkEnd w:id="85"/>
     </w:p>
     <w:p>
       <w:pPr>
         <w:pStyle w:val="3"/>
       </w:pPr>
-      <w:bookmarkStart w:id="82" w:name="_Toc233722157"/>
+      <w:bookmarkStart w:id="86" w:name="_Toc238116461"/>
       <w:r>
         <w:rPr>
           <w:rFonts w:hint="eastAsia"/>
@@ -27825,7 +29134,7 @@
         </w:rPr>
         <w:t>请求</w:t>
       </w:r>
-      <w:bookmarkEnd w:id="82"/>
+      <w:bookmarkEnd w:id="86"/>
     </w:p>
     <w:p>
       <w:r>
@@ -27894,7 +29203,7 @@
       <w:pPr>
         <w:pStyle w:val="3"/>
       </w:pPr>
-      <w:bookmarkStart w:id="83" w:name="_Toc233722158"/>
+      <w:bookmarkStart w:id="87" w:name="_Toc238116462"/>
       <w:r>
         <w:rPr>
           <w:rFonts w:hint="eastAsia"/>
@@ -27907,7 +29216,7 @@
         </w:rPr>
         <w:t>回复</w:t>
       </w:r>
-      <w:bookmarkEnd w:id="83"/>
+      <w:bookmarkEnd w:id="87"/>
     </w:p>
     <w:p>
       <w:r>
@@ -28007,32 +29316,166 @@
       <w:pPr>
         <w:pStyle w:val="2"/>
       </w:pPr>
-      <w:bookmarkStart w:id="84" w:name="_Toc233722159"/>
+      <w:bookmarkStart w:id="88" w:name="_Toc238116463"/>
+      <w:r>
+        <w:rPr>
+          <w:rFonts w:hint="eastAsia"/>
+        </w:rPr>
+        <w:t xml:space="preserve">6.2 </w:t>
+      </w:r>
+      <w:r>
+        <w:rPr>
+          <w:rFonts w:hint="eastAsia"/>
+        </w:rPr>
+        <w:t>用户登出</w:t>
+      </w:r>
+      <w:bookmarkEnd w:id="88"/>
+    </w:p>
+    <w:p>
+      <w:pPr>
+        <w:pStyle w:val="3"/>
+      </w:pPr>
+      <w:bookmarkStart w:id="89" w:name="_Toc238116464"/>
+      <w:r>
+        <w:rPr>
+          <w:rFonts w:hint="eastAsia"/>
+        </w:rPr>
+        <w:t xml:space="preserve">6.2.1 </w:t>
+      </w:r>
+      <w:r>
+        <w:rPr>
+          <w:rFonts w:hint="eastAsia"/>
+        </w:rPr>
+        <w:t>请求</w:t>
+      </w:r>
+      <w:bookmarkEnd w:id="89"/>
+    </w:p>
+    <w:p>
+      <w:r>
+        <w:rPr>
+          <w:rFonts w:hint="eastAsia"/>
+        </w:rPr>
+        <w:t>方法</w:t>
+      </w:r>
+      <w:r>
+        <w:rPr>
+          <w:rFonts w:hint="eastAsia"/>
+        </w:rPr>
+        <w:t>:POST</w:t>
+      </w:r>
+    </w:p>
+    <w:p>
+      <w:r>
+        <w:rPr>
+          <w:rFonts w:hint="eastAsia"/>
+        </w:rPr>
+        <w:t>接口</w:t>
+      </w:r>
+      <w:r>
+        <w:rPr>
+          <w:rFonts w:hint="eastAsia"/>
+        </w:rPr>
+        <w:t>:</w:t>
+      </w:r>
+      <w:r>
+        <w:rPr>
+          <w:rFonts w:hint="eastAsia"/>
+        </w:rPr>
+        <w:t>配置文件</w:t>
+      </w:r>
+      <w:r>
+        <w:t>tszPassLog</w:t>
+      </w:r>
+      <w:r>
+        <w:rPr>
+          <w:rFonts w:hint="eastAsia"/>
+        </w:rPr>
+        <w:t>out</w:t>
+      </w:r>
+    </w:p>
+    <w:p>
+      <w:r>
+        <w:rPr>
+          <w:rFonts w:hint="eastAsia"/>
+        </w:rPr>
+        <w:t>负载</w:t>
+      </w:r>
+      <w:r>
+        <w:rPr>
+          <w:rFonts w:hint="eastAsia"/>
+        </w:rPr>
+        <w:t>:5.9.1</w:t>
+      </w:r>
+      <w:r>
+        <w:rPr>
+          <w:rFonts w:hint="eastAsia"/>
+        </w:rPr>
+        <w:t>的回复</w:t>
+      </w:r>
+      <w:r>
+        <w:rPr>
+          <w:rFonts w:hint="eastAsia"/>
+        </w:rPr>
+        <w:t>JSon</w:t>
+      </w:r>
+    </w:p>
+    <w:p>
+      <w:pPr>
+        <w:pStyle w:val="3"/>
+      </w:pPr>
+      <w:bookmarkStart w:id="90" w:name="_Toc238116465"/>
       <w:r>
         <w:rPr>
           <w:rFonts w:hint="eastAsia"/>
         </w:rPr>
         <w:lastRenderedPageBreak/>
-        <w:t xml:space="preserve">6.2 </w:t>
-      </w:r>
-      <w:r>
-        <w:rPr>
-          <w:rFonts w:hint="eastAsia"/>
-        </w:rPr>
-        <w:t>用户登出</w:t>
-      </w:r>
-      <w:bookmarkEnd w:id="84"/>
+        <w:t xml:space="preserve">6.2.2 </w:t>
+      </w:r>
+      <w:r>
+        <w:rPr>
+          <w:rFonts w:hint="eastAsia"/>
+        </w:rPr>
+        <w:t>回复</w:t>
+      </w:r>
+      <w:bookmarkEnd w:id="90"/>
+    </w:p>
+    <w:p>
+      <w:r>
+        <w:rPr>
+          <w:rFonts w:hint="eastAsia"/>
+        </w:rPr>
+        <w:t>系统不关心回复信息</w:t>
+      </w:r>
+    </w:p>
+    <w:p>
+      <w:pPr>
+        <w:pStyle w:val="2"/>
+      </w:pPr>
+      <w:bookmarkStart w:id="91" w:name="_Toc238116466"/>
+      <w:r>
+        <w:rPr>
+          <w:rFonts w:hint="eastAsia"/>
+        </w:rPr>
+        <w:t xml:space="preserve">6.3 </w:t>
+      </w:r>
+      <w:r>
+        <w:rPr>
+          <w:rFonts w:hint="eastAsia"/>
+        </w:rPr>
+        <w:t>用户超时</w:t>
+      </w:r>
+      <w:bookmarkEnd w:id="91"/>
     </w:p>
     <w:p>
       <w:pPr>
         <w:pStyle w:val="3"/>
       </w:pPr>
-      <w:bookmarkStart w:id="85" w:name="_Toc233722160"/>
-      <w:r>
-        <w:rPr>
-          <w:rFonts w:hint="eastAsia"/>
-        </w:rPr>
-        <w:t xml:space="preserve">6.2.1 </w:t>
+      <w:bookmarkStart w:id="92" w:name="_Toc238116467"/>
+      <w:r>
+        <w:rPr>
+          <w:rFonts w:hint="eastAsia"/>
+        </w:rPr>
+        <w:t xml:space="preserve">6.3.1 </w:t>
       </w:r>
       <w:r>
         <w:rPr>
@@ -28040,7 +29483,7 @@
         </w:rPr>
         <w:t>请求</w:t>
       </w:r>
-      <w:bookmarkEnd w:id="85"/>
+      <w:bookmarkEnd w:id="92"/>
     </w:p>
     <w:p>
       <w:r>
@@ -28076,13 +29519,13 @@
         <w:t>配置文件</w:t>
       </w:r>
       <w:r>
-        <w:t>tszPassLog</w:t>
-      </w:r>
-      <w:r>
-        <w:rPr>
-          <w:rFonts w:hint="eastAsia"/>
-        </w:rPr>
-        <w:t>out</w:t>
+        <w:t>tszPass</w:t>
+      </w:r>
+      <w:r>
+        <w:rPr>
+          <w:rFonts w:hint="eastAsia"/>
+        </w:rPr>
+        <w:t>Timeout</w:t>
       </w:r>
     </w:p>
     <w:p>
@@ -28096,7 +29539,7 @@
         <w:rPr>
           <w:rFonts w:hint="eastAsia"/>
         </w:rPr>
-        <w:t>:5.9.1</w:t>
+        <w:t>:59.1</w:t>
       </w:r>
       <w:r>
         <w:rPr>
@@ -28115,12 +29558,12 @@
       <w:pPr>
         <w:pStyle w:val="3"/>
       </w:pPr>
-      <w:bookmarkStart w:id="86" w:name="_Toc233722161"/>
-      <w:r>
-        <w:rPr>
-          <w:rFonts w:hint="eastAsia"/>
-        </w:rPr>
-        <w:t xml:space="preserve">6.2.2 </w:t>
+      <w:bookmarkStart w:id="93" w:name="_Toc238116468"/>
+      <w:r>
+        <w:rPr>
+          <w:rFonts w:hint="eastAsia"/>
+        </w:rPr>
+        <w:t xml:space="preserve">6.3.2 </w:t>
       </w:r>
       <w:r>
         <w:rPr>
@@ -28128,193 +29571,1634 @@
         </w:rPr>
         <w:t>回复</w:t>
       </w:r>
-      <w:bookmarkEnd w:id="86"/>
-    </w:p>
-    <w:p>
-      <w:r>
-        <w:rPr>
-          <w:rFonts w:hint="eastAsia"/>
-        </w:rPr>
-        <w:t>系统不关心回复信息</w:t>
-      </w:r>
+      <w:bookmarkEnd w:id="93"/>
+    </w:p>
+    <w:p>
+      <w:r>
+        <w:rPr>
+          <w:rFonts w:hint="eastAsia"/>
+        </w:rPr>
+        <w:t>系统不关心回复内容</w:t>
+      </w:r>
+    </w:p>
+    <w:p>
+      <w:pPr>
+        <w:pStyle w:val="1"/>
+      </w:pPr>
+      <w:bookmarkStart w:id="94" w:name="_Toc238116469"/>
+      <w:r>
+        <w:rPr>
+          <w:rFonts w:hint="eastAsia"/>
+        </w:rPr>
+        <w:t>七</w:t>
+      </w:r>
+      <w:r>
+        <w:rPr>
+          <w:rFonts w:hint="eastAsia"/>
+        </w:rPr>
+        <w:t xml:space="preserve"> </w:t>
+      </w:r>
+      <w:r>
+        <w:rPr>
+          <w:rFonts w:hint="eastAsia"/>
+        </w:rPr>
+        <w:t>高级功能</w:t>
+      </w:r>
+      <w:bookmarkEnd w:id="94"/>
     </w:p>
     <w:p>
       <w:pPr>
         <w:pStyle w:val="2"/>
       </w:pPr>
-      <w:bookmarkStart w:id="87" w:name="_Toc233722162"/>
-      <w:r>
-        <w:rPr>
-          <w:rFonts w:hint="eastAsia"/>
-        </w:rPr>
-        <w:t xml:space="preserve">6.3 </w:t>
-      </w:r>
-      <w:r>
-        <w:rPr>
-          <w:rFonts w:hint="eastAsia"/>
-        </w:rPr>
-        <w:t>用户超时</w:t>
-      </w:r>
-      <w:bookmarkEnd w:id="87"/>
+      <w:bookmarkStart w:id="95" w:name="_Toc238116470"/>
+      <w:r>
+        <w:rPr>
+          <w:rFonts w:hint="eastAsia"/>
+        </w:rPr>
+        <w:t xml:space="preserve">7.1 </w:t>
+      </w:r>
+      <w:r>
+        <w:rPr>
+          <w:rFonts w:hint="eastAsia"/>
+        </w:rPr>
+        <w:t>分布式验证</w:t>
+      </w:r>
+      <w:bookmarkEnd w:id="95"/>
+    </w:p>
+    <w:p>
+      <w:pPr>
+        <w:ind w:firstLine="420"/>
+      </w:pPr>
+      <w:r>
+        <w:rPr>
+          <w:rFonts w:hint="eastAsia"/>
+        </w:rPr>
+        <w:t>分布式验证默认开启</w:t>
+      </w:r>
+      <w:r>
+        <w:rPr>
+          <w:rFonts w:hint="eastAsia"/>
+        </w:rPr>
+        <w:t>,</w:t>
+      </w:r>
+      <w:r>
+        <w:rPr>
+          <w:rFonts w:hint="eastAsia"/>
+        </w:rPr>
+        <w:t>如果用户想要分布式验证</w:t>
+      </w:r>
+      <w:r>
+        <w:rPr>
+          <w:rFonts w:hint="eastAsia"/>
+        </w:rPr>
+        <w:t>,</w:t>
+      </w:r>
+      <w:r>
+        <w:rPr>
+          <w:rFonts w:hint="eastAsia"/>
+        </w:rPr>
+        <w:t>可以通过</w:t>
+      </w:r>
+      <w:r>
+        <w:rPr>
+          <w:rFonts w:hint="eastAsia"/>
+        </w:rPr>
+        <w:t>post</w:t>
+      </w:r>
+      <w:r>
+        <w:rPr>
+          <w:rFonts w:hint="eastAsia"/>
+        </w:rPr>
+        <w:t>的</w:t>
+      </w:r>
+      <w:r>
+        <w:rPr>
+          <w:rFonts w:hint="eastAsia"/>
+        </w:rPr>
+        <w:t>auth/pass/</w:t>
+      </w:r>
+      <w:r>
+        <w:rPr>
+          <w:rFonts w:hint="eastAsia"/>
+        </w:rPr>
+        <w:t>接口提交到我们服务器</w:t>
+      </w:r>
+      <w:r>
+        <w:rPr>
+          <w:rFonts w:hint="eastAsia"/>
+        </w:rPr>
+        <w:t>,</w:t>
+      </w:r>
+      <w:r>
+        <w:rPr>
+          <w:rFonts w:hint="eastAsia"/>
+        </w:rPr>
+        <w:t>服务器将通过验证后返回给验证端</w:t>
+      </w:r>
+      <w:r>
+        <w:rPr>
+          <w:rFonts w:hint="eastAsia"/>
+        </w:rPr>
+        <w:t>.</w:t>
+      </w:r>
+    </w:p>
+    <w:p>
+      <w:pPr>
+        <w:ind w:firstLine="420"/>
+      </w:pPr>
+      <w:r>
+        <w:rPr>
+          <w:rFonts w:hint="eastAsia"/>
+        </w:rPr>
+        <w:t>服务器可以处理登录</w:t>
+      </w:r>
+      <w:r>
+        <w:rPr>
+          <w:rFonts w:hint="eastAsia"/>
+        </w:rPr>
+        <w:t>,</w:t>
+      </w:r>
+      <w:r>
+        <w:rPr>
+          <w:rFonts w:hint="eastAsia"/>
+        </w:rPr>
+        <w:t>注销</w:t>
+      </w:r>
+      <w:r>
+        <w:rPr>
+          <w:rFonts w:hint="eastAsia"/>
+        </w:rPr>
+        <w:t>,</w:t>
+      </w:r>
+      <w:r>
+        <w:rPr>
+          <w:rFonts w:hint="eastAsia"/>
+        </w:rPr>
+        <w:t>到期</w:t>
+      </w:r>
+    </w:p>
+    <w:p>
+      <w:pPr>
+        <w:ind w:firstLine="420"/>
+      </w:pPr>
+      <w:r>
+        <w:rPr>
+          <w:rFonts w:hint="eastAsia"/>
+        </w:rPr>
+        <w:t>你也可以通过</w:t>
+      </w:r>
+      <w:r>
+        <w:rPr>
+          <w:rFonts w:hint="eastAsia"/>
+        </w:rPr>
+        <w:t>6</w:t>
+      </w:r>
+      <w:r>
+        <w:rPr>
+          <w:rFonts w:hint="eastAsia"/>
+        </w:rPr>
+        <w:t>大节来作为验证转发服务</w:t>
+      </w:r>
+      <w:r>
+        <w:rPr>
+          <w:rFonts w:hint="eastAsia"/>
+        </w:rPr>
+        <w:t>.</w:t>
+      </w:r>
+      <w:r>
+        <w:rPr>
+          <w:rFonts w:hint="eastAsia"/>
+        </w:rPr>
+        <w:t>新版本提供了更为灵活的验证方式</w:t>
+      </w:r>
+    </w:p>
+    <w:p>
+      <w:pPr>
+        <w:pStyle w:val="2"/>
+      </w:pPr>
+      <w:bookmarkStart w:id="96" w:name="_Toc238116471"/>
+      <w:r>
+        <w:rPr>
+          <w:rFonts w:hint="eastAsia"/>
+        </w:rPr>
+        <w:t xml:space="preserve">7.2 </w:t>
+      </w:r>
+      <w:r>
+        <w:rPr>
+          <w:rFonts w:hint="eastAsia"/>
+        </w:rPr>
+        <w:t>多端登录</w:t>
+      </w:r>
+      <w:bookmarkEnd w:id="96"/>
+    </w:p>
+    <w:p>
+      <w:pPr>
+        <w:ind w:firstLine="420"/>
+      </w:pPr>
+      <w:r>
+        <w:rPr>
+          <w:rFonts w:hint="eastAsia"/>
+        </w:rPr>
+        <w:t>你可以再</w:t>
+      </w:r>
+      <w:r>
+        <w:rPr>
+          <w:rFonts w:hint="eastAsia"/>
+        </w:rPr>
+        <w:t>Switch</w:t>
+      </w:r>
+      <w:r>
+        <w:rPr>
+          <w:rFonts w:hint="eastAsia"/>
+        </w:rPr>
+        <w:t>的配置文件中打开多端登录开关</w:t>
+      </w:r>
+      <w:r>
+        <w:rPr>
+          <w:rFonts w:hint="eastAsia"/>
+        </w:rPr>
+        <w:t>.</w:t>
+      </w:r>
+    </w:p>
+    <w:p>
+      <w:pPr>
+        <w:ind w:firstLine="420"/>
+      </w:pPr>
+      <w:r>
+        <w:rPr>
+          <w:rFonts w:hint="eastAsia"/>
+        </w:rPr>
+        <w:t>多端登录现在支持所有注册类型</w:t>
+      </w:r>
+      <w:r>
+        <w:rPr>
+          <w:rFonts w:hint="eastAsia"/>
+        </w:rPr>
+        <w:t>,</w:t>
+      </w:r>
+      <w:r>
+        <w:rPr>
+          <w:rFonts w:hint="eastAsia"/>
+        </w:rPr>
+        <w:t>多端登录设备类型必须正确填写</w:t>
+      </w:r>
+      <w:r>
+        <w:rPr>
+          <w:rFonts w:hint="eastAsia"/>
+        </w:rPr>
+        <w:t>,</w:t>
+      </w:r>
+      <w:r>
+        <w:rPr>
+          <w:rFonts w:hint="eastAsia"/>
+        </w:rPr>
+        <w:t>他是根据登录的设备类型来确认多端登录类型的</w:t>
+      </w:r>
+      <w:r>
+        <w:rPr>
+          <w:rFonts w:hint="eastAsia"/>
+        </w:rPr>
+        <w:t>.</w:t>
+      </w:r>
+    </w:p>
+    <w:p>
+      <w:pPr>
+        <w:ind w:firstLine="420"/>
+      </w:pPr>
+      <w:r>
+        <w:rPr>
+          <w:rFonts w:hint="eastAsia"/>
+        </w:rPr>
+        <w:t>多端登录的分钟可以合并到一起</w:t>
+      </w:r>
+      <w:r>
+        <w:rPr>
+          <w:rFonts w:hint="eastAsia"/>
+        </w:rPr>
+        <w:t>,</w:t>
+      </w:r>
+      <w:r>
+        <w:rPr>
+          <w:rFonts w:hint="eastAsia"/>
+        </w:rPr>
+        <w:t>次数会每次登录就减去一</w:t>
+      </w:r>
+      <w:r>
+        <w:rPr>
+          <w:rFonts w:hint="eastAsia"/>
+        </w:rPr>
+        <w:t>.</w:t>
+      </w:r>
+    </w:p>
+    <w:p>
+      <w:pPr>
+        <w:ind w:firstLine="420"/>
+      </w:pPr>
+      <w:r>
+        <w:rPr>
+          <w:rFonts w:hint="eastAsia"/>
+        </w:rPr>
+        <w:t>自定义和天数卡按照到期时间处理</w:t>
+      </w:r>
+      <w:r>
+        <w:rPr>
+          <w:rFonts w:hint="eastAsia"/>
+        </w:rPr>
+        <w:t>,</w:t>
+      </w:r>
+      <w:r>
+        <w:rPr>
+          <w:rFonts w:hint="eastAsia"/>
+        </w:rPr>
+        <w:t>不建议开启</w:t>
+      </w:r>
+      <w:r>
+        <w:rPr>
+          <w:rFonts w:hint="eastAsia"/>
+        </w:rPr>
+        <w:t>.</w:t>
+      </w:r>
+    </w:p>
+    <w:p>
+      <w:pPr>
+        <w:pStyle w:val="2"/>
+      </w:pPr>
+      <w:bookmarkStart w:id="97" w:name="_Toc238116472"/>
+      <w:r>
+        <w:rPr>
+          <w:rFonts w:hint="eastAsia"/>
+        </w:rPr>
+        <w:t xml:space="preserve">7.3 </w:t>
+      </w:r>
+      <w:r>
+        <w:rPr>
+          <w:rFonts w:hint="eastAsia"/>
+        </w:rPr>
+        <w:t>序列卡说明</w:t>
+      </w:r>
+      <w:bookmarkEnd w:id="97"/>
+    </w:p>
+    <w:p>
+      <w:pPr>
+        <w:ind w:firstLine="420"/>
+      </w:pPr>
+      <w:r>
+        <w:rPr>
+          <w:rFonts w:hint="eastAsia"/>
+        </w:rPr>
+        <w:t>在序列号管理页面</w:t>
+      </w:r>
+      <w:r>
+        <w:rPr>
+          <w:rFonts w:hint="eastAsia"/>
+        </w:rPr>
+        <w:t>,</w:t>
+      </w:r>
+      <w:r>
+        <w:rPr>
+          <w:rFonts w:hint="eastAsia"/>
+        </w:rPr>
+        <w:t>有一些字段需要填写</w:t>
+      </w:r>
+      <w:r>
+        <w:rPr>
+          <w:rFonts w:hint="eastAsia"/>
+        </w:rPr>
+        <w:t>,</w:t>
+      </w:r>
+      <w:r>
+        <w:rPr>
+          <w:rFonts w:hint="eastAsia"/>
+        </w:rPr>
+        <w:t>其中序列号数量代表生成的序列号的字段数</w:t>
+      </w:r>
+      <w:r>
+        <w:rPr>
+          <w:rFonts w:hint="eastAsia"/>
+        </w:rPr>
+        <w:t>,</w:t>
+      </w:r>
+      <w:r>
+        <w:rPr>
+          <w:rFonts w:hint="eastAsia"/>
+        </w:rPr>
+        <w:t>比如</w:t>
+      </w:r>
+      <w:r>
+        <w:rPr>
+          <w:rFonts w:hint="eastAsia"/>
+        </w:rPr>
+        <w:t>4</w:t>
+      </w:r>
+      <w:r>
+        <w:rPr>
+          <w:rFonts w:hint="eastAsia"/>
+        </w:rPr>
+        <w:t>就是</w:t>
+      </w:r>
+      <w:r>
+        <w:rPr>
+          <w:rFonts w:hint="eastAsia"/>
+        </w:rPr>
+        <w:t xml:space="preserve"> xxx-xxx-xx-xxx 5</w:t>
+      </w:r>
+      <w:r>
+        <w:rPr>
+          <w:rFonts w:hint="eastAsia"/>
+        </w:rPr>
+        <w:t>就是</w:t>
+      </w:r>
+      <w:r>
+        <w:rPr>
+          <w:rFonts w:hint="eastAsia"/>
+        </w:rPr>
+        <w:t>:xxx-xxx-xxx-xxx-xxx</w:t>
+      </w:r>
+    </w:p>
+    <w:p>
+      <w:pPr>
+        <w:ind w:firstLine="420"/>
+      </w:pPr>
+      <w:r>
+        <w:rPr>
+          <w:rFonts w:hint="eastAsia"/>
+        </w:rPr>
+        <w:t>生成卡数量是要生成多少张卡</w:t>
+      </w:r>
+      <w:r>
+        <w:rPr>
+          <w:rFonts w:hint="eastAsia"/>
+        </w:rPr>
+        <w:t>.</w:t>
+      </w:r>
+      <w:r>
+        <w:rPr>
+          <w:rFonts w:hint="eastAsia"/>
+        </w:rPr>
+        <w:t>卡拥有时间根据类型有所不同</w:t>
+      </w:r>
+      <w:r>
+        <w:rPr>
+          <w:rFonts w:hint="eastAsia"/>
+        </w:rPr>
+        <w:t>,</w:t>
+      </w:r>
+      <w:r>
+        <w:rPr>
+          <w:rFonts w:hint="eastAsia"/>
+        </w:rPr>
+        <w:t>参考下面的信息</w:t>
+      </w:r>
+    </w:p>
+    <w:p>
+      <w:pPr>
+        <w:ind w:firstLine="420"/>
+      </w:pPr>
+      <w:r>
+        <w:rPr>
+          <w:rFonts w:hint="eastAsia"/>
+          <w:color w:val="FF0000"/>
+        </w:rPr>
+        <w:lastRenderedPageBreak/>
+        <w:t>不支持用户更换充值卡类型</w:t>
+      </w:r>
+      <w:r>
+        <w:rPr>
+          <w:rFonts w:hint="eastAsia"/>
+          <w:color w:val="FF0000"/>
+        </w:rPr>
+        <w:t>,</w:t>
+      </w:r>
+      <w:r>
+        <w:rPr>
+          <w:rFonts w:hint="eastAsia"/>
+          <w:color w:val="FF0000"/>
+        </w:rPr>
+        <w:t>更换会直接删除以往的时间</w:t>
+      </w:r>
     </w:p>
     <w:p>
       <w:pPr>
         <w:pStyle w:val="3"/>
       </w:pPr>
-      <w:bookmarkStart w:id="88" w:name="_Toc233722163"/>
-      <w:r>
-        <w:rPr>
-          <w:rFonts w:hint="eastAsia"/>
-        </w:rPr>
-        <w:t xml:space="preserve">6.3.1 </w:t>
-      </w:r>
-      <w:r>
-        <w:rPr>
-          <w:rFonts w:hint="eastAsia"/>
-        </w:rPr>
-        <w:t>请求</w:t>
-      </w:r>
-      <w:bookmarkEnd w:id="88"/>
-    </w:p>
-    <w:p>
-      <w:r>
-        <w:rPr>
-          <w:rFonts w:hint="eastAsia"/>
-        </w:rPr>
-        <w:t>方法</w:t>
-      </w:r>
-      <w:r>
-        <w:rPr>
-          <w:rFonts w:hint="eastAsia"/>
-        </w:rPr>
-        <w:t>:POST</w:t>
-      </w:r>
-    </w:p>
-    <w:p>
-      <w:r>
-        <w:rPr>
-          <w:rFonts w:hint="eastAsia"/>
-        </w:rPr>
-        <w:t>接口</w:t>
-      </w:r>
-      <w:r>
-        <w:rPr>
-          <w:rFonts w:hint="eastAsia"/>
+      <w:bookmarkStart w:id="98" w:name="_Toc238116473"/>
+      <w:r>
+        <w:rPr>
+          <w:rFonts w:hint="eastAsia"/>
+        </w:rPr>
+        <w:t xml:space="preserve">7.3.1 </w:t>
+      </w:r>
+      <w:r>
+        <w:rPr>
+          <w:rFonts w:hint="eastAsia"/>
+        </w:rPr>
+        <w:t>秒卡</w:t>
+      </w:r>
+      <w:bookmarkEnd w:id="98"/>
+    </w:p>
+    <w:p>
+      <w:pPr>
+        <w:ind w:firstLine="420"/>
+      </w:pPr>
+      <w:r>
+        <w:rPr>
+          <w:rFonts w:hint="eastAsia"/>
+        </w:rPr>
+        <w:t>SECOND</w:t>
+      </w:r>
+      <w:r>
+        <w:rPr>
+          <w:rFonts w:hint="eastAsia"/>
+        </w:rPr>
+        <w:t>类型</w:t>
+      </w:r>
+      <w:r>
+        <w:rPr>
+          <w:rFonts w:hint="eastAsia"/>
+        </w:rPr>
+        <w:t>,</w:t>
+      </w:r>
+      <w:r>
+        <w:rPr>
+          <w:rFonts w:hint="eastAsia"/>
+        </w:rPr>
+        <w:t>秒卡</w:t>
+      </w:r>
+      <w:r>
+        <w:rPr>
+          <w:rFonts w:hint="eastAsia"/>
+        </w:rPr>
+        <w:t>,</w:t>
+      </w:r>
+      <w:r>
+        <w:rPr>
+          <w:rFonts w:hint="eastAsia"/>
+        </w:rPr>
+        <w:t>代表用户在线秒数</w:t>
+      </w:r>
+      <w:r>
+        <w:rPr>
+          <w:rFonts w:hint="eastAsia"/>
+        </w:rPr>
+        <w:t>.</w:t>
+      </w:r>
+      <w:r>
+        <w:rPr>
+          <w:rFonts w:hint="eastAsia"/>
+        </w:rPr>
+        <w:t>卡拥有时间可以直接填写值</w:t>
+      </w:r>
+      <w:r>
+        <w:rPr>
+          <w:rFonts w:hint="eastAsia"/>
+        </w:rPr>
+        <w:t>,</w:t>
+      </w:r>
+      <w:r>
+        <w:rPr>
+          <w:rFonts w:hint="eastAsia"/>
+        </w:rPr>
+        <w:t>比如填写</w:t>
+      </w:r>
+      <w:r>
+        <w:rPr>
+          <w:rFonts w:hint="eastAsia"/>
+        </w:rPr>
+        <w:t>60,</w:t>
+      </w:r>
+      <w:r>
+        <w:rPr>
+          <w:rFonts w:hint="eastAsia"/>
+        </w:rPr>
+        <w:t>代表用户可在线</w:t>
+      </w:r>
+      <w:r>
+        <w:rPr>
+          <w:rFonts w:hint="eastAsia"/>
+        </w:rPr>
+        <w:t>60</w:t>
+      </w:r>
+      <w:r>
+        <w:rPr>
+          <w:rFonts w:hint="eastAsia"/>
+        </w:rPr>
+        <w:t>秒</w:t>
+      </w:r>
+      <w:r>
+        <w:rPr>
+          <w:rFonts w:hint="eastAsia"/>
+        </w:rPr>
+        <w:t>.</w:t>
+      </w:r>
+    </w:p>
+    <w:p>
+      <w:pPr>
+        <w:ind w:firstLine="420"/>
+      </w:pPr>
+      <w:r>
+        <w:rPr>
+          <w:rFonts w:hint="eastAsia"/>
+        </w:rPr>
+        <w:t>开启多端登录后可以合并用时</w:t>
+      </w:r>
+      <w:r>
+        <w:rPr>
+          <w:rFonts w:hint="eastAsia"/>
+        </w:rPr>
+        <w:t>,</w:t>
+      </w:r>
+      <w:r>
+        <w:rPr>
+          <w:rFonts w:hint="eastAsia"/>
+        </w:rPr>
+        <w:t>如果有两个用户在线</w:t>
+      </w:r>
+      <w:r>
+        <w:rPr>
+          <w:rFonts w:hint="eastAsia"/>
+        </w:rPr>
+        <w:t>,</w:t>
+      </w:r>
+      <w:r>
+        <w:rPr>
+          <w:rFonts w:hint="eastAsia"/>
+        </w:rPr>
+        <w:t>那么会翻倍减少可用时间</w:t>
+      </w:r>
+      <w:r>
+        <w:rPr>
+          <w:rFonts w:hint="eastAsia"/>
+        </w:rPr>
+        <w:t>,</w:t>
+      </w:r>
+      <w:r>
+        <w:rPr>
+          <w:rFonts w:hint="eastAsia"/>
+        </w:rPr>
+        <w:t>比如一个用户可以在线</w:t>
+      </w:r>
+      <w:r>
+        <w:rPr>
+          <w:rFonts w:hint="eastAsia"/>
+        </w:rPr>
+        <w:t>60</w:t>
+      </w:r>
+      <w:r>
+        <w:rPr>
+          <w:rFonts w:hint="eastAsia"/>
+        </w:rPr>
+        <w:t>秒</w:t>
+      </w:r>
+      <w:r>
+        <w:rPr>
+          <w:rFonts w:hint="eastAsia"/>
+        </w:rPr>
+        <w:t>,</w:t>
+      </w:r>
+      <w:r>
+        <w:rPr>
+          <w:rFonts w:hint="eastAsia"/>
+        </w:rPr>
+        <w:t>两个用户只有</w:t>
+      </w:r>
+      <w:r>
+        <w:rPr>
+          <w:rFonts w:hint="eastAsia"/>
+        </w:rPr>
+        <w:t>30</w:t>
+      </w:r>
+      <w:r>
+        <w:rPr>
+          <w:rFonts w:hint="eastAsia"/>
+        </w:rPr>
+        <w:t>秒</w:t>
+      </w:r>
+      <w:r>
+        <w:rPr>
+          <w:rFonts w:hint="eastAsia"/>
+        </w:rPr>
+        <w:t>.</w:t>
+      </w:r>
+    </w:p>
+    <w:p>
+      <w:pPr>
+        <w:pStyle w:val="3"/>
+      </w:pPr>
+      <w:bookmarkStart w:id="99" w:name="_Toc238116474"/>
+      <w:r>
+        <w:rPr>
+          <w:rFonts w:hint="eastAsia"/>
+        </w:rPr>
+        <w:t xml:space="preserve">7.3.2 </w:t>
+      </w:r>
+      <w:r>
+        <w:rPr>
+          <w:rFonts w:hint="eastAsia"/>
+        </w:rPr>
+        <w:t>次数卡</w:t>
+      </w:r>
+      <w:bookmarkEnd w:id="99"/>
+    </w:p>
+    <w:p>
+      <w:pPr>
+        <w:ind w:firstLine="420"/>
+      </w:pPr>
+      <w:r>
+        <w:rPr>
+          <w:rFonts w:hint="eastAsia"/>
+        </w:rPr>
+        <w:t>TIME</w:t>
+      </w:r>
+      <w:r>
+        <w:rPr>
+          <w:rFonts w:hint="eastAsia"/>
+        </w:rPr>
+        <w:t>类型</w:t>
+      </w:r>
+      <w:r>
+        <w:rPr>
+          <w:rFonts w:hint="eastAsia"/>
+        </w:rPr>
+        <w:t>,</w:t>
+      </w:r>
+      <w:r>
+        <w:rPr>
+          <w:rFonts w:hint="eastAsia"/>
+        </w:rPr>
+        <w:t>次数卡</w:t>
+      </w:r>
+      <w:r>
+        <w:rPr>
+          <w:rFonts w:hint="eastAsia"/>
+        </w:rPr>
+        <w:t>,</w:t>
+      </w:r>
+      <w:r>
+        <w:rPr>
+          <w:rFonts w:hint="eastAsia"/>
+        </w:rPr>
+        <w:t>代表可用次数</w:t>
+      </w:r>
+      <w:r>
+        <w:rPr>
+          <w:rFonts w:hint="eastAsia"/>
+        </w:rPr>
+        <w:t>,</w:t>
+      </w:r>
+      <w:r>
+        <w:rPr>
+          <w:rFonts w:hint="eastAsia"/>
+        </w:rPr>
+        <w:t>每次登录后会减</w:t>
+      </w:r>
+      <w:r>
+        <w:rPr>
+          <w:rFonts w:hint="eastAsia"/>
+        </w:rPr>
+        <w:t>1,</w:t>
+      </w:r>
+      <w:r>
+        <w:rPr>
+          <w:rFonts w:hint="eastAsia"/>
+        </w:rPr>
+        <w:t>这种类型卡和在线时间无关</w:t>
+      </w:r>
+      <w:r>
+        <w:rPr>
+          <w:rFonts w:hint="eastAsia"/>
+        </w:rPr>
+        <w:t>.</w:t>
+      </w:r>
+      <w:r>
+        <w:rPr>
+          <w:rFonts w:hint="eastAsia"/>
+        </w:rPr>
+        <w:t>也就是说登录后无论在线多久都不会过期</w:t>
+      </w:r>
+      <w:r>
+        <w:rPr>
+          <w:rFonts w:hint="eastAsia"/>
+        </w:rPr>
+        <w:t>.</w:t>
+      </w:r>
+      <w:r>
+        <w:rPr>
+          <w:rFonts w:hint="eastAsia"/>
+        </w:rPr>
+        <w:t>除非下次登录才会验证</w:t>
+      </w:r>
+      <w:r>
+        <w:rPr>
+          <w:rFonts w:hint="eastAsia"/>
+        </w:rPr>
+        <w:t>.</w:t>
+      </w:r>
+    </w:p>
+    <w:p>
+      <w:pPr>
+        <w:ind w:firstLine="420"/>
+      </w:pPr>
+      <w:r>
+        <w:rPr>
+          <w:rFonts w:hint="eastAsia"/>
+        </w:rPr>
+        <w:t>这种卡类型同样适用于多端登录</w:t>
+      </w:r>
+      <w:r>
+        <w:rPr>
+          <w:rFonts w:hint="eastAsia"/>
+        </w:rPr>
+        <w:t>,</w:t>
+      </w:r>
+      <w:r>
+        <w:rPr>
+          <w:rFonts w:hint="eastAsia"/>
+        </w:rPr>
+        <w:t>每次登录减少一次可用登录次数</w:t>
+      </w:r>
+      <w:r>
+        <w:rPr>
+          <w:rFonts w:hint="eastAsia"/>
+        </w:rPr>
+        <w:t>.</w:t>
+      </w:r>
+    </w:p>
+    <w:p>
+      <w:pPr>
+        <w:ind w:firstLine="420"/>
+      </w:pPr>
+      <w:r>
+        <w:rPr>
+          <w:rFonts w:hint="eastAsia"/>
+        </w:rPr>
+        <w:t>卡拥有时间就是可以使用的次数</w:t>
+      </w:r>
+      <w:r>
+        <w:rPr>
+          <w:rFonts w:hint="eastAsia"/>
+        </w:rPr>
+        <w:t>,</w:t>
+      </w:r>
+      <w:r>
+        <w:rPr>
+          <w:rFonts w:hint="eastAsia"/>
+        </w:rPr>
+        <w:t>可以直接填写值</w:t>
+      </w:r>
+      <w:r>
+        <w:rPr>
+          <w:rFonts w:hint="eastAsia"/>
+        </w:rPr>
+        <w:t>,</w:t>
+      </w:r>
+      <w:r>
+        <w:rPr>
+          <w:rFonts w:hint="eastAsia"/>
+        </w:rPr>
+        <w:t>比如</w:t>
+      </w:r>
+      <w:r>
+        <w:rPr>
+          <w:rFonts w:hint="eastAsia"/>
+        </w:rPr>
+        <w:t>60,</w:t>
+      </w:r>
+      <w:r>
+        <w:rPr>
+          <w:rFonts w:hint="eastAsia"/>
+        </w:rPr>
+        <w:t>就是代表可以登录</w:t>
+      </w:r>
+      <w:r>
+        <w:rPr>
+          <w:rFonts w:hint="eastAsia"/>
+        </w:rPr>
+        <w:t>60</w:t>
+      </w:r>
+      <w:r>
+        <w:rPr>
+          <w:rFonts w:hint="eastAsia"/>
+        </w:rPr>
+        <w:t>次</w:t>
+      </w:r>
+      <w:r>
+        <w:rPr>
+          <w:rFonts w:hint="eastAsia"/>
+        </w:rPr>
+        <w:t>.</w:t>
+      </w:r>
+    </w:p>
+    <w:p>
+      <w:pPr>
+        <w:pStyle w:val="3"/>
+      </w:pPr>
+      <w:bookmarkStart w:id="100" w:name="_Toc238116475"/>
+      <w:r>
+        <w:rPr>
+          <w:rFonts w:hint="eastAsia"/>
+        </w:rPr>
+        <w:t xml:space="preserve">7.3.3 </w:t>
+      </w:r>
+      <w:r>
+        <w:rPr>
+          <w:rFonts w:hint="eastAsia"/>
+        </w:rPr>
+        <w:t>天数卡</w:t>
+      </w:r>
+      <w:bookmarkEnd w:id="100"/>
+    </w:p>
+    <w:p>
+      <w:pPr>
+        <w:ind w:firstLine="420"/>
+      </w:pPr>
+      <w:r>
+        <w:rPr>
+          <w:rFonts w:hint="eastAsia"/>
+        </w:rPr>
+        <w:t>DAY</w:t>
+      </w:r>
+      <w:r>
+        <w:rPr>
+          <w:rFonts w:hint="eastAsia"/>
+        </w:rPr>
+        <w:t>类型</w:t>
+      </w:r>
+      <w:r>
+        <w:rPr>
+          <w:rFonts w:hint="eastAsia"/>
+        </w:rPr>
+        <w:t>.</w:t>
+      </w:r>
+      <w:r>
+        <w:rPr>
+          <w:rFonts w:hint="eastAsia"/>
+        </w:rPr>
+        <w:t>天数卡</w:t>
+      </w:r>
+      <w:r>
+        <w:rPr>
+          <w:rFonts w:hint="eastAsia"/>
+        </w:rPr>
+        <w:t>,</w:t>
+      </w:r>
+      <w:r>
+        <w:rPr>
+          <w:rFonts w:hint="eastAsia"/>
+        </w:rPr>
+        <w:t>按照天扣除</w:t>
+      </w:r>
+      <w:r>
+        <w:rPr>
+          <w:rFonts w:hint="eastAsia"/>
+        </w:rPr>
+        <w:t>,</w:t>
+      </w:r>
+      <w:r>
+        <w:rPr>
+          <w:rFonts w:hint="eastAsia"/>
+        </w:rPr>
+        <w:t>设置拥有天数</w:t>
+      </w:r>
+      <w:r>
+        <w:rPr>
+          <w:rFonts w:hint="eastAsia"/>
+        </w:rPr>
+        <w:t>.</w:t>
+      </w:r>
+      <w:r>
+        <w:rPr>
+          <w:rFonts w:hint="eastAsia"/>
+        </w:rPr>
+        <w:t>当天登录无论多少次</w:t>
+      </w:r>
+      <w:r>
+        <w:rPr>
+          <w:rFonts w:hint="eastAsia"/>
+        </w:rPr>
+        <w:t>,</w:t>
+      </w:r>
+      <w:r>
+        <w:rPr>
+          <w:rFonts w:hint="eastAsia"/>
+        </w:rPr>
+        <w:t>都只扣除一天的天数</w:t>
+      </w:r>
+      <w:r>
+        <w:rPr>
+          <w:rFonts w:hint="eastAsia"/>
+        </w:rPr>
+        <w:t>,</w:t>
+      </w:r>
+      <w:r>
+        <w:rPr>
+          <w:rFonts w:hint="eastAsia"/>
+        </w:rPr>
+        <w:t>比如拥有</w:t>
+      </w:r>
+      <w:r>
+        <w:rPr>
+          <w:rFonts w:hint="eastAsia"/>
+        </w:rPr>
+        <w:t>5</w:t>
+      </w:r>
+      <w:r>
+        <w:rPr>
+          <w:rFonts w:hint="eastAsia"/>
+        </w:rPr>
+        <w:t>天</w:t>
+      </w:r>
+      <w:r>
+        <w:rPr>
+          <w:rFonts w:hint="eastAsia"/>
+        </w:rPr>
+        <w:t>,</w:t>
+      </w:r>
+      <w:r>
+        <w:rPr>
+          <w:rFonts w:hint="eastAsia"/>
+        </w:rPr>
+        <w:t>当天</w:t>
+      </w:r>
+      <w:r>
+        <w:rPr>
+          <w:rFonts w:hint="eastAsia"/>
+        </w:rPr>
+        <w:t>5</w:t>
+      </w:r>
+      <w:r>
+        <w:rPr>
+          <w:rFonts w:hint="eastAsia"/>
+        </w:rPr>
+        <w:t>号登录过</w:t>
+      </w:r>
+      <w:r>
+        <w:rPr>
+          <w:rFonts w:hint="eastAsia"/>
+        </w:rPr>
+        <w:t>,</w:t>
+      </w:r>
+      <w:r>
+        <w:rPr>
+          <w:rFonts w:hint="eastAsia"/>
+        </w:rPr>
+        <w:t>扣除一次</w:t>
+      </w:r>
+      <w:r>
+        <w:rPr>
+          <w:rFonts w:hint="eastAsia"/>
+        </w:rPr>
+        <w:t>,</w:t>
+      </w:r>
+      <w:r>
+        <w:rPr>
+          <w:rFonts w:hint="eastAsia"/>
+        </w:rPr>
+        <w:t>剩余</w:t>
+      </w:r>
+      <w:r>
+        <w:rPr>
+          <w:rFonts w:hint="eastAsia"/>
+        </w:rPr>
+        <w:t>4</w:t>
+      </w:r>
+      <w:r>
+        <w:rPr>
+          <w:rFonts w:hint="eastAsia"/>
+        </w:rPr>
+        <w:t>天</w:t>
+      </w:r>
+      <w:r>
+        <w:rPr>
+          <w:rFonts w:hint="eastAsia"/>
+        </w:rPr>
+        <w:t>,</w:t>
+      </w:r>
+      <w:r>
+        <w:rPr>
+          <w:rFonts w:hint="eastAsia"/>
+        </w:rPr>
+        <w:t>那么</w:t>
+      </w:r>
+      <w:r>
+        <w:rPr>
+          <w:rFonts w:hint="eastAsia"/>
+        </w:rPr>
+        <w:t>5</w:t>
+      </w:r>
+      <w:r>
+        <w:rPr>
+          <w:rFonts w:hint="eastAsia"/>
+        </w:rPr>
+        <w:t>号当天无论登录多少次都剩余</w:t>
+      </w:r>
+      <w:r>
+        <w:rPr>
+          <w:rFonts w:hint="eastAsia"/>
+        </w:rPr>
+        <w:t>4</w:t>
+      </w:r>
+      <w:r>
+        <w:rPr>
+          <w:rFonts w:hint="eastAsia"/>
+        </w:rPr>
+        <w:t>天</w:t>
+      </w:r>
+      <w:r>
+        <w:rPr>
+          <w:rFonts w:hint="eastAsia"/>
+        </w:rPr>
+        <w:t>.</w:t>
+      </w:r>
+    </w:p>
+    <w:p>
+      <w:pPr>
+        <w:ind w:firstLine="420"/>
+      </w:pPr>
+      <w:r>
+        <w:rPr>
+          <w:rFonts w:hint="eastAsia"/>
+        </w:rPr>
+        <w:t>此卡类型不合并用时将不做任何处理</w:t>
+      </w:r>
+      <w:r>
+        <w:rPr>
+          <w:rFonts w:hint="eastAsia"/>
+        </w:rPr>
+        <w:t>,</w:t>
+      </w:r>
+      <w:r>
+        <w:rPr>
+          <w:rFonts w:hint="eastAsia"/>
+        </w:rPr>
+        <w:t>开启后</w:t>
+      </w:r>
+      <w:r>
+        <w:rPr>
+          <w:rFonts w:hint="eastAsia"/>
+        </w:rPr>
+        <w:t>,</w:t>
+      </w:r>
+      <w:r>
+        <w:rPr>
+          <w:rFonts w:hint="eastAsia"/>
+        </w:rPr>
+        <w:t>没有效果</w:t>
+      </w:r>
+      <w:r>
+        <w:rPr>
+          <w:rFonts w:hint="eastAsia"/>
+        </w:rPr>
+        <w:t>,</w:t>
+      </w:r>
+      <w:r>
+        <w:rPr>
+          <w:rFonts w:hint="eastAsia"/>
+        </w:rPr>
+        <w:t>只是允许了多端登录而已</w:t>
+      </w:r>
+      <w:r>
+        <w:rPr>
+          <w:rFonts w:hint="eastAsia"/>
+        </w:rPr>
+        <w:t>,</w:t>
+      </w:r>
+      <w:r>
+        <w:rPr>
+          <w:rFonts w:hint="eastAsia"/>
+        </w:rPr>
+        <w:t>请用户自己考虑是否开启此选项</w:t>
+      </w:r>
+      <w:r>
+        <w:rPr>
+          <w:rFonts w:hint="eastAsia"/>
+        </w:rPr>
+        <w:t>.</w:t>
+      </w:r>
+    </w:p>
+    <w:p>
+      <w:pPr>
+        <w:pStyle w:val="3"/>
+      </w:pPr>
+      <w:bookmarkStart w:id="101" w:name="_Toc238116476"/>
+      <w:r>
+        <w:rPr>
+          <w:rFonts w:hint="eastAsia"/>
+        </w:rPr>
+        <w:t xml:space="preserve">7.3.4 </w:t>
+      </w:r>
+      <w:r>
+        <w:rPr>
+          <w:rFonts w:hint="eastAsia"/>
+        </w:rPr>
+        <w:t>自定义日期卡</w:t>
+      </w:r>
+      <w:bookmarkEnd w:id="101"/>
+    </w:p>
+    <w:p>
+      <w:pPr>
+        <w:ind w:firstLine="420"/>
+      </w:pPr>
+      <w:r>
+        <w:rPr>
+          <w:rFonts w:hint="eastAsia"/>
+        </w:rPr>
+        <w:t>CUSTOM</w:t>
+      </w:r>
+      <w:r>
+        <w:rPr>
+          <w:rFonts w:hint="eastAsia"/>
+        </w:rPr>
+        <w:t>卡类型</w:t>
+      </w:r>
+      <w:r>
+        <w:rPr>
+          <w:rFonts w:hint="eastAsia"/>
+        </w:rPr>
+        <w:t>,</w:t>
+      </w:r>
+      <w:r>
+        <w:rPr>
+          <w:rFonts w:hint="eastAsia"/>
+        </w:rPr>
+        <w:t>自定义时间卡</w:t>
+      </w:r>
+      <w:r>
+        <w:rPr>
+          <w:rFonts w:hint="eastAsia"/>
+        </w:rPr>
+        <w:t>,</w:t>
+      </w:r>
+      <w:r>
+        <w:rPr>
+          <w:rFonts w:hint="eastAsia"/>
+        </w:rPr>
+        <w:t>卡拥有时间为到期日期</w:t>
+      </w:r>
+      <w:r>
+        <w:rPr>
+          <w:rFonts w:hint="eastAsia"/>
+        </w:rPr>
+        <w:t>,</w:t>
+      </w:r>
+      <w:r>
+        <w:rPr>
+          <w:rFonts w:hint="eastAsia"/>
+        </w:rPr>
+        <w:t>请按照固定格式填写</w:t>
+      </w:r>
+      <w:r>
+        <w:rPr>
+          <w:rFonts w:hint="eastAsia"/>
+        </w:rPr>
+        <w:t>,</w:t>
+      </w:r>
+      <w:r>
+        <w:rPr>
+          <w:rFonts w:hint="eastAsia"/>
+        </w:rPr>
+        <w:t>如</w:t>
+      </w:r>
+      <w:r>
+        <w:rPr>
+          <w:rFonts w:hint="eastAsia"/>
+        </w:rPr>
+        <w:t>:yyyy-mm-dd hh:mm:ss,</w:t>
+      </w:r>
+      <w:r>
+        <w:rPr>
+          <w:rFonts w:hint="eastAsia"/>
+        </w:rPr>
+        <w:t>比如到期时间</w:t>
+      </w:r>
+      <w:r>
+        <w:rPr>
+          <w:rFonts w:hint="eastAsia"/>
+        </w:rPr>
+        <w:t>2023-11-20 10:10:01.</w:t>
+      </w:r>
+    </w:p>
+    <w:p>
+      <w:pPr>
+        <w:ind w:firstLine="420"/>
+      </w:pPr>
+      <w:r>
+        <w:rPr>
+          <w:rFonts w:hint="eastAsia"/>
+        </w:rPr>
+        <w:t>此卡类型不合并用时将不做任何处理</w:t>
+      </w:r>
+      <w:r>
+        <w:rPr>
+          <w:rFonts w:hint="eastAsia"/>
+        </w:rPr>
+        <w:t>,</w:t>
+      </w:r>
+      <w:r>
+        <w:rPr>
+          <w:rFonts w:hint="eastAsia"/>
+        </w:rPr>
+        <w:t>开启后</w:t>
+      </w:r>
+      <w:r>
+        <w:rPr>
+          <w:rFonts w:hint="eastAsia"/>
+        </w:rPr>
+        <w:t>,</w:t>
+      </w:r>
+      <w:r>
+        <w:rPr>
+          <w:rFonts w:hint="eastAsia"/>
+        </w:rPr>
+        <w:t>没有效果</w:t>
+      </w:r>
+      <w:r>
+        <w:rPr>
+          <w:rFonts w:hint="eastAsia"/>
+        </w:rPr>
+        <w:t>,</w:t>
+      </w:r>
+      <w:r>
+        <w:rPr>
+          <w:rFonts w:hint="eastAsia"/>
+        </w:rPr>
+        <w:t>只是允许了多端登录而已</w:t>
+      </w:r>
+      <w:r>
+        <w:rPr>
+          <w:rFonts w:hint="eastAsia"/>
+        </w:rPr>
+        <w:t>,</w:t>
+      </w:r>
+      <w:r>
+        <w:rPr>
+          <w:rFonts w:hint="eastAsia"/>
+        </w:rPr>
+        <w:t>请用户自己考虑是否开启此选项</w:t>
+      </w:r>
+      <w:r>
+        <w:rPr>
+          <w:rFonts w:hint="eastAsia"/>
+        </w:rPr>
+        <w:t>.</w:t>
+      </w:r>
+    </w:p>
+    <w:p>
+      <w:pPr>
+        <w:pStyle w:val="2"/>
+      </w:pPr>
+      <w:bookmarkStart w:id="102" w:name="_Toc238116477"/>
+      <w:r>
+        <w:rPr>
+          <w:rFonts w:hint="eastAsia"/>
+        </w:rPr>
+        <w:t xml:space="preserve">7.4 </w:t>
+      </w:r>
+      <w:r>
+        <w:rPr>
+          <w:rFonts w:hint="eastAsia"/>
+        </w:rPr>
+        <w:t>客户端</w:t>
+      </w:r>
+      <w:r>
+        <w:rPr>
+          <w:rFonts w:hint="eastAsia"/>
+        </w:rPr>
+        <w:t>SDK</w:t>
+      </w:r>
+      <w:bookmarkEnd w:id="102"/>
+    </w:p>
+    <w:p>
+      <w:pPr>
+        <w:ind w:firstLine="420"/>
+      </w:pPr>
+      <w:r>
+        <w:rPr>
+          <w:rFonts w:hint="eastAsia"/>
+        </w:rPr>
+        <w:t>客户端</w:t>
+      </w:r>
+      <w:r>
+        <w:rPr>
+          <w:rFonts w:hint="eastAsia"/>
+        </w:rPr>
+        <w:t xml:space="preserve">SDK:AuthorizeModule_Client </w:t>
+      </w:r>
+      <w:r>
+        <w:rPr>
+          <w:rFonts w:hint="eastAsia"/>
+        </w:rPr>
+        <w:t>模块</w:t>
+      </w:r>
+      <w:r>
+        <w:rPr>
+          <w:rFonts w:hint="eastAsia"/>
+        </w:rPr>
+        <w:t>,</w:t>
+      </w:r>
+      <w:r>
+        <w:rPr>
+          <w:rFonts w:hint="eastAsia"/>
+        </w:rPr>
+        <w:t>此模块封装了登录接口</w:t>
+      </w:r>
+      <w:r>
+        <w:rPr>
+          <w:rFonts w:hint="eastAsia"/>
+        </w:rPr>
+        <w:t>,</w:t>
+      </w:r>
+      <w:r>
+        <w:rPr>
+          <w:rFonts w:hint="eastAsia"/>
+        </w:rPr>
+        <w:t>可以用于处理登录和超时判断</w:t>
+      </w:r>
+      <w:r>
+        <w:rPr>
+          <w:rFonts w:hint="eastAsia"/>
+        </w:rPr>
+        <w:t>.</w:t>
+      </w:r>
+    </w:p>
+    <w:p>
+      <w:pPr>
+        <w:ind w:firstLine="420"/>
+      </w:pPr>
+      <w:r>
+        <w:rPr>
+          <w:rFonts w:hint="eastAsia"/>
+        </w:rPr>
+        <w:t>通过</w:t>
+      </w:r>
+      <w:r>
+        <w:rPr>
+          <w:rFonts w:hint="eastAsia"/>
+        </w:rPr>
+        <w:t>AuthClient_Connector_Connect</w:t>
+      </w:r>
+      <w:r>
+        <w:rPr>
+          <w:rFonts w:hint="eastAsia"/>
+        </w:rPr>
+        <w:t>链接上服务器后</w:t>
+      </w:r>
+      <w:r>
+        <w:rPr>
+          <w:rFonts w:hint="eastAsia"/>
+        </w:rPr>
+        <w:t>.</w:t>
+      </w:r>
+      <w:r>
+        <w:rPr>
+          <w:rFonts w:hint="eastAsia"/>
+        </w:rPr>
+        <w:t>在通过</w:t>
+      </w:r>
+      <w:r>
+        <w:rPr>
+          <w:rFonts w:hint="eastAsia"/>
+        </w:rPr>
+        <w:t>AuthClient_Connector_Login</w:t>
+      </w:r>
+      <w:r>
+        <w:rPr>
+          <w:rFonts w:hint="eastAsia"/>
+        </w:rPr>
+        <w:t>函数登录</w:t>
+      </w:r>
+      <w:r>
+        <w:rPr>
+          <w:rFonts w:hint="eastAsia"/>
+        </w:rPr>
+        <w:t>.</w:t>
+      </w:r>
+      <w:r>
+        <w:rPr>
+          <w:rFonts w:hint="eastAsia"/>
+        </w:rPr>
+        <w:t>登录成功后可以通过</w:t>
+      </w:r>
+      <w:r>
+        <w:rPr>
+          <w:rFonts w:hint="eastAsia"/>
+        </w:rPr>
+        <w:t>AuthClient_Connector_GetAuth</w:t>
+      </w:r>
+      <w:r>
+        <w:rPr>
+          <w:rFonts w:hint="eastAsia"/>
+        </w:rPr>
+        <w:t>函数来判断验证是否超时还是离线</w:t>
+      </w:r>
+      <w:r>
+        <w:rPr>
+          <w:rFonts w:hint="eastAsia"/>
+        </w:rPr>
+        <w:t>.</w:t>
+      </w:r>
+    </w:p>
+    <w:p>
+      <w:pPr>
+        <w:ind w:firstLine="420"/>
+      </w:pPr>
+      <w:r>
+        <w:rPr>
+          <w:rFonts w:hint="eastAsia"/>
+        </w:rPr>
+        <w:t>在</w:t>
+      </w:r>
+      <w:r>
+        <w:rPr>
+          <w:rFonts w:hint="eastAsia"/>
+        </w:rPr>
+        <w:t>E</w:t>
+      </w:r>
+      <w:r>
+        <w:rPr>
+          <w:rFonts w:hint="eastAsia"/>
+        </w:rPr>
+        <w:t>语言例子中就使用了此模块来实现验证</w:t>
+      </w:r>
+      <w:r>
+        <w:rPr>
+          <w:rFonts w:hint="eastAsia"/>
+        </w:rPr>
+        <w:t>.</w:t>
+      </w:r>
+      <w:r>
+        <w:rPr>
+          <w:rFonts w:hint="eastAsia"/>
+        </w:rPr>
+        <w:t>需要把这个模块进行</w:t>
+      </w:r>
+      <w:r>
+        <w:rPr>
+          <w:rFonts w:hint="eastAsia"/>
+        </w:rPr>
+        <w:t>x86-release</w:t>
+      </w:r>
+      <w:r>
+        <w:rPr>
+          <w:rFonts w:hint="eastAsia"/>
+        </w:rPr>
+        <w:t>编译才可以使用</w:t>
+      </w:r>
+      <w:r>
+        <w:rPr>
+          <w:rFonts w:hint="eastAsia"/>
+        </w:rPr>
+        <w:t>.</w:t>
+      </w:r>
+    </w:p>
+    <w:p>
+      <w:pPr>
+        <w:ind w:firstLine="420"/>
+        <w:rPr>
+          <w:color w:val="C00000"/>
+        </w:rPr>
+      </w:pPr>
+      <w:r>
+        <w:rPr>
+          <w:rFonts w:hint="eastAsia"/>
+          <w:color w:val="C00000"/>
+        </w:rPr>
+        <w:t>请注意</w:t>
+      </w:r>
+      <w:r>
+        <w:rPr>
+          <w:rFonts w:hint="eastAsia"/>
+          <w:color w:val="C00000"/>
         </w:rPr>
         <w:t>:</w:t>
       </w:r>
       <w:r>
         <w:rPr>
           <w:rFonts w:hint="eastAsia"/>
-        </w:rPr>
-        <w:t>配置文件</w:t>
-      </w:r>
-      <w:r>
-        <w:t>tszPass</w:t>
-      </w:r>
-      <w:r>
-        <w:rPr>
-          <w:rFonts w:hint="eastAsia"/>
-        </w:rPr>
-        <w:t>Timeout</w:t>
-      </w:r>
-    </w:p>
-    <w:p>
-      <w:r>
-        <w:rPr>
-          <w:rFonts w:hint="eastAsia"/>
-        </w:rPr>
-        <w:t>负载</w:t>
-      </w:r>
-      <w:r>
-        <w:rPr>
-          <w:rFonts w:hint="eastAsia"/>
-        </w:rPr>
-        <w:t>:59.1</w:t>
-      </w:r>
-      <w:r>
-        <w:rPr>
-          <w:rFonts w:hint="eastAsia"/>
-        </w:rPr>
-        <w:t>的回复</w:t>
-      </w:r>
-      <w:r>
-        <w:rPr>
-          <w:rFonts w:hint="eastAsia"/>
-        </w:rPr>
-        <w:t>JSon</w:t>
-      </w:r>
-    </w:p>
-    <w:p>
-      <w:pPr>
-        <w:pStyle w:val="3"/>
-      </w:pPr>
-      <w:bookmarkStart w:id="89" w:name="_Toc233722164"/>
-      <w:r>
-        <w:rPr>
-          <w:rFonts w:hint="eastAsia"/>
-        </w:rPr>
-        <w:t xml:space="preserve">6.3.2 </w:t>
-      </w:r>
-      <w:r>
-        <w:rPr>
-          <w:rFonts w:hint="eastAsia"/>
-        </w:rPr>
-        <w:t>回复</w:t>
-      </w:r>
-      <w:bookmarkEnd w:id="89"/>
-    </w:p>
-    <w:p>
-      <w:r>
-        <w:rPr>
-          <w:rFonts w:hint="eastAsia"/>
-        </w:rPr>
-        <w:t>系统不关心回复内容</w:t>
-      </w:r>
-    </w:p>
-    <w:p>
-      <w:pPr>
-        <w:pStyle w:val="1"/>
-      </w:pPr>
-      <w:bookmarkStart w:id="90" w:name="_Toc233722165"/>
-      <w:r>
-        <w:rPr>
-          <w:rFonts w:hint="eastAsia"/>
-        </w:rPr>
-        <w:t>七</w:t>
-      </w:r>
-      <w:r>
-        <w:rPr>
-          <w:rFonts w:hint="eastAsia"/>
-        </w:rPr>
-        <w:t xml:space="preserve"> </w:t>
-      </w:r>
-      <w:r>
-        <w:rPr>
-          <w:rFonts w:hint="eastAsia"/>
-        </w:rPr>
-        <w:t>高级功能</w:t>
-      </w:r>
-      <w:bookmarkEnd w:id="90"/>
-    </w:p>
-    <w:p>
-      <w:pPr>
-        <w:pStyle w:val="2"/>
-      </w:pPr>
-      <w:bookmarkStart w:id="91" w:name="_Toc233722166"/>
-      <w:r>
-        <w:rPr>
-          <w:rFonts w:hint="eastAsia"/>
-        </w:rPr>
-        <w:t xml:space="preserve">7.1 </w:t>
-      </w:r>
-      <w:r>
-        <w:rPr>
-          <w:rFonts w:hint="eastAsia"/>
-        </w:rPr>
-        <w:t>分布式验证</w:t>
-      </w:r>
-      <w:bookmarkEnd w:id="91"/>
+          <w:color w:val="C00000"/>
+        </w:rPr>
+        <w:t>密码只能是数字或者字母</w:t>
+      </w:r>
+      <w:r>
+        <w:rPr>
+          <w:rFonts w:hint="eastAsia"/>
+          <w:color w:val="C00000"/>
+        </w:rPr>
+        <w:t>.</w:t>
+      </w:r>
+      <w:r>
+        <w:rPr>
+          <w:rFonts w:hint="eastAsia"/>
+          <w:color w:val="C00000"/>
+        </w:rPr>
+        <w:t>在不使用的时候需要关闭</w:t>
+      </w:r>
+      <w:r>
+        <w:rPr>
+          <w:rFonts w:hint="eastAsia"/>
+          <w:color w:val="C00000"/>
+        </w:rPr>
+        <w:t>.</w:t>
+      </w:r>
     </w:p>
     <w:p>
       <w:pPr>
@@ -28324,1588 +31208,7 @@
         <w:rPr>
           <w:rFonts w:hint="eastAsia"/>
         </w:rPr>
-        <w:t>分布式验证默认开启</w:t>
-      </w:r>
-      <w:r>
-        <w:rPr>
-          <w:rFonts w:hint="eastAsia"/>
-        </w:rPr>
-        <w:t>,</w:t>
-      </w:r>
-      <w:r>
-        <w:rPr>
-          <w:rFonts w:hint="eastAsia"/>
-        </w:rPr>
-        <w:t>如果用户想要分布式验证</w:t>
-      </w:r>
-      <w:r>
-        <w:rPr>
-          <w:rFonts w:hint="eastAsia"/>
-        </w:rPr>
-        <w:t>,</w:t>
-      </w:r>
-      <w:r>
-        <w:rPr>
-          <w:rFonts w:hint="eastAsia"/>
-        </w:rPr>
-        <w:t>可以通过</w:t>
-      </w:r>
-      <w:r>
-        <w:rPr>
-          <w:rFonts w:hint="eastAsia"/>
-        </w:rPr>
-        <w:t>post</w:t>
-      </w:r>
-      <w:r>
-        <w:rPr>
-          <w:rFonts w:hint="eastAsia"/>
-        </w:rPr>
-        <w:t>的</w:t>
-      </w:r>
-      <w:r>
-        <w:rPr>
-          <w:rFonts w:hint="eastAsia"/>
-        </w:rPr>
-        <w:t>auth/pass/</w:t>
-      </w:r>
-      <w:r>
-        <w:rPr>
-          <w:rFonts w:hint="eastAsia"/>
-        </w:rPr>
-        <w:t>接口提交到我们服务器</w:t>
-      </w:r>
-      <w:r>
-        <w:rPr>
-          <w:rFonts w:hint="eastAsia"/>
-        </w:rPr>
-        <w:t>,</w:t>
-      </w:r>
-      <w:r>
-        <w:rPr>
-          <w:rFonts w:hint="eastAsia"/>
-        </w:rPr>
-        <w:t>服务器将通过验证后返回给验证端</w:t>
-      </w:r>
-      <w:r>
-        <w:rPr>
-          <w:rFonts w:hint="eastAsia"/>
-        </w:rPr>
-        <w:t>.</w:t>
-      </w:r>
-    </w:p>
-    <w:p>
-      <w:pPr>
-        <w:ind w:firstLine="420"/>
-      </w:pPr>
-      <w:r>
-        <w:rPr>
-          <w:rFonts w:hint="eastAsia"/>
-        </w:rPr>
-        <w:t>服务器可以处理登录</w:t>
-      </w:r>
-      <w:r>
-        <w:rPr>
-          <w:rFonts w:hint="eastAsia"/>
-        </w:rPr>
-        <w:t>,</w:t>
-      </w:r>
-      <w:r>
-        <w:rPr>
-          <w:rFonts w:hint="eastAsia"/>
-        </w:rPr>
-        <w:t>注销</w:t>
-      </w:r>
-      <w:r>
-        <w:rPr>
-          <w:rFonts w:hint="eastAsia"/>
-        </w:rPr>
-        <w:t>,</w:t>
-      </w:r>
-      <w:r>
-        <w:rPr>
-          <w:rFonts w:hint="eastAsia"/>
-        </w:rPr>
-        <w:t>到期</w:t>
-      </w:r>
-    </w:p>
-    <w:p>
-      <w:pPr>
-        <w:ind w:firstLine="420"/>
-      </w:pPr>
-      <w:r>
-        <w:rPr>
-          <w:rFonts w:hint="eastAsia"/>
-        </w:rPr>
-        <w:t>你也可以通过</w:t>
-      </w:r>
-      <w:r>
-        <w:rPr>
-          <w:rFonts w:hint="eastAsia"/>
-        </w:rPr>
-        <w:t>6</w:t>
-      </w:r>
-      <w:r>
-        <w:rPr>
-          <w:rFonts w:hint="eastAsia"/>
-        </w:rPr>
-        <w:t>大节来作为验证转发服务</w:t>
-      </w:r>
-      <w:r>
-        <w:rPr>
-          <w:rFonts w:hint="eastAsia"/>
-        </w:rPr>
-        <w:t>.</w:t>
-      </w:r>
-      <w:r>
-        <w:rPr>
-          <w:rFonts w:hint="eastAsia"/>
-        </w:rPr>
-        <w:t>新版本提供了更为灵活的验证方式</w:t>
-      </w:r>
-    </w:p>
-    <w:p>
-      <w:pPr>
-        <w:pStyle w:val="2"/>
-      </w:pPr>
-      <w:bookmarkStart w:id="92" w:name="_Toc233722167"/>
-      <w:r>
-        <w:rPr>
-          <w:rFonts w:hint="eastAsia"/>
-        </w:rPr>
-        <w:t xml:space="preserve">7.2 </w:t>
-      </w:r>
-      <w:r>
-        <w:rPr>
-          <w:rFonts w:hint="eastAsia"/>
-        </w:rPr>
-        <w:t>多端登录</w:t>
-      </w:r>
-      <w:bookmarkEnd w:id="92"/>
-    </w:p>
-    <w:p>
-      <w:pPr>
-        <w:ind w:firstLine="420"/>
-      </w:pPr>
-      <w:r>
-        <w:rPr>
-          <w:rFonts w:hint="eastAsia"/>
-        </w:rPr>
-        <w:t>你可以再</w:t>
-      </w:r>
-      <w:r>
-        <w:rPr>
-          <w:rFonts w:hint="eastAsia"/>
-        </w:rPr>
-        <w:t>Switch</w:t>
-      </w:r>
-      <w:r>
-        <w:rPr>
-          <w:rFonts w:hint="eastAsia"/>
-        </w:rPr>
-        <w:t>的配置文件中打开多端登录开关</w:t>
-      </w:r>
-      <w:r>
-        <w:rPr>
-          <w:rFonts w:hint="eastAsia"/>
-        </w:rPr>
-        <w:t>.</w:t>
-      </w:r>
-    </w:p>
-    <w:p>
-      <w:pPr>
-        <w:ind w:firstLine="420"/>
-      </w:pPr>
-      <w:r>
-        <w:rPr>
-          <w:rFonts w:hint="eastAsia"/>
-        </w:rPr>
-        <w:t>多端登录现在支持所有注册类型</w:t>
-      </w:r>
-      <w:r>
-        <w:rPr>
-          <w:rFonts w:hint="eastAsia"/>
-        </w:rPr>
-        <w:t>,</w:t>
-      </w:r>
-      <w:r>
-        <w:rPr>
-          <w:rFonts w:hint="eastAsia"/>
-        </w:rPr>
-        <w:t>多端登录设备类型必须正确填写</w:t>
-      </w:r>
-      <w:r>
-        <w:rPr>
-          <w:rFonts w:hint="eastAsia"/>
-        </w:rPr>
-        <w:t>,</w:t>
-      </w:r>
-      <w:r>
-        <w:rPr>
-          <w:rFonts w:hint="eastAsia"/>
-        </w:rPr>
-        <w:t>他是根据登录的设备</w:t>
-      </w:r>
-      <w:r>
-        <w:rPr>
-          <w:rFonts w:hint="eastAsia"/>
-        </w:rPr>
         <w:lastRenderedPageBreak/>
-        <w:t>类型来确认多端登录类型的</w:t>
-      </w:r>
-      <w:r>
-        <w:rPr>
-          <w:rFonts w:hint="eastAsia"/>
-        </w:rPr>
-        <w:t>.</w:t>
-      </w:r>
-    </w:p>
-    <w:p>
-      <w:pPr>
-        <w:ind w:firstLine="420"/>
-      </w:pPr>
-      <w:r>
-        <w:rPr>
-          <w:rFonts w:hint="eastAsia"/>
-        </w:rPr>
-        <w:t>多端登录的分钟可以合并到一起</w:t>
-      </w:r>
-      <w:r>
-        <w:rPr>
-          <w:rFonts w:hint="eastAsia"/>
-        </w:rPr>
-        <w:t>,</w:t>
-      </w:r>
-      <w:r>
-        <w:rPr>
-          <w:rFonts w:hint="eastAsia"/>
-        </w:rPr>
-        <w:t>次数会每次登录就减去一</w:t>
-      </w:r>
-      <w:r>
-        <w:rPr>
-          <w:rFonts w:hint="eastAsia"/>
-        </w:rPr>
-        <w:t>.</w:t>
-      </w:r>
-    </w:p>
-    <w:p>
-      <w:pPr>
-        <w:ind w:firstLine="420"/>
-      </w:pPr>
-      <w:r>
-        <w:rPr>
-          <w:rFonts w:hint="eastAsia"/>
-        </w:rPr>
-        <w:t>自定义和天数卡按照到期时间处理</w:t>
-      </w:r>
-      <w:r>
-        <w:rPr>
-          <w:rFonts w:hint="eastAsia"/>
-        </w:rPr>
-        <w:t>,</w:t>
-      </w:r>
-      <w:r>
-        <w:rPr>
-          <w:rFonts w:hint="eastAsia"/>
-        </w:rPr>
-        <w:t>不建议开启</w:t>
-      </w:r>
-      <w:r>
-        <w:rPr>
-          <w:rFonts w:hint="eastAsia"/>
-        </w:rPr>
-        <w:t>.</w:t>
-      </w:r>
-    </w:p>
-    <w:p>
-      <w:pPr>
-        <w:pStyle w:val="2"/>
-      </w:pPr>
-      <w:bookmarkStart w:id="93" w:name="_Toc233722168"/>
-      <w:r>
-        <w:rPr>
-          <w:rFonts w:hint="eastAsia"/>
-        </w:rPr>
-        <w:t xml:space="preserve">7.3 </w:t>
-      </w:r>
-      <w:r>
-        <w:rPr>
-          <w:rFonts w:hint="eastAsia"/>
-        </w:rPr>
-        <w:t>序列卡说明</w:t>
-      </w:r>
-      <w:bookmarkEnd w:id="93"/>
-    </w:p>
-    <w:p>
-      <w:pPr>
-        <w:ind w:firstLine="420"/>
-      </w:pPr>
-      <w:r>
-        <w:rPr>
-          <w:rFonts w:hint="eastAsia"/>
-        </w:rPr>
-        <w:t>在序列号管理页面</w:t>
-      </w:r>
-      <w:r>
-        <w:rPr>
-          <w:rFonts w:hint="eastAsia"/>
-        </w:rPr>
-        <w:t>,</w:t>
-      </w:r>
-      <w:r>
-        <w:rPr>
-          <w:rFonts w:hint="eastAsia"/>
-        </w:rPr>
-        <w:t>有一些字段需要填写</w:t>
-      </w:r>
-      <w:r>
-        <w:rPr>
-          <w:rFonts w:hint="eastAsia"/>
-        </w:rPr>
-        <w:t>,</w:t>
-      </w:r>
-      <w:r>
-        <w:rPr>
-          <w:rFonts w:hint="eastAsia"/>
-        </w:rPr>
-        <w:t>其中序列号数量代表生成的序列号的字段数</w:t>
-      </w:r>
-      <w:r>
-        <w:rPr>
-          <w:rFonts w:hint="eastAsia"/>
-        </w:rPr>
-        <w:t>,</w:t>
-      </w:r>
-      <w:r>
-        <w:rPr>
-          <w:rFonts w:hint="eastAsia"/>
-        </w:rPr>
-        <w:t>比如</w:t>
-      </w:r>
-      <w:r>
-        <w:rPr>
-          <w:rFonts w:hint="eastAsia"/>
-        </w:rPr>
-        <w:t>4</w:t>
-      </w:r>
-      <w:r>
-        <w:rPr>
-          <w:rFonts w:hint="eastAsia"/>
-        </w:rPr>
-        <w:t>就是</w:t>
-      </w:r>
-      <w:r>
-        <w:rPr>
-          <w:rFonts w:hint="eastAsia"/>
-        </w:rPr>
-        <w:t xml:space="preserve"> xxx-xxx-xx-xxx 5</w:t>
-      </w:r>
-      <w:r>
-        <w:rPr>
-          <w:rFonts w:hint="eastAsia"/>
-        </w:rPr>
-        <w:t>就是</w:t>
-      </w:r>
-      <w:r>
-        <w:rPr>
-          <w:rFonts w:hint="eastAsia"/>
-        </w:rPr>
-        <w:t>:xxx-xxx-xxx-xxx-xxx</w:t>
-      </w:r>
-    </w:p>
-    <w:p>
-      <w:pPr>
-        <w:ind w:firstLine="420"/>
-      </w:pPr>
-      <w:r>
-        <w:rPr>
-          <w:rFonts w:hint="eastAsia"/>
-        </w:rPr>
-        <w:t>生成卡数量是要生成多少张卡</w:t>
-      </w:r>
-      <w:r>
-        <w:rPr>
-          <w:rFonts w:hint="eastAsia"/>
-        </w:rPr>
-        <w:t>.</w:t>
-      </w:r>
-      <w:r>
-        <w:rPr>
-          <w:rFonts w:hint="eastAsia"/>
-        </w:rPr>
-        <w:t>卡拥有时间根据类型有所不同</w:t>
-      </w:r>
-      <w:r>
-        <w:rPr>
-          <w:rFonts w:hint="eastAsia"/>
-        </w:rPr>
-        <w:t>,</w:t>
-      </w:r>
-      <w:r>
-        <w:rPr>
-          <w:rFonts w:hint="eastAsia"/>
-        </w:rPr>
-        <w:t>参考下面的信息</w:t>
-      </w:r>
-    </w:p>
-    <w:p>
-      <w:pPr>
-        <w:ind w:firstLine="420"/>
-      </w:pPr>
-      <w:r>
-        <w:rPr>
-          <w:rFonts w:hint="eastAsia"/>
-          <w:color w:val="FF0000"/>
-        </w:rPr>
-        <w:t>不支持用户更换充值卡类型</w:t>
-      </w:r>
-      <w:r>
-        <w:rPr>
-          <w:rFonts w:hint="eastAsia"/>
-          <w:color w:val="FF0000"/>
-        </w:rPr>
-        <w:t>,</w:t>
-      </w:r>
-      <w:r>
-        <w:rPr>
-          <w:rFonts w:hint="eastAsia"/>
-          <w:color w:val="FF0000"/>
-        </w:rPr>
-        <w:t>更换会直接删除以往的时间</w:t>
-      </w:r>
-    </w:p>
-    <w:p>
-      <w:pPr>
-        <w:pStyle w:val="3"/>
-      </w:pPr>
-      <w:bookmarkStart w:id="94" w:name="_Toc233722169"/>
-      <w:r>
-        <w:rPr>
-          <w:rFonts w:hint="eastAsia"/>
-        </w:rPr>
-        <w:t xml:space="preserve">7.3.1 </w:t>
-      </w:r>
-      <w:r>
-        <w:rPr>
-          <w:rFonts w:hint="eastAsia"/>
-        </w:rPr>
-        <w:t>秒卡</w:t>
-      </w:r>
-      <w:bookmarkEnd w:id="94"/>
-    </w:p>
-    <w:p>
-      <w:pPr>
-        <w:ind w:firstLine="420"/>
-      </w:pPr>
-      <w:r>
-        <w:rPr>
-          <w:rFonts w:hint="eastAsia"/>
-        </w:rPr>
-        <w:t>SECOND</w:t>
-      </w:r>
-      <w:r>
-        <w:rPr>
-          <w:rFonts w:hint="eastAsia"/>
-        </w:rPr>
-        <w:t>类型</w:t>
-      </w:r>
-      <w:r>
-        <w:rPr>
-          <w:rFonts w:hint="eastAsia"/>
-        </w:rPr>
-        <w:t>,</w:t>
-      </w:r>
-      <w:r>
-        <w:rPr>
-          <w:rFonts w:hint="eastAsia"/>
-        </w:rPr>
-        <w:t>秒卡</w:t>
-      </w:r>
-      <w:r>
-        <w:rPr>
-          <w:rFonts w:hint="eastAsia"/>
-        </w:rPr>
-        <w:t>,</w:t>
-      </w:r>
-      <w:r>
-        <w:rPr>
-          <w:rFonts w:hint="eastAsia"/>
-        </w:rPr>
-        <w:t>代表用户在线秒数</w:t>
-      </w:r>
-      <w:r>
-        <w:rPr>
-          <w:rFonts w:hint="eastAsia"/>
-        </w:rPr>
-        <w:t>.</w:t>
-      </w:r>
-      <w:r>
-        <w:rPr>
-          <w:rFonts w:hint="eastAsia"/>
-        </w:rPr>
-        <w:t>卡拥有时间可以直接填写值</w:t>
-      </w:r>
-      <w:r>
-        <w:rPr>
-          <w:rFonts w:hint="eastAsia"/>
-        </w:rPr>
-        <w:t>,</w:t>
-      </w:r>
-      <w:r>
-        <w:rPr>
-          <w:rFonts w:hint="eastAsia"/>
-        </w:rPr>
-        <w:t>比如填写</w:t>
-      </w:r>
-      <w:r>
-        <w:rPr>
-          <w:rFonts w:hint="eastAsia"/>
-        </w:rPr>
-        <w:t>60,</w:t>
-      </w:r>
-      <w:r>
-        <w:rPr>
-          <w:rFonts w:hint="eastAsia"/>
-        </w:rPr>
-        <w:t>代表用户可在线</w:t>
-      </w:r>
-      <w:r>
-        <w:rPr>
-          <w:rFonts w:hint="eastAsia"/>
-        </w:rPr>
-        <w:t>60</w:t>
-      </w:r>
-      <w:r>
-        <w:rPr>
-          <w:rFonts w:hint="eastAsia"/>
-        </w:rPr>
-        <w:t>秒</w:t>
-      </w:r>
-      <w:r>
-        <w:rPr>
-          <w:rFonts w:hint="eastAsia"/>
-        </w:rPr>
-        <w:t>.</w:t>
-      </w:r>
-    </w:p>
-    <w:p>
-      <w:pPr>
-        <w:ind w:firstLine="420"/>
-      </w:pPr>
-      <w:r>
-        <w:rPr>
-          <w:rFonts w:hint="eastAsia"/>
-        </w:rPr>
-        <w:t>开启多端登录后可以合并用时</w:t>
-      </w:r>
-      <w:r>
-        <w:rPr>
-          <w:rFonts w:hint="eastAsia"/>
-        </w:rPr>
-        <w:t>,</w:t>
-      </w:r>
-      <w:r>
-        <w:rPr>
-          <w:rFonts w:hint="eastAsia"/>
-        </w:rPr>
-        <w:t>如果有两个用户在线</w:t>
-      </w:r>
-      <w:r>
-        <w:rPr>
-          <w:rFonts w:hint="eastAsia"/>
-        </w:rPr>
-        <w:t>,</w:t>
-      </w:r>
-      <w:r>
-        <w:rPr>
-          <w:rFonts w:hint="eastAsia"/>
-        </w:rPr>
-        <w:t>那么会翻倍减少可用时间</w:t>
-      </w:r>
-      <w:r>
-        <w:rPr>
-          <w:rFonts w:hint="eastAsia"/>
-        </w:rPr>
-        <w:t>,</w:t>
-      </w:r>
-      <w:r>
-        <w:rPr>
-          <w:rFonts w:hint="eastAsia"/>
-        </w:rPr>
-        <w:t>比如一个用户可以在线</w:t>
-      </w:r>
-      <w:r>
-        <w:rPr>
-          <w:rFonts w:hint="eastAsia"/>
-        </w:rPr>
-        <w:t>60</w:t>
-      </w:r>
-      <w:r>
-        <w:rPr>
-          <w:rFonts w:hint="eastAsia"/>
-        </w:rPr>
-        <w:t>秒</w:t>
-      </w:r>
-      <w:r>
-        <w:rPr>
-          <w:rFonts w:hint="eastAsia"/>
-        </w:rPr>
-        <w:t>,</w:t>
-      </w:r>
-      <w:r>
-        <w:rPr>
-          <w:rFonts w:hint="eastAsia"/>
-        </w:rPr>
-        <w:t>两个用户只有</w:t>
-      </w:r>
-      <w:r>
-        <w:rPr>
-          <w:rFonts w:hint="eastAsia"/>
-        </w:rPr>
-        <w:t>30</w:t>
-      </w:r>
-      <w:r>
-        <w:rPr>
-          <w:rFonts w:hint="eastAsia"/>
-        </w:rPr>
-        <w:t>秒</w:t>
-      </w:r>
-      <w:r>
-        <w:rPr>
-          <w:rFonts w:hint="eastAsia"/>
-        </w:rPr>
-        <w:t>.</w:t>
-      </w:r>
-    </w:p>
-    <w:p>
-      <w:pPr>
-        <w:pStyle w:val="3"/>
-      </w:pPr>
-      <w:bookmarkStart w:id="95" w:name="_Toc233722170"/>
-      <w:r>
-        <w:rPr>
-          <w:rFonts w:hint="eastAsia"/>
-        </w:rPr>
-        <w:t xml:space="preserve">7.3.2 </w:t>
-      </w:r>
-      <w:r>
-        <w:rPr>
-          <w:rFonts w:hint="eastAsia"/>
-        </w:rPr>
-        <w:t>次数卡</w:t>
-      </w:r>
-      <w:bookmarkEnd w:id="95"/>
-    </w:p>
-    <w:p>
-      <w:pPr>
-        <w:ind w:firstLine="420"/>
-      </w:pPr>
-      <w:r>
-        <w:rPr>
-          <w:rFonts w:hint="eastAsia"/>
-        </w:rPr>
-        <w:t>TIME</w:t>
-      </w:r>
-      <w:r>
-        <w:rPr>
-          <w:rFonts w:hint="eastAsia"/>
-        </w:rPr>
-        <w:t>类型</w:t>
-      </w:r>
-      <w:r>
-        <w:rPr>
-          <w:rFonts w:hint="eastAsia"/>
-        </w:rPr>
-        <w:t>,</w:t>
-      </w:r>
-      <w:r>
-        <w:rPr>
-          <w:rFonts w:hint="eastAsia"/>
-        </w:rPr>
-        <w:t>次数卡</w:t>
-      </w:r>
-      <w:r>
-        <w:rPr>
-          <w:rFonts w:hint="eastAsia"/>
-        </w:rPr>
-        <w:t>,</w:t>
-      </w:r>
-      <w:r>
-        <w:rPr>
-          <w:rFonts w:hint="eastAsia"/>
-        </w:rPr>
-        <w:t>代表可用次数</w:t>
-      </w:r>
-      <w:r>
-        <w:rPr>
-          <w:rFonts w:hint="eastAsia"/>
-        </w:rPr>
-        <w:t>,</w:t>
-      </w:r>
-      <w:r>
-        <w:rPr>
-          <w:rFonts w:hint="eastAsia"/>
-        </w:rPr>
-        <w:t>每次登录后会减</w:t>
-      </w:r>
-      <w:r>
-        <w:rPr>
-          <w:rFonts w:hint="eastAsia"/>
-        </w:rPr>
-        <w:t>1,</w:t>
-      </w:r>
-      <w:r>
-        <w:rPr>
-          <w:rFonts w:hint="eastAsia"/>
-        </w:rPr>
-        <w:t>这种类型卡和在线时间无关</w:t>
-      </w:r>
-      <w:r>
-        <w:rPr>
-          <w:rFonts w:hint="eastAsia"/>
-        </w:rPr>
-        <w:t>.</w:t>
-      </w:r>
-      <w:r>
-        <w:rPr>
-          <w:rFonts w:hint="eastAsia"/>
-        </w:rPr>
-        <w:t>也就是说登录后无论在线多久都不会过期</w:t>
-      </w:r>
-      <w:r>
-        <w:rPr>
-          <w:rFonts w:hint="eastAsia"/>
-        </w:rPr>
-        <w:t>.</w:t>
-      </w:r>
-      <w:r>
-        <w:rPr>
-          <w:rFonts w:hint="eastAsia"/>
-        </w:rPr>
-        <w:t>除非下次登录才会验证</w:t>
-      </w:r>
-      <w:r>
-        <w:rPr>
-          <w:rFonts w:hint="eastAsia"/>
-        </w:rPr>
-        <w:t>.</w:t>
-      </w:r>
-    </w:p>
-    <w:p>
-      <w:pPr>
-        <w:ind w:firstLine="420"/>
-      </w:pPr>
-      <w:r>
-        <w:rPr>
-          <w:rFonts w:hint="eastAsia"/>
-        </w:rPr>
-        <w:t>这种卡类型同样适用于多端登录</w:t>
-      </w:r>
-      <w:r>
-        <w:rPr>
-          <w:rFonts w:hint="eastAsia"/>
-        </w:rPr>
-        <w:t>,</w:t>
-      </w:r>
-      <w:r>
-        <w:rPr>
-          <w:rFonts w:hint="eastAsia"/>
-        </w:rPr>
-        <w:t>每次登录减少一次可用登录次数</w:t>
-      </w:r>
-      <w:r>
-        <w:rPr>
-          <w:rFonts w:hint="eastAsia"/>
-        </w:rPr>
-        <w:t>.</w:t>
-      </w:r>
-    </w:p>
-    <w:p>
-      <w:pPr>
-        <w:ind w:firstLine="420"/>
-      </w:pPr>
-      <w:r>
-        <w:rPr>
-          <w:rFonts w:hint="eastAsia"/>
-        </w:rPr>
-        <w:t>卡拥有时间就是可以使用的次数</w:t>
-      </w:r>
-      <w:r>
-        <w:rPr>
-          <w:rFonts w:hint="eastAsia"/>
-        </w:rPr>
-        <w:t>,</w:t>
-      </w:r>
-      <w:r>
-        <w:rPr>
-          <w:rFonts w:hint="eastAsia"/>
-        </w:rPr>
-        <w:t>可以直接填写值</w:t>
-      </w:r>
-      <w:r>
-        <w:rPr>
-          <w:rFonts w:hint="eastAsia"/>
-        </w:rPr>
-        <w:t>,</w:t>
-      </w:r>
-      <w:r>
-        <w:rPr>
-          <w:rFonts w:hint="eastAsia"/>
-        </w:rPr>
-        <w:t>比如</w:t>
-      </w:r>
-      <w:r>
-        <w:rPr>
-          <w:rFonts w:hint="eastAsia"/>
-        </w:rPr>
-        <w:t>60,</w:t>
-      </w:r>
-      <w:r>
-        <w:rPr>
-          <w:rFonts w:hint="eastAsia"/>
-        </w:rPr>
-        <w:t>就是代表可以登录</w:t>
-      </w:r>
-      <w:r>
-        <w:rPr>
-          <w:rFonts w:hint="eastAsia"/>
-        </w:rPr>
-        <w:t>60</w:t>
-      </w:r>
-      <w:r>
-        <w:rPr>
-          <w:rFonts w:hint="eastAsia"/>
-        </w:rPr>
-        <w:t>次</w:t>
-      </w:r>
-      <w:r>
-        <w:rPr>
-          <w:rFonts w:hint="eastAsia"/>
-        </w:rPr>
-        <w:t>.</w:t>
-      </w:r>
-    </w:p>
-    <w:p>
-      <w:pPr>
-        <w:pStyle w:val="3"/>
-      </w:pPr>
-      <w:bookmarkStart w:id="96" w:name="_Toc233722171"/>
-      <w:r>
-        <w:rPr>
-          <w:rFonts w:hint="eastAsia"/>
-        </w:rPr>
-        <w:t xml:space="preserve">7.3.3 </w:t>
-      </w:r>
-      <w:r>
-        <w:rPr>
-          <w:rFonts w:hint="eastAsia"/>
-        </w:rPr>
-        <w:t>天数卡</w:t>
-      </w:r>
-      <w:bookmarkEnd w:id="96"/>
-    </w:p>
-    <w:p>
-      <w:pPr>
-        <w:ind w:firstLine="420"/>
-      </w:pPr>
-      <w:r>
-        <w:rPr>
-          <w:rFonts w:hint="eastAsia"/>
-        </w:rPr>
-        <w:t>DAY</w:t>
-      </w:r>
-      <w:r>
-        <w:rPr>
-          <w:rFonts w:hint="eastAsia"/>
-        </w:rPr>
-        <w:t>类型</w:t>
-      </w:r>
-      <w:r>
-        <w:rPr>
-          <w:rFonts w:hint="eastAsia"/>
-        </w:rPr>
-        <w:t>.</w:t>
-      </w:r>
-      <w:r>
-        <w:rPr>
-          <w:rFonts w:hint="eastAsia"/>
-        </w:rPr>
-        <w:t>天数卡</w:t>
-      </w:r>
-      <w:r>
-        <w:rPr>
-          <w:rFonts w:hint="eastAsia"/>
-        </w:rPr>
-        <w:t>,</w:t>
-      </w:r>
-      <w:r>
-        <w:rPr>
-          <w:rFonts w:hint="eastAsia"/>
-        </w:rPr>
-        <w:t>按照天扣除</w:t>
-      </w:r>
-      <w:r>
-        <w:rPr>
-          <w:rFonts w:hint="eastAsia"/>
-        </w:rPr>
-        <w:t>,</w:t>
-      </w:r>
-      <w:r>
-        <w:rPr>
-          <w:rFonts w:hint="eastAsia"/>
-        </w:rPr>
-        <w:t>设置拥有天数</w:t>
-      </w:r>
-      <w:r>
-        <w:rPr>
-          <w:rFonts w:hint="eastAsia"/>
-        </w:rPr>
-        <w:t>.</w:t>
-      </w:r>
-      <w:r>
-        <w:rPr>
-          <w:rFonts w:hint="eastAsia"/>
-        </w:rPr>
-        <w:t>当天登录无论多少次</w:t>
-      </w:r>
-      <w:r>
-        <w:rPr>
-          <w:rFonts w:hint="eastAsia"/>
-        </w:rPr>
-        <w:t>,</w:t>
-      </w:r>
-      <w:r>
-        <w:rPr>
-          <w:rFonts w:hint="eastAsia"/>
-        </w:rPr>
-        <w:t>都只扣除一天的天数</w:t>
-      </w:r>
-      <w:r>
-        <w:rPr>
-          <w:rFonts w:hint="eastAsia"/>
-        </w:rPr>
-        <w:t>,</w:t>
-      </w:r>
-      <w:r>
-        <w:rPr>
-          <w:rFonts w:hint="eastAsia"/>
-        </w:rPr>
-        <w:t>比如拥有</w:t>
-      </w:r>
-      <w:r>
-        <w:rPr>
-          <w:rFonts w:hint="eastAsia"/>
-        </w:rPr>
-        <w:t>5</w:t>
-      </w:r>
-      <w:r>
-        <w:rPr>
-          <w:rFonts w:hint="eastAsia"/>
-        </w:rPr>
-        <w:t>天</w:t>
-      </w:r>
-      <w:r>
-        <w:rPr>
-          <w:rFonts w:hint="eastAsia"/>
-        </w:rPr>
-        <w:t>,</w:t>
-      </w:r>
-      <w:r>
-        <w:rPr>
-          <w:rFonts w:hint="eastAsia"/>
-        </w:rPr>
-        <w:t>当天</w:t>
-      </w:r>
-      <w:r>
-        <w:rPr>
-          <w:rFonts w:hint="eastAsia"/>
-        </w:rPr>
-        <w:t>5</w:t>
-      </w:r>
-      <w:r>
-        <w:rPr>
-          <w:rFonts w:hint="eastAsia"/>
-        </w:rPr>
-        <w:t>号登录过</w:t>
-      </w:r>
-      <w:r>
-        <w:rPr>
-          <w:rFonts w:hint="eastAsia"/>
-        </w:rPr>
-        <w:t>,</w:t>
-      </w:r>
-      <w:r>
-        <w:rPr>
-          <w:rFonts w:hint="eastAsia"/>
-        </w:rPr>
-        <w:t>扣除一次</w:t>
-      </w:r>
-      <w:r>
-        <w:rPr>
-          <w:rFonts w:hint="eastAsia"/>
-        </w:rPr>
-        <w:t>,</w:t>
-      </w:r>
-      <w:r>
-        <w:rPr>
-          <w:rFonts w:hint="eastAsia"/>
-        </w:rPr>
-        <w:t>剩余</w:t>
-      </w:r>
-      <w:r>
-        <w:rPr>
-          <w:rFonts w:hint="eastAsia"/>
-        </w:rPr>
-        <w:t>4</w:t>
-      </w:r>
-      <w:r>
-        <w:rPr>
-          <w:rFonts w:hint="eastAsia"/>
-        </w:rPr>
-        <w:t>天</w:t>
-      </w:r>
-      <w:r>
-        <w:rPr>
-          <w:rFonts w:hint="eastAsia"/>
-        </w:rPr>
-        <w:t>,</w:t>
-      </w:r>
-      <w:r>
-        <w:rPr>
-          <w:rFonts w:hint="eastAsia"/>
-        </w:rPr>
-        <w:t>那么</w:t>
-      </w:r>
-      <w:r>
-        <w:rPr>
-          <w:rFonts w:hint="eastAsia"/>
-        </w:rPr>
-        <w:t>5</w:t>
-      </w:r>
-      <w:r>
-        <w:rPr>
-          <w:rFonts w:hint="eastAsia"/>
-        </w:rPr>
-        <w:t>号当天无论登录多少次都剩余</w:t>
-      </w:r>
-      <w:r>
-        <w:rPr>
-          <w:rFonts w:hint="eastAsia"/>
-        </w:rPr>
-        <w:t>4</w:t>
-      </w:r>
-      <w:r>
-        <w:rPr>
-          <w:rFonts w:hint="eastAsia"/>
-        </w:rPr>
-        <w:t>天</w:t>
-      </w:r>
-      <w:r>
-        <w:rPr>
-          <w:rFonts w:hint="eastAsia"/>
-        </w:rPr>
-        <w:t>.</w:t>
-      </w:r>
-    </w:p>
-    <w:p>
-      <w:pPr>
-        <w:ind w:firstLine="420"/>
-      </w:pPr>
-      <w:r>
-        <w:rPr>
-          <w:rFonts w:hint="eastAsia"/>
-        </w:rPr>
-        <w:t>此卡类型不合并用时将不做任何处理</w:t>
-      </w:r>
-      <w:r>
-        <w:rPr>
-          <w:rFonts w:hint="eastAsia"/>
-        </w:rPr>
-        <w:t>,</w:t>
-      </w:r>
-      <w:r>
-        <w:rPr>
-          <w:rFonts w:hint="eastAsia"/>
-        </w:rPr>
-        <w:t>开启后</w:t>
-      </w:r>
-      <w:r>
-        <w:rPr>
-          <w:rFonts w:hint="eastAsia"/>
-        </w:rPr>
-        <w:t>,</w:t>
-      </w:r>
-      <w:r>
-        <w:rPr>
-          <w:rFonts w:hint="eastAsia"/>
-        </w:rPr>
-        <w:t>没有效果</w:t>
-      </w:r>
-      <w:r>
-        <w:rPr>
-          <w:rFonts w:hint="eastAsia"/>
-        </w:rPr>
-        <w:t>,</w:t>
-      </w:r>
-      <w:r>
-        <w:rPr>
-          <w:rFonts w:hint="eastAsia"/>
-        </w:rPr>
-        <w:t>只是允许了多端登录而已</w:t>
-      </w:r>
-      <w:r>
-        <w:rPr>
-          <w:rFonts w:hint="eastAsia"/>
-        </w:rPr>
-        <w:t>,</w:t>
-      </w:r>
-      <w:r>
-        <w:rPr>
-          <w:rFonts w:hint="eastAsia"/>
-        </w:rPr>
-        <w:t>请用户自己考虑是否开启此选项</w:t>
-      </w:r>
-      <w:r>
-        <w:rPr>
-          <w:rFonts w:hint="eastAsia"/>
-        </w:rPr>
-        <w:t>.</w:t>
-      </w:r>
-    </w:p>
-    <w:p>
-      <w:pPr>
-        <w:pStyle w:val="3"/>
-      </w:pPr>
-      <w:bookmarkStart w:id="97" w:name="_Toc233722172"/>
-      <w:r>
-        <w:rPr>
-          <w:rFonts w:hint="eastAsia"/>
-        </w:rPr>
-        <w:t xml:space="preserve">7.3.4 </w:t>
-      </w:r>
-      <w:r>
-        <w:rPr>
-          <w:rFonts w:hint="eastAsia"/>
-        </w:rPr>
-        <w:t>自定义日期卡</w:t>
-      </w:r>
-      <w:bookmarkEnd w:id="97"/>
-    </w:p>
-    <w:p>
-      <w:pPr>
-        <w:ind w:firstLine="420"/>
-      </w:pPr>
-      <w:r>
-        <w:rPr>
-          <w:rFonts w:hint="eastAsia"/>
-        </w:rPr>
-        <w:t>CUSTOM</w:t>
-      </w:r>
-      <w:r>
-        <w:rPr>
-          <w:rFonts w:hint="eastAsia"/>
-        </w:rPr>
-        <w:t>卡类型</w:t>
-      </w:r>
-      <w:r>
-        <w:rPr>
-          <w:rFonts w:hint="eastAsia"/>
-        </w:rPr>
-        <w:t>,</w:t>
-      </w:r>
-      <w:r>
-        <w:rPr>
-          <w:rFonts w:hint="eastAsia"/>
-        </w:rPr>
-        <w:t>自定义时间卡</w:t>
-      </w:r>
-      <w:r>
-        <w:rPr>
-          <w:rFonts w:hint="eastAsia"/>
-        </w:rPr>
-        <w:t>,</w:t>
-      </w:r>
-      <w:r>
-        <w:rPr>
-          <w:rFonts w:hint="eastAsia"/>
-        </w:rPr>
-        <w:t>卡拥有时间为到期日期</w:t>
-      </w:r>
-      <w:r>
-        <w:rPr>
-          <w:rFonts w:hint="eastAsia"/>
-        </w:rPr>
-        <w:t>,</w:t>
-      </w:r>
-      <w:r>
-        <w:rPr>
-          <w:rFonts w:hint="eastAsia"/>
-        </w:rPr>
-        <w:t>请按照固定格式填写</w:t>
-      </w:r>
-      <w:r>
-        <w:rPr>
-          <w:rFonts w:hint="eastAsia"/>
-        </w:rPr>
-        <w:t>,</w:t>
-      </w:r>
-      <w:r>
-        <w:rPr>
-          <w:rFonts w:hint="eastAsia"/>
-        </w:rPr>
-        <w:t>如</w:t>
-      </w:r>
-      <w:r>
-        <w:rPr>
-          <w:rFonts w:hint="eastAsia"/>
-        </w:rPr>
-        <w:t>:yyyy-mm-dd hh:mm:ss,</w:t>
-      </w:r>
-      <w:r>
-        <w:rPr>
-          <w:rFonts w:hint="eastAsia"/>
-        </w:rPr>
-        <w:t>比如到期时间</w:t>
-      </w:r>
-      <w:r>
-        <w:rPr>
-          <w:rFonts w:hint="eastAsia"/>
-        </w:rPr>
-        <w:t>2023-11-20 10:10:01.</w:t>
-      </w:r>
-    </w:p>
-    <w:p>
-      <w:pPr>
-        <w:ind w:firstLine="420"/>
-      </w:pPr>
-      <w:r>
-        <w:rPr>
-          <w:rFonts w:hint="eastAsia"/>
-        </w:rPr>
-        <w:t>此卡类型不合并用时将不做任何处理</w:t>
-      </w:r>
-      <w:r>
-        <w:rPr>
-          <w:rFonts w:hint="eastAsia"/>
-        </w:rPr>
-        <w:t>,</w:t>
-      </w:r>
-      <w:r>
-        <w:rPr>
-          <w:rFonts w:hint="eastAsia"/>
-        </w:rPr>
-        <w:t>开启后</w:t>
-      </w:r>
-      <w:r>
-        <w:rPr>
-          <w:rFonts w:hint="eastAsia"/>
-        </w:rPr>
-        <w:t>,</w:t>
-      </w:r>
-      <w:r>
-        <w:rPr>
-          <w:rFonts w:hint="eastAsia"/>
-        </w:rPr>
-        <w:t>没有效果</w:t>
-      </w:r>
-      <w:r>
-        <w:rPr>
-          <w:rFonts w:hint="eastAsia"/>
-        </w:rPr>
-        <w:t>,</w:t>
-      </w:r>
-      <w:r>
-        <w:rPr>
-          <w:rFonts w:hint="eastAsia"/>
-        </w:rPr>
-        <w:t>只是允许了多端登录而已</w:t>
-      </w:r>
-      <w:r>
-        <w:rPr>
-          <w:rFonts w:hint="eastAsia"/>
-        </w:rPr>
-        <w:t>,</w:t>
-      </w:r>
-      <w:r>
-        <w:rPr>
-          <w:rFonts w:hint="eastAsia"/>
-        </w:rPr>
-        <w:t>请用户自己考虑是否开启此选项</w:t>
-      </w:r>
-      <w:r>
-        <w:rPr>
-          <w:rFonts w:hint="eastAsia"/>
-        </w:rPr>
-        <w:t>.</w:t>
-      </w:r>
-    </w:p>
-    <w:p>
-      <w:pPr>
-        <w:pStyle w:val="2"/>
-      </w:pPr>
-      <w:bookmarkStart w:id="98" w:name="_Toc233722173"/>
-      <w:r>
-        <w:rPr>
-          <w:rFonts w:hint="eastAsia"/>
-        </w:rPr>
-        <w:lastRenderedPageBreak/>
-        <w:t xml:space="preserve">7.4 </w:t>
-      </w:r>
-      <w:r>
-        <w:rPr>
-          <w:rFonts w:hint="eastAsia"/>
-        </w:rPr>
-        <w:t>客户端</w:t>
-      </w:r>
-      <w:r>
-        <w:rPr>
-          <w:rFonts w:hint="eastAsia"/>
-        </w:rPr>
-        <w:t>SDK</w:t>
-      </w:r>
-      <w:bookmarkEnd w:id="98"/>
-    </w:p>
-    <w:p>
-      <w:pPr>
-        <w:ind w:firstLine="420"/>
-      </w:pPr>
-      <w:r>
-        <w:rPr>
-          <w:rFonts w:hint="eastAsia"/>
-        </w:rPr>
-        <w:t>客户端</w:t>
-      </w:r>
-      <w:r>
-        <w:rPr>
-          <w:rFonts w:hint="eastAsia"/>
-        </w:rPr>
-        <w:t xml:space="preserve">SDK:AuthorizeModule_Client </w:t>
-      </w:r>
-      <w:r>
-        <w:rPr>
-          <w:rFonts w:hint="eastAsia"/>
-        </w:rPr>
-        <w:t>模块</w:t>
-      </w:r>
-      <w:r>
-        <w:rPr>
-          <w:rFonts w:hint="eastAsia"/>
-        </w:rPr>
-        <w:t>,</w:t>
-      </w:r>
-      <w:r>
-        <w:rPr>
-          <w:rFonts w:hint="eastAsia"/>
-        </w:rPr>
-        <w:t>此模块封装了登录接口</w:t>
-      </w:r>
-      <w:r>
-        <w:rPr>
-          <w:rFonts w:hint="eastAsia"/>
-        </w:rPr>
-        <w:t>,</w:t>
-      </w:r>
-      <w:r>
-        <w:rPr>
-          <w:rFonts w:hint="eastAsia"/>
-        </w:rPr>
-        <w:t>可以用于处理登录和超时判断</w:t>
-      </w:r>
-      <w:r>
-        <w:rPr>
-          <w:rFonts w:hint="eastAsia"/>
-        </w:rPr>
-        <w:t>.</w:t>
-      </w:r>
-    </w:p>
-    <w:p>
-      <w:pPr>
-        <w:ind w:firstLine="420"/>
-      </w:pPr>
-      <w:r>
-        <w:rPr>
-          <w:rFonts w:hint="eastAsia"/>
-        </w:rPr>
-        <w:t>通过</w:t>
-      </w:r>
-      <w:r>
-        <w:rPr>
-          <w:rFonts w:hint="eastAsia"/>
-        </w:rPr>
-        <w:t>AuthClient_Connector_Connect</w:t>
-      </w:r>
-      <w:r>
-        <w:rPr>
-          <w:rFonts w:hint="eastAsia"/>
-        </w:rPr>
-        <w:t>链接上服务器后</w:t>
-      </w:r>
-      <w:r>
-        <w:rPr>
-          <w:rFonts w:hint="eastAsia"/>
-        </w:rPr>
-        <w:t>.</w:t>
-      </w:r>
-      <w:r>
-        <w:rPr>
-          <w:rFonts w:hint="eastAsia"/>
-        </w:rPr>
-        <w:t>在通过</w:t>
-      </w:r>
-      <w:r>
-        <w:rPr>
-          <w:rFonts w:hint="eastAsia"/>
-        </w:rPr>
-        <w:t>AuthClient_Connector_Login</w:t>
-      </w:r>
-      <w:r>
-        <w:rPr>
-          <w:rFonts w:hint="eastAsia"/>
-        </w:rPr>
-        <w:t>函数登录</w:t>
-      </w:r>
-      <w:r>
-        <w:rPr>
-          <w:rFonts w:hint="eastAsia"/>
-        </w:rPr>
-        <w:t>.</w:t>
-      </w:r>
-      <w:r>
-        <w:rPr>
-          <w:rFonts w:hint="eastAsia"/>
-        </w:rPr>
-        <w:t>登录成功后可以通过</w:t>
-      </w:r>
-      <w:r>
-        <w:rPr>
-          <w:rFonts w:hint="eastAsia"/>
-        </w:rPr>
-        <w:t>AuthClient_Connector_GetAuth</w:t>
-      </w:r>
-      <w:r>
-        <w:rPr>
-          <w:rFonts w:hint="eastAsia"/>
-        </w:rPr>
-        <w:t>函数来判断验证是否超时还是离线</w:t>
-      </w:r>
-      <w:r>
-        <w:rPr>
-          <w:rFonts w:hint="eastAsia"/>
-        </w:rPr>
-        <w:t>.</w:t>
-      </w:r>
-    </w:p>
-    <w:p>
-      <w:pPr>
-        <w:ind w:firstLine="420"/>
-      </w:pPr>
-      <w:r>
-        <w:rPr>
-          <w:rFonts w:hint="eastAsia"/>
-        </w:rPr>
-        <w:t>在</w:t>
-      </w:r>
-      <w:r>
-        <w:rPr>
-          <w:rFonts w:hint="eastAsia"/>
-        </w:rPr>
-        <w:t>E</w:t>
-      </w:r>
-      <w:r>
-        <w:rPr>
-          <w:rFonts w:hint="eastAsia"/>
-        </w:rPr>
-        <w:t>语言例子中就使用了此模块来实现验证</w:t>
-      </w:r>
-      <w:r>
-        <w:rPr>
-          <w:rFonts w:hint="eastAsia"/>
-        </w:rPr>
-        <w:t>.</w:t>
-      </w:r>
-      <w:r>
-        <w:rPr>
-          <w:rFonts w:hint="eastAsia"/>
-        </w:rPr>
-        <w:t>需要把这个模块进行</w:t>
-      </w:r>
-      <w:r>
-        <w:rPr>
-          <w:rFonts w:hint="eastAsia"/>
-        </w:rPr>
-        <w:t>x86-release</w:t>
-      </w:r>
-      <w:r>
-        <w:rPr>
-          <w:rFonts w:hint="eastAsia"/>
-        </w:rPr>
-        <w:t>编译才可以使用</w:t>
-      </w:r>
-      <w:r>
-        <w:rPr>
-          <w:rFonts w:hint="eastAsia"/>
-        </w:rPr>
-        <w:t>.</w:t>
-      </w:r>
-    </w:p>
-    <w:p>
-      <w:pPr>
-        <w:ind w:firstLine="420"/>
-        <w:rPr>
-          <w:color w:val="C00000"/>
-        </w:rPr>
-      </w:pPr>
-      <w:r>
-        <w:rPr>
-          <w:rFonts w:hint="eastAsia"/>
-          <w:color w:val="C00000"/>
-        </w:rPr>
-        <w:t>请注意</w:t>
-      </w:r>
-      <w:r>
-        <w:rPr>
-          <w:rFonts w:hint="eastAsia"/>
-          <w:color w:val="C00000"/>
-        </w:rPr>
-        <w:t>:</w:t>
-      </w:r>
-      <w:r>
-        <w:rPr>
-          <w:rFonts w:hint="eastAsia"/>
-          <w:color w:val="C00000"/>
-        </w:rPr>
-        <w:t>密码只能是数字或者字母</w:t>
-      </w:r>
-      <w:r>
-        <w:rPr>
-          <w:rFonts w:hint="eastAsia"/>
-          <w:color w:val="C00000"/>
-        </w:rPr>
-        <w:t>.</w:t>
-      </w:r>
-      <w:r>
-        <w:rPr>
-          <w:rFonts w:hint="eastAsia"/>
-          <w:color w:val="C00000"/>
-        </w:rPr>
-        <w:t>在不使用的时候需要关闭</w:t>
-      </w:r>
-      <w:r>
-        <w:rPr>
-          <w:rFonts w:hint="eastAsia"/>
-          <w:color w:val="C00000"/>
-        </w:rPr>
-        <w:t>.</w:t>
-      </w:r>
-    </w:p>
-    <w:p>
-      <w:pPr>
-        <w:ind w:firstLine="420"/>
-      </w:pPr>
-      <w:r>
-        <w:rPr>
-          <w:rFonts w:hint="eastAsia"/>
-        </w:rPr>
         <w:t>你需要依赖以下模块才能正常使用此模块的函数</w:t>
       </w:r>
       <w:r>
@@ -30149,7 +31452,7 @@
       <w:pPr>
         <w:pStyle w:val="2"/>
       </w:pPr>
-      <w:bookmarkStart w:id="99" w:name="_Toc233722174"/>
+      <w:bookmarkStart w:id="103" w:name="_Toc238116478"/>
       <w:r>
         <w:rPr>
           <w:rFonts w:hint="eastAsia"/>
@@ -30162,7 +31465,7 @@
         </w:rPr>
         <w:t>本地验证</w:t>
       </w:r>
-      <w:bookmarkEnd w:id="99"/>
+      <w:bookmarkEnd w:id="103"/>
     </w:p>
     <w:p>
       <w:pPr>
@@ -30221,7 +31524,7 @@
       <w:pPr>
         <w:pStyle w:val="3"/>
       </w:pPr>
-      <w:bookmarkStart w:id="100" w:name="_Toc233722175"/>
+      <w:bookmarkStart w:id="104" w:name="_Toc238116479"/>
       <w:r>
         <w:rPr>
           <w:rFonts w:hint="eastAsia"/>
@@ -30234,7 +31537,7 @@
         </w:rPr>
         <w:t>通过网络</w:t>
       </w:r>
-      <w:bookmarkEnd w:id="100"/>
+      <w:bookmarkEnd w:id="104"/>
     </w:p>
     <w:p>
       <w:pPr>
@@ -30281,7 +31584,7 @@
       <w:pPr>
         <w:pStyle w:val="3"/>
       </w:pPr>
-      <w:bookmarkStart w:id="101" w:name="_Toc233722176"/>
+      <w:bookmarkStart w:id="105" w:name="_Toc238116480"/>
       <w:r>
         <w:rPr>
           <w:rFonts w:hint="eastAsia"/>
@@ -30294,7 +31597,7 @@
         </w:rPr>
         <w:t>通过本地</w:t>
       </w:r>
-      <w:bookmarkEnd w:id="101"/>
+      <w:bookmarkEnd w:id="105"/>
     </w:p>
     <w:p>
       <w:pPr>
@@ -30506,34 +31809,178 @@
       <w:pPr>
         <w:pStyle w:val="2"/>
       </w:pPr>
-      <w:bookmarkStart w:id="102" w:name="_Toc233722177"/>
+      <w:bookmarkStart w:id="106" w:name="_Toc238116481"/>
+      <w:r>
+        <w:rPr>
+          <w:rFonts w:hint="eastAsia"/>
+        </w:rPr>
+        <w:t xml:space="preserve">7.6 </w:t>
+      </w:r>
+      <w:r>
+        <w:rPr>
+          <w:rFonts w:hint="eastAsia"/>
+        </w:rPr>
+        <w:t>数据库</w:t>
+      </w:r>
+      <w:bookmarkEnd w:id="106"/>
+    </w:p>
+    <w:p>
+      <w:r>
+        <w:rPr>
+          <w:rFonts w:hint="eastAsia"/>
+        </w:rPr>
+        <w:t xml:space="preserve">    </w:t>
+      </w:r>
+      <w:r>
+        <w:rPr>
+          <w:rFonts w:hint="eastAsia"/>
+        </w:rPr>
+        <w:t>我们支持两种数据库</w:t>
+      </w:r>
+      <w:r>
+        <w:rPr>
+          <w:rFonts w:hint="eastAsia"/>
+        </w:rPr>
+        <w:t>,</w:t>
+      </w:r>
+      <w:r>
+        <w:rPr>
+          <w:rFonts w:hint="eastAsia"/>
+        </w:rPr>
+        <w:t>一个</w:t>
+      </w:r>
+      <w:r>
+        <w:rPr>
+          <w:rFonts w:hint="eastAsia"/>
+        </w:rPr>
+        <w:t>SLQITE</w:t>
+      </w:r>
+      <w:r>
+        <w:rPr>
+          <w:rFonts w:hint="eastAsia"/>
+        </w:rPr>
+        <w:t>一个</w:t>
+      </w:r>
+      <w:r>
+        <w:rPr>
+          <w:rFonts w:hint="eastAsia"/>
+        </w:rPr>
+        <w:t>MYSQL,</w:t>
+      </w:r>
+      <w:r>
+        <w:rPr>
+          <w:rFonts w:hint="eastAsia"/>
+        </w:rPr>
+        <w:t>必须也只能选择一种数据库进行使用</w:t>
+      </w:r>
+    </w:p>
+    <w:p>
+      <w:pPr>
+        <w:pStyle w:val="3"/>
+      </w:pPr>
+      <w:bookmarkStart w:id="107" w:name="_Toc238116482"/>
+      <w:r>
+        <w:rPr>
+          <w:rFonts w:hint="eastAsia"/>
+        </w:rPr>
+        <w:t>7.6.1 SQLITE</w:t>
+      </w:r>
+      <w:bookmarkEnd w:id="107"/>
+    </w:p>
+    <w:p>
+      <w:r>
+        <w:rPr>
+          <w:rFonts w:hint="eastAsia"/>
+        </w:rPr>
+        <w:t xml:space="preserve">    SQLITE</w:t>
+      </w:r>
+      <w:r>
+        <w:rPr>
+          <w:rFonts w:hint="eastAsia"/>
+        </w:rPr>
+        <w:t>是本地数据库</w:t>
+      </w:r>
+      <w:r>
+        <w:rPr>
+          <w:rFonts w:hint="eastAsia"/>
+        </w:rPr>
+        <w:t>,</w:t>
+      </w:r>
+      <w:r>
+        <w:rPr>
+          <w:rFonts w:hint="eastAsia"/>
+        </w:rPr>
+        <w:t>轻量级用户可以选择这个</w:t>
+      </w:r>
+      <w:r>
+        <w:rPr>
+          <w:rFonts w:hint="eastAsia"/>
+        </w:rPr>
+        <w:t>,</w:t>
+      </w:r>
+      <w:r>
+        <w:rPr>
+          <w:rFonts w:hint="eastAsia"/>
+        </w:rPr>
+        <w:t>非常的方便</w:t>
+      </w:r>
+      <w:r>
+        <w:rPr>
+          <w:rFonts w:hint="eastAsia"/>
+        </w:rPr>
+        <w:t>,</w:t>
+      </w:r>
+      <w:r>
+        <w:rPr>
+          <w:rFonts w:hint="eastAsia"/>
+        </w:rPr>
+        <w:t>我们提供了默认的数据库文件</w:t>
+      </w:r>
+      <w:r>
+        <w:rPr>
+          <w:rFonts w:hint="eastAsia"/>
+        </w:rPr>
+        <w:t>,</w:t>
+      </w:r>
+      <w:r>
+        <w:rPr>
+          <w:rFonts w:hint="eastAsia"/>
+        </w:rPr>
+        <w:t>你不需要特定的操作就可以直接启动服务端</w:t>
+      </w:r>
+      <w:r>
+        <w:rPr>
+          <w:rFonts w:hint="eastAsia"/>
+        </w:rPr>
+        <w:t>.</w:t>
+      </w:r>
+    </w:p>
+    <w:p>
+      <w:pPr>
+        <w:pStyle w:val="3"/>
+      </w:pPr>
+      <w:bookmarkStart w:id="108" w:name="_Toc238116483"/>
       <w:r>
         <w:rPr>
           <w:rFonts w:hint="eastAsia"/>
         </w:rPr>
         <w:lastRenderedPageBreak/>
-        <w:t xml:space="preserve">7.6 </w:t>
-      </w:r>
-      <w:r>
-        <w:rPr>
-          <w:rFonts w:hint="eastAsia"/>
-        </w:rPr>
-        <w:t>数据库</w:t>
-      </w:r>
-      <w:bookmarkEnd w:id="102"/>
-    </w:p>
-    <w:p>
-      <w:r>
-        <w:rPr>
-          <w:rFonts w:hint="eastAsia"/>
-        </w:rPr>
-        <w:t xml:space="preserve">    </w:t>
-      </w:r>
-      <w:r>
-        <w:rPr>
-          <w:rFonts w:hint="eastAsia"/>
-        </w:rPr>
-        <w:t>我们支持两种数据库</w:t>
+        <w:t>7.6.2 MYSQL</w:t>
+      </w:r>
+      <w:bookmarkEnd w:id="108"/>
+    </w:p>
+    <w:p>
+      <w:r>
+        <w:rPr>
+          <w:rFonts w:hint="eastAsia"/>
+        </w:rPr>
+        <w:t xml:space="preserve">    MYSQL</w:t>
+      </w:r>
+      <w:r>
+        <w:rPr>
+          <w:rFonts w:hint="eastAsia"/>
+        </w:rPr>
+        <w:t>需要自己配置环境</w:t>
       </w:r>
       <w:r>
         <w:rPr>
@@ -30545,246 +31992,102 @@
         <w:rPr>
           <w:rFonts w:hint="eastAsia"/>
         </w:rPr>
-        <w:t>一个</w:t>
-      </w:r>
-      <w:r>
-        <w:rPr>
-          <w:rFonts w:hint="eastAsia"/>
-        </w:rPr>
-        <w:t>SLQITE</w:t>
-      </w:r>
-      <w:r>
-        <w:rPr>
-          <w:rFonts w:hint="eastAsia"/>
-        </w:rPr>
-        <w:t>一个</w:t>
-      </w:r>
-      <w:r>
-        <w:rPr>
-          <w:rFonts w:hint="eastAsia"/>
-        </w:rPr>
-        <w:t>MYSQL,</w:t>
-      </w:r>
-      <w:r>
-        <w:rPr>
-          <w:rFonts w:hint="eastAsia"/>
-        </w:rPr>
-        <w:t>必须也只能选择一种数据库进行使用</w:t>
+        <w:t>并且导入</w:t>
+      </w:r>
+      <w:r>
+        <w:rPr>
+          <w:rFonts w:hint="eastAsia"/>
+        </w:rPr>
+        <w:t>XEngine_SQL</w:t>
+      </w:r>
+      <w:r>
+        <w:rPr>
+          <w:rFonts w:hint="eastAsia"/>
+        </w:rPr>
+        <w:t>目录下的</w:t>
+      </w:r>
+      <w:r>
+        <w:rPr>
+          <w:rFonts w:hint="eastAsia"/>
+        </w:rPr>
+        <w:t>mysql.sql</w:t>
+      </w:r>
+      <w:r>
+        <w:rPr>
+          <w:rFonts w:hint="eastAsia"/>
+        </w:rPr>
+        <w:t>数据库文件才可以使用</w:t>
+      </w:r>
+      <w:r>
+        <w:rPr>
+          <w:rFonts w:hint="eastAsia"/>
+        </w:rPr>
+        <w:t>.</w:t>
+      </w:r>
+    </w:p>
+    <w:p>
+      <w:pPr>
+        <w:pStyle w:val="1"/>
+      </w:pPr>
+      <w:bookmarkStart w:id="109" w:name="_Toc238116484"/>
+      <w:r>
+        <w:rPr>
+          <w:rFonts w:hint="eastAsia"/>
+        </w:rPr>
+        <w:t>八</w:t>
+      </w:r>
+      <w:r>
+        <w:rPr>
+          <w:rFonts w:hint="eastAsia"/>
+        </w:rPr>
+        <w:t xml:space="preserve"> </w:t>
+      </w:r>
+      <w:r>
+        <w:rPr>
+          <w:rFonts w:hint="eastAsia"/>
+        </w:rPr>
+        <w:t>配置说明</w:t>
+      </w:r>
+      <w:bookmarkEnd w:id="109"/>
+    </w:p>
+    <w:p>
+      <w:pPr>
+        <w:pStyle w:val="2"/>
+      </w:pPr>
+      <w:bookmarkStart w:id="110" w:name="_Toc238116485"/>
+      <w:r>
+        <w:rPr>
+          <w:rFonts w:hint="eastAsia"/>
+        </w:rPr>
+        <w:t xml:space="preserve">8.1 </w:t>
+      </w:r>
+      <w:r>
+        <w:rPr>
+          <w:rFonts w:hint="eastAsia"/>
+        </w:rPr>
+        <w:t>基本配置文件</w:t>
+      </w:r>
+      <w:bookmarkEnd w:id="110"/>
+    </w:p>
+    <w:p>
+      <w:r>
+        <w:rPr>
+          <w:rFonts w:hint="eastAsia"/>
+        </w:rPr>
+        <w:t>配置文件</w:t>
+      </w:r>
+      <w:r>
+        <w:rPr>
+          <w:rFonts w:hint="eastAsia"/>
+        </w:rPr>
+        <w:t>:XEngine_Config.json</w:t>
       </w:r>
     </w:p>
     <w:p>
       <w:pPr>
         <w:pStyle w:val="3"/>
       </w:pPr>
-      <w:bookmarkStart w:id="103" w:name="_Toc233722178"/>
-      <w:r>
-        <w:rPr>
-          <w:rFonts w:hint="eastAsia"/>
-        </w:rPr>
-        <w:t>7.6.1 SQLITE</w:t>
-      </w:r>
-      <w:bookmarkEnd w:id="103"/>
-    </w:p>
-    <w:p>
-      <w:r>
-        <w:rPr>
-          <w:rFonts w:hint="eastAsia"/>
-        </w:rPr>
-        <w:t xml:space="preserve">    SQLITE</w:t>
-      </w:r>
-      <w:r>
-        <w:rPr>
-          <w:rFonts w:hint="eastAsia"/>
-        </w:rPr>
-        <w:t>是本地数据库</w:t>
-      </w:r>
-      <w:r>
-        <w:rPr>
-          <w:rFonts w:hint="eastAsia"/>
-        </w:rPr>
-        <w:t>,</w:t>
-      </w:r>
-      <w:r>
-        <w:rPr>
-          <w:rFonts w:hint="eastAsia"/>
-        </w:rPr>
-        <w:t>轻量级用户可以选择这个</w:t>
-      </w:r>
-      <w:r>
-        <w:rPr>
-          <w:rFonts w:hint="eastAsia"/>
-        </w:rPr>
-        <w:t>,</w:t>
-      </w:r>
-      <w:r>
-        <w:rPr>
-          <w:rFonts w:hint="eastAsia"/>
-        </w:rPr>
-        <w:t>非常的方便</w:t>
-      </w:r>
-      <w:r>
-        <w:rPr>
-          <w:rFonts w:hint="eastAsia"/>
-        </w:rPr>
-        <w:t>,</w:t>
-      </w:r>
-      <w:r>
-        <w:rPr>
-          <w:rFonts w:hint="eastAsia"/>
-        </w:rPr>
-        <w:t>我们提供了默认的数据库文件</w:t>
-      </w:r>
-      <w:r>
-        <w:rPr>
-          <w:rFonts w:hint="eastAsia"/>
-        </w:rPr>
-        <w:t>,</w:t>
-      </w:r>
-      <w:r>
-        <w:rPr>
-          <w:rFonts w:hint="eastAsia"/>
-        </w:rPr>
-        <w:t>你不需要特定的操作就可以直接启动服务端</w:t>
-      </w:r>
-      <w:r>
-        <w:rPr>
-          <w:rFonts w:hint="eastAsia"/>
-        </w:rPr>
-        <w:t>.</w:t>
-      </w:r>
-    </w:p>
-    <w:p>
-      <w:pPr>
-        <w:pStyle w:val="3"/>
-      </w:pPr>
-      <w:bookmarkStart w:id="104" w:name="_Toc233722179"/>
-      <w:r>
-        <w:rPr>
-          <w:rFonts w:hint="eastAsia"/>
-        </w:rPr>
-        <w:t>7.6.2 MYSQL</w:t>
-      </w:r>
-      <w:bookmarkEnd w:id="104"/>
-    </w:p>
-    <w:p>
-      <w:r>
-        <w:rPr>
-          <w:rFonts w:hint="eastAsia"/>
-        </w:rPr>
-        <w:t xml:space="preserve">    MYSQL</w:t>
-      </w:r>
-      <w:r>
-        <w:rPr>
-          <w:rFonts w:hint="eastAsia"/>
-        </w:rPr>
-        <w:t>需要自己配置环境</w:t>
-      </w:r>
-      <w:r>
-        <w:rPr>
-          <w:rFonts w:hint="eastAsia"/>
-        </w:rPr>
-        <w:t>,</w:t>
-      </w:r>
-      <w:r>
-        <w:rPr>
-          <w:rFonts w:hint="eastAsia"/>
-        </w:rPr>
-        <w:t>并且导入</w:t>
-      </w:r>
-      <w:r>
-        <w:rPr>
-          <w:rFonts w:hint="eastAsia"/>
-        </w:rPr>
-        <w:t>XEngine_SQL</w:t>
-      </w:r>
-      <w:r>
-        <w:rPr>
-          <w:rFonts w:hint="eastAsia"/>
-        </w:rPr>
-        <w:t>目录下的</w:t>
-      </w:r>
-      <w:r>
-        <w:rPr>
-          <w:rFonts w:hint="eastAsia"/>
-        </w:rPr>
-        <w:t>mysql.sql</w:t>
-      </w:r>
-      <w:r>
-        <w:rPr>
-          <w:rFonts w:hint="eastAsia"/>
-        </w:rPr>
-        <w:t>数据库文件才可以使用</w:t>
-      </w:r>
-      <w:r>
-        <w:rPr>
-          <w:rFonts w:hint="eastAsia"/>
-        </w:rPr>
-        <w:t>.</w:t>
-      </w:r>
-    </w:p>
-    <w:p>
-      <w:pPr>
-        <w:pStyle w:val="1"/>
-      </w:pPr>
-      <w:bookmarkStart w:id="105" w:name="_Toc233722180"/>
-      <w:r>
-        <w:rPr>
-          <w:rFonts w:hint="eastAsia"/>
-        </w:rPr>
-        <w:t>八</w:t>
-      </w:r>
-      <w:r>
-        <w:rPr>
-          <w:rFonts w:hint="eastAsia"/>
-        </w:rPr>
-        <w:t xml:space="preserve"> </w:t>
-      </w:r>
-      <w:r>
-        <w:rPr>
-          <w:rFonts w:hint="eastAsia"/>
-        </w:rPr>
-        <w:t>配置说明</w:t>
-      </w:r>
-      <w:bookmarkEnd w:id="105"/>
-    </w:p>
-    <w:p>
-      <w:pPr>
-        <w:pStyle w:val="2"/>
-      </w:pPr>
-      <w:bookmarkStart w:id="106" w:name="_Toc233722181"/>
-      <w:r>
-        <w:rPr>
-          <w:rFonts w:hint="eastAsia"/>
-        </w:rPr>
-        <w:t xml:space="preserve">8.1 </w:t>
-      </w:r>
-      <w:r>
-        <w:rPr>
-          <w:rFonts w:hint="eastAsia"/>
-        </w:rPr>
-        <w:t>基本配置文件</w:t>
-      </w:r>
-      <w:bookmarkEnd w:id="106"/>
-    </w:p>
-    <w:p>
-      <w:r>
-        <w:rPr>
-          <w:rFonts w:hint="eastAsia"/>
-        </w:rPr>
-        <w:t>配置文件</w:t>
-      </w:r>
-      <w:r>
-        <w:rPr>
-          <w:rFonts w:hint="eastAsia"/>
-        </w:rPr>
-        <w:t>:XEngine_Config.json</w:t>
-      </w:r>
-    </w:p>
-    <w:p>
-      <w:pPr>
-        <w:pStyle w:val="3"/>
-      </w:pPr>
-      <w:bookmarkStart w:id="107" w:name="_Toc233722182"/>
+      <w:bookmarkStart w:id="111" w:name="_Toc238116486"/>
       <w:r>
         <w:rPr>
           <w:rFonts w:hint="eastAsia"/>
@@ -30797,7 +32100,7 @@
         </w:rPr>
         <w:t>基础配置</w:t>
       </w:r>
-      <w:bookmarkEnd w:id="107"/>
+      <w:bookmarkEnd w:id="111"/>
     </w:p>
     <w:p>
       <w:pPr>
@@ -30927,7 +32230,7 @@
       <w:pPr>
         <w:pStyle w:val="3"/>
       </w:pPr>
-      <w:bookmarkStart w:id="108" w:name="_Toc233722183"/>
+      <w:bookmarkStart w:id="112" w:name="_Toc238116487"/>
       <w:r>
         <w:rPr>
           <w:rFonts w:hint="eastAsia"/>
@@ -30940,7 +32243,7 @@
         </w:rPr>
         <w:t>最大配置</w:t>
       </w:r>
-      <w:bookmarkEnd w:id="108"/>
+      <w:bookmarkEnd w:id="112"/>
     </w:p>
     <w:p>
       <w:r>
@@ -31110,12 +32413,11 @@
       <w:pPr>
         <w:pStyle w:val="3"/>
       </w:pPr>
-      <w:bookmarkStart w:id="109" w:name="_Toc233722184"/>
-      <w:r>
-        <w:rPr>
-          <w:rFonts w:hint="eastAsia"/>
-        </w:rPr>
-        <w:lastRenderedPageBreak/>
+      <w:bookmarkStart w:id="113" w:name="_Toc238116488"/>
+      <w:r>
+        <w:rPr>
+          <w:rFonts w:hint="eastAsia"/>
+        </w:rPr>
         <w:t xml:space="preserve">8.1.3 </w:t>
       </w:r>
       <w:r>
@@ -31124,7 +32426,7 @@
         </w:rPr>
         <w:t>验证配置</w:t>
       </w:r>
-      <w:bookmarkEnd w:id="109"/>
+      <w:bookmarkEnd w:id="113"/>
     </w:p>
     <w:p>
       <w:r>
@@ -31366,6 +32668,7 @@
         <w:rPr>
           <w:rFonts w:hint="eastAsia"/>
         </w:rPr>
+        <w:lastRenderedPageBreak/>
         <w:t>st_XToken:token</w:t>
       </w:r>
       <w:r>
@@ -31403,7 +32706,7 @@
       <w:pPr>
         <w:pStyle w:val="3"/>
       </w:pPr>
-      <w:bookmarkStart w:id="110" w:name="_Toc233722185"/>
+      <w:bookmarkStart w:id="114" w:name="_Toc238116489"/>
       <w:r>
         <w:rPr>
           <w:rFonts w:hint="eastAsia"/>
@@ -31416,7 +32719,7 @@
         </w:rPr>
         <w:t>登录配置</w:t>
       </w:r>
-      <w:bookmarkEnd w:id="110"/>
+      <w:bookmarkEnd w:id="114"/>
     </w:p>
     <w:p>
       <w:r>
@@ -31614,7 +32917,7 @@
       <w:pPr>
         <w:pStyle w:val="3"/>
       </w:pPr>
-      <w:bookmarkStart w:id="111" w:name="_Toc233722186"/>
+      <w:bookmarkStart w:id="115" w:name="_Toc238116490"/>
       <w:r>
         <w:rPr>
           <w:rFonts w:hint="eastAsia"/>
@@ -31627,7 +32930,7 @@
         </w:rPr>
         <w:t>加密配置</w:t>
       </w:r>
-      <w:bookmarkEnd w:id="111"/>
+      <w:bookmarkEnd w:id="115"/>
     </w:p>
     <w:p>
       <w:r>
@@ -31729,7 +33032,7 @@
       <w:pPr>
         <w:pStyle w:val="3"/>
       </w:pPr>
-      <w:bookmarkStart w:id="112" w:name="_Toc233722187"/>
+      <w:bookmarkStart w:id="116" w:name="_Toc238116491"/>
       <w:r>
         <w:rPr>
           <w:rFonts w:hint="eastAsia"/>
@@ -31742,7 +33045,7 @@
         </w:rPr>
         <w:t>数据库配置</w:t>
       </w:r>
-      <w:bookmarkEnd w:id="112"/>
+      <w:bookmarkEnd w:id="116"/>
     </w:p>
     <w:p>
       <w:r>
@@ -31903,7 +33206,7 @@
       <w:pPr>
         <w:pStyle w:val="3"/>
       </w:pPr>
-      <w:bookmarkStart w:id="113" w:name="_Toc233722188"/>
+      <w:bookmarkStart w:id="117" w:name="_Toc238116492"/>
       <w:r>
         <w:rPr>
           <w:rFonts w:hint="eastAsia"/>
@@ -31916,7 +33219,7 @@
         </w:rPr>
         <w:t>日志配置</w:t>
       </w:r>
-      <w:bookmarkEnd w:id="113"/>
+      <w:bookmarkEnd w:id="117"/>
     </w:p>
     <w:p>
       <w:r>
@@ -31969,7 +33272,6 @@
         </w:numPr>
       </w:pPr>
       <w:r>
-        <w:lastRenderedPageBreak/>
         <w:t>nMaxCount</w:t>
       </w:r>
       <w:r>
@@ -32120,7 +33422,7 @@
       <w:pPr>
         <w:pStyle w:val="3"/>
       </w:pPr>
-      <w:bookmarkStart w:id="114" w:name="_Toc233722189"/>
+      <w:bookmarkStart w:id="118" w:name="_Toc238116493"/>
       <w:r>
         <w:rPr>
           <w:rFonts w:hint="eastAsia"/>
@@ -32133,7 +33435,7 @@
         </w:rPr>
         <w:t>报告配置</w:t>
       </w:r>
-      <w:bookmarkEnd w:id="114"/>
+      <w:bookmarkEnd w:id="118"/>
     </w:p>
     <w:p>
       <w:r>
@@ -32180,6 +33482,7 @@
         <w:rPr>
           <w:rFonts w:hint="eastAsia"/>
         </w:rPr>
+        <w:lastRenderedPageBreak/>
         <w:t>tszServiceName:</w:t>
       </w:r>
       <w:r>
@@ -32213,7 +33516,7 @@
       <w:pPr>
         <w:pStyle w:val="3"/>
       </w:pPr>
-      <w:bookmarkStart w:id="115" w:name="_Toc233722190"/>
+      <w:bookmarkStart w:id="119" w:name="_Toc238116494"/>
       <w:r>
         <w:rPr>
           <w:rFonts w:hint="eastAsia"/>
@@ -32226,7 +33529,7 @@
         </w:rPr>
         <w:t>时间配置</w:t>
       </w:r>
-      <w:bookmarkEnd w:id="115"/>
+      <w:bookmarkEnd w:id="119"/>
     </w:p>
     <w:p>
       <w:r>
@@ -32493,7 +33796,7 @@
       <w:pPr>
         <w:pStyle w:val="3"/>
       </w:pPr>
-      <w:bookmarkStart w:id="116" w:name="_Toc233722191"/>
+      <w:bookmarkStart w:id="120" w:name="_Toc238116495"/>
       <w:r>
         <w:rPr>
           <w:rFonts w:hint="eastAsia"/>
@@ -32506,7 +33809,7 @@
         </w:rPr>
         <w:t>接口验证</w:t>
       </w:r>
-      <w:bookmarkEnd w:id="116"/>
+      <w:bookmarkEnd w:id="120"/>
     </w:p>
     <w:p>
       <w:r>
@@ -32656,7 +33959,7 @@
       <w:pPr>
         <w:pStyle w:val="2"/>
       </w:pPr>
-      <w:bookmarkStart w:id="117" w:name="_Toc233722192"/>
+      <w:bookmarkStart w:id="121" w:name="_Toc238116496"/>
       <w:r>
         <w:rPr>
           <w:rFonts w:hint="eastAsia"/>
@@ -32669,7 +33972,7 @@
         </w:rPr>
         <w:t>功能开关配置</w:t>
       </w:r>
-      <w:bookmarkEnd w:id="117"/>
+      <w:bookmarkEnd w:id="121"/>
     </w:p>
     <w:p>
       <w:r>
@@ -32808,7 +34111,6 @@
         </w:numPr>
       </w:pPr>
       <w:r>
-        <w:lastRenderedPageBreak/>
         <w:t>bSwitchTime</w:t>
       </w:r>
       <w:r>
@@ -33044,20 +34346,21 @@
       <w:pPr>
         <w:pStyle w:val="1"/>
       </w:pPr>
-      <w:bookmarkStart w:id="118" w:name="_Toc233722193"/>
-      <w:r>
-        <w:rPr>
-          <w:rFonts w:hint="eastAsia"/>
-        </w:rPr>
+      <w:bookmarkStart w:id="122" w:name="_Toc238116497"/>
+      <w:r>
+        <w:rPr>
+          <w:rFonts w:hint="eastAsia"/>
+        </w:rPr>
+        <w:lastRenderedPageBreak/>
         <w:t>附录</w:t>
       </w:r>
-      <w:bookmarkEnd w:id="118"/>
+      <w:bookmarkEnd w:id="122"/>
     </w:p>
     <w:p>
       <w:pPr>
         <w:pStyle w:val="2"/>
       </w:pPr>
-      <w:bookmarkStart w:id="119" w:name="_Toc233722194"/>
+      <w:bookmarkStart w:id="123" w:name="_Toc238116498"/>
       <w:r>
         <w:rPr>
           <w:rFonts w:hint="eastAsia"/>
@@ -33076,7 +34379,7 @@
         </w:rPr>
         <w:t>类型定义</w:t>
       </w:r>
-      <w:bookmarkEnd w:id="119"/>
+      <w:bookmarkEnd w:id="123"/>
     </w:p>
     <w:p>
       <w:r>
@@ -33102,7 +34405,7 @@
       <w:pPr>
         <w:pStyle w:val="2"/>
       </w:pPr>
-      <w:bookmarkStart w:id="120" w:name="_Toc233722195"/>
+      <w:bookmarkStart w:id="124" w:name="_Toc238116499"/>
       <w:r>
         <w:rPr>
           <w:rFonts w:hint="eastAsia"/>
@@ -33121,7 +34424,7 @@
         </w:rPr>
         <w:t>协议定义</w:t>
       </w:r>
-      <w:bookmarkEnd w:id="120"/>
+      <w:bookmarkEnd w:id="124"/>
     </w:p>
     <w:p>
       <w:pPr>
@@ -33144,7 +34447,7 @@
       <w:pPr>
         <w:pStyle w:val="2"/>
       </w:pPr>
-      <w:bookmarkStart w:id="121" w:name="_Toc233722196"/>
+      <w:bookmarkStart w:id="125" w:name="_Toc238116500"/>
       <w:r>
         <w:rPr>
           <w:rFonts w:hint="eastAsia"/>
@@ -33163,7 +34466,7 @@
         </w:rPr>
         <w:t>转换定义</w:t>
       </w:r>
-      <w:bookmarkEnd w:id="121"/>
+      <w:bookmarkEnd w:id="125"/>
     </w:p>
     <w:p>
       <w:r>
@@ -33186,8 +34489,8 @@
       </w:r>
     </w:p>
     <w:sectPr>
-      <w:headerReference w:type="default" r:id="rId9"/>
-      <w:footerReference w:type="default" r:id="rId10"/>
+      <w:headerReference w:type="default" r:id="rId10"/>
+      <w:footerReference w:type="default" r:id="rId11"/>
       <w:pgSz w:w="11906" w:h="16838"/>
       <w:pgMar w:top="1440" w:right="1800" w:bottom="1440" w:left="1800" w:header="851" w:footer="992" w:gutter="0"/>
       <w:cols w:space="425"/>
@@ -33198,7 +34501,7 @@
 </file>
 
 <file path=word/endnotes.xml><?xml version="1.0" encoding="utf-8"?>
-<w:endnotes xmlns:wpc="http://schemas.microsoft.com/office/word/2010/wordprocessingCanvas" xmlns:cx="http://schemas.microsoft.com/office/drawing/2014/chartex" xmlns:cx1="http://schemas.microsoft.com/office/drawing/2015/9/8/chartex" xmlns:cx2="http://schemas.microsoft.com/office/drawing/2015/10/21/chartex" xmlns:cx3="http://schemas.microsoft.com/office/drawing/2016/5/9/chartex" xmlns:cx4="http://schemas.microsoft.com/office/drawing/2016/5/10/chartex" xmlns:cx5="http://schemas.microsoft.com/office/drawing/2016/5/11/chartex" xmlns:cx6="http://schemas.microsoft.com/office/drawing/2016/5/12/chartex" xmlns:cx7="http://schemas.microsoft.com/office/drawing/2016/5/13/chartex" xmlns:cx8="http://schemas.microsoft.com/office/drawing/2016/5/14/chartex" xmlns:mc="http://schemas.openxmlformats.org/markup-compatibility/2006" xmlns:aink="http://schemas.microsoft.com/office/drawing/2016/ink" xmlns:am3d="http://schemas.microsoft.com/office/drawing/2017/model3d" xmlns:o="urn:schemas-microsoft-com:office:office" xmlns:oel="http://schemas.microsoft.com/office/2019/extlst" xmlns:r="http://schemas.openxmlformats.org/officeDocument/2006/relationships" xmlns:m="http://schemas.openxmlformats.org/officeDocument/2006/math" xmlns:v="urn:schemas-microsoft-com:vml" xmlns:wp14="http://schemas.microsoft.com/office/word/2010/wordprocessingDrawing" xmlns:wp="http://schemas.openxmlformats.org/drawingml/2006/wordprocessingDrawing" xmlns:w10="urn:schemas-microsoft-com:office:word" xmlns:w="http://schemas.openxmlformats.org/wordprocessingml/2006/main" xmlns:w14="http://schemas.microsoft.com/office/word/2010/wordml" xmlns:w15="http://schemas.microsoft.com/office/word/2012/wordml" xmlns:w16cex="http://schemas.microsoft.com/office/word/2018/wordml/cex" xmlns:w16cid="http://schemas.microsoft.com/office/word/2016/wordml/cid" xmlns:w16="http://schemas.microsoft.com/office/word/2018/wordml" xmlns:w16du="http://schemas.microsoft.com/office/word/2023/wordml/word16du" xmlns:w16sdtdh="http://schemas.microsoft.com/office/word/2020/wordml/sdtdatahash" xmlns:w16sdtfl="http://schemas.microsoft.com/office/word/2024/wordml/sdtformatlock" xmlns:w16se="http://schemas.microsoft.com/office/word/2015/wordml/symex" xmlns:wpg="http://schemas.microsoft.com/office/word/2010/wordprocessingGroup" xmlns:wpi="http://schemas.microsoft.com/office/word/2010/wordprocessingInk" xmlns:wne="http://schemas.microsoft.com/office/word/2006/wordml" xmlns:wps="http://schemas.microsoft.com/office/word/2010/wordprocessingShape" mc:Ignorable="w14 w15 w16se w16cid w16 w16cex w16sdtdh w16sdtfl w16du wp14">
+<w:endnotes xmlns:wpc="http://schemas.microsoft.com/office/word/2010/wordprocessingCanvas" xmlns:cx="http://schemas.microsoft.com/office/drawing/2014/chartex" xmlns:cx1="http://schemas.microsoft.com/office/drawing/2015/9/8/chartex" xmlns:cx2="http://schemas.microsoft.com/office/drawing/2015/10/21/chartex" xmlns:cx3="http://schemas.microsoft.com/office/drawing/2016/5/9/chartex" xmlns:cx4="http://schemas.microsoft.com/office/drawing/2016/5/10/chartex" xmlns:cx5="http://schemas.microsoft.com/office/drawing/2016/5/11/chartex" xmlns:cx6="http://schemas.microsoft.com/office/drawing/2016/5/12/chartex" xmlns:cx7="http://schemas.microsoft.com/office/drawing/2016/5/13/chartex" xmlns:cx8="http://schemas.microsoft.com/office/drawing/2016/5/14/chartex" xmlns:mc="http://schemas.openxmlformats.org/markup-compatibility/2006" xmlns:aink="http://schemas.microsoft.com/office/drawing/2016/ink" xmlns:am3d="http://schemas.microsoft.com/office/drawing/2017/model3d" xmlns:o="urn:schemas-microsoft-com:office:office" xmlns:oel="http://schemas.microsoft.com/office/2019/extlst" xmlns:r="http://schemas.openxmlformats.org/officeDocument/2006/relationships" xmlns:m="http://schemas.openxmlformats.org/officeDocument/2006/math" xmlns:v="urn:schemas-microsoft-com:vml" xmlns:wp14="http://schemas.microsoft.com/office/word/2010/wordprocessingDrawing" xmlns:wp="http://schemas.openxmlformats.org/drawingml/2006/wordprocessingDrawing" xmlns:w10="urn:schemas-microsoft-com:office:word" xmlns:w="http://schemas.openxmlformats.org/wordprocessingml/2006/main" xmlns:w14="http://schemas.microsoft.com/office/word/2010/wordml" xmlns:w15="http://schemas.microsoft.com/office/word/2012/wordml" xmlns:w16cei="http://schemas.microsoft.com/office/word/2026/wordml/cei" xmlns:w16cex="http://schemas.microsoft.com/office/word/2018/wordml/cex" xmlns:w16cid="http://schemas.microsoft.com/office/word/2016/wordml/cid" xmlns:w16="http://schemas.microsoft.com/office/word/2018/wordml" xmlns:w16du="http://schemas.microsoft.com/office/word/2023/wordml/word16du" xmlns:w16sdtdh="http://schemas.microsoft.com/office/word/2020/wordml/sdtdatahash" xmlns:w16sdtfl="http://schemas.microsoft.com/office/word/2024/wordml/sdtformatlock" xmlns:w16se="http://schemas.microsoft.com/office/word/2015/wordml/symex" xmlns:wpg="http://schemas.microsoft.com/office/word/2010/wordprocessingGroup" xmlns:wpi="http://schemas.microsoft.com/office/word/2010/wordprocessingInk" xmlns:wne="http://schemas.microsoft.com/office/word/2006/wordml" xmlns:wps="http://schemas.microsoft.com/office/word/2010/wordprocessingShape" mc:Ignorable="w14 w15 w16se w16cid w16 w16cex w16sdtdh w16sdtfl w16du wp14">
   <w:endnote w:type="separator" w:id="-1">
     <w:p>
       <w:r>
@@ -33217,7 +34520,7 @@
 </file>
 
 <file path=word/footer1.xml><?xml version="1.0" encoding="utf-8"?>
-<w:ftr xmlns:wpc="http://schemas.microsoft.com/office/word/2010/wordprocessingCanvas" xmlns:cx="http://schemas.microsoft.com/office/drawing/2014/chartex" xmlns:cx1="http://schemas.microsoft.com/office/drawing/2015/9/8/chartex" xmlns:cx2="http://schemas.microsoft.com/office/drawing/2015/10/21/chartex" xmlns:cx3="http://schemas.microsoft.com/office/drawing/2016/5/9/chartex" xmlns:cx4="http://schemas.microsoft.com/office/drawing/2016/5/10/chartex" xmlns:cx5="http://schemas.microsoft.com/office/drawing/2016/5/11/chartex" xmlns:cx6="http://schemas.microsoft.com/office/drawing/2016/5/12/chartex" xmlns:cx7="http://schemas.microsoft.com/office/drawing/2016/5/13/chartex" xmlns:cx8="http://schemas.microsoft.com/office/drawing/2016/5/14/chartex" xmlns:mc="http://schemas.openxmlformats.org/markup-compatibility/2006" xmlns:aink="http://schemas.microsoft.com/office/drawing/2016/ink" xmlns:am3d="http://schemas.microsoft.com/office/drawing/2017/model3d" xmlns:o="urn:schemas-microsoft-com:office:office" xmlns:oel="http://schemas.microsoft.com/office/2019/extlst" xmlns:r="http://schemas.openxmlformats.org/officeDocument/2006/relationships" xmlns:m="http://schemas.openxmlformats.org/officeDocument/2006/math" xmlns:v="urn:schemas-microsoft-com:vml" xmlns:wp14="http://schemas.microsoft.com/office/word/2010/wordprocessingDrawing" xmlns:wp="http://schemas.openxmlformats.org/drawingml/2006/wordprocessingDrawing" xmlns:w10="urn:schemas-microsoft-com:office:word" xmlns:w="http://schemas.openxmlformats.org/wordprocessingml/2006/main" xmlns:w14="http://schemas.microsoft.com/office/word/2010/wordml" xmlns:w15="http://schemas.microsoft.com/office/word/2012/wordml" xmlns:w16cex="http://schemas.microsoft.com/office/word/2018/wordml/cex" xmlns:w16cid="http://schemas.microsoft.com/office/word/2016/wordml/cid" xmlns:w16="http://schemas.microsoft.com/office/word/2018/wordml" xmlns:w16du="http://schemas.microsoft.com/office/word/2023/wordml/word16du" xmlns:w16sdtdh="http://schemas.microsoft.com/office/word/2020/wordml/sdtdatahash" xmlns:w16sdtfl="http://schemas.microsoft.com/office/word/2024/wordml/sdtformatlock" xmlns:w16se="http://schemas.microsoft.com/office/word/2015/wordml/symex" xmlns:wpg="http://schemas.microsoft.com/office/word/2010/wordprocessingGroup" xmlns:wpi="http://schemas.microsoft.com/office/word/2010/wordprocessingInk" xmlns:wne="http://schemas.microsoft.com/office/word/2006/wordml" xmlns:wps="http://schemas.microsoft.com/office/word/2010/wordprocessingShape" mc:Ignorable="w14 w15 w16se w16cid w16 w16cex w16sdtdh w16sdtfl w16du wp14">
+<w:ftr xmlns:wpc="http://schemas.microsoft.com/office/word/2010/wordprocessingCanvas" xmlns:cx="http://schemas.microsoft.com/office/drawing/2014/chartex" xmlns:cx1="http://schemas.microsoft.com/office/drawing/2015/9/8/chartex" xmlns:cx2="http://schemas.microsoft.com/office/drawing/2015/10/21/chartex" xmlns:cx3="http://schemas.microsoft.com/office/drawing/2016/5/9/chartex" xmlns:cx4="http://schemas.microsoft.com/office/drawing/2016/5/10/chartex" xmlns:cx5="http://schemas.microsoft.com/office/drawing/2016/5/11/chartex" xmlns:cx6="http://schemas.microsoft.com/office/drawing/2016/5/12/chartex" xmlns:cx7="http://schemas.microsoft.com/office/drawing/2016/5/13/chartex" xmlns:cx8="http://schemas.microsoft.com/office/drawing/2016/5/14/chartex" xmlns:mc="http://schemas.openxmlformats.org/markup-compatibility/2006" xmlns:aink="http://schemas.microsoft.com/office/drawing/2016/ink" xmlns:am3d="http://schemas.microsoft.com/office/drawing/2017/model3d" xmlns:o="urn:schemas-microsoft-com:office:office" xmlns:oel="http://schemas.microsoft.com/office/2019/extlst" xmlns:r="http://schemas.openxmlformats.org/officeDocument/2006/relationships" xmlns:m="http://schemas.openxmlformats.org/officeDocument/2006/math" xmlns:v="urn:schemas-microsoft-com:vml" xmlns:wp14="http://schemas.microsoft.com/office/word/2010/wordprocessingDrawing" xmlns:wp="http://schemas.openxmlformats.org/drawingml/2006/wordprocessingDrawing" xmlns:w10="urn:schemas-microsoft-com:office:word" xmlns:w="http://schemas.openxmlformats.org/wordprocessingml/2006/main" xmlns:w14="http://schemas.microsoft.com/office/word/2010/wordml" xmlns:w15="http://schemas.microsoft.com/office/word/2012/wordml" xmlns:w16cei="http://schemas.microsoft.com/office/word/2026/wordml/cei" xmlns:w16cex="http://schemas.microsoft.com/office/word/2018/wordml/cex" xmlns:w16cid="http://schemas.microsoft.com/office/word/2016/wordml/cid" xmlns:w16="http://schemas.microsoft.com/office/word/2018/wordml" xmlns:w16du="http://schemas.microsoft.com/office/word/2023/wordml/word16du" xmlns:w16sdtdh="http://schemas.microsoft.com/office/word/2020/wordml/sdtdatahash" xmlns:w16sdtfl="http://schemas.microsoft.com/office/word/2024/wordml/sdtformatlock" xmlns:w16se="http://schemas.microsoft.com/office/word/2015/wordml/symex" xmlns:wpg="http://schemas.microsoft.com/office/word/2010/wordprocessingGroup" xmlns:wpi="http://schemas.microsoft.com/office/word/2010/wordprocessingInk" xmlns:wne="http://schemas.microsoft.com/office/word/2006/wordml" xmlns:wps="http://schemas.microsoft.com/office/word/2010/wordprocessingShape" mc:Ignorable="w14 w15 w16se w16cid w16 w16cex w16sdtdh w16sdtfl w16du wp14">
   <w:p>
     <w:pPr>
       <w:pStyle w:val="a4"/>
@@ -33383,7 +34686,7 @@
 </file>
 
 <file path=word/footnotes.xml><?xml version="1.0" encoding="utf-8"?>
-<w:footnotes xmlns:wpc="http://schemas.microsoft.com/office/word/2010/wordprocessingCanvas" xmlns:cx="http://schemas.microsoft.com/office/drawing/2014/chartex" xmlns:cx1="http://schemas.microsoft.com/office/drawing/2015/9/8/chartex" xmlns:cx2="http://schemas.microsoft.com/office/drawing/2015/10/21/chartex" xmlns:cx3="http://schemas.microsoft.com/office/drawing/2016/5/9/chartex" xmlns:cx4="http://schemas.microsoft.com/office/drawing/2016/5/10/chartex" xmlns:cx5="http://schemas.microsoft.com/office/drawing/2016/5/11/chartex" xmlns:cx6="http://schemas.microsoft.com/office/drawing/2016/5/12/chartex" xmlns:cx7="http://schemas.microsoft.com/office/drawing/2016/5/13/chartex" xmlns:cx8="http://schemas.microsoft.com/office/drawing/2016/5/14/chartex" xmlns:mc="http://schemas.openxmlformats.org/markup-compatibility/2006" xmlns:aink="http://schemas.microsoft.com/office/drawing/2016/ink" xmlns:am3d="http://schemas.microsoft.com/office/drawing/2017/model3d" xmlns:o="urn:schemas-microsoft-com:office:office" xmlns:oel="http://schemas.microsoft.com/office/2019/extlst" xmlns:r="http://schemas.openxmlformats.org/officeDocument/2006/relationships" xmlns:m="http://schemas.openxmlformats.org/officeDocument/2006/math" xmlns:v="urn:schemas-microsoft-com:vml" xmlns:wp14="http://schemas.microsoft.com/office/word/2010/wordprocessingDrawing" xmlns:wp="http://schemas.openxmlformats.org/drawingml/2006/wordprocessingDrawing" xmlns:w10="urn:schemas-microsoft-com:office:word" xmlns:w="http://schemas.openxmlformats.org/wordprocessingml/2006/main" xmlns:w14="http://schemas.microsoft.com/office/word/2010/wordml" xmlns:w15="http://schemas.microsoft.com/office/word/2012/wordml" xmlns:w16cex="http://schemas.microsoft.com/office/word/2018/wordml/cex" xmlns:w16cid="http://schemas.microsoft.com/office/word/2016/wordml/cid" xmlns:w16="http://schemas.microsoft.com/office/word/2018/wordml" xmlns:w16du="http://schemas.microsoft.com/office/word/2023/wordml/word16du" xmlns:w16sdtdh="http://schemas.microsoft.com/office/word/2020/wordml/sdtdatahash" xmlns:w16sdtfl="http://schemas.microsoft.com/office/word/2024/wordml/sdtformatlock" xmlns:w16se="http://schemas.microsoft.com/office/word/2015/wordml/symex" xmlns:wpg="http://schemas.microsoft.com/office/word/2010/wordprocessingGroup" xmlns:wpi="http://schemas.microsoft.com/office/word/2010/wordprocessingInk" xmlns:wne="http://schemas.microsoft.com/office/word/2006/wordml" xmlns:wps="http://schemas.microsoft.com/office/word/2010/wordprocessingShape" mc:Ignorable="w14 w15 w16se w16cid w16 w16cex w16sdtdh w16sdtfl w16du wp14">
+<w:footnotes xmlns:wpc="http://schemas.microsoft.com/office/word/2010/wordprocessingCanvas" xmlns:cx="http://schemas.microsoft.com/office/drawing/2014/chartex" xmlns:cx1="http://schemas.microsoft.com/office/drawing/2015/9/8/chartex" xmlns:cx2="http://schemas.microsoft.com/office/drawing/2015/10/21/chartex" xmlns:cx3="http://schemas.microsoft.com/office/drawing/2016/5/9/chartex" xmlns:cx4="http://schemas.microsoft.com/office/drawing/2016/5/10/chartex" xmlns:cx5="http://schemas.microsoft.com/office/drawing/2016/5/11/chartex" xmlns:cx6="http://schemas.microsoft.com/office/drawing/2016/5/12/chartex" xmlns:cx7="http://schemas.microsoft.com/office/drawing/2016/5/13/chartex" xmlns:cx8="http://schemas.microsoft.com/office/drawing/2016/5/14/chartex" xmlns:mc="http://schemas.openxmlformats.org/markup-compatibility/2006" xmlns:aink="http://schemas.microsoft.com/office/drawing/2016/ink" xmlns:am3d="http://schemas.microsoft.com/office/drawing/2017/model3d" xmlns:o="urn:schemas-microsoft-com:office:office" xmlns:oel="http://schemas.microsoft.com/office/2019/extlst" xmlns:r="http://schemas.openxmlformats.org/officeDocument/2006/relationships" xmlns:m="http://schemas.openxmlformats.org/officeDocument/2006/math" xmlns:v="urn:schemas-microsoft-com:vml" xmlns:wp14="http://schemas.microsoft.com/office/word/2010/wordprocessingDrawing" xmlns:wp="http://schemas.openxmlformats.org/drawingml/2006/wordprocessingDrawing" xmlns:w10="urn:schemas-microsoft-com:office:word" xmlns:w="http://schemas.openxmlformats.org/wordprocessingml/2006/main" xmlns:w14="http://schemas.microsoft.com/office/word/2010/wordml" xmlns:w15="http://schemas.microsoft.com/office/word/2012/wordml" xmlns:w16cei="http://schemas.microsoft.com/office/word/2026/wordml/cei" xmlns:w16cex="http://schemas.microsoft.com/office/word/2018/wordml/cex" xmlns:w16cid="http://schemas.microsoft.com/office/word/2016/wordml/cid" xmlns:w16="http://schemas.microsoft.com/office/word/2018/wordml" xmlns:w16du="http://schemas.microsoft.com/office/word/2023/wordml/word16du" xmlns:w16sdtdh="http://schemas.microsoft.com/office/word/2020/wordml/sdtdatahash" xmlns:w16sdtfl="http://schemas.microsoft.com/office/word/2024/wordml/sdtformatlock" xmlns:w16se="http://schemas.microsoft.com/office/word/2015/wordml/symex" xmlns:wpg="http://schemas.microsoft.com/office/word/2010/wordprocessingGroup" xmlns:wpi="http://schemas.microsoft.com/office/word/2010/wordprocessingInk" xmlns:wne="http://schemas.microsoft.com/office/word/2006/wordml" xmlns:wps="http://schemas.microsoft.com/office/word/2010/wordprocessingShape" mc:Ignorable="w14 w15 w16se w16cid w16 w16cex w16sdtdh w16sdtfl w16du wp14">
   <w:footnote w:type="separator" w:id="-1">
     <w:p>
       <w:r>
@@ -33402,7 +34705,7 @@
 </file>
 
 <file path=word/header1.xml><?xml version="1.0" encoding="utf-8"?>
-<w:hdr xmlns:wpc="http://schemas.microsoft.com/office/word/2010/wordprocessingCanvas" xmlns:cx="http://schemas.microsoft.com/office/drawing/2014/chartex" xmlns:cx1="http://schemas.microsoft.com/office/drawing/2015/9/8/chartex" xmlns:cx2="http://schemas.microsoft.com/office/drawing/2015/10/21/chartex" xmlns:cx3="http://schemas.microsoft.com/office/drawing/2016/5/9/chartex" xmlns:cx4="http://schemas.microsoft.com/office/drawing/2016/5/10/chartex" xmlns:cx5="http://schemas.microsoft.com/office/drawing/2016/5/11/chartex" xmlns:cx6="http://schemas.microsoft.com/office/drawing/2016/5/12/chartex" xmlns:cx7="http://schemas.microsoft.com/office/drawing/2016/5/13/chartex" xmlns:cx8="http://schemas.microsoft.com/office/drawing/2016/5/14/chartex" xmlns:mc="http://schemas.openxmlformats.org/markup-compatibility/2006" xmlns:aink="http://schemas.microsoft.com/office/drawing/2016/ink" xmlns:am3d="http://schemas.microsoft.com/office/drawing/2017/model3d" xmlns:o="urn:schemas-microsoft-com:office:office" xmlns:oel="http://schemas.microsoft.com/office/2019/extlst" xmlns:r="http://schemas.openxmlformats.org/officeDocument/2006/relationships" xmlns:m="http://schemas.openxmlformats.org/officeDocument/2006/math" xmlns:v="urn:schemas-microsoft-com:vml" xmlns:wp14="http://schemas.microsoft.com/office/word/2010/wordprocessingDrawing" xmlns:wp="http://schemas.openxmlformats.org/drawingml/2006/wordprocessingDrawing" xmlns:w10="urn:schemas-microsoft-com:office:word" xmlns:w="http://schemas.openxmlformats.org/wordprocessingml/2006/main" xmlns:w14="http://schemas.microsoft.com/office/word/2010/wordml" xmlns:w15="http://schemas.microsoft.com/office/word/2012/wordml" xmlns:w16cex="http://schemas.microsoft.com/office/word/2018/wordml/cex" xmlns:w16cid="http://schemas.microsoft.com/office/word/2016/wordml/cid" xmlns:w16="http://schemas.microsoft.com/office/word/2018/wordml" xmlns:w16du="http://schemas.microsoft.com/office/word/2023/wordml/word16du" xmlns:w16sdtdh="http://schemas.microsoft.com/office/word/2020/wordml/sdtdatahash" xmlns:w16sdtfl="http://schemas.microsoft.com/office/word/2024/wordml/sdtformatlock" xmlns:w16se="http://schemas.microsoft.com/office/word/2015/wordml/symex" xmlns:wpg="http://schemas.microsoft.com/office/word/2010/wordprocessingGroup" xmlns:wpi="http://schemas.microsoft.com/office/word/2010/wordprocessingInk" xmlns:wne="http://schemas.microsoft.com/office/word/2006/wordml" xmlns:wps="http://schemas.microsoft.com/office/word/2010/wordprocessingShape" mc:Ignorable="w14 w15 w16se w16cid w16 w16cex w16sdtdh w16sdtfl w16du wp14">
+<w:hdr xmlns:wpc="http://schemas.microsoft.com/office/word/2010/wordprocessingCanvas" xmlns:cx="http://schemas.microsoft.com/office/drawing/2014/chartex" xmlns:cx1="http://schemas.microsoft.com/office/drawing/2015/9/8/chartex" xmlns:cx2="http://schemas.microsoft.com/office/drawing/2015/10/21/chartex" xmlns:cx3="http://schemas.microsoft.com/office/drawing/2016/5/9/chartex" xmlns:cx4="http://schemas.microsoft.com/office/drawing/2016/5/10/chartex" xmlns:cx5="http://schemas.microsoft.com/office/drawing/2016/5/11/chartex" xmlns:cx6="http://schemas.microsoft.com/office/drawing/2016/5/12/chartex" xmlns:cx7="http://schemas.microsoft.com/office/drawing/2016/5/13/chartex" xmlns:cx8="http://schemas.microsoft.com/office/drawing/2016/5/14/chartex" xmlns:mc="http://schemas.openxmlformats.org/markup-compatibility/2006" xmlns:aink="http://schemas.microsoft.com/office/drawing/2016/ink" xmlns:am3d="http://schemas.microsoft.com/office/drawing/2017/model3d" xmlns:o="urn:schemas-microsoft-com:office:office" xmlns:oel="http://schemas.microsoft.com/office/2019/extlst" xmlns:r="http://schemas.openxmlformats.org/officeDocument/2006/relationships" xmlns:m="http://schemas.openxmlformats.org/officeDocument/2006/math" xmlns:v="urn:schemas-microsoft-com:vml" xmlns:wp14="http://schemas.microsoft.com/office/word/2010/wordprocessingDrawing" xmlns:wp="http://schemas.openxmlformats.org/drawingml/2006/wordprocessingDrawing" xmlns:w10="urn:schemas-microsoft-com:office:word" xmlns:w="http://schemas.openxmlformats.org/wordprocessingml/2006/main" xmlns:w14="http://schemas.microsoft.com/office/word/2010/wordml" xmlns:w15="http://schemas.microsoft.com/office/word/2012/wordml" xmlns:w16cei="http://schemas.microsoft.com/office/word/2026/wordml/cei" xmlns:w16cex="http://schemas.microsoft.com/office/word/2018/wordml/cex" xmlns:w16cid="http://schemas.microsoft.com/office/word/2016/wordml/cid" xmlns:w16="http://schemas.microsoft.com/office/word/2018/wordml" xmlns:w16du="http://schemas.microsoft.com/office/word/2023/wordml/word16du" xmlns:w16sdtdh="http://schemas.microsoft.com/office/word/2020/wordml/sdtdatahash" xmlns:w16sdtfl="http://schemas.microsoft.com/office/word/2024/wordml/sdtformatlock" xmlns:w16se="http://schemas.microsoft.com/office/word/2015/wordml/symex" xmlns:wpg="http://schemas.microsoft.com/office/word/2010/wordprocessingGroup" xmlns:wpi="http://schemas.microsoft.com/office/word/2010/wordprocessingInk" xmlns:wne="http://schemas.microsoft.com/office/word/2006/wordml" xmlns:wps="http://schemas.microsoft.com/office/word/2010/wordprocessingShape" mc:Ignorable="w14 w15 w16se w16cid w16 w16cex w16sdtdh w16sdtfl w16du wp14">
   <w:p>
     <w:pPr>
       <w:pStyle w:val="a6"/>
@@ -33431,7 +34734,7 @@
 </file>
 
 <file path=word/numbering.xml><?xml version="1.0" encoding="utf-8"?>
-<w:numbering xmlns:wpc="http://schemas.microsoft.com/office/word/2010/wordprocessingCanvas" xmlns:cx="http://schemas.microsoft.com/office/drawing/2014/chartex" xmlns:cx1="http://schemas.microsoft.com/office/drawing/2015/9/8/chartex" xmlns:cx2="http://schemas.microsoft.com/office/drawing/2015/10/21/chartex" xmlns:cx3="http://schemas.microsoft.com/office/drawing/2016/5/9/chartex" xmlns:cx4="http://schemas.microsoft.com/office/drawing/2016/5/10/chartex" xmlns:cx5="http://schemas.microsoft.com/office/drawing/2016/5/11/chartex" xmlns:cx6="http://schemas.microsoft.com/office/drawing/2016/5/12/chartex" xmlns:cx7="http://schemas.microsoft.com/office/drawing/2016/5/13/chartex" xmlns:cx8="http://schemas.microsoft.com/office/drawing/2016/5/14/chartex" xmlns:mc="http://schemas.openxmlformats.org/markup-compatibility/2006" xmlns:aink="http://schemas.microsoft.com/office/drawing/2016/ink" xmlns:am3d="http://schemas.microsoft.com/office/drawing/2017/model3d" xmlns:o="urn:schemas-microsoft-com:office:office" xmlns:oel="http://schemas.microsoft.com/office/2019/extlst" xmlns:r="http://schemas.openxmlformats.org/officeDocument/2006/relationships" xmlns:m="http://schemas.openxmlformats.org/officeDocument/2006/math" xmlns:v="urn:schemas-microsoft-com:vml" xmlns:wp14="http://schemas.microsoft.com/office/word/2010/wordprocessingDrawing" xmlns:wp="http://schemas.openxmlformats.org/drawingml/2006/wordprocessingDrawing" xmlns:w10="urn:schemas-microsoft-com:office:word" xmlns:w="http://schemas.openxmlformats.org/wordprocessingml/2006/main" xmlns:w14="http://schemas.microsoft.com/office/word/2010/wordml" xmlns:w15="http://schemas.microsoft.com/office/word/2012/wordml" xmlns:w16cex="http://schemas.microsoft.com/office/word/2018/wordml/cex" xmlns:w16cid="http://schemas.microsoft.com/office/word/2016/wordml/cid" xmlns:w16="http://schemas.microsoft.com/office/word/2018/wordml" xmlns:w16du="http://schemas.microsoft.com/office/word/2023/wordml/word16du" xmlns:w16sdtdh="http://schemas.microsoft.com/office/word/2020/wordml/sdtdatahash" xmlns:w16sdtfl="http://schemas.microsoft.com/office/word/2024/wordml/sdtformatlock" xmlns:w16se="http://schemas.microsoft.com/office/word/2015/wordml/symex" xmlns:wpg="http://schemas.microsoft.com/office/word/2010/wordprocessingGroup" xmlns:wpi="http://schemas.microsoft.com/office/word/2010/wordprocessingInk" xmlns:wne="http://schemas.microsoft.com/office/word/2006/wordml" xmlns:wps="http://schemas.microsoft.com/office/word/2010/wordprocessingShape" mc:Ignorable="w14 w15 w16se w16cid w16 w16cex w16sdtdh w16sdtfl w16du wp14">
+<w:numbering xmlns:wpc="http://schemas.microsoft.com/office/word/2010/wordprocessingCanvas" xmlns:cx="http://schemas.microsoft.com/office/drawing/2014/chartex" xmlns:cx1="http://schemas.microsoft.com/office/drawing/2015/9/8/chartex" xmlns:cx2="http://schemas.microsoft.com/office/drawing/2015/10/21/chartex" xmlns:cx3="http://schemas.microsoft.com/office/drawing/2016/5/9/chartex" xmlns:cx4="http://schemas.microsoft.com/office/drawing/2016/5/10/chartex" xmlns:cx5="http://schemas.microsoft.com/office/drawing/2016/5/11/chartex" xmlns:cx6="http://schemas.microsoft.com/office/drawing/2016/5/12/chartex" xmlns:cx7="http://schemas.microsoft.com/office/drawing/2016/5/13/chartex" xmlns:cx8="http://schemas.microsoft.com/office/drawing/2016/5/14/chartex" xmlns:mc="http://schemas.openxmlformats.org/markup-compatibility/2006" xmlns:aink="http://schemas.microsoft.com/office/drawing/2016/ink" xmlns:am3d="http://schemas.microsoft.com/office/drawing/2017/model3d" xmlns:o="urn:schemas-microsoft-com:office:office" xmlns:oel="http://schemas.microsoft.com/office/2019/extlst" xmlns:r="http://schemas.openxmlformats.org/officeDocument/2006/relationships" xmlns:m="http://schemas.openxmlformats.org/officeDocument/2006/math" xmlns:v="urn:schemas-microsoft-com:vml" xmlns:wp14="http://schemas.microsoft.com/office/word/2010/wordprocessingDrawing" xmlns:wp="http://schemas.openxmlformats.org/drawingml/2006/wordprocessingDrawing" xmlns:w10="urn:schemas-microsoft-com:office:word" xmlns:w="http://schemas.openxmlformats.org/wordprocessingml/2006/main" xmlns:w14="http://schemas.microsoft.com/office/word/2010/wordml" xmlns:w15="http://schemas.microsoft.com/office/word/2012/wordml" xmlns:w16cei="http://schemas.microsoft.com/office/word/2026/wordml/cei" xmlns:w16cex="http://schemas.microsoft.com/office/word/2018/wordml/cex" xmlns:w16cid="http://schemas.microsoft.com/office/word/2016/wordml/cid" xmlns:w16="http://schemas.microsoft.com/office/word/2018/wordml" xmlns:w16du="http://schemas.microsoft.com/office/word/2023/wordml/word16du" xmlns:w16sdtdh="http://schemas.microsoft.com/office/word/2020/wordml/sdtdatahash" xmlns:w16sdtfl="http://schemas.microsoft.com/office/word/2024/wordml/sdtformatlock" xmlns:w16se="http://schemas.microsoft.com/office/word/2015/wordml/symex" xmlns:wpg="http://schemas.microsoft.com/office/word/2010/wordprocessingGroup" xmlns:wpi="http://schemas.microsoft.com/office/word/2010/wordprocessingInk" xmlns:wne="http://schemas.microsoft.com/office/word/2006/wordml" xmlns:wps="http://schemas.microsoft.com/office/word/2010/wordprocessingShape" mc:Ignorable="w14 w15 w16se w16cid w16 w16cex w16sdtdh w16sdtfl w16du wp14">
   <w:abstractNum w:abstractNumId="0" w15:restartNumberingAfterBreak="0">
     <w:nsid w:val="8DFFD91B"/>
     <w:multiLevelType w:val="singleLevel"/>
@@ -34123,7 +35426,6 @@
   <w:style w:type="character" w:default="1" w:styleId="a1">
     <w:name w:val="Default Paragraph Font"/>
     <w:uiPriority w:val="1"/>
-    <w:semiHidden/>
     <w:unhideWhenUsed/>
   </w:style>
   <w:style w:type="table" w:default="1" w:styleId="a2">
